--- a/system-development/guides/development-guide-pt_PT.docx
+++ b/system-development/guides/development-guide-pt_PT.docx
@@ -256,175 +256,7 @@
         <w:jc w:val="left"/>
       </w:pPr>
       <w:r>
-        <w:rPr>
-          <w:rFonts w:ascii="Arial" w:hAnsi="Arial" w:eastAsia="Arial" w:cs="Arial"/>
-          <w:color w:val="000000"/>
-          <w:rtl w:val="0"/>
-          <w:lang w:val="en-US" w:eastAsia="pt-PT" w:bidi="pt-PT"/>
-        </w:rPr>
-        <w:t>Vers</w:t>
-      </w:r>
-      <w:r>
-        <w:rPr>
-          <w:rFonts w:ascii="Arial" w:hAnsi="Arial" w:eastAsia="Arial" w:cs="Arial"/>
-          <w:color w:val="000000"/>
-          <w:rtl w:val="0"/>
-          <w:lang w:val="pt-PT" w:eastAsia="pt-PT" w:bidi="pt-PT"/>
-        </w:rPr>
-        <w:t>ã</w:t>
-      </w:r>
-      <w:r>
-        <w:rPr>
-          <w:rFonts w:ascii="Arial" w:hAnsi="Arial" w:eastAsia="Arial" w:cs="Arial"/>
-          <w:color w:val="000000"/>
-          <w:rtl w:val="0"/>
-          <w:lang w:val="en-US" w:eastAsia="pt-PT" w:bidi="pt-PT"/>
-        </w:rPr>
-        <w:t>o</w:t>
-      </w:r>
-      <w:r>
-        <w:rPr>
-          <w:rFonts w:ascii="Arial" w:hAnsi="Arial" w:eastAsia="Arial" w:cs="Arial"/>
-          <w:color w:val="000000"/>
-          <w:rtl w:val="0"/>
-          <w:lang w:val="pt-PT" w:eastAsia="pt-PT" w:bidi="pt-PT"/>
-        </w:rPr>
-        <w:t xml:space="preserve"> </w:t>
-      </w:r>
-      <w:r>
-        <w:rPr>
-          <w:rFonts w:ascii="Arial" w:hAnsi="Arial" w:eastAsia="Arial" w:cs="Arial"/>
-          <w:color w:val="000000"/>
-          <w:rtl w:val="0"/>
-          <w:lang w:val="en-US" w:eastAsia="pt-PT" w:bidi="pt-PT"/>
-        </w:rPr>
-        <w:t>1.1.2</w:t>
-      </w:r>
-      <w:r>
-        <w:rPr>
-          <w:rFonts w:ascii="Arial" w:hAnsi="Arial" w:eastAsia="Arial" w:cs="Arial"/>
-          <w:color w:val="000000"/>
-          <w:rtl w:val="0"/>
-          <w:lang w:val="pt-PT" w:eastAsia="pt-PT" w:bidi="pt-PT"/>
-        </w:rPr>
-        <w:t xml:space="preserve"> · </w:t>
-      </w:r>
-      <w:r>
-        <w:rPr>
-          <w:rFonts w:ascii="Arial" w:hAnsi="Arial" w:eastAsia="Arial" w:cs="Arial"/>
-          <w:color w:val="000000"/>
-          <w:rtl w:val="0"/>
-          <w:lang w:val="en-US" w:eastAsia="pt-PT" w:bidi="pt-PT"/>
-        </w:rPr>
-        <w:t>Revisto</w:t>
-      </w:r>
-      <w:r>
-        <w:rPr>
-          <w:rFonts w:ascii="Arial" w:hAnsi="Arial" w:eastAsia="Arial" w:cs="Arial"/>
-          <w:color w:val="000000"/>
-          <w:rtl w:val="0"/>
-          <w:lang w:val="pt-PT" w:eastAsia="pt-PT" w:bidi="pt-PT"/>
-        </w:rPr>
-        <w:t xml:space="preserve"> </w:t>
-      </w:r>
-      <w:r>
-        <w:rPr>
-          <w:rFonts w:ascii="Arial" w:hAnsi="Arial" w:eastAsia="Arial" w:cs="Arial"/>
-          <w:color w:val="000000"/>
-          <w:rtl w:val="0"/>
-          <w:lang w:val="en-US" w:eastAsia="pt-PT" w:bidi="pt-PT"/>
-        </w:rPr>
-        <w:t>em</w:t>
-      </w:r>
-      <w:r>
-        <w:rPr>
-          <w:rFonts w:ascii="Arial" w:hAnsi="Arial" w:eastAsia="Arial" w:cs="Arial"/>
-          <w:color w:val="000000"/>
-          <w:rtl w:val="0"/>
-          <w:lang w:val="pt-PT" w:eastAsia="pt-PT" w:bidi="pt-PT"/>
-        </w:rPr>
-        <w:t xml:space="preserve"> </w:t>
-      </w:r>
-      <w:r>
-        <w:rPr>
-          <w:rFonts w:ascii="Arial" w:hAnsi="Arial" w:eastAsia="Arial" w:cs="Arial"/>
-          <w:color w:val="000000"/>
-          <w:rtl w:val="0"/>
-          <w:lang w:val="en-US" w:eastAsia="pt-PT" w:bidi="pt-PT"/>
-        </w:rPr>
-        <w:t>8</w:t>
-      </w:r>
-      <w:r>
-        <w:rPr>
-          <w:rFonts w:ascii="Arial" w:hAnsi="Arial" w:eastAsia="Arial" w:cs="Arial"/>
-          <w:color w:val="000000"/>
-          <w:rtl w:val="0"/>
-          <w:lang w:val="pt-PT" w:eastAsia="pt-PT" w:bidi="pt-PT"/>
-        </w:rPr>
-        <w:t xml:space="preserve"> </w:t>
-      </w:r>
-      <w:r>
-        <w:rPr>
-          <w:rFonts w:ascii="Arial" w:hAnsi="Arial" w:eastAsia="Arial" w:cs="Arial"/>
-          <w:color w:val="000000"/>
-          <w:rtl w:val="0"/>
-          <w:lang w:val="en-US" w:eastAsia="pt-PT" w:bidi="pt-PT"/>
-        </w:rPr>
-        <w:t>de</w:t>
-      </w:r>
-      <w:r>
-        <w:rPr>
-          <w:rFonts w:ascii="Arial" w:hAnsi="Arial" w:eastAsia="Arial" w:cs="Arial"/>
-          <w:color w:val="000000"/>
-          <w:rtl w:val="0"/>
-          <w:lang w:val="pt-PT" w:eastAsia="pt-PT" w:bidi="pt-PT"/>
-        </w:rPr>
-        <w:t xml:space="preserve"> </w:t>
-      </w:r>
-      <w:r>
-        <w:rPr>
-          <w:rFonts w:ascii="Arial" w:hAnsi="Arial" w:eastAsia="Arial" w:cs="Arial"/>
-          <w:color w:val="000000"/>
-          <w:rtl w:val="0"/>
-          <w:lang w:val="en-US" w:eastAsia="pt-PT" w:bidi="pt-PT"/>
-        </w:rPr>
-        <w:t>outubro</w:t>
-      </w:r>
-      <w:r>
-        <w:rPr>
-          <w:rFonts w:ascii="Arial" w:hAnsi="Arial" w:eastAsia="Arial" w:cs="Arial"/>
-          <w:color w:val="000000"/>
-          <w:rtl w:val="0"/>
-          <w:lang w:val="pt-PT" w:eastAsia="pt-PT" w:bidi="pt-PT"/>
-        </w:rPr>
-        <w:t xml:space="preserve"> </w:t>
-      </w:r>
-      <w:r>
-        <w:rPr>
-          <w:rFonts w:ascii="Arial" w:hAnsi="Arial" w:eastAsia="Arial" w:cs="Arial"/>
-          <w:color w:val="000000"/>
-          <w:rtl w:val="0"/>
-          <w:lang w:val="en-US" w:eastAsia="pt-PT" w:bidi="pt-PT"/>
-        </w:rPr>
-        <w:t>de</w:t>
-      </w:r>
-      <w:r>
-        <w:rPr>
-          <w:rFonts w:ascii="Arial" w:hAnsi="Arial" w:eastAsia="Arial" w:cs="Arial"/>
-          <w:color w:val="000000"/>
-          <w:rtl w:val="0"/>
-          <w:lang w:val="pt-PT" w:eastAsia="pt-PT" w:bidi="pt-PT"/>
-        </w:rPr>
-        <w:t xml:space="preserve"> </w:t>
-      </w:r>
-      <w:r>
-        <w:rPr>
-          <w:rFonts w:ascii="Arial" w:hAnsi="Arial" w:eastAsia="Arial" w:cs="Arial"/>
-          <w:color w:val="000000"/>
-          <w:rtl w:val="0"/>
-          <w:lang w:val="en-US" w:eastAsia="pt-PT" w:bidi="pt-PT"/>
-        </w:rPr>
-        <w:t>2026</w:t>
+        <w:t>1.4.0 · 2026-10-10</w:t>
       </w:r>
     </w:p>
     <w:p>
@@ -1249,7 +1081,7 @@
           <w:rtl w:val="0"/>
           <w:lang w:val="en-US" w:eastAsia="pt-PT" w:bidi="pt-PT"/>
         </w:rPr>
-        <w:t>PrintNode</w:t>
+        <w:t>CUPS</w:t>
       </w:r>
       <w:r>
         <w:rPr>
@@ -3031,7 +2863,7 @@
               <w:left w:w="100" w:type="dxa"/>
               <w:right w:w="100" w:type="dxa"/>
             </w:tcMar>
-            <w:shd w:fill="E7EDF2"/>
+            <w:shd w:fill="D9D9D9" w:val="clear"/>
           </w:tcPr>
           <w:p>
             <w:pPr>
@@ -3063,7 +2895,7 @@
               <w:left w:w="100" w:type="dxa"/>
               <w:right w:w="100" w:type="dxa"/>
             </w:tcMar>
-            <w:shd w:fill="E7EDF2"/>
+            <w:shd w:fill="D9D9D9" w:val="clear"/>
           </w:tcPr>
           <w:p>
             <w:pPr>
@@ -4279,718 +4111,14 @@
     <w:p>
       <w:pPr>
         <w:bidi w:val="0"/>
-        <w:jc w:val="left"/>
+        <w:jc w:val="start"/>
       </w:pPr>
       <w:r>
         <w:rPr>
-          <w:rFonts w:ascii="Arial" w:hAnsi="Arial" w:eastAsia="Arial" w:cs="Arial"/>
-          <w:color w:val="000000"/>
-          <w:rtl w:val="0"/>
-          <w:lang w:val="en-US" w:eastAsia="pt-PT" w:bidi="pt-PT"/>
-        </w:rPr>
-        <w:t>classic</w:t>
-      </w:r>
-      <w:r>
-        <w:rPr>
-          <w:rFonts w:ascii="Arial" w:hAnsi="Arial" w:eastAsia="Arial" w:cs="Arial"/>
-          <w:color w:val="000000"/>
-          <w:rtl w:val="0"/>
-          <w:lang w:val="pt-PT" w:eastAsia="pt-PT" w:bidi="pt-PT"/>
-        </w:rPr>
-        <w:t xml:space="preserve"> </w:t>
-      </w:r>
-      <w:r>
-        <w:rPr>
-          <w:rFonts w:ascii="Arial" w:hAnsi="Arial" w:eastAsia="Arial" w:cs="Arial"/>
-          <w:color w:val="000000"/>
-          <w:rtl w:val="0"/>
-          <w:lang w:val="en-US" w:eastAsia="pt-PT" w:bidi="pt-PT"/>
-        </w:rPr>
-        <w:t>e</w:t>
-      </w:r>
-      <w:r>
-        <w:rPr>
-          <w:rFonts w:ascii="Arial" w:hAnsi="Arial" w:eastAsia="Arial" w:cs="Arial"/>
-          <w:color w:val="000000"/>
-          <w:rtl w:val="0"/>
-          <w:lang w:val="pt-PT" w:eastAsia="pt-PT" w:bidi="pt-PT"/>
-        </w:rPr>
-        <w:t xml:space="preserve"> </w:t>
-      </w:r>
-      <w:r>
-        <w:rPr>
-          <w:rFonts w:ascii="Arial" w:hAnsi="Arial" w:eastAsia="Arial" w:cs="Arial"/>
-          <w:color w:val="000000"/>
-          <w:rtl w:val="0"/>
-          <w:lang w:val="en-US" w:eastAsia="pt-PT" w:bidi="pt-PT"/>
-        </w:rPr>
-        <w:t>compact</w:t>
-      </w:r>
-      <w:r>
-        <w:rPr>
-          <w:rFonts w:ascii="Arial" w:hAnsi="Arial" w:eastAsia="Arial" w:cs="Arial"/>
-          <w:color w:val="000000"/>
-          <w:rtl w:val="0"/>
-          <w:lang w:val="pt-PT" w:eastAsia="pt-PT" w:bidi="pt-PT"/>
-        </w:rPr>
-        <w:t xml:space="preserve"> </w:t>
-      </w:r>
-      <w:r>
-        <w:rPr>
-          <w:rFonts w:ascii="Arial" w:hAnsi="Arial" w:eastAsia="Arial" w:cs="Arial"/>
-          <w:color w:val="000000"/>
-          <w:rtl w:val="0"/>
-          <w:lang w:val="en-US" w:eastAsia="pt-PT" w:bidi="pt-PT"/>
-        </w:rPr>
-        <w:t>usam</w:t>
-      </w:r>
-      <w:r>
-        <w:rPr>
-          <w:rFonts w:ascii="Arial" w:hAnsi="Arial" w:eastAsia="Arial" w:cs="Arial"/>
-          <w:color w:val="000000"/>
-          <w:rtl w:val="0"/>
-          <w:lang w:val="pt-PT" w:eastAsia="pt-PT" w:bidi="pt-PT"/>
-        </w:rPr>
-        <w:t xml:space="preserve"> </w:t>
-      </w:r>
-      <w:r>
-        <w:rPr>
-          <w:rFonts w:ascii="Arial" w:hAnsi="Arial" w:eastAsia="Arial" w:cs="Arial"/>
-          <w:color w:val="000000"/>
-          <w:rtl w:val="0"/>
-          <w:lang w:val="en-US" w:eastAsia="pt-PT" w:bidi="pt-PT"/>
-        </w:rPr>
-        <w:t>A4</w:t>
-      </w:r>
-      <w:r>
-        <w:rPr>
-          <w:rFonts w:ascii="Arial" w:hAnsi="Arial" w:eastAsia="Arial" w:cs="Arial"/>
-          <w:color w:val="000000"/>
-          <w:rtl w:val="0"/>
-          <w:lang w:val="pt-PT" w:eastAsia="pt-PT" w:bidi="pt-PT"/>
-        </w:rPr>
-        <w:t xml:space="preserve"> </w:t>
-      </w:r>
-      <w:r>
-        <w:rPr>
-          <w:rFonts w:ascii="Arial" w:hAnsi="Arial" w:eastAsia="Arial" w:cs="Arial"/>
-          <w:color w:val="000000"/>
-          <w:rtl w:val="0"/>
-          <w:lang w:val="en-US" w:eastAsia="pt-PT" w:bidi="pt-PT"/>
-        </w:rPr>
-        <w:t>vertical.</w:t>
-      </w:r>
-      <w:r>
-        <w:rPr>
-          <w:rFonts w:ascii="Arial" w:hAnsi="Arial" w:eastAsia="Arial" w:cs="Arial"/>
-          <w:color w:val="000000"/>
-          <w:rtl w:val="0"/>
-          <w:lang w:val="pt-PT" w:eastAsia="pt-PT" w:bidi="pt-PT"/>
-        </w:rPr>
-        <w:t xml:space="preserve"> </w:t>
-      </w:r>
-      <w:r>
-        <w:rPr>
-          <w:rFonts w:ascii="Arial" w:hAnsi="Arial" w:eastAsia="Arial" w:cs="Arial"/>
-          <w:color w:val="000000"/>
-          <w:rtl w:val="0"/>
-          <w:lang w:val="en-US" w:eastAsia="pt-PT" w:bidi="pt-PT"/>
-        </w:rPr>
-        <w:t>PDF</w:t>
-      </w:r>
-      <w:r>
-        <w:rPr>
-          <w:rFonts w:ascii="Arial" w:hAnsi="Arial" w:eastAsia="Arial" w:cs="Arial"/>
-          <w:color w:val="000000"/>
-          <w:rtl w:val="0"/>
-          <w:lang w:val="pt-PT" w:eastAsia="pt-PT" w:bidi="pt-PT"/>
-        </w:rPr>
-        <w:t xml:space="preserve"> </w:t>
-      </w:r>
-      <w:r>
-        <w:rPr>
-          <w:rFonts w:ascii="Arial" w:hAnsi="Arial" w:eastAsia="Arial" w:cs="Arial"/>
-          <w:color w:val="000000"/>
-          <w:rtl w:val="0"/>
-          <w:lang w:val="en-US" w:eastAsia="pt-PT" w:bidi="pt-PT"/>
-        </w:rPr>
-        <w:t>t</w:t>
-      </w:r>
-      <w:r>
-        <w:rPr>
-          <w:rFonts w:ascii="Arial" w:hAnsi="Arial" w:eastAsia="Arial" w:cs="Arial"/>
-          <w:color w:val="000000"/>
-          <w:rtl w:val="0"/>
-          <w:lang w:val="pt-PT" w:eastAsia="pt-PT" w:bidi="pt-PT"/>
-        </w:rPr>
-        <w:t>é</w:t>
-      </w:r>
-      <w:r>
-        <w:rPr>
-          <w:rFonts w:ascii="Arial" w:hAnsi="Arial" w:eastAsia="Arial" w:cs="Arial"/>
-          <w:color w:val="000000"/>
-          <w:rtl w:val="0"/>
-          <w:lang w:val="en-US" w:eastAsia="pt-PT" w:bidi="pt-PT"/>
-        </w:rPr>
-        <w:t>rmico</w:t>
-      </w:r>
-      <w:r>
-        <w:rPr>
-          <w:rFonts w:ascii="Arial" w:hAnsi="Arial" w:eastAsia="Arial" w:cs="Arial"/>
-          <w:color w:val="000000"/>
-          <w:rtl w:val="0"/>
-          <w:lang w:val="pt-PT" w:eastAsia="pt-PT" w:bidi="pt-PT"/>
-        </w:rPr>
-        <w:t xml:space="preserve"> </w:t>
-      </w:r>
-      <w:r>
-        <w:rPr>
-          <w:rFonts w:ascii="Arial" w:hAnsi="Arial" w:eastAsia="Arial" w:cs="Arial"/>
-          <w:color w:val="000000"/>
-          <w:rtl w:val="0"/>
-          <w:lang w:val="en-US" w:eastAsia="pt-PT" w:bidi="pt-PT"/>
-        </w:rPr>
-        <w:t>tem</w:t>
-      </w:r>
-      <w:r>
-        <w:rPr>
-          <w:rFonts w:ascii="Arial" w:hAnsi="Arial" w:eastAsia="Arial" w:cs="Arial"/>
-          <w:color w:val="000000"/>
-          <w:rtl w:val="0"/>
-          <w:lang w:val="pt-PT" w:eastAsia="pt-PT" w:bidi="pt-PT"/>
-        </w:rPr>
-        <w:t xml:space="preserve"> </w:t>
-      </w:r>
-      <w:r>
-        <w:rPr>
-          <w:rFonts w:ascii="Arial" w:hAnsi="Arial" w:eastAsia="Arial" w:cs="Arial"/>
-          <w:color w:val="000000"/>
-          <w:rtl w:val="0"/>
-          <w:lang w:val="en-US" w:eastAsia="pt-PT" w:bidi="pt-PT"/>
-        </w:rPr>
-        <w:t>80</w:t>
-      </w:r>
-      <w:r>
-        <w:rPr>
-          <w:rFonts w:ascii="Arial" w:hAnsi="Arial" w:eastAsia="Arial" w:cs="Arial"/>
-          <w:color w:val="000000"/>
-          <w:rtl w:val="0"/>
-          <w:lang w:val="pt-PT" w:eastAsia="pt-PT" w:bidi="pt-PT"/>
-        </w:rPr>
-        <w:t xml:space="preserve"> </w:t>
-      </w:r>
-      <w:r>
-        <w:rPr>
-          <w:rFonts w:ascii="Arial" w:hAnsi="Arial" w:eastAsia="Arial" w:cs="Arial"/>
-          <w:color w:val="000000"/>
-          <w:rtl w:val="0"/>
-          <w:lang w:val="en-US" w:eastAsia="pt-PT" w:bidi="pt-PT"/>
-        </w:rPr>
-        <w:t>mm</w:t>
-      </w:r>
-      <w:r>
-        <w:rPr>
-          <w:rFonts w:ascii="Arial" w:hAnsi="Arial" w:eastAsia="Arial" w:cs="Arial"/>
-          <w:color w:val="000000"/>
-          <w:rtl w:val="0"/>
-          <w:lang w:val="pt-PT" w:eastAsia="pt-PT" w:bidi="pt-PT"/>
-        </w:rPr>
-        <w:t xml:space="preserve"> </w:t>
-      </w:r>
-      <w:r>
-        <w:rPr>
-          <w:rFonts w:ascii="Arial" w:hAnsi="Arial" w:eastAsia="Arial" w:cs="Arial"/>
-          <w:color w:val="000000"/>
-          <w:rtl w:val="0"/>
-          <w:lang w:val="en-US" w:eastAsia="pt-PT" w:bidi="pt-PT"/>
-        </w:rPr>
-        <w:t>de</w:t>
-      </w:r>
-      <w:r>
-        <w:rPr>
-          <w:rFonts w:ascii="Arial" w:hAnsi="Arial" w:eastAsia="Arial" w:cs="Arial"/>
-          <w:color w:val="000000"/>
-          <w:rtl w:val="0"/>
-          <w:lang w:val="pt-PT" w:eastAsia="pt-PT" w:bidi="pt-PT"/>
-        </w:rPr>
-        <w:t xml:space="preserve"> </w:t>
-      </w:r>
-      <w:r>
-        <w:rPr>
-          <w:rFonts w:ascii="Arial" w:hAnsi="Arial" w:eastAsia="Arial" w:cs="Arial"/>
-          <w:color w:val="000000"/>
-          <w:rtl w:val="0"/>
-          <w:lang w:val="en-US" w:eastAsia="pt-PT" w:bidi="pt-PT"/>
-        </w:rPr>
-        <w:t>largura</w:t>
-      </w:r>
-      <w:r>
-        <w:rPr>
-          <w:rFonts w:ascii="Arial" w:hAnsi="Arial" w:eastAsia="Arial" w:cs="Arial"/>
-          <w:color w:val="000000"/>
-          <w:rtl w:val="0"/>
-          <w:lang w:val="pt-PT" w:eastAsia="pt-PT" w:bidi="pt-PT"/>
-        </w:rPr>
-        <w:t xml:space="preserve"> </w:t>
-      </w:r>
-      <w:r>
-        <w:rPr>
-          <w:rFonts w:ascii="Arial" w:hAnsi="Arial" w:eastAsia="Arial" w:cs="Arial"/>
-          <w:color w:val="000000"/>
-          <w:rtl w:val="0"/>
-          <w:lang w:val="en-US" w:eastAsia="pt-PT" w:bidi="pt-PT"/>
-        </w:rPr>
-        <w:t>e</w:t>
-      </w:r>
-      <w:r>
-        <w:rPr>
-          <w:rFonts w:ascii="Arial" w:hAnsi="Arial" w:eastAsia="Arial" w:cs="Arial"/>
-          <w:color w:val="000000"/>
-          <w:rtl w:val="0"/>
-          <w:lang w:val="pt-PT" w:eastAsia="pt-PT" w:bidi="pt-PT"/>
-        </w:rPr>
-        <w:t xml:space="preserve"> </w:t>
-      </w:r>
-      <w:r>
-        <w:rPr>
-          <w:rFonts w:ascii="Arial" w:hAnsi="Arial" w:eastAsia="Arial" w:cs="Arial"/>
-          <w:color w:val="000000"/>
-          <w:rtl w:val="0"/>
-          <w:lang w:val="en-US" w:eastAsia="pt-PT" w:bidi="pt-PT"/>
-        </w:rPr>
-        <w:t>altura</w:t>
-      </w:r>
-      <w:r>
-        <w:rPr>
-          <w:rFonts w:ascii="Arial" w:hAnsi="Arial" w:eastAsia="Arial" w:cs="Arial"/>
-          <w:color w:val="000000"/>
-          <w:rtl w:val="0"/>
-          <w:lang w:val="pt-PT" w:eastAsia="pt-PT" w:bidi="pt-PT"/>
-        </w:rPr>
-        <w:t xml:space="preserve"> </w:t>
-      </w:r>
-      <w:r>
-        <w:rPr>
-          <w:rFonts w:ascii="Arial" w:hAnsi="Arial" w:eastAsia="Arial" w:cs="Arial"/>
-          <w:color w:val="000000"/>
-          <w:rtl w:val="0"/>
-          <w:lang w:val="en-US" w:eastAsia="pt-PT" w:bidi="pt-PT"/>
-        </w:rPr>
-        <w:t>vari</w:t>
-      </w:r>
-      <w:r>
-        <w:rPr>
-          <w:rFonts w:ascii="Arial" w:hAnsi="Arial" w:eastAsia="Arial" w:cs="Arial"/>
-          <w:color w:val="000000"/>
-          <w:rtl w:val="0"/>
-          <w:lang w:val="pt-PT" w:eastAsia="pt-PT" w:bidi="pt-PT"/>
-        </w:rPr>
-        <w:t>á</w:t>
-      </w:r>
-      <w:r>
-        <w:rPr>
-          <w:rFonts w:ascii="Arial" w:hAnsi="Arial" w:eastAsia="Arial" w:cs="Arial"/>
-          <w:color w:val="000000"/>
-          <w:rtl w:val="0"/>
-          <w:lang w:val="en-US" w:eastAsia="pt-PT" w:bidi="pt-PT"/>
-        </w:rPr>
-        <w:t>vel</w:t>
-      </w:r>
-      <w:r>
-        <w:rPr>
-          <w:rFonts w:ascii="Arial" w:hAnsi="Arial" w:eastAsia="Arial" w:cs="Arial"/>
-          <w:color w:val="000000"/>
-          <w:rtl w:val="0"/>
-          <w:lang w:val="pt-PT" w:eastAsia="pt-PT" w:bidi="pt-PT"/>
-        </w:rPr>
-        <w:t xml:space="preserve"> </w:t>
-      </w:r>
-      <w:r>
-        <w:rPr>
-          <w:rFonts w:ascii="Arial" w:hAnsi="Arial" w:eastAsia="Arial" w:cs="Arial"/>
-          <w:color w:val="000000"/>
-          <w:rtl w:val="0"/>
-          <w:lang w:val="en-US" w:eastAsia="pt-PT" w:bidi="pt-PT"/>
-        </w:rPr>
-        <w:t>at</w:t>
-      </w:r>
-      <w:r>
-        <w:rPr>
-          <w:rFonts w:ascii="Arial" w:hAnsi="Arial" w:eastAsia="Arial" w:cs="Arial"/>
-          <w:color w:val="000000"/>
-          <w:rtl w:val="0"/>
-          <w:lang w:val="pt-PT" w:eastAsia="pt-PT" w:bidi="pt-PT"/>
-        </w:rPr>
-        <w:t xml:space="preserve">é </w:t>
-      </w:r>
-      <w:r>
-        <w:rPr>
-          <w:rFonts w:ascii="Arial" w:hAnsi="Arial" w:eastAsia="Arial" w:cs="Arial"/>
-          <w:color w:val="000000"/>
-          <w:rtl w:val="0"/>
-          <w:lang w:val="en-US" w:eastAsia="pt-PT" w:bidi="pt-PT"/>
-        </w:rPr>
-        <w:t>1000</w:t>
-      </w:r>
-      <w:r>
-        <w:rPr>
-          <w:rFonts w:ascii="Arial" w:hAnsi="Arial" w:eastAsia="Arial" w:cs="Arial"/>
-          <w:color w:val="000000"/>
-          <w:rtl w:val="0"/>
-          <w:lang w:val="pt-PT" w:eastAsia="pt-PT" w:bidi="pt-PT"/>
-        </w:rPr>
-        <w:t xml:space="preserve"> </w:t>
-      </w:r>
-      <w:r>
-        <w:rPr>
-          <w:rFonts w:ascii="Arial" w:hAnsi="Arial" w:eastAsia="Arial" w:cs="Arial"/>
-          <w:color w:val="000000"/>
-          <w:rtl w:val="0"/>
-          <w:lang w:val="en-US" w:eastAsia="pt-PT" w:bidi="pt-PT"/>
-        </w:rPr>
-        <w:t>mm</w:t>
-      </w:r>
-      <w:r>
-        <w:rPr>
-          <w:rFonts w:ascii="Arial" w:hAnsi="Arial" w:eastAsia="Arial" w:cs="Arial"/>
-          <w:color w:val="000000"/>
-          <w:rtl w:val="0"/>
-          <w:lang w:val="pt-PT" w:eastAsia="pt-PT" w:bidi="pt-PT"/>
-        </w:rPr>
-        <w:t xml:space="preserve"> </w:t>
-      </w:r>
-      <w:r>
-        <w:rPr>
-          <w:rFonts w:ascii="Arial" w:hAnsi="Arial" w:eastAsia="Arial" w:cs="Arial"/>
-          <w:color w:val="000000"/>
-          <w:rtl w:val="0"/>
-          <w:lang w:val="en-US" w:eastAsia="pt-PT" w:bidi="pt-PT"/>
-        </w:rPr>
-        <w:t>por</w:t>
-      </w:r>
-      <w:r>
-        <w:rPr>
-          <w:rFonts w:ascii="Arial" w:hAnsi="Arial" w:eastAsia="Arial" w:cs="Arial"/>
-          <w:color w:val="000000"/>
-          <w:rtl w:val="0"/>
-          <w:lang w:val="pt-PT" w:eastAsia="pt-PT" w:bidi="pt-PT"/>
-        </w:rPr>
-        <w:t xml:space="preserve"> </w:t>
-      </w:r>
-      <w:r>
-        <w:rPr>
-          <w:rFonts w:ascii="Arial" w:hAnsi="Arial" w:eastAsia="Arial" w:cs="Arial"/>
-          <w:color w:val="000000"/>
-          <w:rtl w:val="0"/>
-          <w:lang w:val="en-US" w:eastAsia="pt-PT" w:bidi="pt-PT"/>
-        </w:rPr>
-        <w:t>p</w:t>
-      </w:r>
-      <w:r>
-        <w:rPr>
-          <w:rFonts w:ascii="Arial" w:hAnsi="Arial" w:eastAsia="Arial" w:cs="Arial"/>
-          <w:color w:val="000000"/>
-          <w:rtl w:val="0"/>
-          <w:lang w:val="pt-PT" w:eastAsia="pt-PT" w:bidi="pt-PT"/>
-        </w:rPr>
-        <w:t>á</w:t>
-      </w:r>
-      <w:r>
-        <w:rPr>
-          <w:rFonts w:ascii="Arial" w:hAnsi="Arial" w:eastAsia="Arial" w:cs="Arial"/>
-          <w:color w:val="000000"/>
-          <w:rtl w:val="0"/>
-          <w:lang w:val="en-US" w:eastAsia="pt-PT" w:bidi="pt-PT"/>
-        </w:rPr>
-        <w:t>gina.</w:t>
-      </w:r>
-      <w:r>
-        <w:rPr>
-          <w:rFonts w:ascii="Arial" w:hAnsi="Arial" w:eastAsia="Arial" w:cs="Arial"/>
-          <w:color w:val="000000"/>
-          <w:rtl w:val="0"/>
-          <w:lang w:val="pt-PT" w:eastAsia="pt-PT" w:bidi="pt-PT"/>
-        </w:rPr>
-        <w:t xml:space="preserve"> </w:t>
-      </w:r>
-      <w:r>
-        <w:rPr>
-          <w:rFonts w:ascii="Arial" w:hAnsi="Arial" w:eastAsia="Arial" w:cs="Arial"/>
-          <w:color w:val="000000"/>
-          <w:rtl w:val="0"/>
-          <w:lang w:val="en-US" w:eastAsia="pt-PT" w:bidi="pt-PT"/>
-        </w:rPr>
-        <w:t>O</w:t>
-      </w:r>
-      <w:r>
-        <w:rPr>
-          <w:rFonts w:ascii="Arial" w:hAnsi="Arial" w:eastAsia="Arial" w:cs="Arial"/>
-          <w:color w:val="000000"/>
-          <w:rtl w:val="0"/>
-          <w:lang w:val="pt-PT" w:eastAsia="pt-PT" w:bidi="pt-PT"/>
-        </w:rPr>
-        <w:t xml:space="preserve"> </w:t>
-      </w:r>
-      <w:r>
-        <w:rPr>
-          <w:rFonts w:ascii="Arial" w:hAnsi="Arial" w:eastAsia="Arial" w:cs="Arial"/>
-          <w:color w:val="000000"/>
-          <w:rtl w:val="0"/>
-          <w:lang w:val="en-US" w:eastAsia="pt-PT" w:bidi="pt-PT"/>
-        </w:rPr>
-        <w:t>controlador</w:t>
-      </w:r>
-      <w:r>
-        <w:rPr>
-          <w:rFonts w:ascii="Arial" w:hAnsi="Arial" w:eastAsia="Arial" w:cs="Arial"/>
-          <w:color w:val="000000"/>
-          <w:rtl w:val="0"/>
-          <w:lang w:val="pt-PT" w:eastAsia="pt-PT" w:bidi="pt-PT"/>
-        </w:rPr>
-        <w:t xml:space="preserve"> </w:t>
-      </w:r>
-      <w:r>
-        <w:rPr>
-          <w:rFonts w:ascii="Arial" w:hAnsi="Arial" w:eastAsia="Arial" w:cs="Arial"/>
-          <w:color w:val="000000"/>
-          <w:rtl w:val="0"/>
-          <w:lang w:val="en-US" w:eastAsia="pt-PT" w:bidi="pt-PT"/>
-        </w:rPr>
-        <w:t>define</w:t>
-      </w:r>
-      <w:r>
-        <w:rPr>
-          <w:rFonts w:ascii="Arial" w:hAnsi="Arial" w:eastAsia="Arial" w:cs="Arial"/>
-          <w:color w:val="000000"/>
-          <w:rtl w:val="0"/>
-          <w:lang w:val="pt-PT" w:eastAsia="pt-PT" w:bidi="pt-PT"/>
-        </w:rPr>
-        <w:t xml:space="preserve"> </w:t>
-      </w:r>
-      <w:r>
-        <w:rPr>
-          <w:rFonts w:ascii="Arial" w:hAnsi="Arial" w:eastAsia="Arial" w:cs="Arial"/>
-          <w:color w:val="000000"/>
-          <w:rtl w:val="0"/>
-          <w:lang w:val="en-US" w:eastAsia="pt-PT" w:bidi="pt-PT"/>
-        </w:rPr>
-        <w:t>papel</w:t>
-      </w:r>
-      <w:r>
-        <w:rPr>
-          <w:rFonts w:ascii="Arial" w:hAnsi="Arial" w:eastAsia="Arial" w:cs="Arial"/>
-          <w:color w:val="000000"/>
-          <w:rtl w:val="0"/>
-          <w:lang w:val="pt-PT" w:eastAsia="pt-PT" w:bidi="pt-PT"/>
-        </w:rPr>
-        <w:t xml:space="preserve"> </w:t>
-      </w:r>
-      <w:r>
-        <w:rPr>
-          <w:rFonts w:ascii="Arial" w:hAnsi="Arial" w:eastAsia="Arial" w:cs="Arial"/>
-          <w:color w:val="000000"/>
-          <w:rtl w:val="0"/>
-          <w:lang w:val="en-US" w:eastAsia="pt-PT" w:bidi="pt-PT"/>
-        </w:rPr>
-        <w:t>do</w:t>
-      </w:r>
-      <w:r>
-        <w:rPr>
-          <w:rFonts w:ascii="Arial" w:hAnsi="Arial" w:eastAsia="Arial" w:cs="Arial"/>
-          <w:color w:val="000000"/>
-          <w:rtl w:val="0"/>
-          <w:lang w:val="pt-PT" w:eastAsia="pt-PT" w:bidi="pt-PT"/>
-        </w:rPr>
-        <w:t xml:space="preserve"> </w:t>
-      </w:r>
-      <w:r>
-        <w:rPr>
-          <w:rFonts w:ascii="Arial" w:hAnsi="Arial" w:eastAsia="Arial" w:cs="Arial"/>
-          <w:color w:val="000000"/>
-          <w:rtl w:val="0"/>
-          <w:lang w:val="en-US" w:eastAsia="pt-PT" w:bidi="pt-PT"/>
-        </w:rPr>
-        <w:t>navegador.</w:t>
-      </w:r>
-      <w:r>
-        <w:rPr>
-          <w:rFonts w:ascii="Arial" w:hAnsi="Arial" w:eastAsia="Arial" w:cs="Arial"/>
-          <w:color w:val="000000"/>
-          <w:rtl w:val="0"/>
-          <w:lang w:val="pt-PT" w:eastAsia="pt-PT" w:bidi="pt-PT"/>
-        </w:rPr>
-        <w:t xml:space="preserve"> </w:t>
-      </w:r>
-      <w:r>
-        <w:rPr>
-          <w:rFonts w:ascii="Arial" w:hAnsi="Arial" w:eastAsia="Arial" w:cs="Arial"/>
-          <w:color w:val="000000"/>
-          <w:rtl w:val="0"/>
-          <w:lang w:val="en-US" w:eastAsia="pt-PT" w:bidi="pt-PT"/>
-        </w:rPr>
-        <w:t>Verifique</w:t>
-      </w:r>
-      <w:r>
-        <w:rPr>
-          <w:rFonts w:ascii="Arial" w:hAnsi="Arial" w:eastAsia="Arial" w:cs="Arial"/>
-          <w:color w:val="000000"/>
-          <w:rtl w:val="0"/>
-          <w:lang w:val="pt-PT" w:eastAsia="pt-PT" w:bidi="pt-PT"/>
-        </w:rPr>
-        <w:t xml:space="preserve"> </w:t>
-      </w:r>
-      <w:r>
-        <w:rPr>
-          <w:rFonts w:ascii="Arial" w:hAnsi="Arial" w:eastAsia="Arial" w:cs="Arial"/>
-          <w:color w:val="000000"/>
-          <w:rtl w:val="0"/>
-          <w:lang w:val="en-US" w:eastAsia="pt-PT" w:bidi="pt-PT"/>
-        </w:rPr>
-        <w:t>amostra</w:t>
-      </w:r>
-      <w:r>
-        <w:rPr>
-          <w:rFonts w:ascii="Arial" w:hAnsi="Arial" w:eastAsia="Arial" w:cs="Arial"/>
-          <w:color w:val="000000"/>
-          <w:rtl w:val="0"/>
-          <w:lang w:val="pt-PT" w:eastAsia="pt-PT" w:bidi="pt-PT"/>
-        </w:rPr>
-        <w:t xml:space="preserve">, </w:t>
-      </w:r>
-      <w:r>
-        <w:rPr>
-          <w:rFonts w:ascii="Arial" w:hAnsi="Arial" w:eastAsia="Arial" w:cs="Arial"/>
-          <w:color w:val="000000"/>
-          <w:rtl w:val="0"/>
-          <w:lang w:val="en-US" w:eastAsia="pt-PT" w:bidi="pt-PT"/>
-        </w:rPr>
-        <w:t>encomenda</w:t>
-      </w:r>
-      <w:r>
-        <w:rPr>
-          <w:rFonts w:ascii="Arial" w:hAnsi="Arial" w:eastAsia="Arial" w:cs="Arial"/>
-          <w:color w:val="000000"/>
-          <w:rtl w:val="0"/>
-          <w:lang w:val="pt-PT" w:eastAsia="pt-PT" w:bidi="pt-PT"/>
-        </w:rPr>
-        <w:t xml:space="preserve"> </w:t>
-      </w:r>
-      <w:r>
-        <w:rPr>
-          <w:rFonts w:ascii="Arial" w:hAnsi="Arial" w:eastAsia="Arial" w:cs="Arial"/>
-          <w:color w:val="000000"/>
-          <w:rtl w:val="0"/>
-          <w:lang w:val="en-US" w:eastAsia="pt-PT" w:bidi="pt-PT"/>
-        </w:rPr>
-        <w:t>real</w:t>
-      </w:r>
-      <w:r>
-        <w:rPr>
-          <w:rFonts w:ascii="Arial" w:hAnsi="Arial" w:eastAsia="Arial" w:cs="Arial"/>
-          <w:color w:val="000000"/>
-          <w:rtl w:val="0"/>
-          <w:lang w:val="pt-PT" w:eastAsia="pt-PT" w:bidi="pt-PT"/>
-        </w:rPr>
-        <w:t xml:space="preserve">, </w:t>
-      </w:r>
-      <w:r>
-        <w:rPr>
-          <w:rFonts w:ascii="Arial" w:hAnsi="Arial" w:eastAsia="Arial" w:cs="Arial"/>
-          <w:color w:val="000000"/>
-          <w:rtl w:val="0"/>
-          <w:lang w:val="en-US" w:eastAsia="pt-PT" w:bidi="pt-PT"/>
-        </w:rPr>
-        <w:t>RTL</w:t>
-      </w:r>
-      <w:r>
-        <w:rPr>
-          <w:rFonts w:ascii="Arial" w:hAnsi="Arial" w:eastAsia="Arial" w:cs="Arial"/>
-          <w:color w:val="000000"/>
-          <w:rtl w:val="0"/>
-          <w:lang w:val="pt-PT" w:eastAsia="pt-PT" w:bidi="pt-PT"/>
-        </w:rPr>
-        <w:t xml:space="preserve"> </w:t>
-      </w:r>
-      <w:r>
-        <w:rPr>
-          <w:rFonts w:ascii="Arial" w:hAnsi="Arial" w:eastAsia="Arial" w:cs="Arial"/>
-          <w:color w:val="000000"/>
-          <w:rtl w:val="0"/>
-          <w:lang w:val="en-US" w:eastAsia="pt-PT" w:bidi="pt-PT"/>
-        </w:rPr>
-        <w:t>e</w:t>
-      </w:r>
-      <w:r>
-        <w:rPr>
-          <w:rFonts w:ascii="Arial" w:hAnsi="Arial" w:eastAsia="Arial" w:cs="Arial"/>
-          <w:color w:val="000000"/>
-          <w:rtl w:val="0"/>
-          <w:lang w:val="pt-PT" w:eastAsia="pt-PT" w:bidi="pt-PT"/>
-        </w:rPr>
-        <w:t xml:space="preserve"> </w:t>
-      </w:r>
-      <w:r>
-        <w:rPr>
-          <w:rFonts w:ascii="Arial" w:hAnsi="Arial" w:eastAsia="Arial" w:cs="Arial"/>
-          <w:color w:val="000000"/>
-          <w:rtl w:val="0"/>
-          <w:lang w:val="en-US" w:eastAsia="pt-PT" w:bidi="pt-PT"/>
-        </w:rPr>
-        <w:t>papel</w:t>
-      </w:r>
-      <w:r>
-        <w:rPr>
-          <w:rFonts w:ascii="Arial" w:hAnsi="Arial" w:eastAsia="Arial" w:cs="Arial"/>
-          <w:color w:val="000000"/>
-          <w:rtl w:val="0"/>
-          <w:lang w:val="pt-PT" w:eastAsia="pt-PT" w:bidi="pt-PT"/>
-        </w:rPr>
-        <w:t xml:space="preserve"> </w:t>
-      </w:r>
-      <w:r>
-        <w:rPr>
-          <w:rFonts w:ascii="Arial" w:hAnsi="Arial" w:eastAsia="Arial" w:cs="Arial"/>
-          <w:color w:val="000000"/>
-          <w:rtl w:val="0"/>
-          <w:lang w:val="en-US" w:eastAsia="pt-PT" w:bidi="pt-PT"/>
-        </w:rPr>
-        <w:t>antes</w:t>
-      </w:r>
-      <w:r>
-        <w:rPr>
-          <w:rFonts w:ascii="Arial" w:hAnsi="Arial" w:eastAsia="Arial" w:cs="Arial"/>
-          <w:color w:val="000000"/>
-          <w:rtl w:val="0"/>
-          <w:lang w:val="pt-PT" w:eastAsia="pt-PT" w:bidi="pt-PT"/>
-        </w:rPr>
-        <w:t xml:space="preserve"> </w:t>
-      </w:r>
-      <w:r>
-        <w:rPr>
-          <w:rFonts w:ascii="Arial" w:hAnsi="Arial" w:eastAsia="Arial" w:cs="Arial"/>
-          <w:color w:val="000000"/>
-          <w:rtl w:val="0"/>
-          <w:lang w:val="en-US" w:eastAsia="pt-PT" w:bidi="pt-PT"/>
-        </w:rPr>
-        <w:t>de</w:t>
-      </w:r>
-      <w:r>
-        <w:rPr>
-          <w:rFonts w:ascii="Arial" w:hAnsi="Arial" w:eastAsia="Arial" w:cs="Arial"/>
-          <w:color w:val="000000"/>
-          <w:rtl w:val="0"/>
-          <w:lang w:val="pt-PT" w:eastAsia="pt-PT" w:bidi="pt-PT"/>
-        </w:rPr>
-        <w:t xml:space="preserve"> </w:t>
-      </w:r>
-      <w:r>
-        <w:rPr>
-          <w:rFonts w:ascii="Arial" w:hAnsi="Arial" w:eastAsia="Arial" w:cs="Arial"/>
-          <w:color w:val="000000"/>
-          <w:rtl w:val="0"/>
-          <w:lang w:val="en-US" w:eastAsia="pt-PT" w:bidi="pt-PT"/>
-        </w:rPr>
-        <w:t>automatizar.</w:t>
+          <w:lang w:val="pt-PT" w:bidi="pt-PT"/>
+          <w:rtl w:val="0"/>
+        </w:rPr>
+        <w:t>Classic e compact usam A4; classic-a5 A5. Thermal e thermal58 usam páginas de 80 × 297 e 58 × 297 mm. Etiquetas A6 e listas de embalagem A4. O controlador define o papel do navegador. Escolha QR para 58 mm e teste em papel.</w:t>
       </w:r>
     </w:p>
     <w:p>
@@ -6909,772 +6037,14 @@
     <w:p>
       <w:pPr>
         <w:bidi w:val="0"/>
-        <w:jc w:val="left"/>
+        <w:jc w:val="start"/>
       </w:pPr>
       <w:r>
         <w:rPr>
-          <w:rFonts w:ascii="Arial" w:hAnsi="Arial" w:eastAsia="Arial" w:cs="Arial"/>
-          <w:color w:val="000000"/>
-          <w:rtl w:val="0"/>
-          <w:lang w:val="en-US" w:eastAsia="pt-PT" w:bidi="pt-PT"/>
-        </w:rPr>
-        <w:t>O</w:t>
-      </w:r>
-      <w:r>
-        <w:rPr>
-          <w:rFonts w:ascii="Arial" w:hAnsi="Arial" w:eastAsia="Arial" w:cs="Arial"/>
-          <w:color w:val="000000"/>
-          <w:rtl w:val="0"/>
-          <w:lang w:val="pt-PT" w:eastAsia="pt-PT" w:bidi="pt-PT"/>
-        </w:rPr>
-        <w:t xml:space="preserve"> </w:t>
-      </w:r>
-      <w:r>
-        <w:rPr>
-          <w:rFonts w:ascii="Arial" w:hAnsi="Arial" w:eastAsia="Arial" w:cs="Arial"/>
-          <w:color w:val="000000"/>
-          <w:rtl w:val="0"/>
-          <w:lang w:val="en-US" w:eastAsia="pt-PT" w:bidi="pt-PT"/>
-        </w:rPr>
-        <w:t>modelo</w:t>
-      </w:r>
-      <w:r>
-        <w:rPr>
-          <w:rFonts w:ascii="Arial" w:hAnsi="Arial" w:eastAsia="Arial" w:cs="Arial"/>
-          <w:color w:val="000000"/>
-          <w:rtl w:val="0"/>
-          <w:lang w:val="pt-PT" w:eastAsia="pt-PT" w:bidi="pt-PT"/>
-        </w:rPr>
-        <w:t xml:space="preserve"> </w:t>
-      </w:r>
-      <w:r>
-        <w:rPr>
-          <w:rFonts w:ascii="Arial" w:hAnsi="Arial" w:eastAsia="Arial" w:cs="Arial"/>
-          <w:color w:val="000000"/>
-          <w:rtl w:val="0"/>
-          <w:lang w:val="en-US" w:eastAsia="pt-PT" w:bidi="pt-PT"/>
-        </w:rPr>
-        <w:t>recebe</w:t>
-      </w:r>
-      <w:r>
-        <w:rPr>
-          <w:rFonts w:ascii="Arial" w:hAnsi="Arial" w:eastAsia="Arial" w:cs="Arial"/>
-          <w:color w:val="000000"/>
-          <w:rtl w:val="0"/>
-          <w:lang w:val="pt-PT" w:eastAsia="pt-PT" w:bidi="pt-PT"/>
-        </w:rPr>
-        <w:t xml:space="preserve"> </w:t>
-      </w:r>
-      <w:r>
-        <w:rPr>
-          <w:rFonts w:ascii="Courier New" w:hAnsi="Courier New" w:eastAsia="Courier New" w:cs="Courier New"/>
-          <w:color w:val="000000"/>
-          <w:rtl w:val="0"/>
-          <w:lang w:val="en-US" w:eastAsia="pt-PT" w:bidi="pt-PT"/>
-        </w:rPr>
-        <w:t>$invoice</w:t>
-      </w:r>
-      <w:r>
-        <w:rPr>
-          <w:rFonts w:ascii="Arial" w:hAnsi="Arial" w:eastAsia="Arial" w:cs="Arial"/>
-          <w:color w:val="000000"/>
-          <w:rtl w:val="0"/>
-          <w:lang w:val="pt-PT" w:eastAsia="pt-PT" w:bidi="pt-PT"/>
-        </w:rPr>
-        <w:t xml:space="preserve"> </w:t>
-      </w:r>
-      <w:r>
-        <w:rPr>
-          <w:rFonts w:ascii="Arial" w:hAnsi="Arial" w:eastAsia="Arial" w:cs="Arial"/>
-          <w:color w:val="000000"/>
-          <w:rtl w:val="0"/>
-          <w:lang w:val="en-US" w:eastAsia="pt-PT" w:bidi="pt-PT"/>
-        </w:rPr>
-        <w:t>e</w:t>
-      </w:r>
-      <w:r>
-        <w:rPr>
-          <w:rFonts w:ascii="Arial" w:hAnsi="Arial" w:eastAsia="Arial" w:cs="Arial"/>
-          <w:color w:val="000000"/>
-          <w:rtl w:val="0"/>
-          <w:lang w:val="pt-PT" w:eastAsia="pt-PT" w:bidi="pt-PT"/>
-        </w:rPr>
-        <w:t xml:space="preserve"> </w:t>
-      </w:r>
-      <w:r>
-        <w:rPr>
-          <w:rFonts w:ascii="Courier New" w:hAnsi="Courier New" w:eastAsia="Courier New" w:cs="Courier New"/>
-          <w:color w:val="000000"/>
-          <w:rtl w:val="0"/>
-          <w:lang w:val="en-US" w:eastAsia="pt-PT" w:bidi="pt-PT"/>
-        </w:rPr>
-        <w:t>$template.</w:t>
-      </w:r>
-      <w:r>
-        <w:rPr>
-          <w:rFonts w:ascii="Arial" w:hAnsi="Arial" w:eastAsia="Arial" w:cs="Arial"/>
-          <w:color w:val="000000"/>
-          <w:rtl w:val="0"/>
-          <w:lang w:val="pt-PT" w:eastAsia="pt-PT" w:bidi="pt-PT"/>
-        </w:rPr>
-        <w:t xml:space="preserve"> </w:t>
-      </w:r>
-      <w:r>
-        <w:rPr>
-          <w:rFonts w:ascii="Arial" w:hAnsi="Arial" w:eastAsia="Arial" w:cs="Arial"/>
-          <w:color w:val="000000"/>
-          <w:rtl w:val="0"/>
-          <w:lang w:val="en-US" w:eastAsia="pt-PT" w:bidi="pt-PT"/>
-        </w:rPr>
-        <w:t>Preserve</w:t>
-      </w:r>
-      <w:r>
-        <w:rPr>
-          <w:rFonts w:ascii="Arial" w:hAnsi="Arial" w:eastAsia="Arial" w:cs="Arial"/>
-          <w:color w:val="000000"/>
-          <w:rtl w:val="0"/>
-          <w:lang w:val="pt-PT" w:eastAsia="pt-PT" w:bidi="pt-PT"/>
-        </w:rPr>
-        <w:t xml:space="preserve"> </w:t>
-      </w:r>
-      <w:r>
-        <w:rPr>
-          <w:rFonts w:ascii="Arial" w:hAnsi="Arial" w:eastAsia="Arial" w:cs="Arial"/>
-          <w:color w:val="000000"/>
-          <w:rtl w:val="0"/>
-          <w:lang w:val="en-US" w:eastAsia="pt-PT" w:bidi="pt-PT"/>
-        </w:rPr>
-        <w:t>ABSPATH</w:t>
-      </w:r>
-      <w:r>
-        <w:rPr>
-          <w:rFonts w:ascii="Arial" w:hAnsi="Arial" w:eastAsia="Arial" w:cs="Arial"/>
-          <w:color w:val="000000"/>
-          <w:rtl w:val="0"/>
-          <w:lang w:val="pt-PT" w:eastAsia="pt-PT" w:bidi="pt-PT"/>
-        </w:rPr>
-        <w:t xml:space="preserve">, </w:t>
-      </w:r>
-      <w:r>
-        <w:rPr>
-          <w:rFonts w:ascii="Arial" w:hAnsi="Arial" w:eastAsia="Arial" w:cs="Arial"/>
-          <w:color w:val="000000"/>
-          <w:rtl w:val="0"/>
-          <w:lang w:val="en-US" w:eastAsia="pt-PT" w:bidi="pt-PT"/>
-        </w:rPr>
-        <w:t>UTF-8</w:t>
-      </w:r>
-      <w:r>
-        <w:rPr>
-          <w:rFonts w:ascii="Arial" w:hAnsi="Arial" w:eastAsia="Arial" w:cs="Arial"/>
-          <w:color w:val="000000"/>
-          <w:rtl w:val="0"/>
-          <w:lang w:val="pt-PT" w:eastAsia="pt-PT" w:bidi="pt-PT"/>
-        </w:rPr>
-        <w:t xml:space="preserve"> </w:t>
-      </w:r>
-      <w:r>
-        <w:rPr>
-          <w:rFonts w:ascii="Arial" w:hAnsi="Arial" w:eastAsia="Arial" w:cs="Arial"/>
-          <w:color w:val="000000"/>
-          <w:rtl w:val="0"/>
-          <w:lang w:val="en-US" w:eastAsia="pt-PT" w:bidi="pt-PT"/>
-        </w:rPr>
-        <w:t>e</w:t>
-      </w:r>
-      <w:r>
-        <w:rPr>
-          <w:rFonts w:ascii="Arial" w:hAnsi="Arial" w:eastAsia="Arial" w:cs="Arial"/>
-          <w:color w:val="000000"/>
-          <w:rtl w:val="0"/>
-          <w:lang w:val="pt-PT" w:eastAsia="pt-PT" w:bidi="pt-PT"/>
-        </w:rPr>
-        <w:t xml:space="preserve"> </w:t>
-      </w:r>
-      <w:r>
-        <w:rPr>
-          <w:rFonts w:ascii="Arial" w:hAnsi="Arial" w:eastAsia="Arial" w:cs="Arial"/>
-          <w:color w:val="000000"/>
-          <w:rtl w:val="0"/>
-          <w:lang w:val="en-US" w:eastAsia="pt-PT" w:bidi="pt-PT"/>
-        </w:rPr>
-        <w:t>idioma.</w:t>
-      </w:r>
-      <w:r>
-        <w:rPr>
-          <w:rFonts w:ascii="Arial" w:hAnsi="Arial" w:eastAsia="Arial" w:cs="Arial"/>
-          <w:color w:val="000000"/>
-          <w:rtl w:val="0"/>
-          <w:lang w:val="pt-PT" w:eastAsia="pt-PT" w:bidi="pt-PT"/>
-        </w:rPr>
-        <w:t xml:space="preserve"> </w:t>
-      </w:r>
-      <w:r>
-        <w:rPr>
-          <w:rFonts w:ascii="Arial" w:hAnsi="Arial" w:eastAsia="Arial" w:cs="Arial"/>
-          <w:color w:val="000000"/>
-          <w:rtl w:val="0"/>
-          <w:lang w:val="en-US" w:eastAsia="pt-PT" w:bidi="pt-PT"/>
-        </w:rPr>
-        <w:t>Use</w:t>
-      </w:r>
-      <w:r>
-        <w:rPr>
-          <w:rFonts w:ascii="Arial" w:hAnsi="Arial" w:eastAsia="Arial" w:cs="Arial"/>
-          <w:color w:val="000000"/>
-          <w:rtl w:val="0"/>
-          <w:lang w:val="pt-PT" w:eastAsia="pt-PT" w:bidi="pt-PT"/>
-        </w:rPr>
-        <w:t xml:space="preserve"> </w:t>
-      </w:r>
-      <w:r>
-        <w:rPr>
-          <w:rFonts w:ascii="Courier New" w:hAnsi="Courier New" w:eastAsia="Courier New" w:cs="Courier New"/>
-          <w:color w:val="000000"/>
-          <w:rtl w:val="0"/>
-          <w:lang w:val="en-US" w:eastAsia="pt-PT" w:bidi="pt-PT"/>
-        </w:rPr>
-        <w:t>$invoice-&gt;rtl</w:t>
-      </w:r>
-      <w:r>
-        <w:rPr>
-          <w:rFonts w:ascii="Arial" w:hAnsi="Arial" w:eastAsia="Arial" w:cs="Arial"/>
-          <w:color w:val="000000"/>
-          <w:rtl w:val="0"/>
-          <w:lang w:val="pt-PT" w:eastAsia="pt-PT" w:bidi="pt-PT"/>
-        </w:rPr>
-        <w:t xml:space="preserve"> </w:t>
-      </w:r>
-      <w:r>
-        <w:rPr>
-          <w:rFonts w:ascii="Arial" w:hAnsi="Arial" w:eastAsia="Arial" w:cs="Arial"/>
-          <w:color w:val="000000"/>
-          <w:rtl w:val="0"/>
-          <w:lang w:val="en-US" w:eastAsia="pt-PT" w:bidi="pt-PT"/>
-        </w:rPr>
-        <w:t>para</w:t>
-      </w:r>
-      <w:r>
-        <w:rPr>
-          <w:rFonts w:ascii="Arial" w:hAnsi="Arial" w:eastAsia="Arial" w:cs="Arial"/>
-          <w:color w:val="000000"/>
-          <w:rtl w:val="0"/>
-          <w:lang w:val="pt-PT" w:eastAsia="pt-PT" w:bidi="pt-PT"/>
-        </w:rPr>
-        <w:t xml:space="preserve"> </w:t>
-      </w:r>
-      <w:r>
-        <w:rPr>
-          <w:rFonts w:ascii="Arial" w:hAnsi="Arial" w:eastAsia="Arial" w:cs="Arial"/>
-          <w:color w:val="000000"/>
-          <w:rtl w:val="0"/>
-          <w:lang w:val="en-US" w:eastAsia="pt-PT" w:bidi="pt-PT"/>
-        </w:rPr>
-        <w:t>dir</w:t>
-      </w:r>
-      <w:r>
-        <w:rPr>
-          <w:rFonts w:ascii="Arial" w:hAnsi="Arial" w:eastAsia="Arial" w:cs="Arial"/>
-          <w:color w:val="000000"/>
-          <w:rtl w:val="0"/>
-          <w:lang w:val="pt-PT" w:eastAsia="pt-PT" w:bidi="pt-PT"/>
-        </w:rPr>
-        <w:t xml:space="preserve">, </w:t>
-      </w:r>
-      <w:r>
-        <w:rPr>
-          <w:rFonts w:ascii="Arial" w:hAnsi="Arial" w:eastAsia="Arial" w:cs="Arial"/>
-          <w:color w:val="000000"/>
-          <w:rtl w:val="0"/>
-          <w:lang w:val="en-US" w:eastAsia="pt-PT" w:bidi="pt-PT"/>
-        </w:rPr>
-        <w:t>direction</w:t>
-      </w:r>
-      <w:r>
-        <w:rPr>
-          <w:rFonts w:ascii="Arial" w:hAnsi="Arial" w:eastAsia="Arial" w:cs="Arial"/>
-          <w:color w:val="000000"/>
-          <w:rtl w:val="0"/>
-          <w:lang w:val="pt-PT" w:eastAsia="pt-PT" w:bidi="pt-PT"/>
-        </w:rPr>
-        <w:t xml:space="preserve">, </w:t>
-      </w:r>
-      <w:r>
-        <w:rPr>
-          <w:rFonts w:ascii="Arial" w:hAnsi="Arial" w:eastAsia="Arial" w:cs="Arial"/>
-          <w:color w:val="000000"/>
-          <w:rtl w:val="0"/>
-          <w:lang w:val="en-US" w:eastAsia="pt-PT" w:bidi="pt-PT"/>
-        </w:rPr>
-        <w:t>alinhamento</w:t>
-      </w:r>
-      <w:r>
-        <w:rPr>
-          <w:rFonts w:ascii="Arial" w:hAnsi="Arial" w:eastAsia="Arial" w:cs="Arial"/>
-          <w:color w:val="000000"/>
-          <w:rtl w:val="0"/>
-          <w:lang w:val="pt-PT" w:eastAsia="pt-PT" w:bidi="pt-PT"/>
-        </w:rPr>
-        <w:t xml:space="preserve"> </w:t>
-      </w:r>
-      <w:r>
-        <w:rPr>
-          <w:rFonts w:ascii="Arial" w:hAnsi="Arial" w:eastAsia="Arial" w:cs="Arial"/>
-          <w:color w:val="000000"/>
-          <w:rtl w:val="0"/>
-          <w:lang w:val="en-US" w:eastAsia="pt-PT" w:bidi="pt-PT"/>
-        </w:rPr>
-        <w:t>e</w:t>
-      </w:r>
-      <w:r>
-        <w:rPr>
-          <w:rFonts w:ascii="Arial" w:hAnsi="Arial" w:eastAsia="Arial" w:cs="Arial"/>
-          <w:color w:val="000000"/>
-          <w:rtl w:val="0"/>
-          <w:lang w:val="pt-PT" w:eastAsia="pt-PT" w:bidi="pt-PT"/>
-        </w:rPr>
-        <w:t xml:space="preserve"> </w:t>
-      </w:r>
-      <w:r>
-        <w:rPr>
-          <w:rFonts w:ascii="Arial" w:hAnsi="Arial" w:eastAsia="Arial" w:cs="Arial"/>
-          <w:color w:val="000000"/>
-          <w:rtl w:val="0"/>
-          <w:lang w:val="en-US" w:eastAsia="pt-PT" w:bidi="pt-PT"/>
-        </w:rPr>
-        <w:t>margens</w:t>
-      </w:r>
-      <w:r>
-        <w:rPr>
-          <w:rFonts w:ascii="Arial" w:hAnsi="Arial" w:eastAsia="Arial" w:cs="Arial"/>
-          <w:color w:val="000000"/>
-          <w:rtl w:val="0"/>
-          <w:lang w:val="pt-PT" w:eastAsia="pt-PT" w:bidi="pt-PT"/>
-        </w:rPr>
-        <w:t xml:space="preserve">; </w:t>
-      </w:r>
-      <w:r>
-        <w:rPr>
-          <w:rFonts w:ascii="Arial" w:hAnsi="Arial" w:eastAsia="Arial" w:cs="Arial"/>
-          <w:color w:val="000000"/>
-          <w:rtl w:val="0"/>
-          <w:lang w:val="en-US" w:eastAsia="pt-PT" w:bidi="pt-PT"/>
-        </w:rPr>
-        <w:t>isole</w:t>
-      </w:r>
-      <w:r>
-        <w:rPr>
-          <w:rFonts w:ascii="Arial" w:hAnsi="Arial" w:eastAsia="Arial" w:cs="Arial"/>
-          <w:color w:val="000000"/>
-          <w:rtl w:val="0"/>
-          <w:lang w:val="pt-PT" w:eastAsia="pt-PT" w:bidi="pt-PT"/>
-        </w:rPr>
-        <w:t xml:space="preserve"> </w:t>
-      </w:r>
-      <w:r>
-        <w:rPr>
-          <w:rFonts w:ascii="Arial" w:hAnsi="Arial" w:eastAsia="Arial" w:cs="Arial"/>
-          <w:color w:val="000000"/>
-          <w:rtl w:val="0"/>
-          <w:lang w:val="en-US" w:eastAsia="pt-PT" w:bidi="pt-PT"/>
-        </w:rPr>
-        <w:t>correio</w:t>
-      </w:r>
-      <w:r>
-        <w:rPr>
-          <w:rFonts w:ascii="Arial" w:hAnsi="Arial" w:eastAsia="Arial" w:cs="Arial"/>
-          <w:color w:val="000000"/>
-          <w:rtl w:val="0"/>
-          <w:lang w:val="pt-PT" w:eastAsia="pt-PT" w:bidi="pt-PT"/>
-        </w:rPr>
-        <w:t xml:space="preserve">, </w:t>
-      </w:r>
-      <w:r>
-        <w:rPr>
-          <w:rFonts w:ascii="Arial" w:hAnsi="Arial" w:eastAsia="Arial" w:cs="Arial"/>
-          <w:color w:val="000000"/>
-          <w:rtl w:val="0"/>
-          <w:lang w:val="en-US" w:eastAsia="pt-PT" w:bidi="pt-PT"/>
-        </w:rPr>
-        <w:t>SKU</w:t>
-      </w:r>
-      <w:r>
-        <w:rPr>
-          <w:rFonts w:ascii="Arial" w:hAnsi="Arial" w:eastAsia="Arial" w:cs="Arial"/>
-          <w:color w:val="000000"/>
-          <w:rtl w:val="0"/>
-          <w:lang w:val="pt-PT" w:eastAsia="pt-PT" w:bidi="pt-PT"/>
-        </w:rPr>
-        <w:t xml:space="preserve"> </w:t>
-      </w:r>
-      <w:r>
-        <w:rPr>
-          <w:rFonts w:ascii="Arial" w:hAnsi="Arial" w:eastAsia="Arial" w:cs="Arial"/>
-          <w:color w:val="000000"/>
-          <w:rtl w:val="0"/>
-          <w:lang w:val="en-US" w:eastAsia="pt-PT" w:bidi="pt-PT"/>
-        </w:rPr>
-        <w:t>e</w:t>
-      </w:r>
-      <w:r>
-        <w:rPr>
-          <w:rFonts w:ascii="Arial" w:hAnsi="Arial" w:eastAsia="Arial" w:cs="Arial"/>
-          <w:color w:val="000000"/>
-          <w:rtl w:val="0"/>
-          <w:lang w:val="pt-PT" w:eastAsia="pt-PT" w:bidi="pt-PT"/>
-        </w:rPr>
-        <w:t xml:space="preserve"> </w:t>
-      </w:r>
-      <w:r>
-        <w:rPr>
-          <w:rFonts w:ascii="Arial" w:hAnsi="Arial" w:eastAsia="Arial" w:cs="Arial"/>
-          <w:color w:val="000000"/>
-          <w:rtl w:val="0"/>
-          <w:lang w:val="en-US" w:eastAsia="pt-PT" w:bidi="pt-PT"/>
-        </w:rPr>
-        <w:t>telefone</w:t>
-      </w:r>
-      <w:r>
-        <w:rPr>
-          <w:rFonts w:ascii="Arial" w:hAnsi="Arial" w:eastAsia="Arial" w:cs="Arial"/>
-          <w:color w:val="000000"/>
-          <w:rtl w:val="0"/>
-          <w:lang w:val="pt-PT" w:eastAsia="pt-PT" w:bidi="pt-PT"/>
-        </w:rPr>
-        <w:t xml:space="preserve"> </w:t>
-      </w:r>
-      <w:r>
-        <w:rPr>
-          <w:rFonts w:ascii="Arial" w:hAnsi="Arial" w:eastAsia="Arial" w:cs="Arial"/>
-          <w:color w:val="000000"/>
-          <w:rtl w:val="0"/>
-          <w:lang w:val="en-US" w:eastAsia="pt-PT" w:bidi="pt-PT"/>
-        </w:rPr>
-        <w:t>em</w:t>
-      </w:r>
-      <w:r>
-        <w:rPr>
-          <w:rFonts w:ascii="Arial" w:hAnsi="Arial" w:eastAsia="Arial" w:cs="Arial"/>
-          <w:color w:val="000000"/>
-          <w:rtl w:val="0"/>
-          <w:lang w:val="pt-PT" w:eastAsia="pt-PT" w:bidi="pt-PT"/>
-        </w:rPr>
-        <w:t xml:space="preserve"> </w:t>
-      </w:r>
-      <w:r>
-        <w:rPr>
-          <w:rFonts w:ascii="Arial" w:hAnsi="Arial" w:eastAsia="Arial" w:cs="Arial"/>
-          <w:color w:val="000000"/>
-          <w:rtl w:val="0"/>
-          <w:lang w:val="en-US" w:eastAsia="pt-PT" w:bidi="pt-PT"/>
-        </w:rPr>
-        <w:t>LTR.</w:t>
-      </w:r>
-      <w:r>
-        <w:rPr>
-          <w:rFonts w:ascii="Arial" w:hAnsi="Arial" w:eastAsia="Arial" w:cs="Arial"/>
-          <w:color w:val="000000"/>
-          <w:rtl w:val="0"/>
-          <w:lang w:val="pt-PT" w:eastAsia="pt-PT" w:bidi="pt-PT"/>
-        </w:rPr>
-        <w:t xml:space="preserve"> </w:t>
-      </w:r>
-      <w:r>
-        <w:rPr>
-          <w:rFonts w:ascii="Arial" w:hAnsi="Arial" w:eastAsia="Arial" w:cs="Arial"/>
-          <w:color w:val="000000"/>
-          <w:rtl w:val="0"/>
-          <w:lang w:val="en-US" w:eastAsia="pt-PT" w:bidi="pt-PT"/>
-        </w:rPr>
-        <w:t>Teste</w:t>
-      </w:r>
-      <w:r>
-        <w:rPr>
-          <w:rFonts w:ascii="Arial" w:hAnsi="Arial" w:eastAsia="Arial" w:cs="Arial"/>
-          <w:color w:val="000000"/>
-          <w:rtl w:val="0"/>
-          <w:lang w:val="pt-PT" w:eastAsia="pt-PT" w:bidi="pt-PT"/>
-        </w:rPr>
-        <w:t xml:space="preserve"> </w:t>
-      </w:r>
-      <w:r>
-        <w:rPr>
-          <w:rFonts w:ascii="Arial" w:hAnsi="Arial" w:eastAsia="Arial" w:cs="Arial"/>
-          <w:color w:val="000000"/>
-          <w:rtl w:val="0"/>
-          <w:lang w:val="en-US" w:eastAsia="pt-PT" w:bidi="pt-PT"/>
-        </w:rPr>
-        <w:t>CSS</w:t>
-      </w:r>
-      <w:r>
-        <w:rPr>
-          <w:rFonts w:ascii="Arial" w:hAnsi="Arial" w:eastAsia="Arial" w:cs="Arial"/>
-          <w:color w:val="000000"/>
-          <w:rtl w:val="0"/>
-          <w:lang w:val="pt-PT" w:eastAsia="pt-PT" w:bidi="pt-PT"/>
-        </w:rPr>
-        <w:t xml:space="preserve"> </w:t>
-      </w:r>
-      <w:r>
-        <w:rPr>
-          <w:rFonts w:ascii="Arial" w:hAnsi="Arial" w:eastAsia="Arial" w:cs="Arial"/>
-          <w:color w:val="000000"/>
-          <w:rtl w:val="0"/>
-          <w:lang w:val="en-US" w:eastAsia="pt-PT" w:bidi="pt-PT"/>
-        </w:rPr>
-        <w:t>simples</w:t>
-      </w:r>
-      <w:r>
-        <w:rPr>
-          <w:rFonts w:ascii="Arial" w:hAnsi="Arial" w:eastAsia="Arial" w:cs="Arial"/>
-          <w:color w:val="000000"/>
-          <w:rtl w:val="0"/>
-          <w:lang w:val="pt-PT" w:eastAsia="pt-PT" w:bidi="pt-PT"/>
-        </w:rPr>
-        <w:t xml:space="preserve"> </w:t>
-      </w:r>
-      <w:r>
-        <w:rPr>
-          <w:rFonts w:ascii="Arial" w:hAnsi="Arial" w:eastAsia="Arial" w:cs="Arial"/>
-          <w:color w:val="000000"/>
-          <w:rtl w:val="0"/>
-          <w:lang w:val="en-US" w:eastAsia="pt-PT" w:bidi="pt-PT"/>
-        </w:rPr>
-        <w:t>em</w:t>
-      </w:r>
-      <w:r>
-        <w:rPr>
-          <w:rFonts w:ascii="Arial" w:hAnsi="Arial" w:eastAsia="Arial" w:cs="Arial"/>
-          <w:color w:val="000000"/>
-          <w:rtl w:val="0"/>
-          <w:lang w:val="pt-PT" w:eastAsia="pt-PT" w:bidi="pt-PT"/>
-        </w:rPr>
-        <w:t xml:space="preserve"> </w:t>
-      </w:r>
-      <w:r>
-        <w:rPr>
-          <w:rFonts w:ascii="Arial" w:hAnsi="Arial" w:eastAsia="Arial" w:cs="Arial"/>
-          <w:color w:val="000000"/>
-          <w:rtl w:val="0"/>
-          <w:lang w:val="en-US" w:eastAsia="pt-PT" w:bidi="pt-PT"/>
-        </w:rPr>
-        <w:t>navegador</w:t>
-      </w:r>
-      <w:r>
-        <w:rPr>
-          <w:rFonts w:ascii="Arial" w:hAnsi="Arial" w:eastAsia="Arial" w:cs="Arial"/>
-          <w:color w:val="000000"/>
-          <w:rtl w:val="0"/>
-          <w:lang w:val="pt-PT" w:eastAsia="pt-PT" w:bidi="pt-PT"/>
-        </w:rPr>
-        <w:t xml:space="preserve"> </w:t>
-      </w:r>
-      <w:r>
-        <w:rPr>
-          <w:rFonts w:ascii="Arial" w:hAnsi="Arial" w:eastAsia="Arial" w:cs="Arial"/>
-          <w:color w:val="000000"/>
-          <w:rtl w:val="0"/>
-          <w:lang w:val="en-US" w:eastAsia="pt-PT" w:bidi="pt-PT"/>
-        </w:rPr>
-        <w:t>e</w:t>
-      </w:r>
-      <w:r>
-        <w:rPr>
-          <w:rFonts w:ascii="Arial" w:hAnsi="Arial" w:eastAsia="Arial" w:cs="Arial"/>
-          <w:color w:val="000000"/>
-          <w:rtl w:val="0"/>
-          <w:lang w:val="pt-PT" w:eastAsia="pt-PT" w:bidi="pt-PT"/>
-        </w:rPr>
-        <w:t xml:space="preserve"> </w:t>
-      </w:r>
-      <w:r>
-        <w:rPr>
-          <w:rFonts w:ascii="Arial" w:hAnsi="Arial" w:eastAsia="Arial" w:cs="Arial"/>
-          <w:color w:val="000000"/>
-          <w:rtl w:val="0"/>
-          <w:lang w:val="en-US" w:eastAsia="pt-PT" w:bidi="pt-PT"/>
-        </w:rPr>
-        <w:t>mPDF.</w:t>
-      </w:r>
-      <w:r>
-        <w:rPr>
-          <w:rFonts w:ascii="Arial" w:hAnsi="Arial" w:eastAsia="Arial" w:cs="Arial"/>
-          <w:color w:val="000000"/>
-          <w:rtl w:val="0"/>
-          <w:lang w:val="pt-PT" w:eastAsia="pt-PT" w:bidi="pt-PT"/>
-        </w:rPr>
-        <w:t xml:space="preserve"> </w:t>
-      </w:r>
-      <w:r>
-        <w:rPr>
-          <w:rFonts w:ascii="Arial" w:hAnsi="Arial" w:eastAsia="Arial" w:cs="Arial"/>
-          <w:color w:val="000000"/>
-          <w:rtl w:val="0"/>
-          <w:lang w:val="en-US" w:eastAsia="pt-PT" w:bidi="pt-PT"/>
-        </w:rPr>
-        <w:t>Para</w:t>
-      </w:r>
-      <w:r>
-        <w:rPr>
-          <w:rFonts w:ascii="Arial" w:hAnsi="Arial" w:eastAsia="Arial" w:cs="Arial"/>
-          <w:color w:val="000000"/>
-          <w:rtl w:val="0"/>
-          <w:lang w:val="pt-PT" w:eastAsia="pt-PT" w:bidi="pt-PT"/>
-        </w:rPr>
-        <w:t xml:space="preserve"> </w:t>
-      </w:r>
-      <w:r>
-        <w:rPr>
-          <w:rFonts w:ascii="Arial" w:hAnsi="Arial" w:eastAsia="Arial" w:cs="Arial"/>
-          <w:color w:val="000000"/>
-          <w:rtl w:val="0"/>
-          <w:lang w:val="en-US" w:eastAsia="pt-PT" w:bidi="pt-PT"/>
-        </w:rPr>
-        <w:t>80mm</w:t>
-      </w:r>
-      <w:r>
-        <w:rPr>
-          <w:rFonts w:ascii="Arial" w:hAnsi="Arial" w:eastAsia="Arial" w:cs="Arial"/>
-          <w:color w:val="000000"/>
-          <w:rtl w:val="0"/>
-          <w:lang w:val="pt-PT" w:eastAsia="pt-PT" w:bidi="pt-PT"/>
-        </w:rPr>
-        <w:t xml:space="preserve"> </w:t>
-      </w:r>
-      <w:r>
-        <w:rPr>
-          <w:rFonts w:ascii="Arial" w:hAnsi="Arial" w:eastAsia="Arial" w:cs="Arial"/>
-          <w:color w:val="000000"/>
-          <w:rtl w:val="0"/>
-          <w:lang w:val="en-US" w:eastAsia="pt-PT" w:bidi="pt-PT"/>
-        </w:rPr>
-        <w:t>mantenha</w:t>
-      </w:r>
-      <w:r>
-        <w:rPr>
-          <w:rFonts w:ascii="Arial" w:hAnsi="Arial" w:eastAsia="Arial" w:cs="Arial"/>
-          <w:color w:val="000000"/>
-          <w:rtl w:val="0"/>
-          <w:lang w:val="pt-PT" w:eastAsia="pt-PT" w:bidi="pt-PT"/>
-        </w:rPr>
-        <w:t xml:space="preserve"> </w:t>
-      </w:r>
-      <w:r>
-        <w:rPr>
-          <w:rFonts w:ascii="Arial" w:hAnsi="Arial" w:eastAsia="Arial" w:cs="Arial"/>
-          <w:color w:val="000000"/>
-          <w:rtl w:val="0"/>
-          <w:lang w:val="en-US" w:eastAsia="pt-PT" w:bidi="pt-PT"/>
-        </w:rPr>
-        <w:t>class=</w:t>
-      </w:r>
-      <w:r>
-        <w:rPr>
-          <w:rFonts w:ascii="Arial" w:hAnsi="Arial" w:eastAsia="Arial" w:cs="Arial"/>
-          <w:color w:val="000000"/>
-          <w:rtl w:val="0"/>
-          <w:lang w:val="pt-PT" w:eastAsia="pt-PT" w:bidi="pt-PT"/>
-        </w:rPr>
-        <w:t>"</w:t>
-      </w:r>
-      <w:r>
-        <w:rPr>
-          <w:rFonts w:ascii="Arial" w:hAnsi="Arial" w:eastAsia="Arial" w:cs="Arial"/>
-          <w:color w:val="000000"/>
-          <w:rtl w:val="0"/>
-          <w:lang w:val="en-US" w:eastAsia="pt-PT" w:bidi="pt-PT"/>
-        </w:rPr>
-        <w:t>item</w:t>
-      </w:r>
-      <w:r>
-        <w:rPr>
-          <w:rFonts w:ascii="Arial" w:hAnsi="Arial" w:eastAsia="Arial" w:cs="Arial"/>
-          <w:color w:val="000000"/>
-          <w:rtl w:val="0"/>
-          <w:lang w:val="pt-PT" w:eastAsia="pt-PT" w:bidi="pt-PT"/>
-        </w:rPr>
-        <w:t xml:space="preserve">" </w:t>
-      </w:r>
-      <w:r>
-        <w:rPr>
-          <w:rFonts w:ascii="Arial" w:hAnsi="Arial" w:eastAsia="Arial" w:cs="Arial"/>
-          <w:color w:val="000000"/>
-          <w:rtl w:val="0"/>
-          <w:lang w:val="en-US" w:eastAsia="pt-PT" w:bidi="pt-PT"/>
-        </w:rPr>
-        <w:t>no</w:t>
-      </w:r>
-      <w:r>
-        <w:rPr>
-          <w:rFonts w:ascii="Arial" w:hAnsi="Arial" w:eastAsia="Arial" w:cs="Arial"/>
-          <w:color w:val="000000"/>
-          <w:rtl w:val="0"/>
-          <w:lang w:val="pt-PT" w:eastAsia="pt-PT" w:bidi="pt-PT"/>
-        </w:rPr>
-        <w:t xml:space="preserve"> </w:t>
-      </w:r>
-      <w:r>
-        <w:rPr>
-          <w:rFonts w:ascii="Arial" w:hAnsi="Arial" w:eastAsia="Arial" w:cs="Arial"/>
-          <w:color w:val="000000"/>
-          <w:rtl w:val="0"/>
-          <w:lang w:val="en-US" w:eastAsia="pt-PT" w:bidi="pt-PT"/>
-        </w:rPr>
-        <w:t>c</w:t>
-      </w:r>
-      <w:r>
-        <w:rPr>
-          <w:rFonts w:ascii="Arial" w:hAnsi="Arial" w:eastAsia="Arial" w:cs="Arial"/>
-          <w:color w:val="000000"/>
-          <w:rtl w:val="0"/>
-          <w:lang w:val="pt-PT" w:eastAsia="pt-PT" w:bidi="pt-PT"/>
-        </w:rPr>
-        <w:t>á</w:t>
-      </w:r>
-      <w:r>
-        <w:rPr>
-          <w:rFonts w:ascii="Arial" w:hAnsi="Arial" w:eastAsia="Arial" w:cs="Arial"/>
-          <w:color w:val="000000"/>
-          <w:rtl w:val="0"/>
-          <w:lang w:val="en-US" w:eastAsia="pt-PT" w:bidi="pt-PT"/>
-        </w:rPr>
-        <w:t>lculo</w:t>
-      </w:r>
-      <w:r>
-        <w:rPr>
-          <w:rFonts w:ascii="Arial" w:hAnsi="Arial" w:eastAsia="Arial" w:cs="Arial"/>
-          <w:color w:val="000000"/>
-          <w:rtl w:val="0"/>
-          <w:lang w:val="pt-PT" w:eastAsia="pt-PT" w:bidi="pt-PT"/>
-        </w:rPr>
-        <w:t xml:space="preserve"> </w:t>
-      </w:r>
-      <w:r>
-        <w:rPr>
-          <w:rFonts w:ascii="Arial" w:hAnsi="Arial" w:eastAsia="Arial" w:cs="Arial"/>
-          <w:color w:val="000000"/>
-          <w:rtl w:val="0"/>
-          <w:lang w:val="en-US" w:eastAsia="pt-PT" w:bidi="pt-PT"/>
-        </w:rPr>
-        <w:t>de</w:t>
-      </w:r>
-      <w:r>
-        <w:rPr>
-          <w:rFonts w:ascii="Arial" w:hAnsi="Arial" w:eastAsia="Arial" w:cs="Arial"/>
-          <w:color w:val="000000"/>
-          <w:rtl w:val="0"/>
-          <w:lang w:val="pt-PT" w:eastAsia="pt-PT" w:bidi="pt-PT"/>
-        </w:rPr>
-        <w:t xml:space="preserve"> </w:t>
-      </w:r>
-      <w:r>
-        <w:rPr>
-          <w:rFonts w:ascii="Arial" w:hAnsi="Arial" w:eastAsia="Arial" w:cs="Arial"/>
-          <w:color w:val="000000"/>
-          <w:rtl w:val="0"/>
-          <w:lang w:val="en-US" w:eastAsia="pt-PT" w:bidi="pt-PT"/>
-        </w:rPr>
-        <w:t>altura.</w:t>
+          <w:lang w:val="pt-PT" w:bidi="pt-PT"/>
+          <w:rtl w:val="0"/>
+        </w:rPr>
+        <w:t xml:space="preserve">O modelo recebe $invoice e $template. Preserve ABSPATH, UTF-8 e idioma. Use $invoice-&gt;rtl para dir, direction, alinhamento e margens; isole correio, SKU e telefone em LTR. Teste CSS simples em navegador e mPDF. </w:t>
       </w:r>
     </w:p>
     <w:p>
@@ -9178,7 +7548,7 @@
               <w:left w:w="100" w:type="dxa"/>
               <w:right w:w="100" w:type="dxa"/>
             </w:tcMar>
-            <w:shd w:fill="E7EDF2"/>
+            <w:shd w:fill="D9D9D9" w:val="clear"/>
           </w:tcPr>
           <w:p>
             <w:pPr>
@@ -9210,7 +7580,7 @@
               <w:left w:w="100" w:type="dxa"/>
               <w:right w:w="100" w:type="dxa"/>
             </w:tcMar>
-            <w:shd w:fill="E7EDF2"/>
+            <w:shd w:fill="D9D9D9" w:val="clear"/>
           </w:tcPr>
           <w:p>
             <w:pPr>
@@ -9281,17 +7651,12 @@
           <w:p>
             <w:pPr>
               <w:bidi w:val="0"/>
-              <w:spacing w:after="0" w:line="269" w:lineRule="auto"/>
-              <w:jc w:val="left"/>
+              <w:jc w:val="start"/>
             </w:pPr>
             <w:r>
               <w:rPr>
-                <w:rFonts w:ascii="Courier New" w:hAnsi="Courier New" w:eastAsia="Courier New" w:cs="Courier New"/>
-                <w:b w:val="0"/>
-                <w:color w:val="000000"/>
-                <w:sz w:val="18"/>
+                <w:lang w:val="pt-PT" w:bidi="pt-PT"/>
                 <w:rtl w:val="0"/>
-                <w:lang w:val="en-US" w:eastAsia="pt-PT" w:bidi="pt-PT"/>
               </w:rPr>
               <w:t>id, number, date, paid_date, currency, status</w:t>
             </w:r>
@@ -9411,19 +7776,14 @@
           <w:p>
             <w:pPr>
               <w:bidi w:val="0"/>
-              <w:spacing w:after="0" w:line="269" w:lineRule="auto"/>
-              <w:jc w:val="left"/>
+              <w:jc w:val="start"/>
             </w:pPr>
             <w:r>
               <w:rPr>
-                <w:rFonts w:ascii="Courier New" w:hAnsi="Courier New" w:eastAsia="Courier New" w:cs="Courier New"/>
-                <w:b w:val="0"/>
-                <w:color w:val="000000"/>
-                <w:sz w:val="18"/>
+                <w:lang w:val="pt-PT" w:bidi="pt-PT"/>
                 <w:rtl w:val="0"/>
-                <w:lang w:val="en-US" w:eastAsia="pt-PT" w:bidi="pt-PT"/>
               </w:rPr>
-              <w:t>name, company, billing_address, shipping_address, phone, email</w:t>
+              <w:t>name, company, billing_address, shipping_address, phone, shipping_phone, email, recipient, billing_components</w:t>
             </w:r>
           </w:p>
         </w:tc>
@@ -9476,19 +7836,14 @@
           <w:p>
             <w:pPr>
               <w:bidi w:val="0"/>
-              <w:spacing w:after="0" w:line="269" w:lineRule="auto"/>
-              <w:jc w:val="left"/>
+              <w:jc w:val="start"/>
             </w:pPr>
             <w:r>
               <w:rPr>
-                <w:rFonts w:ascii="Courier New" w:hAnsi="Courier New" w:eastAsia="Courier New" w:cs="Courier New"/>
-                <w:b w:val="0"/>
-                <w:color w:val="000000"/>
-                <w:sz w:val="18"/>
+                <w:lang w:val="pt-PT" w:bidi="pt-PT"/>
                 <w:rtl w:val="0"/>
-                <w:lang w:val="en-US" w:eastAsia="pt-PT" w:bidi="pt-PT"/>
               </w:rPr>
-              <w:t>name, variation, sku, quantity, unit_price, subtotal, discount, tax, total</w:t>
+              <w:t>item_id, product_id, variation_id, name, variation, sku, quantity, refunded_quantity, weight, unit_price, subtotal, discount, tax, total</w:t>
             </w:r>
           </w:p>
         </w:tc>
@@ -9606,19 +7961,14 @@
           <w:p>
             <w:pPr>
               <w:bidi w:val="0"/>
-              <w:spacing w:after="0" w:line="269" w:lineRule="auto"/>
-              <w:jc w:val="left"/>
+              <w:jc w:val="start"/>
             </w:pPr>
             <w:r>
               <w:rPr>
-                <w:rFonts w:ascii="Courier New" w:hAnsi="Courier New" w:eastAsia="Courier New" w:cs="Courier New"/>
-                <w:b w:val="0"/>
-                <w:color w:val="000000"/>
-                <w:sz w:val="18"/>
+                <w:lang w:val="pt-PT" w:bidi="pt-PT"/>
                 <w:rtl w:val="0"/>
-                <w:lang w:val="en-US" w:eastAsia="pt-PT" w:bidi="pt-PT"/>
               </w:rPr>
-              <w:t>payment_method, shipping_method, note</w:t>
+              <w:t>payment_method, shipping_method, note, payment_confirmed, show_paid_date, show_shipping_phone, label_show_sender, document_codes</w:t>
             </w:r>
           </w:p>
         </w:tc>
@@ -11291,7 +9641,7 @@
               <w:left w:w="100" w:type="dxa"/>
               <w:right w:w="100" w:type="dxa"/>
             </w:tcMar>
-            <w:shd w:fill="E7EDF2"/>
+            <w:shd w:fill="D9D9D9" w:val="clear"/>
           </w:tcPr>
           <w:p>
             <w:pPr>
@@ -11323,7 +9673,7 @@
               <w:left w:w="100" w:type="dxa"/>
               <w:right w:w="100" w:type="dxa"/>
             </w:tcMar>
-            <w:shd w:fill="E7EDF2"/>
+            <w:shd w:fill="D9D9D9" w:val="clear"/>
           </w:tcPr>
           <w:p>
             <w:pPr>
@@ -13216,1723 +11566,31 @@
     <w:p>
       <w:pPr>
         <w:bidi w:val="0"/>
-        <w:jc w:val="left"/>
+        <w:jc w:val="start"/>
       </w:pPr>
       <w:r>
         <w:rPr>
-          <w:rFonts w:ascii="Arial" w:hAnsi="Arial" w:eastAsia="Arial" w:cs="Arial"/>
-          <w:color w:val="000000"/>
-          <w:rtl w:val="0"/>
-          <w:lang w:val="en-US" w:eastAsia="pt-PT" w:bidi="pt-PT"/>
-        </w:rPr>
-        <w:t>Registar</w:t>
-      </w:r>
-      <w:r>
-        <w:rPr>
-          <w:rFonts w:ascii="Arial" w:hAnsi="Arial" w:eastAsia="Arial" w:cs="Arial"/>
-          <w:color w:val="000000"/>
-          <w:rtl w:val="0"/>
-          <w:lang w:val="pt-PT" w:eastAsia="pt-PT" w:bidi="pt-PT"/>
-        </w:rPr>
-        <w:t xml:space="preserve"> </w:t>
-      </w:r>
-      <w:r>
-        <w:rPr>
-          <w:rFonts w:ascii="Arial" w:hAnsi="Arial" w:eastAsia="Arial" w:cs="Arial"/>
-          <w:color w:val="000000"/>
-          <w:rtl w:val="0"/>
-          <w:lang w:val="en-US" w:eastAsia="pt-PT" w:bidi="pt-PT"/>
-        </w:rPr>
-        <w:t>n</w:t>
-      </w:r>
-      <w:r>
-        <w:rPr>
-          <w:rFonts w:ascii="Arial" w:hAnsi="Arial" w:eastAsia="Arial" w:cs="Arial"/>
-          <w:color w:val="000000"/>
-          <w:rtl w:val="0"/>
-          <w:lang w:val="pt-PT" w:eastAsia="pt-PT" w:bidi="pt-PT"/>
-        </w:rPr>
-        <w:t>ã</w:t>
-      </w:r>
-      <w:r>
-        <w:rPr>
-          <w:rFonts w:ascii="Arial" w:hAnsi="Arial" w:eastAsia="Arial" w:cs="Arial"/>
-          <w:color w:val="000000"/>
-          <w:rtl w:val="0"/>
-          <w:lang w:val="en-US" w:eastAsia="pt-PT" w:bidi="pt-PT"/>
-        </w:rPr>
-        <w:t>o</w:t>
-      </w:r>
-      <w:r>
-        <w:rPr>
-          <w:rFonts w:ascii="Arial" w:hAnsi="Arial" w:eastAsia="Arial" w:cs="Arial"/>
-          <w:color w:val="000000"/>
-          <w:rtl w:val="0"/>
-          <w:lang w:val="pt-PT" w:eastAsia="pt-PT" w:bidi="pt-PT"/>
-        </w:rPr>
-        <w:t xml:space="preserve"> </w:t>
-      </w:r>
-      <w:r>
-        <w:rPr>
-          <w:rFonts w:ascii="Arial" w:hAnsi="Arial" w:eastAsia="Arial" w:cs="Arial"/>
-          <w:color w:val="000000"/>
-          <w:rtl w:val="0"/>
-          <w:lang w:val="en-US" w:eastAsia="pt-PT" w:bidi="pt-PT"/>
-        </w:rPr>
-        <w:t>permite</w:t>
-      </w:r>
-      <w:r>
-        <w:rPr>
-          <w:rFonts w:ascii="Arial" w:hAnsi="Arial" w:eastAsia="Arial" w:cs="Arial"/>
-          <w:color w:val="000000"/>
-          <w:rtl w:val="0"/>
-          <w:lang w:val="pt-PT" w:eastAsia="pt-PT" w:bidi="pt-PT"/>
-        </w:rPr>
-        <w:t xml:space="preserve"> </w:t>
-      </w:r>
-      <w:r>
-        <w:rPr>
-          <w:rFonts w:ascii="Arial" w:hAnsi="Arial" w:eastAsia="Arial" w:cs="Arial"/>
-          <w:color w:val="000000"/>
-          <w:rtl w:val="0"/>
-          <w:lang w:val="en-US" w:eastAsia="pt-PT" w:bidi="pt-PT"/>
-        </w:rPr>
-        <w:t>selecionar</w:t>
-      </w:r>
-      <w:r>
-        <w:rPr>
-          <w:rFonts w:ascii="Arial" w:hAnsi="Arial" w:eastAsia="Arial" w:cs="Arial"/>
-          <w:color w:val="000000"/>
-          <w:rtl w:val="0"/>
-          <w:lang w:val="pt-PT" w:eastAsia="pt-PT" w:bidi="pt-PT"/>
-        </w:rPr>
-        <w:t xml:space="preserve"> </w:t>
-      </w:r>
-      <w:r>
-        <w:rPr>
-          <w:rFonts w:ascii="Arial" w:hAnsi="Arial" w:eastAsia="Arial" w:cs="Arial"/>
-          <w:color w:val="000000"/>
-          <w:rtl w:val="0"/>
-          <w:lang w:val="en-US" w:eastAsia="pt-PT" w:bidi="pt-PT"/>
-        </w:rPr>
-        <w:t>o</w:t>
-      </w:r>
-      <w:r>
-        <w:rPr>
-          <w:rFonts w:ascii="Arial" w:hAnsi="Arial" w:eastAsia="Arial" w:cs="Arial"/>
-          <w:color w:val="000000"/>
-          <w:rtl w:val="0"/>
-          <w:lang w:val="pt-PT" w:eastAsia="pt-PT" w:bidi="pt-PT"/>
-        </w:rPr>
-        <w:t xml:space="preserve"> </w:t>
-      </w:r>
-      <w:r>
-        <w:rPr>
-          <w:rFonts w:ascii="Arial" w:hAnsi="Arial" w:eastAsia="Arial" w:cs="Arial"/>
-          <w:color w:val="000000"/>
-          <w:rtl w:val="0"/>
-          <w:lang w:val="en-US" w:eastAsia="pt-PT" w:bidi="pt-PT"/>
-        </w:rPr>
-        <w:t>fornecedor.</w:t>
-      </w:r>
-      <w:r>
-        <w:rPr>
-          <w:rFonts w:ascii="Arial" w:hAnsi="Arial" w:eastAsia="Arial" w:cs="Arial"/>
-          <w:color w:val="000000"/>
-          <w:rtl w:val="0"/>
-          <w:lang w:val="pt-PT" w:eastAsia="pt-PT" w:bidi="pt-PT"/>
-        </w:rPr>
-        <w:t xml:space="preserve"> </w:t>
-      </w:r>
-      <w:r>
-        <w:rPr>
-          <w:rFonts w:ascii="Arial" w:hAnsi="Arial" w:eastAsia="Arial" w:cs="Arial"/>
-          <w:color w:val="000000"/>
-          <w:rtl w:val="0"/>
-          <w:lang w:val="en-US" w:eastAsia="pt-PT" w:bidi="pt-PT"/>
-        </w:rPr>
-        <w:t>Defini</w:t>
-      </w:r>
-      <w:r>
-        <w:rPr>
-          <w:rFonts w:ascii="Arial" w:hAnsi="Arial" w:eastAsia="Arial" w:cs="Arial"/>
-          <w:color w:val="000000"/>
-          <w:rtl w:val="0"/>
-          <w:lang w:val="pt-PT" w:eastAsia="pt-PT" w:bidi="pt-PT"/>
-        </w:rPr>
-        <w:t>çõ</w:t>
-      </w:r>
-      <w:r>
-        <w:rPr>
-          <w:rFonts w:ascii="Arial" w:hAnsi="Arial" w:eastAsia="Arial" w:cs="Arial"/>
-          <w:color w:val="000000"/>
-          <w:rtl w:val="0"/>
-          <w:lang w:val="en-US" w:eastAsia="pt-PT" w:bidi="pt-PT"/>
-        </w:rPr>
-        <w:t>es</w:t>
-      </w:r>
-      <w:r>
-        <w:rPr>
-          <w:rFonts w:ascii="Arial" w:hAnsi="Arial" w:eastAsia="Arial" w:cs="Arial"/>
-          <w:color w:val="000000"/>
-          <w:rtl w:val="0"/>
-          <w:lang w:val="pt-PT" w:eastAsia="pt-PT" w:bidi="pt-PT"/>
-        </w:rPr>
-        <w:t xml:space="preserve">, </w:t>
-      </w:r>
-      <w:r>
-        <w:rPr>
-          <w:rFonts w:ascii="Arial" w:hAnsi="Arial" w:eastAsia="Arial" w:cs="Arial"/>
-          <w:color w:val="000000"/>
-          <w:rtl w:val="0"/>
-          <w:lang w:val="en-US" w:eastAsia="pt-PT" w:bidi="pt-PT"/>
-        </w:rPr>
-        <w:t>automatiza</w:t>
-      </w:r>
-      <w:r>
-        <w:rPr>
-          <w:rFonts w:ascii="Arial" w:hAnsi="Arial" w:eastAsia="Arial" w:cs="Arial"/>
-          <w:color w:val="000000"/>
-          <w:rtl w:val="0"/>
-          <w:lang w:val="pt-PT" w:eastAsia="pt-PT" w:bidi="pt-PT"/>
-        </w:rPr>
-        <w:t>çã</w:t>
-      </w:r>
-      <w:r>
-        <w:rPr>
-          <w:rFonts w:ascii="Arial" w:hAnsi="Arial" w:eastAsia="Arial" w:cs="Arial"/>
-          <w:color w:val="000000"/>
-          <w:rtl w:val="0"/>
-          <w:lang w:val="en-US" w:eastAsia="pt-PT" w:bidi="pt-PT"/>
-        </w:rPr>
-        <w:t>o</w:t>
-      </w:r>
-      <w:r>
-        <w:rPr>
-          <w:rFonts w:ascii="Arial" w:hAnsi="Arial" w:eastAsia="Arial" w:cs="Arial"/>
-          <w:color w:val="000000"/>
-          <w:rtl w:val="0"/>
-          <w:lang w:val="pt-PT" w:eastAsia="pt-PT" w:bidi="pt-PT"/>
-        </w:rPr>
-        <w:t xml:space="preserve"> </w:t>
-      </w:r>
-      <w:r>
-        <w:rPr>
-          <w:rFonts w:ascii="Arial" w:hAnsi="Arial" w:eastAsia="Arial" w:cs="Arial"/>
-          <w:color w:val="000000"/>
-          <w:rtl w:val="0"/>
-          <w:lang w:val="en-US" w:eastAsia="pt-PT" w:bidi="pt-PT"/>
-        </w:rPr>
-        <w:t>e</w:t>
-      </w:r>
-      <w:r>
-        <w:rPr>
-          <w:rFonts w:ascii="Arial" w:hAnsi="Arial" w:eastAsia="Arial" w:cs="Arial"/>
-          <w:color w:val="000000"/>
-          <w:rtl w:val="0"/>
-          <w:lang w:val="pt-PT" w:eastAsia="pt-PT" w:bidi="pt-PT"/>
-        </w:rPr>
-        <w:t xml:space="preserve"> </w:t>
-      </w:r>
-      <w:r>
-        <w:rPr>
-          <w:rFonts w:ascii="Arial" w:hAnsi="Arial" w:eastAsia="Arial" w:cs="Arial"/>
-          <w:color w:val="000000"/>
-          <w:rtl w:val="0"/>
-          <w:lang w:val="en-US" w:eastAsia="pt-PT" w:bidi="pt-PT"/>
-        </w:rPr>
-        <w:t>REST</w:t>
-      </w:r>
-      <w:r>
-        <w:rPr>
-          <w:rFonts w:ascii="Arial" w:hAnsi="Arial" w:eastAsia="Arial" w:cs="Arial"/>
-          <w:color w:val="000000"/>
-          <w:rtl w:val="0"/>
-          <w:lang w:val="pt-PT" w:eastAsia="pt-PT" w:bidi="pt-PT"/>
-        </w:rPr>
-        <w:t xml:space="preserve"> </w:t>
-      </w:r>
-      <w:r>
-        <w:rPr>
-          <w:rFonts w:ascii="Courier New" w:hAnsi="Courier New" w:eastAsia="Courier New" w:cs="Courier New"/>
-          <w:color w:val="000000"/>
-          <w:rtl w:val="0"/>
-          <w:lang w:val="en-US" w:eastAsia="pt-PT" w:bidi="pt-PT"/>
-        </w:rPr>
-        <w:t>/print</w:t>
-      </w:r>
-      <w:r>
-        <w:rPr>
-          <w:rFonts w:ascii="Arial" w:hAnsi="Arial" w:eastAsia="Arial" w:cs="Arial"/>
-          <w:color w:val="000000"/>
-          <w:rtl w:val="0"/>
-          <w:lang w:val="pt-PT" w:eastAsia="pt-PT" w:bidi="pt-PT"/>
-        </w:rPr>
-        <w:t xml:space="preserve"> </w:t>
-      </w:r>
-      <w:r>
-        <w:rPr>
-          <w:rFonts w:ascii="Arial" w:hAnsi="Arial" w:eastAsia="Arial" w:cs="Arial"/>
-          <w:color w:val="000000"/>
-          <w:rtl w:val="0"/>
-          <w:lang w:val="en-US" w:eastAsia="pt-PT" w:bidi="pt-PT"/>
-        </w:rPr>
-        <w:t>usam</w:t>
-      </w:r>
-      <w:r>
-        <w:rPr>
-          <w:rFonts w:ascii="Arial" w:hAnsi="Arial" w:eastAsia="Arial" w:cs="Arial"/>
-          <w:color w:val="000000"/>
-          <w:rtl w:val="0"/>
-          <w:lang w:val="pt-PT" w:eastAsia="pt-PT" w:bidi="pt-PT"/>
-        </w:rPr>
-        <w:t xml:space="preserve"> </w:t>
-      </w:r>
-      <w:r>
-        <w:rPr>
-          <w:rFonts w:ascii="Arial" w:hAnsi="Arial" w:eastAsia="Arial" w:cs="Arial"/>
-          <w:color w:val="000000"/>
-          <w:rtl w:val="0"/>
-          <w:lang w:val="en-US" w:eastAsia="pt-PT" w:bidi="pt-PT"/>
-        </w:rPr>
-        <w:t>PrintNode</w:t>
-      </w:r>
-      <w:r>
-        <w:rPr>
-          <w:rFonts w:ascii="Arial" w:hAnsi="Arial" w:eastAsia="Arial" w:cs="Arial"/>
-          <w:color w:val="000000"/>
-          <w:rtl w:val="0"/>
-          <w:lang w:val="pt-PT" w:eastAsia="pt-PT" w:bidi="pt-PT"/>
-        </w:rPr>
-        <w:t xml:space="preserve">; </w:t>
-      </w:r>
-      <w:r>
-        <w:rPr>
-          <w:rFonts w:ascii="Courier New" w:hAnsi="Courier New" w:eastAsia="Courier New" w:cs="Courier New"/>
-          <w:color w:val="000000"/>
-          <w:rtl w:val="0"/>
-          <w:lang w:val="en-US" w:eastAsia="pt-PT" w:bidi="pt-PT"/>
-        </w:rPr>
-        <w:t>create_manual</w:t>
-      </w:r>
-      <w:r>
-        <w:rPr>
-          <w:rFonts w:ascii="Arial" w:hAnsi="Arial" w:eastAsia="Arial" w:cs="Arial"/>
-          <w:color w:val="000000"/>
-          <w:rtl w:val="0"/>
-          <w:lang w:val="pt-PT" w:eastAsia="pt-PT" w:bidi="pt-PT"/>
-        </w:rPr>
-        <w:t xml:space="preserve"> </w:t>
-      </w:r>
-      <w:r>
-        <w:rPr>
-          <w:rFonts w:ascii="Arial" w:hAnsi="Arial" w:eastAsia="Arial" w:cs="Arial"/>
-          <w:color w:val="000000"/>
-          <w:rtl w:val="0"/>
-          <w:lang w:val="en-US" w:eastAsia="pt-PT" w:bidi="pt-PT"/>
-        </w:rPr>
-        <w:t>aceita</w:t>
-      </w:r>
-      <w:r>
-        <w:rPr>
-          <w:rFonts w:ascii="Arial" w:hAnsi="Arial" w:eastAsia="Arial" w:cs="Arial"/>
-          <w:color w:val="000000"/>
-          <w:rtl w:val="0"/>
-          <w:lang w:val="pt-PT" w:eastAsia="pt-PT" w:bidi="pt-PT"/>
-        </w:rPr>
-        <w:t xml:space="preserve"> </w:t>
-      </w:r>
-      <w:r>
-        <w:rPr>
-          <w:rFonts w:ascii="Arial" w:hAnsi="Arial" w:eastAsia="Arial" w:cs="Arial"/>
-          <w:color w:val="000000"/>
-          <w:rtl w:val="0"/>
-          <w:lang w:val="en-US" w:eastAsia="pt-PT" w:bidi="pt-PT"/>
-        </w:rPr>
-        <w:t>apenas</w:t>
-      </w:r>
-      <w:r>
-        <w:rPr>
-          <w:rFonts w:ascii="Arial" w:hAnsi="Arial" w:eastAsia="Arial" w:cs="Arial"/>
-          <w:color w:val="000000"/>
-          <w:rtl w:val="0"/>
-          <w:lang w:val="pt-PT" w:eastAsia="pt-PT" w:bidi="pt-PT"/>
-        </w:rPr>
-        <w:t xml:space="preserve"> </w:t>
-      </w:r>
-      <w:r>
-        <w:rPr>
-          <w:rFonts w:ascii="Arial" w:hAnsi="Arial" w:eastAsia="Arial" w:cs="Arial"/>
-          <w:color w:val="000000"/>
-          <w:rtl w:val="0"/>
-          <w:lang w:val="en-US" w:eastAsia="pt-PT" w:bidi="pt-PT"/>
-        </w:rPr>
-        <w:t>browser</w:t>
-      </w:r>
-      <w:r>
-        <w:rPr>
-          <w:rFonts w:ascii="Arial" w:hAnsi="Arial" w:eastAsia="Arial" w:cs="Arial"/>
-          <w:color w:val="000000"/>
-          <w:rtl w:val="0"/>
-          <w:lang w:val="pt-PT" w:eastAsia="pt-PT" w:bidi="pt-PT"/>
-        </w:rPr>
-        <w:t xml:space="preserve"> </w:t>
-      </w:r>
-      <w:r>
-        <w:rPr>
-          <w:rFonts w:ascii="Arial" w:hAnsi="Arial" w:eastAsia="Arial" w:cs="Arial"/>
-          <w:color w:val="000000"/>
-          <w:rtl w:val="0"/>
-          <w:lang w:val="en-US" w:eastAsia="pt-PT" w:bidi="pt-PT"/>
-        </w:rPr>
-        <w:t>e</w:t>
-      </w:r>
-      <w:r>
-        <w:rPr>
-          <w:rFonts w:ascii="Arial" w:hAnsi="Arial" w:eastAsia="Arial" w:cs="Arial"/>
-          <w:color w:val="000000"/>
-          <w:rtl w:val="0"/>
-          <w:lang w:val="pt-PT" w:eastAsia="pt-PT" w:bidi="pt-PT"/>
-        </w:rPr>
-        <w:t xml:space="preserve"> </w:t>
-      </w:r>
-      <w:r>
-        <w:rPr>
-          <w:rFonts w:ascii="Arial" w:hAnsi="Arial" w:eastAsia="Arial" w:cs="Arial"/>
-          <w:color w:val="000000"/>
-          <w:rtl w:val="0"/>
-          <w:lang w:val="en-US" w:eastAsia="pt-PT" w:bidi="pt-PT"/>
-        </w:rPr>
-        <w:t>printnode.</w:t>
-      </w:r>
-      <w:r>
-        <w:rPr>
-          <w:rFonts w:ascii="Arial" w:hAnsi="Arial" w:eastAsia="Arial" w:cs="Arial"/>
-          <w:color w:val="000000"/>
-          <w:rtl w:val="0"/>
-          <w:lang w:val="pt-PT" w:eastAsia="pt-PT" w:bidi="pt-PT"/>
-        </w:rPr>
-        <w:t xml:space="preserve"> </w:t>
-      </w:r>
-      <w:r>
-        <w:rPr>
-          <w:rFonts w:ascii="Arial" w:hAnsi="Arial" w:eastAsia="Arial" w:cs="Arial"/>
-          <w:color w:val="000000"/>
-          <w:rtl w:val="0"/>
-          <w:lang w:val="en-US" w:eastAsia="pt-PT" w:bidi="pt-PT"/>
-        </w:rPr>
-        <w:t>Outro</w:t>
-      </w:r>
-      <w:r>
-        <w:rPr>
-          <w:rFonts w:ascii="Arial" w:hAnsi="Arial" w:eastAsia="Arial" w:cs="Arial"/>
-          <w:color w:val="000000"/>
-          <w:rtl w:val="0"/>
-          <w:lang w:val="pt-PT" w:eastAsia="pt-PT" w:bidi="pt-PT"/>
-        </w:rPr>
-        <w:t xml:space="preserve"> </w:t>
-      </w:r>
-      <w:r>
-        <w:rPr>
-          <w:rFonts w:ascii="Arial" w:hAnsi="Arial" w:eastAsia="Arial" w:cs="Arial"/>
-          <w:color w:val="000000"/>
-          <w:rtl w:val="0"/>
-          <w:lang w:val="en-US" w:eastAsia="pt-PT" w:bidi="pt-PT"/>
-        </w:rPr>
-        <w:t>fornecedor</w:t>
-      </w:r>
-      <w:r>
-        <w:rPr>
-          <w:rFonts w:ascii="Arial" w:hAnsi="Arial" w:eastAsia="Arial" w:cs="Arial"/>
-          <w:color w:val="000000"/>
-          <w:rtl w:val="0"/>
-          <w:lang w:val="pt-PT" w:eastAsia="pt-PT" w:bidi="pt-PT"/>
-        </w:rPr>
-        <w:t xml:space="preserve"> </w:t>
-      </w:r>
-      <w:r>
-        <w:rPr>
-          <w:rFonts w:ascii="Arial" w:hAnsi="Arial" w:eastAsia="Arial" w:cs="Arial"/>
-          <w:color w:val="000000"/>
-          <w:rtl w:val="0"/>
-          <w:lang w:val="en-US" w:eastAsia="pt-PT" w:bidi="pt-PT"/>
-        </w:rPr>
-        <w:t>exige</w:t>
-      </w:r>
-      <w:r>
-        <w:rPr>
-          <w:rFonts w:ascii="Arial" w:hAnsi="Arial" w:eastAsia="Arial" w:cs="Arial"/>
-          <w:color w:val="000000"/>
-          <w:rtl w:val="0"/>
-          <w:lang w:val="pt-PT" w:eastAsia="pt-PT" w:bidi="pt-PT"/>
-        </w:rPr>
-        <w:t xml:space="preserve"> </w:t>
-      </w:r>
-      <w:r>
-        <w:rPr>
-          <w:rFonts w:ascii="Arial" w:hAnsi="Arial" w:eastAsia="Arial" w:cs="Arial"/>
-          <w:color w:val="000000"/>
-          <w:rtl w:val="0"/>
-          <w:lang w:val="en-US" w:eastAsia="pt-PT" w:bidi="pt-PT"/>
-        </w:rPr>
-        <w:t>valida</w:t>
-      </w:r>
-      <w:r>
-        <w:rPr>
-          <w:rFonts w:ascii="Arial" w:hAnsi="Arial" w:eastAsia="Arial" w:cs="Arial"/>
-          <w:color w:val="000000"/>
-          <w:rtl w:val="0"/>
-          <w:lang w:val="pt-PT" w:eastAsia="pt-PT" w:bidi="pt-PT"/>
-        </w:rPr>
-        <w:t>çã</w:t>
-      </w:r>
-      <w:r>
-        <w:rPr>
-          <w:rFonts w:ascii="Arial" w:hAnsi="Arial" w:eastAsia="Arial" w:cs="Arial"/>
-          <w:color w:val="000000"/>
-          <w:rtl w:val="0"/>
-          <w:lang w:val="en-US" w:eastAsia="pt-PT" w:bidi="pt-PT"/>
-        </w:rPr>
-        <w:t>o</w:t>
-      </w:r>
-      <w:r>
-        <w:rPr>
-          <w:rFonts w:ascii="Arial" w:hAnsi="Arial" w:eastAsia="Arial" w:cs="Arial"/>
-          <w:color w:val="000000"/>
-          <w:rtl w:val="0"/>
-          <w:lang w:val="pt-PT" w:eastAsia="pt-PT" w:bidi="pt-PT"/>
-        </w:rPr>
-        <w:t xml:space="preserve">, </w:t>
-      </w:r>
-      <w:r>
-        <w:rPr>
-          <w:rFonts w:ascii="Arial" w:hAnsi="Arial" w:eastAsia="Arial" w:cs="Arial"/>
-          <w:color w:val="000000"/>
-          <w:rtl w:val="0"/>
-          <w:lang w:val="en-US" w:eastAsia="pt-PT" w:bidi="pt-PT"/>
-        </w:rPr>
-        <w:t>cria</w:t>
-      </w:r>
-      <w:r>
-        <w:rPr>
-          <w:rFonts w:ascii="Arial" w:hAnsi="Arial" w:eastAsia="Arial" w:cs="Arial"/>
-          <w:color w:val="000000"/>
-          <w:rtl w:val="0"/>
-          <w:lang w:val="pt-PT" w:eastAsia="pt-PT" w:bidi="pt-PT"/>
-        </w:rPr>
-        <w:t>çã</w:t>
-      </w:r>
-      <w:r>
-        <w:rPr>
-          <w:rFonts w:ascii="Arial" w:hAnsi="Arial" w:eastAsia="Arial" w:cs="Arial"/>
-          <w:color w:val="000000"/>
-          <w:rtl w:val="0"/>
-          <w:lang w:val="en-US" w:eastAsia="pt-PT" w:bidi="pt-PT"/>
-        </w:rPr>
-        <w:t>o</w:t>
-      </w:r>
-      <w:r>
-        <w:rPr>
-          <w:rFonts w:ascii="Arial" w:hAnsi="Arial" w:eastAsia="Arial" w:cs="Arial"/>
-          <w:color w:val="000000"/>
-          <w:rtl w:val="0"/>
-          <w:lang w:val="pt-PT" w:eastAsia="pt-PT" w:bidi="pt-PT"/>
-        </w:rPr>
-        <w:t xml:space="preserve">, </w:t>
-      </w:r>
-      <w:r>
-        <w:rPr>
-          <w:rFonts w:ascii="Arial" w:hAnsi="Arial" w:eastAsia="Arial" w:cs="Arial"/>
-          <w:color w:val="000000"/>
-          <w:rtl w:val="0"/>
-          <w:lang w:val="en-US" w:eastAsia="pt-PT" w:bidi="pt-PT"/>
-        </w:rPr>
-        <w:t>configura</w:t>
-      </w:r>
-      <w:r>
-        <w:rPr>
-          <w:rFonts w:ascii="Arial" w:hAnsi="Arial" w:eastAsia="Arial" w:cs="Arial"/>
-          <w:color w:val="000000"/>
-          <w:rtl w:val="0"/>
-          <w:lang w:val="pt-PT" w:eastAsia="pt-PT" w:bidi="pt-PT"/>
-        </w:rPr>
-        <w:t>çã</w:t>
-      </w:r>
-      <w:r>
-        <w:rPr>
-          <w:rFonts w:ascii="Arial" w:hAnsi="Arial" w:eastAsia="Arial" w:cs="Arial"/>
-          <w:color w:val="000000"/>
-          <w:rtl w:val="0"/>
-          <w:lang w:val="en-US" w:eastAsia="pt-PT" w:bidi="pt-PT"/>
-        </w:rPr>
-        <w:t>o</w:t>
-      </w:r>
-      <w:r>
-        <w:rPr>
-          <w:rFonts w:ascii="Arial" w:hAnsi="Arial" w:eastAsia="Arial" w:cs="Arial"/>
-          <w:color w:val="000000"/>
-          <w:rtl w:val="0"/>
-          <w:lang w:val="pt-PT" w:eastAsia="pt-PT" w:bidi="pt-PT"/>
-        </w:rPr>
-        <w:t xml:space="preserve">, </w:t>
-      </w:r>
-      <w:r>
-        <w:rPr>
-          <w:rFonts w:ascii="Arial" w:hAnsi="Arial" w:eastAsia="Arial" w:cs="Arial"/>
-          <w:color w:val="000000"/>
-          <w:rtl w:val="0"/>
-          <w:lang w:val="en-US" w:eastAsia="pt-PT" w:bidi="pt-PT"/>
-        </w:rPr>
-        <w:t>permiss</w:t>
-      </w:r>
-      <w:r>
-        <w:rPr>
-          <w:rFonts w:ascii="Arial" w:hAnsi="Arial" w:eastAsia="Arial" w:cs="Arial"/>
-          <w:color w:val="000000"/>
-          <w:rtl w:val="0"/>
-          <w:lang w:val="pt-PT" w:eastAsia="pt-PT" w:bidi="pt-PT"/>
-        </w:rPr>
-        <w:t>õ</w:t>
-      </w:r>
-      <w:r>
-        <w:rPr>
-          <w:rFonts w:ascii="Arial" w:hAnsi="Arial" w:eastAsia="Arial" w:cs="Arial"/>
-          <w:color w:val="000000"/>
-          <w:rtl w:val="0"/>
-          <w:lang w:val="en-US" w:eastAsia="pt-PT" w:bidi="pt-PT"/>
-        </w:rPr>
-        <w:t>es</w:t>
-      </w:r>
-      <w:r>
-        <w:rPr>
-          <w:rFonts w:ascii="Arial" w:hAnsi="Arial" w:eastAsia="Arial" w:cs="Arial"/>
-          <w:color w:val="000000"/>
-          <w:rtl w:val="0"/>
-          <w:lang w:val="pt-PT" w:eastAsia="pt-PT" w:bidi="pt-PT"/>
-        </w:rPr>
-        <w:t xml:space="preserve">, </w:t>
-      </w:r>
-      <w:r>
-        <w:rPr>
-          <w:rFonts w:ascii="Arial" w:hAnsi="Arial" w:eastAsia="Arial" w:cs="Arial"/>
-          <w:color w:val="000000"/>
-          <w:rtl w:val="0"/>
-          <w:lang w:val="en-US" w:eastAsia="pt-PT" w:bidi="pt-PT"/>
-        </w:rPr>
-        <w:t>UI</w:t>
-      </w:r>
-      <w:r>
-        <w:rPr>
-          <w:rFonts w:ascii="Arial" w:hAnsi="Arial" w:eastAsia="Arial" w:cs="Arial"/>
-          <w:color w:val="000000"/>
-          <w:rtl w:val="0"/>
-          <w:lang w:val="pt-PT" w:eastAsia="pt-PT" w:bidi="pt-PT"/>
-        </w:rPr>
-        <w:t xml:space="preserve"> </w:t>
-      </w:r>
-      <w:r>
-        <w:rPr>
-          <w:rFonts w:ascii="Arial" w:hAnsi="Arial" w:eastAsia="Arial" w:cs="Arial"/>
-          <w:color w:val="000000"/>
-          <w:rtl w:val="0"/>
-          <w:lang w:val="en-US" w:eastAsia="pt-PT" w:bidi="pt-PT"/>
-        </w:rPr>
-        <w:t>e</w:t>
-      </w:r>
-      <w:r>
-        <w:rPr>
-          <w:rFonts w:ascii="Arial" w:hAnsi="Arial" w:eastAsia="Arial" w:cs="Arial"/>
-          <w:color w:val="000000"/>
-          <w:rtl w:val="0"/>
-          <w:lang w:val="pt-PT" w:eastAsia="pt-PT" w:bidi="pt-PT"/>
-        </w:rPr>
-        <w:t xml:space="preserve"> </w:t>
-      </w:r>
-      <w:r>
-        <w:rPr>
-          <w:rFonts w:ascii="Arial" w:hAnsi="Arial" w:eastAsia="Arial" w:cs="Arial"/>
-          <w:color w:val="000000"/>
-          <w:rtl w:val="0"/>
-          <w:lang w:val="en-US" w:eastAsia="pt-PT" w:bidi="pt-PT"/>
-        </w:rPr>
-        <w:t>testes.</w:t>
-      </w:r>
-      <w:r>
-        <w:rPr>
-          <w:rFonts w:ascii="Arial" w:hAnsi="Arial" w:eastAsia="Arial" w:cs="Arial"/>
-          <w:color w:val="000000"/>
-          <w:rtl w:val="0"/>
-          <w:lang w:val="pt-PT" w:eastAsia="pt-PT" w:bidi="pt-PT"/>
-        </w:rPr>
-        <w:t xml:space="preserve"> </w:t>
-      </w:r>
-      <w:r>
-        <w:rPr>
-          <w:rFonts w:ascii="Arial" w:hAnsi="Arial" w:eastAsia="Arial" w:cs="Arial"/>
-          <w:color w:val="000000"/>
-          <w:rtl w:val="0"/>
-          <w:lang w:val="en-US" w:eastAsia="pt-PT" w:bidi="pt-PT"/>
-        </w:rPr>
-        <w:t>Substituir</w:t>
-      </w:r>
-      <w:r>
-        <w:rPr>
-          <w:rFonts w:ascii="Arial" w:hAnsi="Arial" w:eastAsia="Arial" w:cs="Arial"/>
-          <w:color w:val="000000"/>
-          <w:rtl w:val="0"/>
-          <w:lang w:val="pt-PT" w:eastAsia="pt-PT" w:bidi="pt-PT"/>
-        </w:rPr>
-        <w:t xml:space="preserve"> </w:t>
-      </w:r>
-      <w:r>
-        <w:rPr>
-          <w:rFonts w:ascii="Arial" w:hAnsi="Arial" w:eastAsia="Arial" w:cs="Arial"/>
-          <w:color w:val="000000"/>
-          <w:rtl w:val="0"/>
-          <w:lang w:val="en-US" w:eastAsia="pt-PT" w:bidi="pt-PT"/>
-        </w:rPr>
-        <w:t>printnode</w:t>
-      </w:r>
-      <w:r>
-        <w:rPr>
-          <w:rFonts w:ascii="Arial" w:hAnsi="Arial" w:eastAsia="Arial" w:cs="Arial"/>
-          <w:color w:val="000000"/>
-          <w:rtl w:val="0"/>
-          <w:lang w:val="pt-PT" w:eastAsia="pt-PT" w:bidi="pt-PT"/>
-        </w:rPr>
-        <w:t xml:space="preserve"> </w:t>
-      </w:r>
-      <w:r>
-        <w:rPr>
-          <w:rFonts w:ascii="Arial" w:hAnsi="Arial" w:eastAsia="Arial" w:cs="Arial"/>
-          <w:color w:val="000000"/>
-          <w:rtl w:val="0"/>
-          <w:lang w:val="en-US" w:eastAsia="pt-PT" w:bidi="pt-PT"/>
-        </w:rPr>
-        <w:t>mant</w:t>
-      </w:r>
-      <w:r>
-        <w:rPr>
-          <w:rFonts w:ascii="Arial" w:hAnsi="Arial" w:eastAsia="Arial" w:cs="Arial"/>
-          <w:color w:val="000000"/>
-          <w:rtl w:val="0"/>
-          <w:lang w:val="pt-PT" w:eastAsia="pt-PT" w:bidi="pt-PT"/>
-        </w:rPr>
-        <w:t>é</w:t>
-      </w:r>
-      <w:r>
-        <w:rPr>
-          <w:rFonts w:ascii="Arial" w:hAnsi="Arial" w:eastAsia="Arial" w:cs="Arial"/>
-          <w:color w:val="000000"/>
-          <w:rtl w:val="0"/>
-          <w:lang w:val="en-US" w:eastAsia="pt-PT" w:bidi="pt-PT"/>
-        </w:rPr>
-        <w:t>m</w:t>
-      </w:r>
-      <w:r>
-        <w:rPr>
-          <w:rFonts w:ascii="Arial" w:hAnsi="Arial" w:eastAsia="Arial" w:cs="Arial"/>
-          <w:color w:val="000000"/>
-          <w:rtl w:val="0"/>
-          <w:lang w:val="pt-PT" w:eastAsia="pt-PT" w:bidi="pt-PT"/>
-        </w:rPr>
-        <w:t xml:space="preserve"> </w:t>
-      </w:r>
-      <w:r>
-        <w:rPr>
-          <w:rFonts w:ascii="Arial" w:hAnsi="Arial" w:eastAsia="Arial" w:cs="Arial"/>
-          <w:color w:val="000000"/>
-          <w:rtl w:val="0"/>
-          <w:lang w:val="en-US" w:eastAsia="pt-PT" w:bidi="pt-PT"/>
-        </w:rPr>
-        <w:t>restri</w:t>
-      </w:r>
-      <w:r>
-        <w:rPr>
-          <w:rFonts w:ascii="Arial" w:hAnsi="Arial" w:eastAsia="Arial" w:cs="Arial"/>
-          <w:color w:val="000000"/>
-          <w:rtl w:val="0"/>
-          <w:lang w:val="pt-PT" w:eastAsia="pt-PT" w:bidi="pt-PT"/>
-        </w:rPr>
-        <w:t>çõ</w:t>
-      </w:r>
-      <w:r>
-        <w:rPr>
-          <w:rFonts w:ascii="Arial" w:hAnsi="Arial" w:eastAsia="Arial" w:cs="Arial"/>
-          <w:color w:val="000000"/>
-          <w:rtl w:val="0"/>
-          <w:lang w:val="en-US" w:eastAsia="pt-PT" w:bidi="pt-PT"/>
-        </w:rPr>
-        <w:t>es.</w:t>
-      </w:r>
-      <w:r>
-        <w:rPr>
-          <w:rFonts w:ascii="Arial" w:hAnsi="Arial" w:eastAsia="Arial" w:cs="Arial"/>
-          <w:color w:val="000000"/>
-          <w:rtl w:val="0"/>
-          <w:lang w:val="pt-PT" w:eastAsia="pt-PT" w:bidi="pt-PT"/>
-        </w:rPr>
-        <w:t xml:space="preserve"> </w:t>
-      </w:r>
-      <w:r>
-        <w:rPr>
-          <w:rFonts w:ascii="Arial" w:hAnsi="Arial" w:eastAsia="Arial" w:cs="Arial"/>
-          <w:color w:val="000000"/>
-          <w:rtl w:val="0"/>
-          <w:lang w:val="en-US" w:eastAsia="pt-PT" w:bidi="pt-PT"/>
-        </w:rPr>
-        <w:t>N</w:t>
-      </w:r>
-      <w:r>
-        <w:rPr>
-          <w:rFonts w:ascii="Arial" w:hAnsi="Arial" w:eastAsia="Arial" w:cs="Arial"/>
-          <w:color w:val="000000"/>
-          <w:rtl w:val="0"/>
-          <w:lang w:val="pt-PT" w:eastAsia="pt-PT" w:bidi="pt-PT"/>
-        </w:rPr>
-        <w:t>ã</w:t>
-      </w:r>
-      <w:r>
-        <w:rPr>
-          <w:rFonts w:ascii="Arial" w:hAnsi="Arial" w:eastAsia="Arial" w:cs="Arial"/>
-          <w:color w:val="000000"/>
-          <w:rtl w:val="0"/>
-          <w:lang w:val="en-US" w:eastAsia="pt-PT" w:bidi="pt-PT"/>
-        </w:rPr>
-        <w:t>o</w:t>
-      </w:r>
-      <w:r>
-        <w:rPr>
-          <w:rFonts w:ascii="Arial" w:hAnsi="Arial" w:eastAsia="Arial" w:cs="Arial"/>
-          <w:color w:val="000000"/>
-          <w:rtl w:val="0"/>
-          <w:lang w:val="pt-PT" w:eastAsia="pt-PT" w:bidi="pt-PT"/>
-        </w:rPr>
-        <w:t xml:space="preserve"> </w:t>
-      </w:r>
-      <w:r>
-        <w:rPr>
-          <w:rFonts w:ascii="Arial" w:hAnsi="Arial" w:eastAsia="Arial" w:cs="Arial"/>
-          <w:color w:val="000000"/>
-          <w:rtl w:val="0"/>
-          <w:lang w:val="en-US" w:eastAsia="pt-PT" w:bidi="pt-PT"/>
-        </w:rPr>
-        <w:t>h</w:t>
-      </w:r>
-      <w:r>
-        <w:rPr>
-          <w:rFonts w:ascii="Arial" w:hAnsi="Arial" w:eastAsia="Arial" w:cs="Arial"/>
-          <w:color w:val="000000"/>
-          <w:rtl w:val="0"/>
-          <w:lang w:val="pt-PT" w:eastAsia="pt-PT" w:bidi="pt-PT"/>
-        </w:rPr>
-        <w:t xml:space="preserve">á </w:t>
-      </w:r>
-      <w:r>
-        <w:rPr>
-          <w:rFonts w:ascii="Arial" w:hAnsi="Arial" w:eastAsia="Arial" w:cs="Arial"/>
-          <w:color w:val="000000"/>
-          <w:rtl w:val="0"/>
-          <w:lang w:val="en-US" w:eastAsia="pt-PT" w:bidi="pt-PT"/>
-        </w:rPr>
-        <w:t>hook</w:t>
-      </w:r>
-      <w:r>
-        <w:rPr>
-          <w:rFonts w:ascii="Arial" w:hAnsi="Arial" w:eastAsia="Arial" w:cs="Arial"/>
-          <w:color w:val="000000"/>
-          <w:rtl w:val="0"/>
-          <w:lang w:val="pt-PT" w:eastAsia="pt-PT" w:bidi="pt-PT"/>
-        </w:rPr>
-        <w:t xml:space="preserve"> </w:t>
-      </w:r>
-      <w:r>
-        <w:rPr>
-          <w:rFonts w:ascii="Arial" w:hAnsi="Arial" w:eastAsia="Arial" w:cs="Arial"/>
-          <w:color w:val="000000"/>
-          <w:rtl w:val="0"/>
-          <w:lang w:val="en-US" w:eastAsia="pt-PT" w:bidi="pt-PT"/>
-        </w:rPr>
-        <w:t>geral</w:t>
-      </w:r>
-      <w:r>
-        <w:rPr>
-          <w:rFonts w:ascii="Arial" w:hAnsi="Arial" w:eastAsia="Arial" w:cs="Arial"/>
-          <w:color w:val="000000"/>
-          <w:rtl w:val="0"/>
-          <w:lang w:val="pt-PT" w:eastAsia="pt-PT" w:bidi="pt-PT"/>
-        </w:rPr>
-        <w:t xml:space="preserve"> </w:t>
-      </w:r>
-      <w:r>
-        <w:rPr>
-          <w:rFonts w:ascii="Arial" w:hAnsi="Arial" w:eastAsia="Arial" w:cs="Arial"/>
-          <w:color w:val="000000"/>
-          <w:rtl w:val="0"/>
-          <w:lang w:val="en-US" w:eastAsia="pt-PT" w:bidi="pt-PT"/>
-        </w:rPr>
-        <w:t>de</w:t>
-      </w:r>
-      <w:r>
-        <w:rPr>
-          <w:rFonts w:ascii="Arial" w:hAnsi="Arial" w:eastAsia="Arial" w:cs="Arial"/>
-          <w:color w:val="000000"/>
-          <w:rtl w:val="0"/>
-          <w:lang w:val="pt-PT" w:eastAsia="pt-PT" w:bidi="pt-PT"/>
-        </w:rPr>
-        <w:t xml:space="preserve"> </w:t>
-      </w:r>
-      <w:r>
-        <w:rPr>
-          <w:rFonts w:ascii="Arial" w:hAnsi="Arial" w:eastAsia="Arial" w:cs="Arial"/>
-          <w:color w:val="000000"/>
-          <w:rtl w:val="0"/>
-          <w:lang w:val="en-US" w:eastAsia="pt-PT" w:bidi="pt-PT"/>
-        </w:rPr>
-        <w:t>substitui</w:t>
-      </w:r>
-      <w:r>
-        <w:rPr>
-          <w:rFonts w:ascii="Arial" w:hAnsi="Arial" w:eastAsia="Arial" w:cs="Arial"/>
-          <w:color w:val="000000"/>
-          <w:rtl w:val="0"/>
-          <w:lang w:val="pt-PT" w:eastAsia="pt-PT" w:bidi="pt-PT"/>
-        </w:rPr>
-        <w:t>çã</w:t>
-      </w:r>
-      <w:r>
-        <w:rPr>
-          <w:rFonts w:ascii="Arial" w:hAnsi="Arial" w:eastAsia="Arial" w:cs="Arial"/>
-          <w:color w:val="000000"/>
-          <w:rtl w:val="0"/>
-          <w:lang w:val="en-US" w:eastAsia="pt-PT" w:bidi="pt-PT"/>
-        </w:rPr>
-        <w:t>o</w:t>
-      </w:r>
-      <w:r>
-        <w:rPr>
-          <w:rFonts w:ascii="Arial" w:hAnsi="Arial" w:eastAsia="Arial" w:cs="Arial"/>
-          <w:color w:val="000000"/>
-          <w:rtl w:val="0"/>
-          <w:lang w:val="pt-PT" w:eastAsia="pt-PT" w:bidi="pt-PT"/>
-        </w:rPr>
-        <w:t xml:space="preserve"> </w:t>
-      </w:r>
-      <w:r>
-        <w:rPr>
-          <w:rFonts w:ascii="Arial" w:hAnsi="Arial" w:eastAsia="Arial" w:cs="Arial"/>
-          <w:color w:val="000000"/>
-          <w:rtl w:val="0"/>
-          <w:lang w:val="en-US" w:eastAsia="pt-PT" w:bidi="pt-PT"/>
-        </w:rPr>
-        <w:t>PDF.</w:t>
+          <w:lang w:val="pt-PT" w:bidi="pt-PT" w:eastAsia="pt-PT"/>
+          <w:color w:val="000000"/>
+          <w:rtl w:val="0"/>
+          <w:rFonts w:ascii="Arial" w:hAnsi="Arial" w:eastAsia="Arial" w:cs="Arial"/>
+        </w:rPr>
+        <w:t>Os destinos integrados são browser, cups e agent. Registar um fornecedor push não acrescenta definições ou escolha; amplie validação, UI, criação e testes em conjunto. O agente pull usa AgentQueue e AgentController em vez de PrintProviderInterface. Não existe hook geral de substituição do motor PDF.</w:t>
       </w:r>
     </w:p>
     <w:p>
       <w:pPr>
         <w:bidi w:val="0"/>
-        <w:jc w:val="left"/>
+        <w:jc w:val="start"/>
       </w:pPr>
       <w:r>
         <w:rPr>
-          <w:rFonts w:ascii="Arial" w:hAnsi="Arial" w:eastAsia="Arial" w:cs="Arial"/>
-          <w:color w:val="000000"/>
-          <w:rtl w:val="0"/>
-          <w:lang w:val="en-US" w:eastAsia="pt-PT" w:bidi="pt-PT"/>
-        </w:rPr>
-        <w:t>Espa</w:t>
-      </w:r>
-      <w:r>
-        <w:rPr>
-          <w:rFonts w:ascii="Arial" w:hAnsi="Arial" w:eastAsia="Arial" w:cs="Arial"/>
-          <w:color w:val="000000"/>
-          <w:rtl w:val="0"/>
-          <w:lang w:val="pt-PT" w:eastAsia="pt-PT" w:bidi="pt-PT"/>
-        </w:rPr>
-        <w:t>ç</w:t>
-      </w:r>
-      <w:r>
-        <w:rPr>
-          <w:rFonts w:ascii="Arial" w:hAnsi="Arial" w:eastAsia="Arial" w:cs="Arial"/>
-          <w:color w:val="000000"/>
-          <w:rtl w:val="0"/>
-          <w:lang w:val="en-US" w:eastAsia="pt-PT" w:bidi="pt-PT"/>
-        </w:rPr>
-        <w:t>o</w:t>
-      </w:r>
-      <w:r>
-        <w:rPr>
-          <w:rFonts w:ascii="Arial" w:hAnsi="Arial" w:eastAsia="Arial" w:cs="Arial"/>
-          <w:color w:val="000000"/>
-          <w:rtl w:val="0"/>
-          <w:lang w:val="pt-PT" w:eastAsia="pt-PT" w:bidi="pt-PT"/>
-        </w:rPr>
-        <w:t xml:space="preserve"> </w:t>
-      </w:r>
-      <w:r>
-        <w:rPr>
-          <w:rFonts w:ascii="Courier New" w:hAnsi="Courier New" w:eastAsia="Courier New" w:cs="Courier New"/>
-          <w:color w:val="000000"/>
-          <w:rtl w:val="0"/>
-          <w:lang w:val="en-US" w:eastAsia="pt-PT" w:bidi="pt-PT"/>
-        </w:rPr>
-        <w:t>/wp-json/wc-invoice-printer/v1.</w:t>
-      </w:r>
-      <w:r>
-        <w:rPr>
-          <w:rFonts w:ascii="Arial" w:hAnsi="Arial" w:eastAsia="Arial" w:cs="Arial"/>
-          <w:color w:val="000000"/>
-          <w:rtl w:val="0"/>
-          <w:lang w:val="pt-PT" w:eastAsia="pt-PT" w:bidi="pt-PT"/>
-        </w:rPr>
-        <w:t xml:space="preserve"> </w:t>
-      </w:r>
-      <w:r>
-        <w:rPr>
-          <w:rFonts w:ascii="Arial" w:hAnsi="Arial" w:eastAsia="Arial" w:cs="Arial"/>
-          <w:color w:val="000000"/>
-          <w:rtl w:val="0"/>
-          <w:lang w:val="en-US" w:eastAsia="pt-PT" w:bidi="pt-PT"/>
-        </w:rPr>
-        <w:t>Utilizador</w:t>
-      </w:r>
-      <w:r>
-        <w:rPr>
-          <w:rFonts w:ascii="Arial" w:hAnsi="Arial" w:eastAsia="Arial" w:cs="Arial"/>
-          <w:color w:val="000000"/>
-          <w:rtl w:val="0"/>
-          <w:lang w:val="pt-PT" w:eastAsia="pt-PT" w:bidi="pt-PT"/>
-        </w:rPr>
-        <w:t xml:space="preserve"> </w:t>
-      </w:r>
-      <w:r>
-        <w:rPr>
-          <w:rFonts w:ascii="Arial" w:hAnsi="Arial" w:eastAsia="Arial" w:cs="Arial"/>
-          <w:color w:val="000000"/>
-          <w:rtl w:val="0"/>
-          <w:lang w:val="en-US" w:eastAsia="pt-PT" w:bidi="pt-PT"/>
-        </w:rPr>
-        <w:t>autorizado</w:t>
-      </w:r>
-      <w:r>
-        <w:rPr>
-          <w:rFonts w:ascii="Arial" w:hAnsi="Arial" w:eastAsia="Arial" w:cs="Arial"/>
-          <w:color w:val="000000"/>
-          <w:rtl w:val="0"/>
-          <w:lang w:val="pt-PT" w:eastAsia="pt-PT" w:bidi="pt-PT"/>
-        </w:rPr>
-        <w:t xml:space="preserve">; </w:t>
-      </w:r>
-      <w:r>
-        <w:rPr>
-          <w:rFonts w:ascii="Arial" w:hAnsi="Arial" w:eastAsia="Arial" w:cs="Arial"/>
-          <w:color w:val="000000"/>
-          <w:rtl w:val="0"/>
-          <w:lang w:val="en-US" w:eastAsia="pt-PT" w:bidi="pt-PT"/>
-        </w:rPr>
-        <w:t>com</w:t>
-      </w:r>
-      <w:r>
-        <w:rPr>
-          <w:rFonts w:ascii="Arial" w:hAnsi="Arial" w:eastAsia="Arial" w:cs="Arial"/>
-          <w:color w:val="000000"/>
-          <w:rtl w:val="0"/>
-          <w:lang w:val="pt-PT" w:eastAsia="pt-PT" w:bidi="pt-PT"/>
-        </w:rPr>
-        <w:t xml:space="preserve"> </w:t>
-      </w:r>
-      <w:r>
-        <w:rPr>
-          <w:rFonts w:ascii="Arial" w:hAnsi="Arial" w:eastAsia="Arial" w:cs="Arial"/>
-          <w:color w:val="000000"/>
-          <w:rtl w:val="0"/>
-          <w:lang w:val="en-US" w:eastAsia="pt-PT" w:bidi="pt-PT"/>
-        </w:rPr>
-        <w:t>cookies</w:t>
-      </w:r>
-      <w:r>
-        <w:rPr>
-          <w:rFonts w:ascii="Arial" w:hAnsi="Arial" w:eastAsia="Arial" w:cs="Arial"/>
-          <w:color w:val="000000"/>
-          <w:rtl w:val="0"/>
-          <w:lang w:val="pt-PT" w:eastAsia="pt-PT" w:bidi="pt-PT"/>
-        </w:rPr>
-        <w:t xml:space="preserve"> </w:t>
-      </w:r>
-      <w:r>
-        <w:rPr>
-          <w:rFonts w:ascii="Arial" w:hAnsi="Arial" w:eastAsia="Arial" w:cs="Arial"/>
-          <w:color w:val="000000"/>
-          <w:rtl w:val="0"/>
-          <w:lang w:val="en-US" w:eastAsia="pt-PT" w:bidi="pt-PT"/>
-        </w:rPr>
-        <w:t>envie</w:t>
-      </w:r>
-      <w:r>
-        <w:rPr>
-          <w:rFonts w:ascii="Arial" w:hAnsi="Arial" w:eastAsia="Arial" w:cs="Arial"/>
-          <w:color w:val="000000"/>
-          <w:rtl w:val="0"/>
-          <w:lang w:val="pt-PT" w:eastAsia="pt-PT" w:bidi="pt-PT"/>
-        </w:rPr>
-        <w:t xml:space="preserve"> </w:t>
-      </w:r>
-      <w:r>
-        <w:rPr>
-          <w:rFonts w:ascii="Arial" w:hAnsi="Arial" w:eastAsia="Arial" w:cs="Arial"/>
-          <w:color w:val="000000"/>
-          <w:rtl w:val="0"/>
-          <w:lang w:val="en-US" w:eastAsia="pt-PT" w:bidi="pt-PT"/>
-        </w:rPr>
-        <w:t>X-WP-Nonce</w:t>
-      </w:r>
-      <w:r>
-        <w:rPr>
-          <w:rFonts w:ascii="Arial" w:hAnsi="Arial" w:eastAsia="Arial" w:cs="Arial"/>
-          <w:color w:val="000000"/>
-          <w:rtl w:val="0"/>
-          <w:lang w:val="pt-PT" w:eastAsia="pt-PT" w:bidi="pt-PT"/>
-        </w:rPr>
-        <w:t xml:space="preserve"> </w:t>
-      </w:r>
-      <w:r>
-        <w:rPr>
-          <w:rFonts w:ascii="Arial" w:hAnsi="Arial" w:eastAsia="Arial" w:cs="Arial"/>
-          <w:color w:val="000000"/>
-          <w:rtl w:val="0"/>
-          <w:lang w:val="en-US" w:eastAsia="pt-PT" w:bidi="pt-PT"/>
-        </w:rPr>
-        <w:t>de</w:t>
-      </w:r>
-      <w:r>
-        <w:rPr>
-          <w:rFonts w:ascii="Arial" w:hAnsi="Arial" w:eastAsia="Arial" w:cs="Arial"/>
-          <w:color w:val="000000"/>
-          <w:rtl w:val="0"/>
-          <w:lang w:val="pt-PT" w:eastAsia="pt-PT" w:bidi="pt-PT"/>
-        </w:rPr>
-        <w:t xml:space="preserve"> </w:t>
-      </w:r>
-      <w:r>
-        <w:rPr>
-          <w:rFonts w:ascii="Courier New" w:hAnsi="Courier New" w:eastAsia="Courier New" w:cs="Courier New"/>
-          <w:color w:val="000000"/>
-          <w:rtl w:val="0"/>
-          <w:lang w:val="en-US" w:eastAsia="pt-PT" w:bidi="pt-PT"/>
-        </w:rPr>
-        <w:t>wp_create_nonce('wp_rest')</w:t>
-      </w:r>
-      <w:r>
-        <w:rPr>
-          <w:rFonts w:ascii="Arial" w:hAnsi="Arial" w:eastAsia="Arial" w:cs="Arial"/>
-          <w:color w:val="000000"/>
-          <w:rtl w:val="0"/>
-          <w:lang w:val="pt-PT" w:eastAsia="pt-PT" w:bidi="pt-PT"/>
-        </w:rPr>
-        <w:t xml:space="preserve"> </w:t>
-      </w:r>
-      <w:r>
-        <w:rPr>
-          <w:rFonts w:ascii="Arial" w:hAnsi="Arial" w:eastAsia="Arial" w:cs="Arial"/>
-          <w:color w:val="000000"/>
-          <w:rtl w:val="0"/>
-          <w:lang w:val="en-US" w:eastAsia="pt-PT" w:bidi="pt-PT"/>
-        </w:rPr>
-        <w:t>e</w:t>
-      </w:r>
-      <w:r>
-        <w:rPr>
-          <w:rFonts w:ascii="Arial" w:hAnsi="Arial" w:eastAsia="Arial" w:cs="Arial"/>
-          <w:color w:val="000000"/>
-          <w:rtl w:val="0"/>
-          <w:lang w:val="pt-PT" w:eastAsia="pt-PT" w:bidi="pt-PT"/>
-        </w:rPr>
-        <w:t xml:space="preserve"> </w:t>
-      </w:r>
-      <w:r>
-        <w:rPr>
-          <w:rFonts w:ascii="Courier New" w:hAnsi="Courier New" w:eastAsia="Courier New" w:cs="Courier New"/>
-          <w:color w:val="000000"/>
-          <w:rtl w:val="0"/>
-          <w:lang w:val="en-US" w:eastAsia="pt-PT" w:bidi="pt-PT"/>
-        </w:rPr>
-        <w:t>_locale=user.</w:t>
-      </w:r>
-      <w:r>
-        <w:rPr>
-          <w:rFonts w:ascii="Arial" w:hAnsi="Arial" w:eastAsia="Arial" w:cs="Arial"/>
-          <w:color w:val="000000"/>
-          <w:rtl w:val="0"/>
-          <w:lang w:val="pt-PT" w:eastAsia="pt-PT" w:bidi="pt-PT"/>
-        </w:rPr>
-        <w:t xml:space="preserve"> </w:t>
-      </w:r>
-      <w:r>
-        <w:rPr>
-          <w:rFonts w:ascii="Arial" w:hAnsi="Arial" w:eastAsia="Arial" w:cs="Arial"/>
-          <w:color w:val="000000"/>
-          <w:rtl w:val="0"/>
-          <w:lang w:val="en-US" w:eastAsia="pt-PT" w:bidi="pt-PT"/>
-        </w:rPr>
-        <w:t>Aceita</w:t>
-      </w:r>
-      <w:r>
-        <w:rPr>
-          <w:rFonts w:ascii="Arial" w:hAnsi="Arial" w:eastAsia="Arial" w:cs="Arial"/>
-          <w:color w:val="000000"/>
-          <w:rtl w:val="0"/>
-          <w:lang w:val="pt-PT" w:eastAsia="pt-PT" w:bidi="pt-PT"/>
-        </w:rPr>
-        <w:t xml:space="preserve"> </w:t>
-      </w:r>
-      <w:r>
-        <w:rPr>
-          <w:rFonts w:ascii="Arial" w:hAnsi="Arial" w:eastAsia="Arial" w:cs="Arial"/>
-          <w:color w:val="000000"/>
-          <w:rtl w:val="0"/>
-          <w:lang w:val="en-US" w:eastAsia="pt-PT" w:bidi="pt-PT"/>
-        </w:rPr>
-        <w:t>1</w:t>
-      </w:r>
-      <w:r>
-        <w:rPr>
-          <w:rFonts w:ascii="Arial" w:hAnsi="Arial" w:eastAsia="Arial" w:cs="Arial"/>
-          <w:color w:val="000000"/>
-          <w:rtl w:val="0"/>
-          <w:lang w:val="pt-PT" w:eastAsia="pt-PT" w:bidi="pt-PT"/>
-        </w:rPr>
-        <w:t>–</w:t>
-      </w:r>
-      <w:r>
-        <w:rPr>
-          <w:rFonts w:ascii="Arial" w:hAnsi="Arial" w:eastAsia="Arial" w:cs="Arial"/>
-          <w:color w:val="000000"/>
-          <w:rtl w:val="0"/>
-          <w:lang w:val="en-US" w:eastAsia="pt-PT" w:bidi="pt-PT"/>
-        </w:rPr>
-        <w:t>50</w:t>
-      </w:r>
-      <w:r>
-        <w:rPr>
-          <w:rFonts w:ascii="Arial" w:hAnsi="Arial" w:eastAsia="Arial" w:cs="Arial"/>
-          <w:color w:val="000000"/>
-          <w:rtl w:val="0"/>
-          <w:lang w:val="pt-PT" w:eastAsia="pt-PT" w:bidi="pt-PT"/>
-        </w:rPr>
-        <w:t xml:space="preserve"> </w:t>
-      </w:r>
-      <w:r>
-        <w:rPr>
-          <w:rFonts w:ascii="Arial" w:hAnsi="Arial" w:eastAsia="Arial" w:cs="Arial"/>
-          <w:color w:val="000000"/>
-          <w:rtl w:val="0"/>
-          <w:lang w:val="en-US" w:eastAsia="pt-PT" w:bidi="pt-PT"/>
-        </w:rPr>
-        <w:t>encomendas</w:t>
-      </w:r>
-      <w:r>
-        <w:rPr>
-          <w:rFonts w:ascii="Arial" w:hAnsi="Arial" w:eastAsia="Arial" w:cs="Arial"/>
-          <w:color w:val="000000"/>
-          <w:rtl w:val="0"/>
-          <w:lang w:val="pt-PT" w:eastAsia="pt-PT" w:bidi="pt-PT"/>
-        </w:rPr>
-        <w:t xml:space="preserve">, </w:t>
-      </w:r>
-      <w:r>
-        <w:rPr>
-          <w:rFonts w:ascii="Arial" w:hAnsi="Arial" w:eastAsia="Arial" w:cs="Arial"/>
-          <w:color w:val="000000"/>
-          <w:rtl w:val="0"/>
-          <w:lang w:val="en-US" w:eastAsia="pt-PT" w:bidi="pt-PT"/>
-        </w:rPr>
-        <w:t>1</w:t>
-      </w:r>
-      <w:r>
-        <w:rPr>
-          <w:rFonts w:ascii="Arial" w:hAnsi="Arial" w:eastAsia="Arial" w:cs="Arial"/>
-          <w:color w:val="000000"/>
-          <w:rtl w:val="0"/>
-          <w:lang w:val="pt-PT" w:eastAsia="pt-PT" w:bidi="pt-PT"/>
-        </w:rPr>
-        <w:t>–</w:t>
-      </w:r>
-      <w:r>
-        <w:rPr>
-          <w:rFonts w:ascii="Arial" w:hAnsi="Arial" w:eastAsia="Arial" w:cs="Arial"/>
-          <w:color w:val="000000"/>
-          <w:rtl w:val="0"/>
-          <w:lang w:val="en-US" w:eastAsia="pt-PT" w:bidi="pt-PT"/>
-        </w:rPr>
-        <w:t>20</w:t>
-      </w:r>
-      <w:r>
-        <w:rPr>
-          <w:rFonts w:ascii="Arial" w:hAnsi="Arial" w:eastAsia="Arial" w:cs="Arial"/>
-          <w:color w:val="000000"/>
-          <w:rtl w:val="0"/>
-          <w:lang w:val="pt-PT" w:eastAsia="pt-PT" w:bidi="pt-PT"/>
-        </w:rPr>
-        <w:t xml:space="preserve"> </w:t>
-      </w:r>
-      <w:r>
-        <w:rPr>
-          <w:rFonts w:ascii="Arial" w:hAnsi="Arial" w:eastAsia="Arial" w:cs="Arial"/>
-          <w:color w:val="000000"/>
-          <w:rtl w:val="0"/>
-          <w:lang w:val="en-US" w:eastAsia="pt-PT" w:bidi="pt-PT"/>
-        </w:rPr>
-        <w:t>c</w:t>
-      </w:r>
-      <w:r>
-        <w:rPr>
-          <w:rFonts w:ascii="Arial" w:hAnsi="Arial" w:eastAsia="Arial" w:cs="Arial"/>
-          <w:color w:val="000000"/>
-          <w:rtl w:val="0"/>
-          <w:lang w:val="pt-PT" w:eastAsia="pt-PT" w:bidi="pt-PT"/>
-        </w:rPr>
-        <w:t>ó</w:t>
-      </w:r>
-      <w:r>
-        <w:rPr>
-          <w:rFonts w:ascii="Arial" w:hAnsi="Arial" w:eastAsia="Arial" w:cs="Arial"/>
-          <w:color w:val="000000"/>
-          <w:rtl w:val="0"/>
-          <w:lang w:val="en-US" w:eastAsia="pt-PT" w:bidi="pt-PT"/>
-        </w:rPr>
-        <w:t>pias</w:t>
-      </w:r>
-      <w:r>
-        <w:rPr>
-          <w:rFonts w:ascii="Arial" w:hAnsi="Arial" w:eastAsia="Arial" w:cs="Arial"/>
-          <w:color w:val="000000"/>
-          <w:rtl w:val="0"/>
-          <w:lang w:val="pt-PT" w:eastAsia="pt-PT" w:bidi="pt-PT"/>
-        </w:rPr>
-        <w:t xml:space="preserve">, </w:t>
-      </w:r>
-      <w:r>
-        <w:rPr>
-          <w:rFonts w:ascii="Arial" w:hAnsi="Arial" w:eastAsia="Arial" w:cs="Arial"/>
-          <w:color w:val="000000"/>
-          <w:rtl w:val="0"/>
-          <w:lang w:val="en-US" w:eastAsia="pt-PT" w:bidi="pt-PT"/>
-        </w:rPr>
-        <w:t>modelo</w:t>
-      </w:r>
-      <w:r>
-        <w:rPr>
-          <w:rFonts w:ascii="Arial" w:hAnsi="Arial" w:eastAsia="Arial" w:cs="Arial"/>
-          <w:color w:val="000000"/>
-          <w:rtl w:val="0"/>
-          <w:lang w:val="pt-PT" w:eastAsia="pt-PT" w:bidi="pt-PT"/>
-        </w:rPr>
-        <w:t xml:space="preserve"> </w:t>
-      </w:r>
-      <w:r>
-        <w:rPr>
-          <w:rFonts w:ascii="Arial" w:hAnsi="Arial" w:eastAsia="Arial" w:cs="Arial"/>
-          <w:color w:val="000000"/>
-          <w:rtl w:val="0"/>
-          <w:lang w:val="en-US" w:eastAsia="pt-PT" w:bidi="pt-PT"/>
-        </w:rPr>
-        <w:t>registado</w:t>
-      </w:r>
-      <w:r>
-        <w:rPr>
-          <w:rFonts w:ascii="Arial" w:hAnsi="Arial" w:eastAsia="Arial" w:cs="Arial"/>
-          <w:color w:val="000000"/>
-          <w:rtl w:val="0"/>
-          <w:lang w:val="pt-PT" w:eastAsia="pt-PT" w:bidi="pt-PT"/>
-        </w:rPr>
-        <w:t xml:space="preserve"> </w:t>
-      </w:r>
-      <w:r>
-        <w:rPr>
-          <w:rFonts w:ascii="Arial" w:hAnsi="Arial" w:eastAsia="Arial" w:cs="Arial"/>
-          <w:color w:val="000000"/>
-          <w:rtl w:val="0"/>
-          <w:lang w:val="en-US" w:eastAsia="pt-PT" w:bidi="pt-PT"/>
-        </w:rPr>
-        <w:t>e</w:t>
-      </w:r>
-      <w:r>
-        <w:rPr>
-          <w:rFonts w:ascii="Arial" w:hAnsi="Arial" w:eastAsia="Arial" w:cs="Arial"/>
-          <w:color w:val="000000"/>
-          <w:rtl w:val="0"/>
-          <w:lang w:val="pt-PT" w:eastAsia="pt-PT" w:bidi="pt-PT"/>
-        </w:rPr>
-        <w:t xml:space="preserve"> </w:t>
-      </w:r>
-      <w:r>
-        <w:rPr>
-          <w:rFonts w:ascii="Arial" w:hAnsi="Arial" w:eastAsia="Arial" w:cs="Arial"/>
-          <w:color w:val="000000"/>
-          <w:rtl w:val="0"/>
-          <w:lang w:val="en-US" w:eastAsia="pt-PT" w:bidi="pt-PT"/>
-        </w:rPr>
-        <w:t>ID</w:t>
-      </w:r>
-      <w:r>
-        <w:rPr>
-          <w:rFonts w:ascii="Arial" w:hAnsi="Arial" w:eastAsia="Arial" w:cs="Arial"/>
-          <w:color w:val="000000"/>
-          <w:rtl w:val="0"/>
-          <w:lang w:val="pt-PT" w:eastAsia="pt-PT" w:bidi="pt-PT"/>
-        </w:rPr>
-        <w:t xml:space="preserve"> </w:t>
-      </w:r>
-      <w:r>
-        <w:rPr>
-          <w:rFonts w:ascii="Arial" w:hAnsi="Arial" w:eastAsia="Arial" w:cs="Arial"/>
-          <w:color w:val="000000"/>
-          <w:rtl w:val="0"/>
-          <w:lang w:val="en-US" w:eastAsia="pt-PT" w:bidi="pt-PT"/>
-        </w:rPr>
-        <w:t>decimal</w:t>
-      </w:r>
-      <w:r>
-        <w:rPr>
-          <w:rFonts w:ascii="Arial" w:hAnsi="Arial" w:eastAsia="Arial" w:cs="Arial"/>
-          <w:color w:val="000000"/>
-          <w:rtl w:val="0"/>
-          <w:lang w:val="pt-PT" w:eastAsia="pt-PT" w:bidi="pt-PT"/>
-        </w:rPr>
-        <w:t xml:space="preserve"> </w:t>
-      </w:r>
-      <w:r>
-        <w:rPr>
-          <w:rFonts w:ascii="Arial" w:hAnsi="Arial" w:eastAsia="Arial" w:cs="Arial"/>
-          <w:color w:val="000000"/>
-          <w:rtl w:val="0"/>
-          <w:lang w:val="en-US" w:eastAsia="pt-PT" w:bidi="pt-PT"/>
-        </w:rPr>
-        <w:t>positivo</w:t>
-      </w:r>
-      <w:r>
-        <w:rPr>
-          <w:rFonts w:ascii="Arial" w:hAnsi="Arial" w:eastAsia="Arial" w:cs="Arial"/>
-          <w:color w:val="000000"/>
-          <w:rtl w:val="0"/>
-          <w:lang w:val="pt-PT" w:eastAsia="pt-PT" w:bidi="pt-PT"/>
-        </w:rPr>
-        <w:t xml:space="preserve"> </w:t>
-      </w:r>
-      <w:r>
-        <w:rPr>
-          <w:rFonts w:ascii="Arial" w:hAnsi="Arial" w:eastAsia="Arial" w:cs="Arial"/>
-          <w:color w:val="000000"/>
-          <w:rtl w:val="0"/>
-          <w:lang w:val="en-US" w:eastAsia="pt-PT" w:bidi="pt-PT"/>
-        </w:rPr>
-        <w:t>de</w:t>
-      </w:r>
-      <w:r>
-        <w:rPr>
-          <w:rFonts w:ascii="Arial" w:hAnsi="Arial" w:eastAsia="Arial" w:cs="Arial"/>
-          <w:color w:val="000000"/>
-          <w:rtl w:val="0"/>
-          <w:lang w:val="pt-PT" w:eastAsia="pt-PT" w:bidi="pt-PT"/>
-        </w:rPr>
-        <w:t xml:space="preserve"> </w:t>
-      </w:r>
-      <w:r>
-        <w:rPr>
-          <w:rFonts w:ascii="Arial" w:hAnsi="Arial" w:eastAsia="Arial" w:cs="Arial"/>
-          <w:color w:val="000000"/>
-          <w:rtl w:val="0"/>
-          <w:lang w:val="en-US" w:eastAsia="pt-PT" w:bidi="pt-PT"/>
-        </w:rPr>
-        <w:t>impressora</w:t>
-      </w:r>
-      <w:r>
-        <w:rPr>
-          <w:rFonts w:ascii="Arial" w:hAnsi="Arial" w:eastAsia="Arial" w:cs="Arial"/>
-          <w:color w:val="000000"/>
-          <w:rtl w:val="0"/>
-          <w:lang w:val="pt-PT" w:eastAsia="pt-PT" w:bidi="pt-PT"/>
-        </w:rPr>
-        <w:t xml:space="preserve"> </w:t>
-      </w:r>
-      <w:r>
-        <w:rPr>
-          <w:rFonts w:ascii="Arial" w:hAnsi="Arial" w:eastAsia="Arial" w:cs="Arial"/>
-          <w:color w:val="000000"/>
-          <w:rtl w:val="0"/>
-          <w:lang w:val="en-US" w:eastAsia="pt-PT" w:bidi="pt-PT"/>
-        </w:rPr>
-        <w:t>como</w:t>
-      </w:r>
-      <w:r>
-        <w:rPr>
-          <w:rFonts w:ascii="Arial" w:hAnsi="Arial" w:eastAsia="Arial" w:cs="Arial"/>
-          <w:color w:val="000000"/>
-          <w:rtl w:val="0"/>
-          <w:lang w:val="pt-PT" w:eastAsia="pt-PT" w:bidi="pt-PT"/>
-        </w:rPr>
-        <w:t xml:space="preserve"> </w:t>
-      </w:r>
-      <w:r>
-        <w:rPr>
-          <w:rFonts w:ascii="Arial" w:hAnsi="Arial" w:eastAsia="Arial" w:cs="Arial"/>
-          <w:color w:val="000000"/>
-          <w:rtl w:val="0"/>
-          <w:lang w:val="en-US" w:eastAsia="pt-PT" w:bidi="pt-PT"/>
-        </w:rPr>
-        <w:t>texto.</w:t>
-      </w:r>
-      <w:r>
-        <w:rPr>
-          <w:rFonts w:ascii="Arial" w:hAnsi="Arial" w:eastAsia="Arial" w:cs="Arial"/>
-          <w:color w:val="000000"/>
-          <w:rtl w:val="0"/>
-          <w:lang w:val="pt-PT" w:eastAsia="pt-PT" w:bidi="pt-PT"/>
-        </w:rPr>
-        <w:t xml:space="preserve"> </w:t>
-      </w:r>
-      <w:r>
-        <w:rPr>
-          <w:rFonts w:ascii="Arial" w:hAnsi="Arial" w:eastAsia="Arial" w:cs="Arial"/>
-          <w:color w:val="000000"/>
-          <w:rtl w:val="0"/>
-          <w:lang w:val="en-US" w:eastAsia="pt-PT" w:bidi="pt-PT"/>
-        </w:rPr>
-        <w:t>201</w:t>
-      </w:r>
-      <w:r>
-        <w:rPr>
-          <w:rFonts w:ascii="Arial" w:hAnsi="Arial" w:eastAsia="Arial" w:cs="Arial"/>
-          <w:color w:val="000000"/>
-          <w:rtl w:val="0"/>
-          <w:lang w:val="pt-PT" w:eastAsia="pt-PT" w:bidi="pt-PT"/>
-        </w:rPr>
-        <w:t xml:space="preserve"> </w:t>
-      </w:r>
-      <w:r>
-        <w:rPr>
-          <w:rFonts w:ascii="Arial" w:hAnsi="Arial" w:eastAsia="Arial" w:cs="Arial"/>
-          <w:color w:val="000000"/>
-          <w:rtl w:val="0"/>
-          <w:lang w:val="en-US" w:eastAsia="pt-PT" w:bidi="pt-PT"/>
-        </w:rPr>
-        <w:t>significa</w:t>
-      </w:r>
-      <w:r>
-        <w:rPr>
-          <w:rFonts w:ascii="Arial" w:hAnsi="Arial" w:eastAsia="Arial" w:cs="Arial"/>
-          <w:color w:val="000000"/>
-          <w:rtl w:val="0"/>
-          <w:lang w:val="pt-PT" w:eastAsia="pt-PT" w:bidi="pt-PT"/>
-        </w:rPr>
-        <w:t xml:space="preserve"> </w:t>
-      </w:r>
-      <w:r>
-        <w:rPr>
-          <w:rFonts w:ascii="Arial" w:hAnsi="Arial" w:eastAsia="Arial" w:cs="Arial"/>
-          <w:color w:val="000000"/>
-          <w:rtl w:val="0"/>
-          <w:lang w:val="en-US" w:eastAsia="pt-PT" w:bidi="pt-PT"/>
-        </w:rPr>
-        <w:t>em</w:t>
-      </w:r>
-      <w:r>
-        <w:rPr>
-          <w:rFonts w:ascii="Arial" w:hAnsi="Arial" w:eastAsia="Arial" w:cs="Arial"/>
-          <w:color w:val="000000"/>
-          <w:rtl w:val="0"/>
-          <w:lang w:val="pt-PT" w:eastAsia="pt-PT" w:bidi="pt-PT"/>
-        </w:rPr>
-        <w:t xml:space="preserve"> </w:t>
-      </w:r>
-      <w:r>
-        <w:rPr>
-          <w:rFonts w:ascii="Arial" w:hAnsi="Arial" w:eastAsia="Arial" w:cs="Arial"/>
-          <w:color w:val="000000"/>
-          <w:rtl w:val="0"/>
-          <w:lang w:val="en-US" w:eastAsia="pt-PT" w:bidi="pt-PT"/>
-        </w:rPr>
-        <w:t>fila</w:t>
-      </w:r>
-      <w:r>
-        <w:rPr>
-          <w:rFonts w:ascii="Arial" w:hAnsi="Arial" w:eastAsia="Arial" w:cs="Arial"/>
-          <w:color w:val="000000"/>
-          <w:rtl w:val="0"/>
-          <w:lang w:val="pt-PT" w:eastAsia="pt-PT" w:bidi="pt-PT"/>
-        </w:rPr>
-        <w:t xml:space="preserve">; </w:t>
-      </w:r>
-      <w:r>
-        <w:rPr>
-          <w:rFonts w:ascii="Arial" w:hAnsi="Arial" w:eastAsia="Arial" w:cs="Arial"/>
-          <w:color w:val="000000"/>
-          <w:rtl w:val="0"/>
-          <w:lang w:val="en-US" w:eastAsia="pt-PT" w:bidi="pt-PT"/>
-        </w:rPr>
-        <w:t>repetir</w:t>
-      </w:r>
-      <w:r>
-        <w:rPr>
-          <w:rFonts w:ascii="Arial" w:hAnsi="Arial" w:eastAsia="Arial" w:cs="Arial"/>
-          <w:color w:val="000000"/>
-          <w:rtl w:val="0"/>
-          <w:lang w:val="pt-PT" w:eastAsia="pt-PT" w:bidi="pt-PT"/>
-        </w:rPr>
-        <w:t xml:space="preserve"> </w:t>
-      </w:r>
-      <w:r>
-        <w:rPr>
-          <w:rFonts w:ascii="Arial" w:hAnsi="Arial" w:eastAsia="Arial" w:cs="Arial"/>
-          <w:color w:val="000000"/>
-          <w:rtl w:val="0"/>
-          <w:lang w:val="en-US" w:eastAsia="pt-PT" w:bidi="pt-PT"/>
-        </w:rPr>
-        <w:t>manualmente</w:t>
-      </w:r>
-      <w:r>
-        <w:rPr>
-          <w:rFonts w:ascii="Arial" w:hAnsi="Arial" w:eastAsia="Arial" w:cs="Arial"/>
-          <w:color w:val="000000"/>
-          <w:rtl w:val="0"/>
-          <w:lang w:val="pt-PT" w:eastAsia="pt-PT" w:bidi="pt-PT"/>
-        </w:rPr>
-        <w:t xml:space="preserve"> </w:t>
-      </w:r>
-      <w:r>
-        <w:rPr>
-          <w:rFonts w:ascii="Arial" w:hAnsi="Arial" w:eastAsia="Arial" w:cs="Arial"/>
-          <w:color w:val="000000"/>
-          <w:rtl w:val="0"/>
-          <w:lang w:val="en-US" w:eastAsia="pt-PT" w:bidi="pt-PT"/>
-        </w:rPr>
-        <w:t>cria</w:t>
-      </w:r>
-      <w:r>
-        <w:rPr>
-          <w:rFonts w:ascii="Arial" w:hAnsi="Arial" w:eastAsia="Arial" w:cs="Arial"/>
-          <w:color w:val="000000"/>
-          <w:rtl w:val="0"/>
-          <w:lang w:val="pt-PT" w:eastAsia="pt-PT" w:bidi="pt-PT"/>
-        </w:rPr>
-        <w:t xml:space="preserve"> </w:t>
-      </w:r>
-      <w:r>
-        <w:rPr>
-          <w:rFonts w:ascii="Arial" w:hAnsi="Arial" w:eastAsia="Arial" w:cs="Arial"/>
-          <w:color w:val="000000"/>
-          <w:rtl w:val="0"/>
-          <w:lang w:val="en-US" w:eastAsia="pt-PT" w:bidi="pt-PT"/>
-        </w:rPr>
-        <w:t>tarefas.</w:t>
-      </w:r>
-      <w:r>
-        <w:rPr>
-          <w:rFonts w:ascii="Arial" w:hAnsi="Arial" w:eastAsia="Arial" w:cs="Arial"/>
-          <w:color w:val="000000"/>
-          <w:rtl w:val="0"/>
-          <w:lang w:val="pt-PT" w:eastAsia="pt-PT" w:bidi="pt-PT"/>
-        </w:rPr>
-        <w:t xml:space="preserve"> </w:t>
-      </w:r>
-      <w:r>
-        <w:rPr>
-          <w:rFonts w:ascii="Arial" w:hAnsi="Arial" w:eastAsia="Arial" w:cs="Arial"/>
-          <w:color w:val="000000"/>
-          <w:rtl w:val="0"/>
-          <w:lang w:val="en-US" w:eastAsia="pt-PT" w:bidi="pt-PT"/>
-        </w:rPr>
-        <w:t>Confira</w:t>
-      </w:r>
-      <w:r>
-        <w:rPr>
-          <w:rFonts w:ascii="Arial" w:hAnsi="Arial" w:eastAsia="Arial" w:cs="Arial"/>
-          <w:color w:val="000000"/>
-          <w:rtl w:val="0"/>
-          <w:lang w:val="pt-PT" w:eastAsia="pt-PT" w:bidi="pt-PT"/>
-        </w:rPr>
-        <w:t xml:space="preserve"> </w:t>
-      </w:r>
-      <w:r>
-        <w:rPr>
-          <w:rFonts w:ascii="Courier New" w:hAnsi="Courier New" w:eastAsia="Courier New" w:cs="Courier New"/>
-          <w:color w:val="000000"/>
-          <w:rtl w:val="0"/>
-          <w:lang w:val="en-US" w:eastAsia="pt-PT" w:bidi="pt-PT"/>
-        </w:rPr>
-        <w:t>job_ids</w:t>
-      </w:r>
-      <w:r>
-        <w:rPr>
-          <w:rFonts w:ascii="Arial" w:hAnsi="Arial" w:eastAsia="Arial" w:cs="Arial"/>
-          <w:color w:val="000000"/>
-          <w:rtl w:val="0"/>
-          <w:lang w:val="pt-PT" w:eastAsia="pt-PT" w:bidi="pt-PT"/>
-        </w:rPr>
-        <w:t xml:space="preserve"> </w:t>
-      </w:r>
-      <w:r>
-        <w:rPr>
-          <w:rFonts w:ascii="Arial" w:hAnsi="Arial" w:eastAsia="Arial" w:cs="Arial"/>
-          <w:color w:val="000000"/>
-          <w:rtl w:val="0"/>
-          <w:lang w:val="en-US" w:eastAsia="pt-PT" w:bidi="pt-PT"/>
-        </w:rPr>
-        <w:t>ap</w:t>
-      </w:r>
-      <w:r>
-        <w:rPr>
-          <w:rFonts w:ascii="Arial" w:hAnsi="Arial" w:eastAsia="Arial" w:cs="Arial"/>
-          <w:color w:val="000000"/>
-          <w:rtl w:val="0"/>
-          <w:lang w:val="pt-PT" w:eastAsia="pt-PT" w:bidi="pt-PT"/>
-        </w:rPr>
-        <w:t>ó</w:t>
-      </w:r>
-      <w:r>
-        <w:rPr>
-          <w:rFonts w:ascii="Arial" w:hAnsi="Arial" w:eastAsia="Arial" w:cs="Arial"/>
-          <w:color w:val="000000"/>
-          <w:rtl w:val="0"/>
-          <w:lang w:val="en-US" w:eastAsia="pt-PT" w:bidi="pt-PT"/>
-        </w:rPr>
-        <w:t>s</w:t>
-      </w:r>
-      <w:r>
-        <w:rPr>
-          <w:rFonts w:ascii="Arial" w:hAnsi="Arial" w:eastAsia="Arial" w:cs="Arial"/>
-          <w:color w:val="000000"/>
-          <w:rtl w:val="0"/>
-          <w:lang w:val="pt-PT" w:eastAsia="pt-PT" w:bidi="pt-PT"/>
-        </w:rPr>
-        <w:t xml:space="preserve"> </w:t>
-      </w:r>
-      <w:r>
-        <w:rPr>
-          <w:rFonts w:ascii="Arial" w:hAnsi="Arial" w:eastAsia="Arial" w:cs="Arial"/>
-          <w:color w:val="000000"/>
-          <w:rtl w:val="0"/>
-          <w:lang w:val="en-US" w:eastAsia="pt-PT" w:bidi="pt-PT"/>
-        </w:rPr>
-        <w:t>falha</w:t>
-      </w:r>
-      <w:r>
-        <w:rPr>
-          <w:rFonts w:ascii="Arial" w:hAnsi="Arial" w:eastAsia="Arial" w:cs="Arial"/>
-          <w:color w:val="000000"/>
-          <w:rtl w:val="0"/>
-          <w:lang w:val="pt-PT" w:eastAsia="pt-PT" w:bidi="pt-PT"/>
-        </w:rPr>
-        <w:t xml:space="preserve"> </w:t>
-      </w:r>
-      <w:r>
-        <w:rPr>
-          <w:rFonts w:ascii="Arial" w:hAnsi="Arial" w:eastAsia="Arial" w:cs="Arial"/>
-          <w:color w:val="000000"/>
-          <w:rtl w:val="0"/>
-          <w:lang w:val="en-US" w:eastAsia="pt-PT" w:bidi="pt-PT"/>
-        </w:rPr>
-        <w:t>parcial.</w:t>
+          <w:lang w:val="pt-PT" w:bidi="pt-PT" w:eastAsia="pt-PT"/>
+          <w:color w:val="000000"/>
+          <w:rtl w:val="0"/>
+          <w:rFonts w:ascii="Arial" w:hAnsi="Arial" w:eastAsia="Arial" w:cs="Arial"/>
+        </w:rPr>
+        <w:t>POST /print aceita 1–50 ID de encomendas, modelo registado e 1–20 cópias. cups exige o nome exato da fila CUPS; agent exige a fila lógica associada. 201 significa em fila. Cookies exigem REST nonce. Repetições manuais criam tarefas; verifique job_ids de lotes parciais.</w:t>
       </w:r>
     </w:p>
     <w:tbl>
@@ -14969,7 +11627,7 @@
               <w:left w:w="100" w:type="dxa"/>
               <w:right w:w="100" w:type="dxa"/>
             </w:tcMar>
-            <w:shd w:fill="E7EDF2"/>
+            <w:shd w:fill="D9D9D9" w:val="clear"/>
           </w:tcPr>
           <w:p>
             <w:pPr>
@@ -15001,7 +11659,7 @@
               <w:left w:w="100" w:type="dxa"/>
               <w:right w:w="100" w:type="dxa"/>
             </w:tcMar>
-            <w:shd w:fill="E7EDF2"/>
+            <w:shd w:fill="D9D9D9" w:val="clear"/>
           </w:tcPr>
           <w:p>
             <w:pPr>
@@ -15643,17 +12301,14 @@
         <w:pStyle w:val="Code"/>
         <w:keepNext/>
         <w:bidi w:val="0"/>
-        <w:jc w:val="left"/>
+        <w:jc w:val="start"/>
       </w:pPr>
       <w:r>
         <w:rPr>
-          <w:rFonts w:ascii="Courier New" w:hAnsi="Courier New" w:eastAsia="Courier New" w:cs="Courier New"/>
-          <w:color w:val="000000"/>
-          <w:sz w:val="18"/>
-          <w:rtl w:val="0"/>
-          <w:lang w:val="en-US" w:eastAsia="pt-PT" w:bidi="pt-PT"/>
-        </w:rPr>
-        <w:t xml:space="preserve">  "provider_id": "printnode", "printer_id": "12345",</w:t>
+          <w:lang w:val="pt-PT" w:bidi="pt-PT"/>
+          <w:rtl w:val="0"/>
+        </w:rPr>
+        <w:t xml:space="preserve">  "provider_id": "cups", "printer_id": "Office_A4",</w:t>
       </w:r>
     </w:p>
     <w:p>
@@ -16734,1597 +13389,29 @@
     <w:p>
       <w:pPr>
         <w:bidi w:val="0"/>
-        <w:jc w:val="left"/>
+        <w:jc w:val="start"/>
       </w:pPr>
       <w:r>
         <w:rPr>
-          <w:rFonts w:ascii="Arial" w:hAnsi="Arial" w:eastAsia="Arial" w:cs="Arial"/>
-          <w:color w:val="000000"/>
-          <w:rtl w:val="0"/>
-          <w:lang w:val="en-US" w:eastAsia="pt-PT" w:bidi="pt-PT"/>
-        </w:rPr>
-        <w:t>Desativada</w:t>
-      </w:r>
-      <w:r>
-        <w:rPr>
-          <w:rFonts w:ascii="Arial" w:hAnsi="Arial" w:eastAsia="Arial" w:cs="Arial"/>
-          <w:color w:val="000000"/>
-          <w:rtl w:val="0"/>
-          <w:lang w:val="pt-PT" w:eastAsia="pt-PT" w:bidi="pt-PT"/>
-        </w:rPr>
-        <w:t xml:space="preserve"> </w:t>
-      </w:r>
-      <w:r>
-        <w:rPr>
-          <w:rFonts w:ascii="Arial" w:hAnsi="Arial" w:eastAsia="Arial" w:cs="Arial"/>
-          <w:color w:val="000000"/>
-          <w:rtl w:val="0"/>
-          <w:lang w:val="en-US" w:eastAsia="pt-PT" w:bidi="pt-PT"/>
-        </w:rPr>
-        <w:t>inicialmente.</w:t>
-      </w:r>
-      <w:r>
-        <w:rPr>
-          <w:rFonts w:ascii="Arial" w:hAnsi="Arial" w:eastAsia="Arial" w:cs="Arial"/>
-          <w:color w:val="000000"/>
-          <w:rtl w:val="0"/>
-          <w:lang w:val="pt-PT" w:eastAsia="pt-PT" w:bidi="pt-PT"/>
-        </w:rPr>
-        <w:t xml:space="preserve"> </w:t>
-      </w:r>
-      <w:r>
-        <w:rPr>
-          <w:rFonts w:ascii="Arial" w:hAnsi="Arial" w:eastAsia="Arial" w:cs="Arial"/>
-          <w:color w:val="000000"/>
-          <w:rtl w:val="0"/>
-          <w:lang w:val="en-US" w:eastAsia="pt-PT" w:bidi="pt-PT"/>
-        </w:rPr>
-        <w:t>Guarde</w:t>
-      </w:r>
-      <w:r>
-        <w:rPr>
-          <w:rFonts w:ascii="Arial" w:hAnsi="Arial" w:eastAsia="Arial" w:cs="Arial"/>
-          <w:color w:val="000000"/>
-          <w:rtl w:val="0"/>
-          <w:lang w:val="pt-PT" w:eastAsia="pt-PT" w:bidi="pt-PT"/>
-        </w:rPr>
-        <w:t xml:space="preserve"> </w:t>
-      </w:r>
-      <w:r>
-        <w:rPr>
-          <w:rFonts w:ascii="Arial" w:hAnsi="Arial" w:eastAsia="Arial" w:cs="Arial"/>
-          <w:color w:val="000000"/>
-          <w:rtl w:val="0"/>
-          <w:lang w:val="en-US" w:eastAsia="pt-PT" w:bidi="pt-PT"/>
-        </w:rPr>
-        <w:t>chave</w:t>
-      </w:r>
-      <w:r>
-        <w:rPr>
-          <w:rFonts w:ascii="Arial" w:hAnsi="Arial" w:eastAsia="Arial" w:cs="Arial"/>
-          <w:color w:val="000000"/>
-          <w:rtl w:val="0"/>
-          <w:lang w:val="pt-PT" w:eastAsia="pt-PT" w:bidi="pt-PT"/>
-        </w:rPr>
-        <w:t xml:space="preserve">, </w:t>
-      </w:r>
-      <w:r>
-        <w:rPr>
-          <w:rFonts w:ascii="Arial" w:hAnsi="Arial" w:eastAsia="Arial" w:cs="Arial"/>
-          <w:color w:val="000000"/>
-          <w:rtl w:val="0"/>
-          <w:lang w:val="en-US" w:eastAsia="pt-PT" w:bidi="pt-PT"/>
-        </w:rPr>
-        <w:t>teste</w:t>
-      </w:r>
-      <w:r>
-        <w:rPr>
-          <w:rFonts w:ascii="Arial" w:hAnsi="Arial" w:eastAsia="Arial" w:cs="Arial"/>
-          <w:color w:val="000000"/>
-          <w:rtl w:val="0"/>
-          <w:lang w:val="pt-PT" w:eastAsia="pt-PT" w:bidi="pt-PT"/>
-        </w:rPr>
-        <w:t xml:space="preserve"> </w:t>
-      </w:r>
-      <w:r>
-        <w:rPr>
-          <w:rFonts w:ascii="Arial" w:hAnsi="Arial" w:eastAsia="Arial" w:cs="Arial"/>
-          <w:color w:val="000000"/>
-          <w:rtl w:val="0"/>
-          <w:lang w:val="en-US" w:eastAsia="pt-PT" w:bidi="pt-PT"/>
-        </w:rPr>
-        <w:t>liga</w:t>
-      </w:r>
-      <w:r>
-        <w:rPr>
-          <w:rFonts w:ascii="Arial" w:hAnsi="Arial" w:eastAsia="Arial" w:cs="Arial"/>
-          <w:color w:val="000000"/>
-          <w:rtl w:val="0"/>
-          <w:lang w:val="pt-PT" w:eastAsia="pt-PT" w:bidi="pt-PT"/>
-        </w:rPr>
-        <w:t>çã</w:t>
-      </w:r>
-      <w:r>
-        <w:rPr>
-          <w:rFonts w:ascii="Arial" w:hAnsi="Arial" w:eastAsia="Arial" w:cs="Arial"/>
-          <w:color w:val="000000"/>
-          <w:rtl w:val="0"/>
-          <w:lang w:val="en-US" w:eastAsia="pt-PT" w:bidi="pt-PT"/>
-        </w:rPr>
-        <w:t>o</w:t>
-      </w:r>
-      <w:r>
-        <w:rPr>
-          <w:rFonts w:ascii="Arial" w:hAnsi="Arial" w:eastAsia="Arial" w:cs="Arial"/>
-          <w:color w:val="000000"/>
-          <w:rtl w:val="0"/>
-          <w:lang w:val="pt-PT" w:eastAsia="pt-PT" w:bidi="pt-PT"/>
-        </w:rPr>
-        <w:t xml:space="preserve">, </w:t>
-      </w:r>
-      <w:r>
-        <w:rPr>
-          <w:rFonts w:ascii="Arial" w:hAnsi="Arial" w:eastAsia="Arial" w:cs="Arial"/>
-          <w:color w:val="000000"/>
-          <w:rtl w:val="0"/>
-          <w:lang w:val="en-US" w:eastAsia="pt-PT" w:bidi="pt-PT"/>
-        </w:rPr>
-        <w:t>atualize</w:t>
-      </w:r>
-      <w:r>
-        <w:rPr>
-          <w:rFonts w:ascii="Arial" w:hAnsi="Arial" w:eastAsia="Arial" w:cs="Arial"/>
-          <w:color w:val="000000"/>
-          <w:rtl w:val="0"/>
-          <w:lang w:val="pt-PT" w:eastAsia="pt-PT" w:bidi="pt-PT"/>
-        </w:rPr>
-        <w:t xml:space="preserve"> </w:t>
-      </w:r>
-      <w:r>
-        <w:rPr>
-          <w:rFonts w:ascii="Arial" w:hAnsi="Arial" w:eastAsia="Arial" w:cs="Arial"/>
-          <w:color w:val="000000"/>
-          <w:rtl w:val="0"/>
-          <w:lang w:val="en-US" w:eastAsia="pt-PT" w:bidi="pt-PT"/>
-        </w:rPr>
-        <w:t>lista</w:t>
-      </w:r>
-      <w:r>
-        <w:rPr>
-          <w:rFonts w:ascii="Arial" w:hAnsi="Arial" w:eastAsia="Arial" w:cs="Arial"/>
-          <w:color w:val="000000"/>
-          <w:rtl w:val="0"/>
-          <w:lang w:val="pt-PT" w:eastAsia="pt-PT" w:bidi="pt-PT"/>
-        </w:rPr>
-        <w:t xml:space="preserve">, </w:t>
-      </w:r>
-      <w:r>
-        <w:rPr>
-          <w:rFonts w:ascii="Arial" w:hAnsi="Arial" w:eastAsia="Arial" w:cs="Arial"/>
-          <w:color w:val="000000"/>
-          <w:rtl w:val="0"/>
-          <w:lang w:val="en-US" w:eastAsia="pt-PT" w:bidi="pt-PT"/>
-        </w:rPr>
-        <w:t>selecione</w:t>
-      </w:r>
-      <w:r>
-        <w:rPr>
-          <w:rFonts w:ascii="Arial" w:hAnsi="Arial" w:eastAsia="Arial" w:cs="Arial"/>
-          <w:color w:val="000000"/>
-          <w:rtl w:val="0"/>
-          <w:lang w:val="pt-PT" w:eastAsia="pt-PT" w:bidi="pt-PT"/>
-        </w:rPr>
-        <w:t xml:space="preserve"> </w:t>
-      </w:r>
-      <w:r>
-        <w:rPr>
-          <w:rFonts w:ascii="Arial" w:hAnsi="Arial" w:eastAsia="Arial" w:cs="Arial"/>
-          <w:color w:val="000000"/>
-          <w:rtl w:val="0"/>
-          <w:lang w:val="en-US" w:eastAsia="pt-PT" w:bidi="pt-PT"/>
-        </w:rPr>
-        <w:t>impressora</w:t>
-      </w:r>
-      <w:r>
-        <w:rPr>
-          <w:rFonts w:ascii="Arial" w:hAnsi="Arial" w:eastAsia="Arial" w:cs="Arial"/>
-          <w:color w:val="000000"/>
-          <w:rtl w:val="0"/>
-          <w:lang w:val="pt-PT" w:eastAsia="pt-PT" w:bidi="pt-PT"/>
-        </w:rPr>
-        <w:t xml:space="preserve"> </w:t>
-      </w:r>
-      <w:r>
-        <w:rPr>
-          <w:rFonts w:ascii="Arial" w:hAnsi="Arial" w:eastAsia="Arial" w:cs="Arial"/>
-          <w:color w:val="000000"/>
-          <w:rtl w:val="0"/>
-          <w:lang w:val="en-US" w:eastAsia="pt-PT" w:bidi="pt-PT"/>
-        </w:rPr>
-        <w:t>e</w:t>
-      </w:r>
-      <w:r>
-        <w:rPr>
-          <w:rFonts w:ascii="Arial" w:hAnsi="Arial" w:eastAsia="Arial" w:cs="Arial"/>
-          <w:color w:val="000000"/>
-          <w:rtl w:val="0"/>
-          <w:lang w:val="pt-PT" w:eastAsia="pt-PT" w:bidi="pt-PT"/>
-        </w:rPr>
-        <w:t xml:space="preserve"> </w:t>
-      </w:r>
-      <w:r>
-        <w:rPr>
-          <w:rFonts w:ascii="Arial" w:hAnsi="Arial" w:eastAsia="Arial" w:cs="Arial"/>
-          <w:color w:val="000000"/>
-          <w:rtl w:val="0"/>
-          <w:lang w:val="en-US" w:eastAsia="pt-PT" w:bidi="pt-PT"/>
-        </w:rPr>
-        <w:t>fa</w:t>
-      </w:r>
-      <w:r>
-        <w:rPr>
-          <w:rFonts w:ascii="Arial" w:hAnsi="Arial" w:eastAsia="Arial" w:cs="Arial"/>
-          <w:color w:val="000000"/>
-          <w:rtl w:val="0"/>
-          <w:lang w:val="pt-PT" w:eastAsia="pt-PT" w:bidi="pt-PT"/>
-        </w:rPr>
-        <w:t>ç</w:t>
-      </w:r>
-      <w:r>
-        <w:rPr>
-          <w:rFonts w:ascii="Arial" w:hAnsi="Arial" w:eastAsia="Arial" w:cs="Arial"/>
-          <w:color w:val="000000"/>
-          <w:rtl w:val="0"/>
-          <w:lang w:val="en-US" w:eastAsia="pt-PT" w:bidi="pt-PT"/>
-        </w:rPr>
-        <w:t>a</w:t>
-      </w:r>
-      <w:r>
-        <w:rPr>
-          <w:rFonts w:ascii="Arial" w:hAnsi="Arial" w:eastAsia="Arial" w:cs="Arial"/>
-          <w:color w:val="000000"/>
-          <w:rtl w:val="0"/>
-          <w:lang w:val="pt-PT" w:eastAsia="pt-PT" w:bidi="pt-PT"/>
-        </w:rPr>
-        <w:t xml:space="preserve"> </w:t>
-      </w:r>
-      <w:r>
-        <w:rPr>
-          <w:rFonts w:ascii="Arial" w:hAnsi="Arial" w:eastAsia="Arial" w:cs="Arial"/>
-          <w:color w:val="000000"/>
-          <w:rtl w:val="0"/>
-          <w:lang w:val="en-US" w:eastAsia="pt-PT" w:bidi="pt-PT"/>
-        </w:rPr>
-        <w:t>teste</w:t>
-      </w:r>
-      <w:r>
-        <w:rPr>
-          <w:rFonts w:ascii="Arial" w:hAnsi="Arial" w:eastAsia="Arial" w:cs="Arial"/>
-          <w:color w:val="000000"/>
-          <w:rtl w:val="0"/>
-          <w:lang w:val="pt-PT" w:eastAsia="pt-PT" w:bidi="pt-PT"/>
-        </w:rPr>
-        <w:t xml:space="preserve"> </w:t>
-      </w:r>
-      <w:r>
-        <w:rPr>
-          <w:rFonts w:ascii="Arial" w:hAnsi="Arial" w:eastAsia="Arial" w:cs="Arial"/>
-          <w:color w:val="000000"/>
-          <w:rtl w:val="0"/>
-          <w:lang w:val="en-US" w:eastAsia="pt-PT" w:bidi="pt-PT"/>
-        </w:rPr>
-        <w:t>em</w:t>
-      </w:r>
-      <w:r>
-        <w:rPr>
-          <w:rFonts w:ascii="Arial" w:hAnsi="Arial" w:eastAsia="Arial" w:cs="Arial"/>
-          <w:color w:val="000000"/>
-          <w:rtl w:val="0"/>
-          <w:lang w:val="pt-PT" w:eastAsia="pt-PT" w:bidi="pt-PT"/>
-        </w:rPr>
-        <w:t xml:space="preserve"> </w:t>
-      </w:r>
-      <w:r>
-        <w:rPr>
-          <w:rFonts w:ascii="Arial" w:hAnsi="Arial" w:eastAsia="Arial" w:cs="Arial"/>
-          <w:color w:val="000000"/>
-          <w:rtl w:val="0"/>
-          <w:lang w:val="en-US" w:eastAsia="pt-PT" w:bidi="pt-PT"/>
-        </w:rPr>
-        <w:t>papel</w:t>
-      </w:r>
-      <w:r>
-        <w:rPr>
-          <w:rFonts w:ascii="Arial" w:hAnsi="Arial" w:eastAsia="Arial" w:cs="Arial"/>
-          <w:color w:val="000000"/>
-          <w:rtl w:val="0"/>
-          <w:lang w:val="pt-PT" w:eastAsia="pt-PT" w:bidi="pt-PT"/>
-        </w:rPr>
-        <w:t xml:space="preserve"> </w:t>
-      </w:r>
-      <w:r>
-        <w:rPr>
-          <w:rFonts w:ascii="Arial" w:hAnsi="Arial" w:eastAsia="Arial" w:cs="Arial"/>
-          <w:color w:val="000000"/>
-          <w:rtl w:val="0"/>
-          <w:lang w:val="en-US" w:eastAsia="pt-PT" w:bidi="pt-PT"/>
-        </w:rPr>
-        <w:t>antes</w:t>
-      </w:r>
-      <w:r>
-        <w:rPr>
-          <w:rFonts w:ascii="Arial" w:hAnsi="Arial" w:eastAsia="Arial" w:cs="Arial"/>
-          <w:color w:val="000000"/>
-          <w:rtl w:val="0"/>
-          <w:lang w:val="pt-PT" w:eastAsia="pt-PT" w:bidi="pt-PT"/>
-        </w:rPr>
-        <w:t xml:space="preserve"> </w:t>
-      </w:r>
-      <w:r>
-        <w:rPr>
-          <w:rFonts w:ascii="Arial" w:hAnsi="Arial" w:eastAsia="Arial" w:cs="Arial"/>
-          <w:color w:val="000000"/>
-          <w:rtl w:val="0"/>
-          <w:lang w:val="en-US" w:eastAsia="pt-PT" w:bidi="pt-PT"/>
-        </w:rPr>
-        <w:t>de</w:t>
-      </w:r>
-      <w:r>
-        <w:rPr>
-          <w:rFonts w:ascii="Arial" w:hAnsi="Arial" w:eastAsia="Arial" w:cs="Arial"/>
-          <w:color w:val="000000"/>
-          <w:rtl w:val="0"/>
-          <w:lang w:val="pt-PT" w:eastAsia="pt-PT" w:bidi="pt-PT"/>
-        </w:rPr>
-        <w:t xml:space="preserve"> </w:t>
-      </w:r>
-      <w:r>
-        <w:rPr>
-          <w:rFonts w:ascii="Arial" w:hAnsi="Arial" w:eastAsia="Arial" w:cs="Arial"/>
-          <w:color w:val="000000"/>
-          <w:rtl w:val="0"/>
-          <w:lang w:val="en-US" w:eastAsia="pt-PT" w:bidi="pt-PT"/>
-        </w:rPr>
-        <w:t>ativar.</w:t>
-      </w:r>
-      <w:r>
-        <w:rPr>
-          <w:rFonts w:ascii="Arial" w:hAnsi="Arial" w:eastAsia="Arial" w:cs="Arial"/>
-          <w:color w:val="000000"/>
-          <w:rtl w:val="0"/>
-          <w:lang w:val="pt-PT" w:eastAsia="pt-PT" w:bidi="pt-PT"/>
-        </w:rPr>
-        <w:t xml:space="preserve"> </w:t>
-      </w:r>
-      <w:r>
-        <w:rPr>
-          <w:rFonts w:ascii="Arial" w:hAnsi="Arial" w:eastAsia="Arial" w:cs="Arial"/>
-          <w:color w:val="000000"/>
-          <w:rtl w:val="0"/>
-          <w:lang w:val="en-US" w:eastAsia="pt-PT" w:bidi="pt-PT"/>
-        </w:rPr>
-        <w:t>Cliente</w:t>
-      </w:r>
-      <w:r>
-        <w:rPr>
-          <w:rFonts w:ascii="Arial" w:hAnsi="Arial" w:eastAsia="Arial" w:cs="Arial"/>
-          <w:color w:val="000000"/>
-          <w:rtl w:val="0"/>
-          <w:lang w:val="pt-PT" w:eastAsia="pt-PT" w:bidi="pt-PT"/>
-        </w:rPr>
-        <w:t xml:space="preserve"> </w:t>
-      </w:r>
-      <w:r>
-        <w:rPr>
-          <w:rFonts w:ascii="Arial" w:hAnsi="Arial" w:eastAsia="Arial" w:cs="Arial"/>
-          <w:color w:val="000000"/>
-          <w:rtl w:val="0"/>
-          <w:lang w:val="en-US" w:eastAsia="pt-PT" w:bidi="pt-PT"/>
-        </w:rPr>
-        <w:t>PrintNode</w:t>
-      </w:r>
-      <w:r>
-        <w:rPr>
-          <w:rFonts w:ascii="Arial" w:hAnsi="Arial" w:eastAsia="Arial" w:cs="Arial"/>
-          <w:color w:val="000000"/>
-          <w:rtl w:val="0"/>
-          <w:lang w:val="pt-PT" w:eastAsia="pt-PT" w:bidi="pt-PT"/>
-        </w:rPr>
-        <w:t xml:space="preserve"> </w:t>
-      </w:r>
-      <w:r>
-        <w:rPr>
-          <w:rFonts w:ascii="Arial" w:hAnsi="Arial" w:eastAsia="Arial" w:cs="Arial"/>
-          <w:color w:val="000000"/>
-          <w:rtl w:val="0"/>
-          <w:lang w:val="en-US" w:eastAsia="pt-PT" w:bidi="pt-PT"/>
-        </w:rPr>
-        <w:t>deve</w:t>
-      </w:r>
-      <w:r>
-        <w:rPr>
-          <w:rFonts w:ascii="Arial" w:hAnsi="Arial" w:eastAsia="Arial" w:cs="Arial"/>
-          <w:color w:val="000000"/>
-          <w:rtl w:val="0"/>
-          <w:lang w:val="pt-PT" w:eastAsia="pt-PT" w:bidi="pt-PT"/>
-        </w:rPr>
-        <w:t xml:space="preserve"> </w:t>
-      </w:r>
-      <w:r>
-        <w:rPr>
-          <w:rFonts w:ascii="Arial" w:hAnsi="Arial" w:eastAsia="Arial" w:cs="Arial"/>
-          <w:color w:val="000000"/>
-          <w:rtl w:val="0"/>
-          <w:lang w:val="en-US" w:eastAsia="pt-PT" w:bidi="pt-PT"/>
-        </w:rPr>
-        <w:t>estar</w:t>
-      </w:r>
-      <w:r>
-        <w:rPr>
-          <w:rFonts w:ascii="Arial" w:hAnsi="Arial" w:eastAsia="Arial" w:cs="Arial"/>
-          <w:color w:val="000000"/>
-          <w:rtl w:val="0"/>
-          <w:lang w:val="pt-PT" w:eastAsia="pt-PT" w:bidi="pt-PT"/>
-        </w:rPr>
-        <w:t xml:space="preserve"> </w:t>
-      </w:r>
-      <w:r>
-        <w:rPr>
-          <w:rFonts w:ascii="Arial" w:hAnsi="Arial" w:eastAsia="Arial" w:cs="Arial"/>
-          <w:color w:val="000000"/>
-          <w:rtl w:val="0"/>
-          <w:lang w:val="en-US" w:eastAsia="pt-PT" w:bidi="pt-PT"/>
-        </w:rPr>
-        <w:t>ligado.</w:t>
-      </w:r>
-      <w:r>
-        <w:rPr>
-          <w:rFonts w:ascii="Arial" w:hAnsi="Arial" w:eastAsia="Arial" w:cs="Arial"/>
-          <w:color w:val="000000"/>
-          <w:rtl w:val="0"/>
-          <w:lang w:val="pt-PT" w:eastAsia="pt-PT" w:bidi="pt-PT"/>
-        </w:rPr>
-        <w:t xml:space="preserve"> </w:t>
-      </w:r>
-      <w:r>
-        <w:rPr>
-          <w:rFonts w:ascii="Arial" w:hAnsi="Arial" w:eastAsia="Arial" w:cs="Arial"/>
-          <w:color w:val="000000"/>
-          <w:rtl w:val="0"/>
-          <w:lang w:val="en-US" w:eastAsia="pt-PT" w:bidi="pt-PT"/>
-        </w:rPr>
-        <w:t>Impress</w:t>
-      </w:r>
-      <w:r>
-        <w:rPr>
-          <w:rFonts w:ascii="Arial" w:hAnsi="Arial" w:eastAsia="Arial" w:cs="Arial"/>
-          <w:color w:val="000000"/>
-          <w:rtl w:val="0"/>
-          <w:lang w:val="pt-PT" w:eastAsia="pt-PT" w:bidi="pt-PT"/>
-        </w:rPr>
-        <w:t>ã</w:t>
-      </w:r>
-      <w:r>
-        <w:rPr>
-          <w:rFonts w:ascii="Arial" w:hAnsi="Arial" w:eastAsia="Arial" w:cs="Arial"/>
-          <w:color w:val="000000"/>
-          <w:rtl w:val="0"/>
-          <w:lang w:val="en-US" w:eastAsia="pt-PT" w:bidi="pt-PT"/>
-        </w:rPr>
-        <w:t>o</w:t>
-      </w:r>
-      <w:r>
-        <w:rPr>
-          <w:rFonts w:ascii="Arial" w:hAnsi="Arial" w:eastAsia="Arial" w:cs="Arial"/>
-          <w:color w:val="000000"/>
-          <w:rtl w:val="0"/>
-          <w:lang w:val="pt-PT" w:eastAsia="pt-PT" w:bidi="pt-PT"/>
-        </w:rPr>
-        <w:t xml:space="preserve"> </w:t>
-      </w:r>
-      <w:r>
-        <w:rPr>
-          <w:rFonts w:ascii="Arial" w:hAnsi="Arial" w:eastAsia="Arial" w:cs="Arial"/>
-          <w:color w:val="000000"/>
-          <w:rtl w:val="0"/>
-          <w:lang w:val="en-US" w:eastAsia="pt-PT" w:bidi="pt-PT"/>
-        </w:rPr>
-        <w:t>local</w:t>
-      </w:r>
-      <w:r>
-        <w:rPr>
-          <w:rFonts w:ascii="Arial" w:hAnsi="Arial" w:eastAsia="Arial" w:cs="Arial"/>
-          <w:color w:val="000000"/>
-          <w:rtl w:val="0"/>
-          <w:lang w:val="pt-PT" w:eastAsia="pt-PT" w:bidi="pt-PT"/>
-        </w:rPr>
-        <w:t xml:space="preserve"> </w:t>
-      </w:r>
-      <w:r>
-        <w:rPr>
-          <w:rFonts w:ascii="Arial" w:hAnsi="Arial" w:eastAsia="Arial" w:cs="Arial"/>
-          <w:color w:val="000000"/>
-          <w:rtl w:val="0"/>
-          <w:lang w:val="en-US" w:eastAsia="pt-PT" w:bidi="pt-PT"/>
-        </w:rPr>
-        <w:t>dispensa</w:t>
-      </w:r>
-      <w:r>
-        <w:rPr>
-          <w:rFonts w:ascii="Arial" w:hAnsi="Arial" w:eastAsia="Arial" w:cs="Arial"/>
-          <w:color w:val="000000"/>
-          <w:rtl w:val="0"/>
-          <w:lang w:val="pt-PT" w:eastAsia="pt-PT" w:bidi="pt-PT"/>
-        </w:rPr>
-        <w:t xml:space="preserve"> </w:t>
-      </w:r>
-      <w:r>
-        <w:rPr>
-          <w:rFonts w:ascii="Arial" w:hAnsi="Arial" w:eastAsia="Arial" w:cs="Arial"/>
-          <w:color w:val="000000"/>
-          <w:rtl w:val="0"/>
-          <w:lang w:val="en-US" w:eastAsia="pt-PT" w:bidi="pt-PT"/>
-        </w:rPr>
-        <w:t>chave</w:t>
-      </w:r>
-      <w:r>
-        <w:rPr>
-          <w:rFonts w:ascii="Arial" w:hAnsi="Arial" w:eastAsia="Arial" w:cs="Arial"/>
-          <w:color w:val="000000"/>
-          <w:rtl w:val="0"/>
-          <w:lang w:val="pt-PT" w:eastAsia="pt-PT" w:bidi="pt-PT"/>
-        </w:rPr>
-        <w:t xml:space="preserve">; </w:t>
-      </w:r>
-      <w:r>
-        <w:rPr>
-          <w:rFonts w:ascii="Arial" w:hAnsi="Arial" w:eastAsia="Arial" w:cs="Arial"/>
-          <w:color w:val="000000"/>
-          <w:rtl w:val="0"/>
-          <w:lang w:val="en-US" w:eastAsia="pt-PT" w:bidi="pt-PT"/>
-        </w:rPr>
-        <w:t>sele</w:t>
-      </w:r>
-      <w:r>
-        <w:rPr>
-          <w:rFonts w:ascii="Arial" w:hAnsi="Arial" w:eastAsia="Arial" w:cs="Arial"/>
-          <w:color w:val="000000"/>
-          <w:rtl w:val="0"/>
-          <w:lang w:val="pt-PT" w:eastAsia="pt-PT" w:bidi="pt-PT"/>
-        </w:rPr>
-        <w:t>çã</w:t>
-      </w:r>
-      <w:r>
-        <w:rPr>
-          <w:rFonts w:ascii="Arial" w:hAnsi="Arial" w:eastAsia="Arial" w:cs="Arial"/>
-          <w:color w:val="000000"/>
-          <w:rtl w:val="0"/>
-          <w:lang w:val="en-US" w:eastAsia="pt-PT" w:bidi="pt-PT"/>
-        </w:rPr>
-        <w:t>o</w:t>
-      </w:r>
-      <w:r>
-        <w:rPr>
-          <w:rFonts w:ascii="Arial" w:hAnsi="Arial" w:eastAsia="Arial" w:cs="Arial"/>
-          <w:color w:val="000000"/>
-          <w:rtl w:val="0"/>
-          <w:lang w:val="pt-PT" w:eastAsia="pt-PT" w:bidi="pt-PT"/>
-        </w:rPr>
-        <w:t xml:space="preserve"> </w:t>
-      </w:r>
-      <w:r>
-        <w:rPr>
-          <w:rFonts w:ascii="Arial" w:hAnsi="Arial" w:eastAsia="Arial" w:cs="Arial"/>
-          <w:color w:val="000000"/>
-          <w:rtl w:val="0"/>
-          <w:lang w:val="en-US" w:eastAsia="pt-PT" w:bidi="pt-PT"/>
-        </w:rPr>
-        <w:t>no</w:t>
-      </w:r>
-      <w:r>
-        <w:rPr>
-          <w:rFonts w:ascii="Arial" w:hAnsi="Arial" w:eastAsia="Arial" w:cs="Arial"/>
-          <w:color w:val="000000"/>
-          <w:rtl w:val="0"/>
-          <w:lang w:val="pt-PT" w:eastAsia="pt-PT" w:bidi="pt-PT"/>
-        </w:rPr>
-        <w:t xml:space="preserve"> </w:t>
-      </w:r>
-      <w:r>
-        <w:rPr>
-          <w:rFonts w:ascii="Arial" w:hAnsi="Arial" w:eastAsia="Arial" w:cs="Arial"/>
-          <w:color w:val="000000"/>
-          <w:rtl w:val="0"/>
-          <w:lang w:val="en-US" w:eastAsia="pt-PT" w:bidi="pt-PT"/>
-        </w:rPr>
-        <w:t>di</w:t>
-      </w:r>
-      <w:r>
-        <w:rPr>
-          <w:rFonts w:ascii="Arial" w:hAnsi="Arial" w:eastAsia="Arial" w:cs="Arial"/>
-          <w:color w:val="000000"/>
-          <w:rtl w:val="0"/>
-          <w:lang w:val="pt-PT" w:eastAsia="pt-PT" w:bidi="pt-PT"/>
-        </w:rPr>
-        <w:t>á</w:t>
-      </w:r>
-      <w:r>
-        <w:rPr>
-          <w:rFonts w:ascii="Arial" w:hAnsi="Arial" w:eastAsia="Arial" w:cs="Arial"/>
-          <w:color w:val="000000"/>
-          <w:rtl w:val="0"/>
-          <w:lang w:val="en-US" w:eastAsia="pt-PT" w:bidi="pt-PT"/>
-        </w:rPr>
-        <w:t>logo</w:t>
-      </w:r>
-      <w:r>
-        <w:rPr>
-          <w:rFonts w:ascii="Arial" w:hAnsi="Arial" w:eastAsia="Arial" w:cs="Arial"/>
-          <w:color w:val="000000"/>
-          <w:rtl w:val="0"/>
-          <w:lang w:val="pt-PT" w:eastAsia="pt-PT" w:bidi="pt-PT"/>
-        </w:rPr>
-        <w:t xml:space="preserve"> </w:t>
-      </w:r>
-      <w:r>
-        <w:rPr>
-          <w:rFonts w:ascii="Arial" w:hAnsi="Arial" w:eastAsia="Arial" w:cs="Arial"/>
-          <w:color w:val="000000"/>
-          <w:rtl w:val="0"/>
-          <w:lang w:val="en-US" w:eastAsia="pt-PT" w:bidi="pt-PT"/>
-        </w:rPr>
-        <w:t>do</w:t>
-      </w:r>
-      <w:r>
-        <w:rPr>
-          <w:rFonts w:ascii="Arial" w:hAnsi="Arial" w:eastAsia="Arial" w:cs="Arial"/>
-          <w:color w:val="000000"/>
-          <w:rtl w:val="0"/>
-          <w:lang w:val="pt-PT" w:eastAsia="pt-PT" w:bidi="pt-PT"/>
-        </w:rPr>
-        <w:t xml:space="preserve"> </w:t>
-      </w:r>
-      <w:r>
-        <w:rPr>
-          <w:rFonts w:ascii="Arial" w:hAnsi="Arial" w:eastAsia="Arial" w:cs="Arial"/>
-          <w:color w:val="000000"/>
-          <w:rtl w:val="0"/>
-          <w:lang w:val="en-US" w:eastAsia="pt-PT" w:bidi="pt-PT"/>
-        </w:rPr>
-        <w:t>sistema.</w:t>
+          <w:lang w:val="pt-PT" w:bidi="pt-PT" w:eastAsia="pt-PT"/>
+          <w:color w:val="000000"/>
+          <w:rtl w:val="0"/>
+          <w:rFonts w:ascii="Arial" w:hAnsi="Arial" w:eastAsia="Arial" w:cs="Arial"/>
+        </w:rPr>
+        <w:t>Use o agente local gratuito em Windows, Linux ou macOS. Liga-se ao site por HTTPS e funciona em alojamento partilhado, VPS e servidores dedicados. Crie um utilizador com o papel Agente de impressão e uma palavra-passe de aplicação. Associe aqui o ID e a fila e configure a mesma fila no agente local. Mantenha o computador ativo. A impressão automática usa o agente local ou o seu servidor CUPS. O navegador usa a caixa de diálogo de impressão.</w:t>
       </w:r>
     </w:p>
     <w:p>
       <w:pPr>
         <w:bidi w:val="0"/>
-        <w:jc w:val="left"/>
+        <w:jc w:val="start"/>
       </w:pPr>
       <w:r>
         <w:rPr>
-          <w:rFonts w:ascii="Arial" w:hAnsi="Arial" w:eastAsia="Arial" w:cs="Arial"/>
-          <w:color w:val="000000"/>
-          <w:rtl w:val="0"/>
-          <w:lang w:val="en-US" w:eastAsia="pt-PT" w:bidi="pt-PT"/>
-        </w:rPr>
-        <w:t>Usa</w:t>
-      </w:r>
-      <w:r>
-        <w:rPr>
-          <w:rFonts w:ascii="Arial" w:hAnsi="Arial" w:eastAsia="Arial" w:cs="Arial"/>
-          <w:color w:val="000000"/>
-          <w:rtl w:val="0"/>
-          <w:lang w:val="pt-PT" w:eastAsia="pt-PT" w:bidi="pt-PT"/>
-        </w:rPr>
-        <w:t xml:space="preserve"> </w:t>
-      </w:r>
-      <w:r>
-        <w:rPr>
-          <w:rFonts w:ascii="Courier New" w:hAnsi="Courier New" w:eastAsia="Courier New" w:cs="Courier New"/>
-          <w:color w:val="000000"/>
-          <w:rtl w:val="0"/>
-          <w:lang w:val="en-US" w:eastAsia="pt-PT" w:bidi="pt-PT"/>
-        </w:rPr>
-        <w:t>woocommerce_payment_complete</w:t>
-      </w:r>
-      <w:r>
-        <w:rPr>
-          <w:rFonts w:ascii="Arial" w:hAnsi="Arial" w:eastAsia="Arial" w:cs="Arial"/>
-          <w:color w:val="000000"/>
-          <w:rtl w:val="0"/>
-          <w:lang w:val="pt-PT" w:eastAsia="pt-PT" w:bidi="pt-PT"/>
-        </w:rPr>
-        <w:t xml:space="preserve"> </w:t>
-      </w:r>
-      <w:r>
-        <w:rPr>
-          <w:rFonts w:ascii="Arial" w:hAnsi="Arial" w:eastAsia="Arial" w:cs="Arial"/>
-          <w:color w:val="000000"/>
-          <w:rtl w:val="0"/>
-          <w:lang w:val="en-US" w:eastAsia="pt-PT" w:bidi="pt-PT"/>
-        </w:rPr>
-        <w:t>e</w:t>
-      </w:r>
-      <w:r>
-        <w:rPr>
-          <w:rFonts w:ascii="Arial" w:hAnsi="Arial" w:eastAsia="Arial" w:cs="Arial"/>
-          <w:color w:val="000000"/>
-          <w:rtl w:val="0"/>
-          <w:lang w:val="pt-PT" w:eastAsia="pt-PT" w:bidi="pt-PT"/>
-        </w:rPr>
-        <w:t xml:space="preserve"> </w:t>
-      </w:r>
-      <w:r>
-        <w:rPr>
-          <w:rFonts w:ascii="Arial" w:hAnsi="Arial" w:eastAsia="Arial" w:cs="Arial"/>
-          <w:color w:val="000000"/>
-          <w:rtl w:val="0"/>
-          <w:lang w:val="en-US" w:eastAsia="pt-PT" w:bidi="pt-PT"/>
-        </w:rPr>
-        <w:t>alternativa</w:t>
-      </w:r>
-      <w:r>
-        <w:rPr>
-          <w:rFonts w:ascii="Arial" w:hAnsi="Arial" w:eastAsia="Arial" w:cs="Arial"/>
-          <w:color w:val="000000"/>
-          <w:rtl w:val="0"/>
-          <w:lang w:val="pt-PT" w:eastAsia="pt-PT" w:bidi="pt-PT"/>
-        </w:rPr>
-        <w:t xml:space="preserve"> </w:t>
-      </w:r>
-      <w:r>
-        <w:rPr>
-          <w:rFonts w:ascii="Arial" w:hAnsi="Arial" w:eastAsia="Arial" w:cs="Arial"/>
-          <w:color w:val="000000"/>
-          <w:rtl w:val="0"/>
-          <w:lang w:val="en-US" w:eastAsia="pt-PT" w:bidi="pt-PT"/>
-        </w:rPr>
-        <w:t>de</w:t>
-      </w:r>
-      <w:r>
-        <w:rPr>
-          <w:rFonts w:ascii="Arial" w:hAnsi="Arial" w:eastAsia="Arial" w:cs="Arial"/>
-          <w:color w:val="000000"/>
-          <w:rtl w:val="0"/>
-          <w:lang w:val="pt-PT" w:eastAsia="pt-PT" w:bidi="pt-PT"/>
-        </w:rPr>
-        <w:t xml:space="preserve"> </w:t>
-      </w:r>
-      <w:r>
-        <w:rPr>
-          <w:rFonts w:ascii="Arial" w:hAnsi="Arial" w:eastAsia="Arial" w:cs="Arial"/>
-          <w:color w:val="000000"/>
-          <w:rtl w:val="0"/>
-          <w:lang w:val="en-US" w:eastAsia="pt-PT" w:bidi="pt-PT"/>
-        </w:rPr>
-        <w:t>estado</w:t>
-      </w:r>
-      <w:r>
-        <w:rPr>
-          <w:rFonts w:ascii="Arial" w:hAnsi="Arial" w:eastAsia="Arial" w:cs="Arial"/>
-          <w:color w:val="000000"/>
-          <w:rtl w:val="0"/>
-          <w:lang w:val="pt-PT" w:eastAsia="pt-PT" w:bidi="pt-PT"/>
-        </w:rPr>
-        <w:t xml:space="preserve"> </w:t>
-      </w:r>
-      <w:r>
-        <w:rPr>
-          <w:rFonts w:ascii="Arial" w:hAnsi="Arial" w:eastAsia="Arial" w:cs="Arial"/>
-          <w:color w:val="000000"/>
-          <w:rtl w:val="0"/>
-          <w:lang w:val="en-US" w:eastAsia="pt-PT" w:bidi="pt-PT"/>
-        </w:rPr>
-        <w:t>pago.</w:t>
-      </w:r>
-      <w:r>
-        <w:rPr>
-          <w:rFonts w:ascii="Arial" w:hAnsi="Arial" w:eastAsia="Arial" w:cs="Arial"/>
-          <w:color w:val="000000"/>
-          <w:rtl w:val="0"/>
-          <w:lang w:val="pt-PT" w:eastAsia="pt-PT" w:bidi="pt-PT"/>
-        </w:rPr>
-        <w:t xml:space="preserve"> </w:t>
-      </w:r>
-      <w:r>
-        <w:rPr>
-          <w:rFonts w:ascii="Arial" w:hAnsi="Arial" w:eastAsia="Arial" w:cs="Arial"/>
-          <w:color w:val="000000"/>
-          <w:rtl w:val="0"/>
-          <w:lang w:val="en-US" w:eastAsia="pt-PT" w:bidi="pt-PT"/>
-        </w:rPr>
-        <w:t>Exige</w:t>
-      </w:r>
-      <w:r>
-        <w:rPr>
-          <w:rFonts w:ascii="Arial" w:hAnsi="Arial" w:eastAsia="Arial" w:cs="Arial"/>
-          <w:color w:val="000000"/>
-          <w:rtl w:val="0"/>
-          <w:lang w:val="pt-PT" w:eastAsia="pt-PT" w:bidi="pt-PT"/>
-        </w:rPr>
-        <w:t xml:space="preserve"> </w:t>
-      </w:r>
-      <w:r>
-        <w:rPr>
-          <w:rFonts w:ascii="Arial" w:hAnsi="Arial" w:eastAsia="Arial" w:cs="Arial"/>
-          <w:color w:val="000000"/>
-          <w:rtl w:val="0"/>
-          <w:lang w:val="en-US" w:eastAsia="pt-PT" w:bidi="pt-PT"/>
-        </w:rPr>
-        <w:t>ativa</w:t>
-      </w:r>
-      <w:r>
-        <w:rPr>
-          <w:rFonts w:ascii="Arial" w:hAnsi="Arial" w:eastAsia="Arial" w:cs="Arial"/>
-          <w:color w:val="000000"/>
-          <w:rtl w:val="0"/>
-          <w:lang w:val="pt-PT" w:eastAsia="pt-PT" w:bidi="pt-PT"/>
-        </w:rPr>
-        <w:t>çã</w:t>
-      </w:r>
-      <w:r>
-        <w:rPr>
-          <w:rFonts w:ascii="Arial" w:hAnsi="Arial" w:eastAsia="Arial" w:cs="Arial"/>
-          <w:color w:val="000000"/>
-          <w:rtl w:val="0"/>
-          <w:lang w:val="en-US" w:eastAsia="pt-PT" w:bidi="pt-PT"/>
-        </w:rPr>
-        <w:t>o</w:t>
-      </w:r>
-      <w:r>
-        <w:rPr>
-          <w:rFonts w:ascii="Arial" w:hAnsi="Arial" w:eastAsia="Arial" w:cs="Arial"/>
-          <w:color w:val="000000"/>
-          <w:rtl w:val="0"/>
-          <w:lang w:val="pt-PT" w:eastAsia="pt-PT" w:bidi="pt-PT"/>
-        </w:rPr>
-        <w:t xml:space="preserve">, </w:t>
-      </w:r>
-      <w:r>
-        <w:rPr>
-          <w:rFonts w:ascii="Courier New" w:hAnsi="Courier New" w:eastAsia="Courier New" w:cs="Courier New"/>
-          <w:color w:val="000000"/>
-          <w:rtl w:val="0"/>
-          <w:lang w:val="en-US" w:eastAsia="pt-PT" w:bidi="pt-PT"/>
-        </w:rPr>
-        <w:t>is_paid()</w:t>
-      </w:r>
-      <w:r>
-        <w:rPr>
-          <w:rFonts w:ascii="Arial" w:hAnsi="Arial" w:eastAsia="Arial" w:cs="Arial"/>
-          <w:color w:val="000000"/>
-          <w:rtl w:val="0"/>
-          <w:lang w:val="pt-PT" w:eastAsia="pt-PT" w:bidi="pt-PT"/>
-        </w:rPr>
-        <w:t xml:space="preserve">, </w:t>
-      </w:r>
-      <w:r>
-        <w:rPr>
-          <w:rFonts w:ascii="Arial" w:hAnsi="Arial" w:eastAsia="Arial" w:cs="Arial"/>
-          <w:color w:val="000000"/>
-          <w:rtl w:val="0"/>
-          <w:lang w:val="en-US" w:eastAsia="pt-PT" w:bidi="pt-PT"/>
-        </w:rPr>
-        <w:t>modelo</w:t>
-      </w:r>
-      <w:r>
-        <w:rPr>
-          <w:rFonts w:ascii="Arial" w:hAnsi="Arial" w:eastAsia="Arial" w:cs="Arial"/>
-          <w:color w:val="000000"/>
-          <w:rtl w:val="0"/>
-          <w:lang w:val="pt-PT" w:eastAsia="pt-PT" w:bidi="pt-PT"/>
-        </w:rPr>
-        <w:t xml:space="preserve">, </w:t>
-      </w:r>
-      <w:r>
-        <w:rPr>
-          <w:rFonts w:ascii="Arial" w:hAnsi="Arial" w:eastAsia="Arial" w:cs="Arial"/>
-          <w:color w:val="000000"/>
-          <w:rtl w:val="0"/>
-          <w:lang w:val="en-US" w:eastAsia="pt-PT" w:bidi="pt-PT"/>
-        </w:rPr>
-        <w:t>chave</w:t>
-      </w:r>
-      <w:r>
-        <w:rPr>
-          <w:rFonts w:ascii="Arial" w:hAnsi="Arial" w:eastAsia="Arial" w:cs="Arial"/>
-          <w:color w:val="000000"/>
-          <w:rtl w:val="0"/>
-          <w:lang w:val="pt-PT" w:eastAsia="pt-PT" w:bidi="pt-PT"/>
-        </w:rPr>
-        <w:t xml:space="preserve"> </w:t>
-      </w:r>
-      <w:r>
-        <w:rPr>
-          <w:rFonts w:ascii="Arial" w:hAnsi="Arial" w:eastAsia="Arial" w:cs="Arial"/>
-          <w:color w:val="000000"/>
-          <w:rtl w:val="0"/>
-          <w:lang w:val="en-US" w:eastAsia="pt-PT" w:bidi="pt-PT"/>
-        </w:rPr>
-        <w:t>e</w:t>
-      </w:r>
-      <w:r>
-        <w:rPr>
-          <w:rFonts w:ascii="Arial" w:hAnsi="Arial" w:eastAsia="Arial" w:cs="Arial"/>
-          <w:color w:val="000000"/>
-          <w:rtl w:val="0"/>
-          <w:lang w:val="pt-PT" w:eastAsia="pt-PT" w:bidi="pt-PT"/>
-        </w:rPr>
-        <w:t xml:space="preserve"> </w:t>
-      </w:r>
-      <w:r>
-        <w:rPr>
-          <w:rFonts w:ascii="Arial" w:hAnsi="Arial" w:eastAsia="Arial" w:cs="Arial"/>
-          <w:color w:val="000000"/>
-          <w:rtl w:val="0"/>
-          <w:lang w:val="en-US" w:eastAsia="pt-PT" w:bidi="pt-PT"/>
-        </w:rPr>
-        <w:t>impressora</w:t>
-      </w:r>
-      <w:r>
-        <w:rPr>
-          <w:rFonts w:ascii="Arial" w:hAnsi="Arial" w:eastAsia="Arial" w:cs="Arial"/>
-          <w:color w:val="000000"/>
-          <w:rtl w:val="0"/>
-          <w:lang w:val="pt-PT" w:eastAsia="pt-PT" w:bidi="pt-PT"/>
-        </w:rPr>
-        <w:t xml:space="preserve">; </w:t>
-      </w:r>
-      <w:r>
-        <w:rPr>
-          <w:rFonts w:ascii="Courier New" w:hAnsi="Courier New" w:eastAsia="Courier New" w:cs="Courier New"/>
-          <w:color w:val="000000"/>
-          <w:rtl w:val="0"/>
-          <w:lang w:val="en-US" w:eastAsia="pt-PT" w:bidi="pt-PT"/>
-        </w:rPr>
-        <w:t>wcip_automatic_print_eligible</w:t>
-      </w:r>
-      <w:r>
-        <w:rPr>
-          <w:rFonts w:ascii="Arial" w:hAnsi="Arial" w:eastAsia="Arial" w:cs="Arial"/>
-          <w:color w:val="000000"/>
-          <w:rtl w:val="0"/>
-          <w:lang w:val="pt-PT" w:eastAsia="pt-PT" w:bidi="pt-PT"/>
-        </w:rPr>
-        <w:t xml:space="preserve"> </w:t>
-      </w:r>
-      <w:r>
-        <w:rPr>
-          <w:rFonts w:ascii="Arial" w:hAnsi="Arial" w:eastAsia="Arial" w:cs="Arial"/>
-          <w:color w:val="000000"/>
-          <w:rtl w:val="0"/>
-          <w:lang w:val="en-US" w:eastAsia="pt-PT" w:bidi="pt-PT"/>
-        </w:rPr>
-        <w:t>pode</w:t>
-      </w:r>
-      <w:r>
-        <w:rPr>
-          <w:rFonts w:ascii="Arial" w:hAnsi="Arial" w:eastAsia="Arial" w:cs="Arial"/>
-          <w:color w:val="000000"/>
-          <w:rtl w:val="0"/>
-          <w:lang w:val="pt-PT" w:eastAsia="pt-PT" w:bidi="pt-PT"/>
-        </w:rPr>
-        <w:t xml:space="preserve"> </w:t>
-      </w:r>
-      <w:r>
-        <w:rPr>
-          <w:rFonts w:ascii="Arial" w:hAnsi="Arial" w:eastAsia="Arial" w:cs="Arial"/>
-          <w:color w:val="000000"/>
-          <w:rtl w:val="0"/>
-          <w:lang w:val="en-US" w:eastAsia="pt-PT" w:bidi="pt-PT"/>
-        </w:rPr>
-        <w:t>recusar.</w:t>
-      </w:r>
-      <w:r>
-        <w:rPr>
-          <w:rFonts w:ascii="Arial" w:hAnsi="Arial" w:eastAsia="Arial" w:cs="Arial"/>
-          <w:color w:val="000000"/>
-          <w:rtl w:val="0"/>
-          <w:lang w:val="pt-PT" w:eastAsia="pt-PT" w:bidi="pt-PT"/>
-        </w:rPr>
-        <w:t xml:space="preserve"> </w:t>
-      </w:r>
-      <w:r>
-        <w:rPr>
-          <w:rFonts w:ascii="Arial" w:hAnsi="Arial" w:eastAsia="Arial" w:cs="Arial"/>
-          <w:color w:val="000000"/>
-          <w:rtl w:val="0"/>
-          <w:lang w:val="en-US" w:eastAsia="pt-PT" w:bidi="pt-PT"/>
-        </w:rPr>
-        <w:t>Pagamento</w:t>
-      </w:r>
-      <w:r>
-        <w:rPr>
-          <w:rFonts w:ascii="Arial" w:hAnsi="Arial" w:eastAsia="Arial" w:cs="Arial"/>
-          <w:color w:val="000000"/>
-          <w:rtl w:val="0"/>
-          <w:lang w:val="pt-PT" w:eastAsia="pt-PT" w:bidi="pt-PT"/>
-        </w:rPr>
-        <w:t xml:space="preserve"> </w:t>
-      </w:r>
-      <w:r>
-        <w:rPr>
-          <w:rFonts w:ascii="Arial" w:hAnsi="Arial" w:eastAsia="Arial" w:cs="Arial"/>
-          <w:color w:val="000000"/>
-          <w:rtl w:val="0"/>
-          <w:lang w:val="en-US" w:eastAsia="pt-PT" w:bidi="pt-PT"/>
-        </w:rPr>
-        <w:t>offline</w:t>
-      </w:r>
-      <w:r>
-        <w:rPr>
-          <w:rFonts w:ascii="Arial" w:hAnsi="Arial" w:eastAsia="Arial" w:cs="Arial"/>
-          <w:color w:val="000000"/>
-          <w:rtl w:val="0"/>
-          <w:lang w:val="pt-PT" w:eastAsia="pt-PT" w:bidi="pt-PT"/>
-        </w:rPr>
-        <w:t xml:space="preserve"> </w:t>
-      </w:r>
-      <w:r>
-        <w:rPr>
-          <w:rFonts w:ascii="Arial" w:hAnsi="Arial" w:eastAsia="Arial" w:cs="Arial"/>
-          <w:color w:val="000000"/>
-          <w:rtl w:val="0"/>
-          <w:lang w:val="en-US" w:eastAsia="pt-PT" w:bidi="pt-PT"/>
-        </w:rPr>
-        <w:t>pode</w:t>
-      </w:r>
-      <w:r>
-        <w:rPr>
-          <w:rFonts w:ascii="Arial" w:hAnsi="Arial" w:eastAsia="Arial" w:cs="Arial"/>
-          <w:color w:val="000000"/>
-          <w:rtl w:val="0"/>
-          <w:lang w:val="pt-PT" w:eastAsia="pt-PT" w:bidi="pt-PT"/>
-        </w:rPr>
-        <w:t xml:space="preserve"> </w:t>
-      </w:r>
-      <w:r>
-        <w:rPr>
-          <w:rFonts w:ascii="Arial" w:hAnsi="Arial" w:eastAsia="Arial" w:cs="Arial"/>
-          <w:color w:val="000000"/>
-          <w:rtl w:val="0"/>
-          <w:lang w:val="en-US" w:eastAsia="pt-PT" w:bidi="pt-PT"/>
-        </w:rPr>
-        <w:t>estar</w:t>
-      </w:r>
-      <w:r>
-        <w:rPr>
-          <w:rFonts w:ascii="Arial" w:hAnsi="Arial" w:eastAsia="Arial" w:cs="Arial"/>
-          <w:color w:val="000000"/>
-          <w:rtl w:val="0"/>
-          <w:lang w:val="pt-PT" w:eastAsia="pt-PT" w:bidi="pt-PT"/>
-        </w:rPr>
-        <w:t xml:space="preserve"> </w:t>
-      </w:r>
-      <w:r>
-        <w:rPr>
-          <w:rFonts w:ascii="Arial" w:hAnsi="Arial" w:eastAsia="Arial" w:cs="Arial"/>
-          <w:color w:val="000000"/>
-          <w:rtl w:val="0"/>
-          <w:lang w:val="en-US" w:eastAsia="pt-PT" w:bidi="pt-PT"/>
-        </w:rPr>
-        <w:t>processing</w:t>
-      </w:r>
-      <w:r>
-        <w:rPr>
-          <w:rFonts w:ascii="Arial" w:hAnsi="Arial" w:eastAsia="Arial" w:cs="Arial"/>
-          <w:color w:val="000000"/>
-          <w:rtl w:val="0"/>
-          <w:lang w:val="pt-PT" w:eastAsia="pt-PT" w:bidi="pt-PT"/>
-        </w:rPr>
-        <w:t xml:space="preserve"> </w:t>
-      </w:r>
-      <w:r>
-        <w:rPr>
-          <w:rFonts w:ascii="Arial" w:hAnsi="Arial" w:eastAsia="Arial" w:cs="Arial"/>
-          <w:color w:val="000000"/>
-          <w:rtl w:val="0"/>
-          <w:lang w:val="en-US" w:eastAsia="pt-PT" w:bidi="pt-PT"/>
-        </w:rPr>
-        <w:t>antes</w:t>
-      </w:r>
-      <w:r>
-        <w:rPr>
-          <w:rFonts w:ascii="Arial" w:hAnsi="Arial" w:eastAsia="Arial" w:cs="Arial"/>
-          <w:color w:val="000000"/>
-          <w:rtl w:val="0"/>
-          <w:lang w:val="pt-PT" w:eastAsia="pt-PT" w:bidi="pt-PT"/>
-        </w:rPr>
-        <w:t xml:space="preserve"> </w:t>
-      </w:r>
-      <w:r>
-        <w:rPr>
-          <w:rFonts w:ascii="Arial" w:hAnsi="Arial" w:eastAsia="Arial" w:cs="Arial"/>
-          <w:color w:val="000000"/>
-          <w:rtl w:val="0"/>
-          <w:lang w:val="en-US" w:eastAsia="pt-PT" w:bidi="pt-PT"/>
-        </w:rPr>
-        <w:t>da</w:t>
-      </w:r>
-      <w:r>
-        <w:rPr>
-          <w:rFonts w:ascii="Arial" w:hAnsi="Arial" w:eastAsia="Arial" w:cs="Arial"/>
-          <w:color w:val="000000"/>
-          <w:rtl w:val="0"/>
-          <w:lang w:val="pt-PT" w:eastAsia="pt-PT" w:bidi="pt-PT"/>
-        </w:rPr>
-        <w:t xml:space="preserve"> </w:t>
-      </w:r>
-      <w:r>
-        <w:rPr>
-          <w:rFonts w:ascii="Arial" w:hAnsi="Arial" w:eastAsia="Arial" w:cs="Arial"/>
-          <w:color w:val="000000"/>
-          <w:rtl w:val="0"/>
-          <w:lang w:val="en-US" w:eastAsia="pt-PT" w:bidi="pt-PT"/>
-        </w:rPr>
-        <w:t>cobran</w:t>
-      </w:r>
-      <w:r>
-        <w:rPr>
-          <w:rFonts w:ascii="Arial" w:hAnsi="Arial" w:eastAsia="Arial" w:cs="Arial"/>
-          <w:color w:val="000000"/>
-          <w:rtl w:val="0"/>
-          <w:lang w:val="pt-PT" w:eastAsia="pt-PT" w:bidi="pt-PT"/>
-        </w:rPr>
-        <w:t>ç</w:t>
-      </w:r>
-      <w:r>
-        <w:rPr>
-          <w:rFonts w:ascii="Arial" w:hAnsi="Arial" w:eastAsia="Arial" w:cs="Arial"/>
-          <w:color w:val="000000"/>
-          <w:rtl w:val="0"/>
-          <w:lang w:val="en-US" w:eastAsia="pt-PT" w:bidi="pt-PT"/>
-        </w:rPr>
-        <w:t>a.</w:t>
-      </w:r>
-      <w:r>
-        <w:rPr>
-          <w:rFonts w:ascii="Arial" w:hAnsi="Arial" w:eastAsia="Arial" w:cs="Arial"/>
-          <w:color w:val="000000"/>
-          <w:rtl w:val="0"/>
-          <w:lang w:val="pt-PT" w:eastAsia="pt-PT" w:bidi="pt-PT"/>
-        </w:rPr>
-        <w:t xml:space="preserve"> </w:t>
-      </w:r>
-      <w:r>
-        <w:rPr>
-          <w:rFonts w:ascii="Arial" w:hAnsi="Arial" w:eastAsia="Arial" w:cs="Arial"/>
-          <w:color w:val="000000"/>
-          <w:rtl w:val="0"/>
-          <w:lang w:val="en-US" w:eastAsia="pt-PT" w:bidi="pt-PT"/>
-        </w:rPr>
-        <w:t>Desative</w:t>
-      </w:r>
-      <w:r>
-        <w:rPr>
-          <w:rFonts w:ascii="Arial" w:hAnsi="Arial" w:eastAsia="Arial" w:cs="Arial"/>
-          <w:color w:val="000000"/>
-          <w:rtl w:val="0"/>
-          <w:lang w:val="pt-PT" w:eastAsia="pt-PT" w:bidi="pt-PT"/>
-        </w:rPr>
-        <w:t xml:space="preserve"> </w:t>
-      </w:r>
-      <w:r>
-        <w:rPr>
-          <w:rFonts w:ascii="Arial" w:hAnsi="Arial" w:eastAsia="Arial" w:cs="Arial"/>
-          <w:color w:val="000000"/>
-          <w:rtl w:val="0"/>
-          <w:lang w:val="en-US" w:eastAsia="pt-PT" w:bidi="pt-PT"/>
-        </w:rPr>
-        <w:t>o</w:t>
-      </w:r>
-      <w:r>
-        <w:rPr>
-          <w:rFonts w:ascii="Arial" w:hAnsi="Arial" w:eastAsia="Arial" w:cs="Arial"/>
-          <w:color w:val="000000"/>
-          <w:rtl w:val="0"/>
-          <w:lang w:val="pt-PT" w:eastAsia="pt-PT" w:bidi="pt-PT"/>
-        </w:rPr>
-        <w:t xml:space="preserve"> </w:t>
-      </w:r>
-      <w:r>
-        <w:rPr>
-          <w:rFonts w:ascii="Arial" w:hAnsi="Arial" w:eastAsia="Arial" w:cs="Arial"/>
-          <w:color w:val="000000"/>
-          <w:rtl w:val="0"/>
-          <w:lang w:val="en-US" w:eastAsia="pt-PT" w:bidi="pt-PT"/>
-        </w:rPr>
-        <w:t>filtro</w:t>
-      </w:r>
-      <w:r>
-        <w:rPr>
-          <w:rFonts w:ascii="Arial" w:hAnsi="Arial" w:eastAsia="Arial" w:cs="Arial"/>
-          <w:color w:val="000000"/>
-          <w:rtl w:val="0"/>
-          <w:lang w:val="pt-PT" w:eastAsia="pt-PT" w:bidi="pt-PT"/>
-        </w:rPr>
-        <w:t xml:space="preserve"> </w:t>
-      </w:r>
-      <w:r>
-        <w:rPr>
-          <w:rFonts w:ascii="Arial" w:hAnsi="Arial" w:eastAsia="Arial" w:cs="Arial"/>
-          <w:color w:val="000000"/>
-          <w:rtl w:val="0"/>
-          <w:lang w:val="en-US" w:eastAsia="pt-PT" w:bidi="pt-PT"/>
-        </w:rPr>
-        <w:t>abaixo</w:t>
-      </w:r>
-      <w:r>
-        <w:rPr>
-          <w:rFonts w:ascii="Arial" w:hAnsi="Arial" w:eastAsia="Arial" w:cs="Arial"/>
-          <w:color w:val="000000"/>
-          <w:rtl w:val="0"/>
-          <w:lang w:val="pt-PT" w:eastAsia="pt-PT" w:bidi="pt-PT"/>
-        </w:rPr>
-        <w:t xml:space="preserve"> </w:t>
-      </w:r>
-      <w:r>
-        <w:rPr>
-          <w:rFonts w:ascii="Arial" w:hAnsi="Arial" w:eastAsia="Arial" w:cs="Arial"/>
-          <w:color w:val="000000"/>
-          <w:rtl w:val="0"/>
-          <w:lang w:val="en-US" w:eastAsia="pt-PT" w:bidi="pt-PT"/>
-        </w:rPr>
-        <w:t>para</w:t>
-      </w:r>
-      <w:r>
-        <w:rPr>
-          <w:rFonts w:ascii="Arial" w:hAnsi="Arial" w:eastAsia="Arial" w:cs="Arial"/>
-          <w:color w:val="000000"/>
-          <w:rtl w:val="0"/>
-          <w:lang w:val="pt-PT" w:eastAsia="pt-PT" w:bidi="pt-PT"/>
-        </w:rPr>
-        <w:t xml:space="preserve"> </w:t>
-      </w:r>
-      <w:r>
-        <w:rPr>
-          <w:rFonts w:ascii="Arial" w:hAnsi="Arial" w:eastAsia="Arial" w:cs="Arial"/>
-          <w:color w:val="000000"/>
-          <w:rtl w:val="0"/>
-          <w:lang w:val="en-US" w:eastAsia="pt-PT" w:bidi="pt-PT"/>
-        </w:rPr>
-        <w:t>usar</w:t>
-      </w:r>
-      <w:r>
-        <w:rPr>
-          <w:rFonts w:ascii="Arial" w:hAnsi="Arial" w:eastAsia="Arial" w:cs="Arial"/>
-          <w:color w:val="000000"/>
-          <w:rtl w:val="0"/>
-          <w:lang w:val="pt-PT" w:eastAsia="pt-PT" w:bidi="pt-PT"/>
-        </w:rPr>
-        <w:t xml:space="preserve"> </w:t>
-      </w:r>
-      <w:r>
-        <w:rPr>
-          <w:rFonts w:ascii="Arial" w:hAnsi="Arial" w:eastAsia="Arial" w:cs="Arial"/>
-          <w:color w:val="000000"/>
-          <w:rtl w:val="0"/>
-          <w:lang w:val="en-US" w:eastAsia="pt-PT" w:bidi="pt-PT"/>
-        </w:rPr>
-        <w:t>apenas</w:t>
-      </w:r>
-      <w:r>
-        <w:rPr>
-          <w:rFonts w:ascii="Arial" w:hAnsi="Arial" w:eastAsia="Arial" w:cs="Arial"/>
-          <w:color w:val="000000"/>
-          <w:rtl w:val="0"/>
-          <w:lang w:val="pt-PT" w:eastAsia="pt-PT" w:bidi="pt-PT"/>
-        </w:rPr>
-        <w:t xml:space="preserve"> </w:t>
-      </w:r>
-      <w:r>
-        <w:rPr>
-          <w:rFonts w:ascii="Arial" w:hAnsi="Arial" w:eastAsia="Arial" w:cs="Arial"/>
-          <w:color w:val="000000"/>
-          <w:rtl w:val="0"/>
-          <w:lang w:val="en-US" w:eastAsia="pt-PT" w:bidi="pt-PT"/>
-        </w:rPr>
-        <w:t>o</w:t>
-      </w:r>
-      <w:r>
-        <w:rPr>
-          <w:rFonts w:ascii="Arial" w:hAnsi="Arial" w:eastAsia="Arial" w:cs="Arial"/>
-          <w:color w:val="000000"/>
-          <w:rtl w:val="0"/>
-          <w:lang w:val="pt-PT" w:eastAsia="pt-PT" w:bidi="pt-PT"/>
-        </w:rPr>
-        <w:t xml:space="preserve"> </w:t>
-      </w:r>
-      <w:r>
-        <w:rPr>
-          <w:rFonts w:ascii="Arial" w:hAnsi="Arial" w:eastAsia="Arial" w:cs="Arial"/>
-          <w:color w:val="000000"/>
-          <w:rtl w:val="0"/>
-          <w:lang w:val="en-US" w:eastAsia="pt-PT" w:bidi="pt-PT"/>
-        </w:rPr>
-        <w:t>hook</w:t>
-      </w:r>
-      <w:r>
-        <w:rPr>
-          <w:rFonts w:ascii="Arial" w:hAnsi="Arial" w:eastAsia="Arial" w:cs="Arial"/>
-          <w:color w:val="000000"/>
-          <w:rtl w:val="0"/>
-          <w:lang w:val="pt-PT" w:eastAsia="pt-PT" w:bidi="pt-PT"/>
-        </w:rPr>
-        <w:t xml:space="preserve"> </w:t>
-      </w:r>
-      <w:r>
-        <w:rPr>
-          <w:rFonts w:ascii="Arial" w:hAnsi="Arial" w:eastAsia="Arial" w:cs="Arial"/>
-          <w:color w:val="000000"/>
-          <w:rtl w:val="0"/>
-          <w:lang w:val="en-US" w:eastAsia="pt-PT" w:bidi="pt-PT"/>
-        </w:rPr>
-        <w:t>e</w:t>
-      </w:r>
-      <w:r>
-        <w:rPr>
-          <w:rFonts w:ascii="Arial" w:hAnsi="Arial" w:eastAsia="Arial" w:cs="Arial"/>
-          <w:color w:val="000000"/>
-          <w:rtl w:val="0"/>
-          <w:lang w:val="pt-PT" w:eastAsia="pt-PT" w:bidi="pt-PT"/>
-        </w:rPr>
-        <w:t xml:space="preserve"> </w:t>
-      </w:r>
-      <w:r>
-        <w:rPr>
-          <w:rFonts w:ascii="Arial" w:hAnsi="Arial" w:eastAsia="Arial" w:cs="Arial"/>
-          <w:color w:val="000000"/>
-          <w:rtl w:val="0"/>
-          <w:lang w:val="en-US" w:eastAsia="pt-PT" w:bidi="pt-PT"/>
-        </w:rPr>
-        <w:t>verifique</w:t>
-      </w:r>
-      <w:r>
-        <w:rPr>
-          <w:rFonts w:ascii="Arial" w:hAnsi="Arial" w:eastAsia="Arial" w:cs="Arial"/>
-          <w:color w:val="000000"/>
-          <w:rtl w:val="0"/>
-          <w:lang w:val="pt-PT" w:eastAsia="pt-PT" w:bidi="pt-PT"/>
-        </w:rPr>
-        <w:t xml:space="preserve"> </w:t>
-      </w:r>
-      <w:r>
-        <w:rPr>
-          <w:rFonts w:ascii="Arial" w:hAnsi="Arial" w:eastAsia="Arial" w:cs="Arial"/>
-          <w:color w:val="000000"/>
-          <w:rtl w:val="0"/>
-          <w:lang w:val="en-US" w:eastAsia="pt-PT" w:bidi="pt-PT"/>
-        </w:rPr>
-        <w:t>a</w:t>
-      </w:r>
-      <w:r>
-        <w:rPr>
-          <w:rFonts w:ascii="Arial" w:hAnsi="Arial" w:eastAsia="Arial" w:cs="Arial"/>
-          <w:color w:val="000000"/>
-          <w:rtl w:val="0"/>
-          <w:lang w:val="pt-PT" w:eastAsia="pt-PT" w:bidi="pt-PT"/>
-        </w:rPr>
-        <w:t xml:space="preserve"> </w:t>
-      </w:r>
-      <w:r>
-        <w:rPr>
-          <w:rFonts w:ascii="Arial" w:hAnsi="Arial" w:eastAsia="Arial" w:cs="Arial"/>
-          <w:color w:val="000000"/>
-          <w:rtl w:val="0"/>
-          <w:lang w:val="en-US" w:eastAsia="pt-PT" w:bidi="pt-PT"/>
-        </w:rPr>
-        <w:t>plataforma</w:t>
-      </w:r>
-      <w:r>
-        <w:rPr>
-          <w:rFonts w:ascii="Arial" w:hAnsi="Arial" w:eastAsia="Arial" w:cs="Arial"/>
-          <w:color w:val="000000"/>
-          <w:rtl w:val="0"/>
-          <w:lang w:val="pt-PT" w:eastAsia="pt-PT" w:bidi="pt-PT"/>
-        </w:rPr>
-        <w:t xml:space="preserve"> </w:t>
-      </w:r>
-      <w:r>
-        <w:rPr>
-          <w:rFonts w:ascii="Arial" w:hAnsi="Arial" w:eastAsia="Arial" w:cs="Arial"/>
-          <w:color w:val="000000"/>
-          <w:rtl w:val="0"/>
-          <w:lang w:val="en-US" w:eastAsia="pt-PT" w:bidi="pt-PT"/>
-        </w:rPr>
-        <w:t>de</w:t>
-      </w:r>
-      <w:r>
-        <w:rPr>
-          <w:rFonts w:ascii="Arial" w:hAnsi="Arial" w:eastAsia="Arial" w:cs="Arial"/>
-          <w:color w:val="000000"/>
-          <w:rtl w:val="0"/>
-          <w:lang w:val="pt-PT" w:eastAsia="pt-PT" w:bidi="pt-PT"/>
-        </w:rPr>
-        <w:t xml:space="preserve"> </w:t>
-      </w:r>
-      <w:r>
-        <w:rPr>
-          <w:rFonts w:ascii="Arial" w:hAnsi="Arial" w:eastAsia="Arial" w:cs="Arial"/>
-          <w:color w:val="000000"/>
-          <w:rtl w:val="0"/>
-          <w:lang w:val="en-US" w:eastAsia="pt-PT" w:bidi="pt-PT"/>
-        </w:rPr>
-        <w:t>pagamento.</w:t>
-      </w:r>
-      <w:r>
-        <w:rPr>
-          <w:rFonts w:ascii="Arial" w:hAnsi="Arial" w:eastAsia="Arial" w:cs="Arial"/>
-          <w:color w:val="000000"/>
-          <w:rtl w:val="0"/>
-          <w:lang w:val="pt-PT" w:eastAsia="pt-PT" w:bidi="pt-PT"/>
-        </w:rPr>
-        <w:t xml:space="preserve"> </w:t>
-      </w:r>
-      <w:r>
-        <w:rPr>
-          <w:rFonts w:ascii="Arial" w:hAnsi="Arial" w:eastAsia="Arial" w:cs="Arial"/>
-          <w:color w:val="000000"/>
-          <w:rtl w:val="0"/>
-          <w:lang w:val="en-US" w:eastAsia="pt-PT" w:bidi="pt-PT"/>
-        </w:rPr>
-        <w:t>Sem</w:t>
-      </w:r>
-      <w:r>
-        <w:rPr>
-          <w:rFonts w:ascii="Arial" w:hAnsi="Arial" w:eastAsia="Arial" w:cs="Arial"/>
-          <w:color w:val="000000"/>
-          <w:rtl w:val="0"/>
-          <w:lang w:val="pt-PT" w:eastAsia="pt-PT" w:bidi="pt-PT"/>
-        </w:rPr>
-        <w:t xml:space="preserve"> </w:t>
-      </w:r>
-      <w:r>
-        <w:rPr>
-          <w:rFonts w:ascii="Arial" w:hAnsi="Arial" w:eastAsia="Arial" w:cs="Arial"/>
-          <w:color w:val="000000"/>
-          <w:rtl w:val="0"/>
-          <w:lang w:val="en-US" w:eastAsia="pt-PT" w:bidi="pt-PT"/>
-        </w:rPr>
-        <w:t>impress</w:t>
-      </w:r>
-      <w:r>
-        <w:rPr>
-          <w:rFonts w:ascii="Arial" w:hAnsi="Arial" w:eastAsia="Arial" w:cs="Arial"/>
-          <w:color w:val="000000"/>
-          <w:rtl w:val="0"/>
-          <w:lang w:val="pt-PT" w:eastAsia="pt-PT" w:bidi="pt-PT"/>
-        </w:rPr>
-        <w:t>ã</w:t>
-      </w:r>
-      <w:r>
-        <w:rPr>
-          <w:rFonts w:ascii="Arial" w:hAnsi="Arial" w:eastAsia="Arial" w:cs="Arial"/>
-          <w:color w:val="000000"/>
-          <w:rtl w:val="0"/>
-          <w:lang w:val="en-US" w:eastAsia="pt-PT" w:bidi="pt-PT"/>
-        </w:rPr>
-        <w:t>o</w:t>
-      </w:r>
-      <w:r>
-        <w:rPr>
-          <w:rFonts w:ascii="Arial" w:hAnsi="Arial" w:eastAsia="Arial" w:cs="Arial"/>
-          <w:color w:val="000000"/>
-          <w:rtl w:val="0"/>
-          <w:lang w:val="pt-PT" w:eastAsia="pt-PT" w:bidi="pt-PT"/>
-        </w:rPr>
-        <w:t xml:space="preserve"> </w:t>
-      </w:r>
-      <w:r>
-        <w:rPr>
-          <w:rFonts w:ascii="Arial" w:hAnsi="Arial" w:eastAsia="Arial" w:cs="Arial"/>
-          <w:color w:val="000000"/>
-          <w:rtl w:val="0"/>
-          <w:lang w:val="en-US" w:eastAsia="pt-PT" w:bidi="pt-PT"/>
-        </w:rPr>
-        <w:t>retroativa</w:t>
-      </w:r>
-      <w:r>
-        <w:rPr>
-          <w:rFonts w:ascii="Arial" w:hAnsi="Arial" w:eastAsia="Arial" w:cs="Arial"/>
-          <w:color w:val="000000"/>
-          <w:rtl w:val="0"/>
-          <w:lang w:val="pt-PT" w:eastAsia="pt-PT" w:bidi="pt-PT"/>
-        </w:rPr>
-        <w:t xml:space="preserve">; </w:t>
-      </w:r>
-      <w:r>
-        <w:rPr>
-          <w:rFonts w:ascii="Arial" w:hAnsi="Arial" w:eastAsia="Arial" w:cs="Arial"/>
-          <w:color w:val="000000"/>
-          <w:rtl w:val="0"/>
-          <w:lang w:val="en-US" w:eastAsia="pt-PT" w:bidi="pt-PT"/>
-        </w:rPr>
-        <w:t>desativar</w:t>
-      </w:r>
-      <w:r>
-        <w:rPr>
-          <w:rFonts w:ascii="Arial" w:hAnsi="Arial" w:eastAsia="Arial" w:cs="Arial"/>
-          <w:color w:val="000000"/>
-          <w:rtl w:val="0"/>
-          <w:lang w:val="pt-PT" w:eastAsia="pt-PT" w:bidi="pt-PT"/>
-        </w:rPr>
-        <w:t xml:space="preserve"> </w:t>
-      </w:r>
-      <w:r>
-        <w:rPr>
-          <w:rFonts w:ascii="Arial" w:hAnsi="Arial" w:eastAsia="Arial" w:cs="Arial"/>
-          <w:color w:val="000000"/>
-          <w:rtl w:val="0"/>
-          <w:lang w:val="en-US" w:eastAsia="pt-PT" w:bidi="pt-PT"/>
-        </w:rPr>
-        <w:t>n</w:t>
-      </w:r>
-      <w:r>
-        <w:rPr>
-          <w:rFonts w:ascii="Arial" w:hAnsi="Arial" w:eastAsia="Arial" w:cs="Arial"/>
-          <w:color w:val="000000"/>
-          <w:rtl w:val="0"/>
-          <w:lang w:val="pt-PT" w:eastAsia="pt-PT" w:bidi="pt-PT"/>
-        </w:rPr>
-        <w:t>ã</w:t>
-      </w:r>
-      <w:r>
-        <w:rPr>
-          <w:rFonts w:ascii="Arial" w:hAnsi="Arial" w:eastAsia="Arial" w:cs="Arial"/>
-          <w:color w:val="000000"/>
-          <w:rtl w:val="0"/>
-          <w:lang w:val="en-US" w:eastAsia="pt-PT" w:bidi="pt-PT"/>
-        </w:rPr>
-        <w:t>o</w:t>
-      </w:r>
-      <w:r>
-        <w:rPr>
-          <w:rFonts w:ascii="Arial" w:hAnsi="Arial" w:eastAsia="Arial" w:cs="Arial"/>
-          <w:color w:val="000000"/>
-          <w:rtl w:val="0"/>
-          <w:lang w:val="pt-PT" w:eastAsia="pt-PT" w:bidi="pt-PT"/>
-        </w:rPr>
-        <w:t xml:space="preserve"> </w:t>
-      </w:r>
-      <w:r>
-        <w:rPr>
-          <w:rFonts w:ascii="Arial" w:hAnsi="Arial" w:eastAsia="Arial" w:cs="Arial"/>
-          <w:color w:val="000000"/>
-          <w:rtl w:val="0"/>
-          <w:lang w:val="en-US" w:eastAsia="pt-PT" w:bidi="pt-PT"/>
-        </w:rPr>
-        <w:t>cancela</w:t>
-      </w:r>
-      <w:r>
-        <w:rPr>
-          <w:rFonts w:ascii="Arial" w:hAnsi="Arial" w:eastAsia="Arial" w:cs="Arial"/>
-          <w:color w:val="000000"/>
-          <w:rtl w:val="0"/>
-          <w:lang w:val="pt-PT" w:eastAsia="pt-PT" w:bidi="pt-PT"/>
-        </w:rPr>
-        <w:t xml:space="preserve"> </w:t>
-      </w:r>
-      <w:r>
-        <w:rPr>
-          <w:rFonts w:ascii="Arial" w:hAnsi="Arial" w:eastAsia="Arial" w:cs="Arial"/>
-          <w:color w:val="000000"/>
-          <w:rtl w:val="0"/>
-          <w:lang w:val="en-US" w:eastAsia="pt-PT" w:bidi="pt-PT"/>
-        </w:rPr>
-        <w:t>a</w:t>
-      </w:r>
-      <w:r>
-        <w:rPr>
-          <w:rFonts w:ascii="Arial" w:hAnsi="Arial" w:eastAsia="Arial" w:cs="Arial"/>
-          <w:color w:val="000000"/>
-          <w:rtl w:val="0"/>
-          <w:lang w:val="pt-PT" w:eastAsia="pt-PT" w:bidi="pt-PT"/>
-        </w:rPr>
-        <w:t xml:space="preserve"> </w:t>
-      </w:r>
-      <w:r>
-        <w:rPr>
-          <w:rFonts w:ascii="Arial" w:hAnsi="Arial" w:eastAsia="Arial" w:cs="Arial"/>
-          <w:color w:val="000000"/>
-          <w:rtl w:val="0"/>
-          <w:lang w:val="en-US" w:eastAsia="pt-PT" w:bidi="pt-PT"/>
-        </w:rPr>
-        <w:t>fila.</w:t>
+          <w:lang w:val="pt-PT" w:bidi="pt-PT"/>
+          <w:rtl w:val="0"/>
+        </w:rPr>
+        <w:t>A política exige estado pago e data registada. Cobrança na entrega, transferência, cheque e pagamentos parciais exigem adaptador de cobrança. O processo verifica antes de gerar e enviar. A data de criação não decide. Eventos e pesquisa limitada respeitam ativação/atualização; pedidos antigos exigem pré-visualização e seleção explícitas.</w:t>
       </w:r>
     </w:p>
     <w:p>
@@ -18353,934 +13440,16 @@
     <w:p>
       <w:pPr>
         <w:bidi w:val="0"/>
-        <w:jc w:val="left"/>
+        <w:jc w:val="start"/>
       </w:pPr>
       <w:r>
         <w:rPr>
-          <w:rFonts w:ascii="Arial" w:hAnsi="Arial" w:eastAsia="Arial" w:cs="Arial"/>
-          <w:color w:val="000000"/>
-          <w:rtl w:val="0"/>
-          <w:lang w:val="en-US" w:eastAsia="pt-PT" w:bidi="pt-PT"/>
-        </w:rPr>
-        <w:t>Chave</w:t>
-      </w:r>
-      <w:r>
-        <w:rPr>
-          <w:rFonts w:ascii="Arial" w:hAnsi="Arial" w:eastAsia="Arial" w:cs="Arial"/>
-          <w:color w:val="000000"/>
-          <w:rtl w:val="0"/>
-          <w:lang w:val="pt-PT" w:eastAsia="pt-PT" w:bidi="pt-PT"/>
-        </w:rPr>
-        <w:t xml:space="preserve"> ú</w:t>
-      </w:r>
-      <w:r>
-        <w:rPr>
-          <w:rFonts w:ascii="Arial" w:hAnsi="Arial" w:eastAsia="Arial" w:cs="Arial"/>
-          <w:color w:val="000000"/>
-          <w:rtl w:val="0"/>
-          <w:lang w:val="en-US" w:eastAsia="pt-PT" w:bidi="pt-PT"/>
-        </w:rPr>
-        <w:t>nica</w:t>
-      </w:r>
-      <w:r>
-        <w:rPr>
-          <w:rFonts w:ascii="Arial" w:hAnsi="Arial" w:eastAsia="Arial" w:cs="Arial"/>
-          <w:color w:val="000000"/>
-          <w:rtl w:val="0"/>
-          <w:lang w:val="pt-PT" w:eastAsia="pt-PT" w:bidi="pt-PT"/>
-        </w:rPr>
-        <w:t xml:space="preserve"> </w:t>
-      </w:r>
-      <w:r>
-        <w:rPr>
-          <w:rFonts w:ascii="Arial" w:hAnsi="Arial" w:eastAsia="Arial" w:cs="Arial"/>
-          <w:color w:val="000000"/>
-          <w:rtl w:val="0"/>
-          <w:lang w:val="en-US" w:eastAsia="pt-PT" w:bidi="pt-PT"/>
-        </w:rPr>
-        <w:t>e</w:t>
-      </w:r>
-      <w:r>
-        <w:rPr>
-          <w:rFonts w:ascii="Arial" w:hAnsi="Arial" w:eastAsia="Arial" w:cs="Arial"/>
-          <w:color w:val="000000"/>
-          <w:rtl w:val="0"/>
-          <w:lang w:val="pt-PT" w:eastAsia="pt-PT" w:bidi="pt-PT"/>
-        </w:rPr>
-        <w:t xml:space="preserve"> </w:t>
-      </w:r>
-      <w:r>
-        <w:rPr>
-          <w:rFonts w:ascii="Arial" w:hAnsi="Arial" w:eastAsia="Arial" w:cs="Arial"/>
-          <w:color w:val="000000"/>
-          <w:rtl w:val="0"/>
-          <w:lang w:val="en-US" w:eastAsia="pt-PT" w:bidi="pt-PT"/>
-        </w:rPr>
-        <w:t>hist</w:t>
-      </w:r>
-      <w:r>
-        <w:rPr>
-          <w:rFonts w:ascii="Arial" w:hAnsi="Arial" w:eastAsia="Arial" w:cs="Arial"/>
-          <w:color w:val="000000"/>
-          <w:rtl w:val="0"/>
-          <w:lang w:val="pt-PT" w:eastAsia="pt-PT" w:bidi="pt-PT"/>
-        </w:rPr>
-        <w:t>ó</w:t>
-      </w:r>
-      <w:r>
-        <w:rPr>
-          <w:rFonts w:ascii="Arial" w:hAnsi="Arial" w:eastAsia="Arial" w:cs="Arial"/>
-          <w:color w:val="000000"/>
-          <w:rtl w:val="0"/>
-          <w:lang w:val="en-US" w:eastAsia="pt-PT" w:bidi="pt-PT"/>
-        </w:rPr>
-        <w:t>rico</w:t>
-      </w:r>
-      <w:r>
-        <w:rPr>
-          <w:rFonts w:ascii="Arial" w:hAnsi="Arial" w:eastAsia="Arial" w:cs="Arial"/>
-          <w:color w:val="000000"/>
-          <w:rtl w:val="0"/>
-          <w:lang w:val="pt-PT" w:eastAsia="pt-PT" w:bidi="pt-PT"/>
-        </w:rPr>
-        <w:t xml:space="preserve"> </w:t>
-      </w:r>
-      <w:r>
-        <w:rPr>
-          <w:rFonts w:ascii="Arial" w:hAnsi="Arial" w:eastAsia="Arial" w:cs="Arial"/>
-          <w:color w:val="000000"/>
-          <w:rtl w:val="0"/>
-          <w:lang w:val="en-US" w:eastAsia="pt-PT" w:bidi="pt-PT"/>
-        </w:rPr>
-        <w:t>asseguram</w:t>
-      </w:r>
-      <w:r>
-        <w:rPr>
-          <w:rFonts w:ascii="Arial" w:hAnsi="Arial" w:eastAsia="Arial" w:cs="Arial"/>
-          <w:color w:val="000000"/>
-          <w:rtl w:val="0"/>
-          <w:lang w:val="pt-PT" w:eastAsia="pt-PT" w:bidi="pt-PT"/>
-        </w:rPr>
-        <w:t xml:space="preserve"> </w:t>
-      </w:r>
-      <w:r>
-        <w:rPr>
-          <w:rFonts w:ascii="Arial" w:hAnsi="Arial" w:eastAsia="Arial" w:cs="Arial"/>
-          <w:color w:val="000000"/>
-          <w:rtl w:val="0"/>
-          <w:lang w:val="en-US" w:eastAsia="pt-PT" w:bidi="pt-PT"/>
-        </w:rPr>
-        <w:t>uma</w:t>
-      </w:r>
-      <w:r>
-        <w:rPr>
-          <w:rFonts w:ascii="Arial" w:hAnsi="Arial" w:eastAsia="Arial" w:cs="Arial"/>
-          <w:color w:val="000000"/>
-          <w:rtl w:val="0"/>
-          <w:lang w:val="pt-PT" w:eastAsia="pt-PT" w:bidi="pt-PT"/>
-        </w:rPr>
-        <w:t xml:space="preserve"> </w:t>
-      </w:r>
-      <w:r>
-        <w:rPr>
-          <w:rFonts w:ascii="Arial" w:hAnsi="Arial" w:eastAsia="Arial" w:cs="Arial"/>
-          <w:color w:val="000000"/>
-          <w:rtl w:val="0"/>
-          <w:lang w:val="en-US" w:eastAsia="pt-PT" w:bidi="pt-PT"/>
-        </w:rPr>
-        <w:t>tarefa</w:t>
-      </w:r>
-      <w:r>
-        <w:rPr>
-          <w:rFonts w:ascii="Arial" w:hAnsi="Arial" w:eastAsia="Arial" w:cs="Arial"/>
-          <w:color w:val="000000"/>
-          <w:rtl w:val="0"/>
-          <w:lang w:val="pt-PT" w:eastAsia="pt-PT" w:bidi="pt-PT"/>
-        </w:rPr>
-        <w:t xml:space="preserve"> </w:t>
-      </w:r>
-      <w:r>
-        <w:rPr>
-          <w:rFonts w:ascii="Arial" w:hAnsi="Arial" w:eastAsia="Arial" w:cs="Arial"/>
-          <w:color w:val="000000"/>
-          <w:rtl w:val="0"/>
-          <w:lang w:val="en-US" w:eastAsia="pt-PT" w:bidi="pt-PT"/>
-        </w:rPr>
-        <w:t>autom</w:t>
-      </w:r>
-      <w:r>
-        <w:rPr>
-          <w:rFonts w:ascii="Arial" w:hAnsi="Arial" w:eastAsia="Arial" w:cs="Arial"/>
-          <w:color w:val="000000"/>
-          <w:rtl w:val="0"/>
-          <w:lang w:val="pt-PT" w:eastAsia="pt-PT" w:bidi="pt-PT"/>
-        </w:rPr>
-        <w:t>á</w:t>
-      </w:r>
-      <w:r>
-        <w:rPr>
-          <w:rFonts w:ascii="Arial" w:hAnsi="Arial" w:eastAsia="Arial" w:cs="Arial"/>
-          <w:color w:val="000000"/>
-          <w:rtl w:val="0"/>
-          <w:lang w:val="en-US" w:eastAsia="pt-PT" w:bidi="pt-PT"/>
-        </w:rPr>
-        <w:t>tica</w:t>
-      </w:r>
-      <w:r>
-        <w:rPr>
-          <w:rFonts w:ascii="Arial" w:hAnsi="Arial" w:eastAsia="Arial" w:cs="Arial"/>
-          <w:color w:val="000000"/>
-          <w:rtl w:val="0"/>
-          <w:lang w:val="pt-PT" w:eastAsia="pt-PT" w:bidi="pt-PT"/>
-        </w:rPr>
-        <w:t xml:space="preserve"> </w:t>
-      </w:r>
-      <w:r>
-        <w:rPr>
-          <w:rFonts w:ascii="Arial" w:hAnsi="Arial" w:eastAsia="Arial" w:cs="Arial"/>
-          <w:color w:val="000000"/>
-          <w:rtl w:val="0"/>
-          <w:lang w:val="en-US" w:eastAsia="pt-PT" w:bidi="pt-PT"/>
-        </w:rPr>
-        <w:t>por</w:t>
-      </w:r>
-      <w:r>
-        <w:rPr>
-          <w:rFonts w:ascii="Arial" w:hAnsi="Arial" w:eastAsia="Arial" w:cs="Arial"/>
-          <w:color w:val="000000"/>
-          <w:rtl w:val="0"/>
-          <w:lang w:val="pt-PT" w:eastAsia="pt-PT" w:bidi="pt-PT"/>
-        </w:rPr>
-        <w:t xml:space="preserve"> </w:t>
-      </w:r>
-      <w:r>
-        <w:rPr>
-          <w:rFonts w:ascii="Arial" w:hAnsi="Arial" w:eastAsia="Arial" w:cs="Arial"/>
-          <w:color w:val="000000"/>
-          <w:rtl w:val="0"/>
-          <w:lang w:val="en-US" w:eastAsia="pt-PT" w:bidi="pt-PT"/>
-        </w:rPr>
-        <w:t>encomenda.</w:t>
-      </w:r>
-      <w:r>
-        <w:rPr>
-          <w:rFonts w:ascii="Arial" w:hAnsi="Arial" w:eastAsia="Arial" w:cs="Arial"/>
-          <w:color w:val="000000"/>
-          <w:rtl w:val="0"/>
-          <w:lang w:val="pt-PT" w:eastAsia="pt-PT" w:bidi="pt-PT"/>
-        </w:rPr>
-        <w:t xml:space="preserve"> </w:t>
-      </w:r>
-      <w:r>
-        <w:rPr>
-          <w:rFonts w:ascii="Arial" w:hAnsi="Arial" w:eastAsia="Arial" w:cs="Arial"/>
-          <w:color w:val="000000"/>
-          <w:rtl w:val="0"/>
-          <w:lang w:val="en-US" w:eastAsia="pt-PT" w:bidi="pt-PT"/>
-        </w:rPr>
-        <w:t>Manual</w:t>
-      </w:r>
-      <w:r>
-        <w:rPr>
-          <w:rFonts w:ascii="Arial" w:hAnsi="Arial" w:eastAsia="Arial" w:cs="Arial"/>
-          <w:color w:val="000000"/>
-          <w:rtl w:val="0"/>
-          <w:lang w:val="pt-PT" w:eastAsia="pt-PT" w:bidi="pt-PT"/>
-        </w:rPr>
-        <w:t xml:space="preserve"> é </w:t>
-      </w:r>
-      <w:r>
-        <w:rPr>
-          <w:rFonts w:ascii="Arial" w:hAnsi="Arial" w:eastAsia="Arial" w:cs="Arial"/>
-          <w:color w:val="000000"/>
-          <w:rtl w:val="0"/>
-          <w:lang w:val="en-US" w:eastAsia="pt-PT" w:bidi="pt-PT"/>
-        </w:rPr>
-        <w:t>repet</w:t>
-      </w:r>
-      <w:r>
-        <w:rPr>
-          <w:rFonts w:ascii="Arial" w:hAnsi="Arial" w:eastAsia="Arial" w:cs="Arial"/>
-          <w:color w:val="000000"/>
-          <w:rtl w:val="0"/>
-          <w:lang w:val="pt-PT" w:eastAsia="pt-PT" w:bidi="pt-PT"/>
-        </w:rPr>
-        <w:t>í</w:t>
-      </w:r>
-      <w:r>
-        <w:rPr>
-          <w:rFonts w:ascii="Arial" w:hAnsi="Arial" w:eastAsia="Arial" w:cs="Arial"/>
-          <w:color w:val="000000"/>
-          <w:rtl w:val="0"/>
-          <w:lang w:val="en-US" w:eastAsia="pt-PT" w:bidi="pt-PT"/>
-        </w:rPr>
-        <w:t>vel.</w:t>
-      </w:r>
-      <w:r>
-        <w:rPr>
-          <w:rFonts w:ascii="Arial" w:hAnsi="Arial" w:eastAsia="Arial" w:cs="Arial"/>
-          <w:color w:val="000000"/>
-          <w:rtl w:val="0"/>
-          <w:lang w:val="pt-PT" w:eastAsia="pt-PT" w:bidi="pt-PT"/>
-        </w:rPr>
-        <w:t xml:space="preserve"> </w:t>
-      </w:r>
-      <w:r>
-        <w:rPr>
-          <w:rFonts w:ascii="Arial" w:hAnsi="Arial" w:eastAsia="Arial" w:cs="Arial"/>
-          <w:color w:val="000000"/>
-          <w:rtl w:val="0"/>
-          <w:lang w:val="en-US" w:eastAsia="pt-PT" w:bidi="pt-PT"/>
-        </w:rPr>
-        <w:t>Worker</w:t>
-      </w:r>
-      <w:r>
-        <w:rPr>
-          <w:rFonts w:ascii="Arial" w:hAnsi="Arial" w:eastAsia="Arial" w:cs="Arial"/>
-          <w:color w:val="000000"/>
-          <w:rtl w:val="0"/>
-          <w:lang w:val="pt-PT" w:eastAsia="pt-PT" w:bidi="pt-PT"/>
-        </w:rPr>
-        <w:t xml:space="preserve"> </w:t>
-      </w:r>
-      <w:r>
-        <w:rPr>
-          <w:rFonts w:ascii="Arial" w:hAnsi="Arial" w:eastAsia="Arial" w:cs="Arial"/>
-          <w:color w:val="000000"/>
-          <w:rtl w:val="0"/>
-          <w:lang w:val="en-US" w:eastAsia="pt-PT" w:bidi="pt-PT"/>
-        </w:rPr>
-        <w:t>reclama</w:t>
-      </w:r>
-      <w:r>
-        <w:rPr>
-          <w:rFonts w:ascii="Arial" w:hAnsi="Arial" w:eastAsia="Arial" w:cs="Arial"/>
-          <w:color w:val="000000"/>
-          <w:rtl w:val="0"/>
-          <w:lang w:val="pt-PT" w:eastAsia="pt-PT" w:bidi="pt-PT"/>
-        </w:rPr>
-        <w:t xml:space="preserve"> </w:t>
-      </w:r>
-      <w:r>
-        <w:rPr>
-          <w:rFonts w:ascii="Arial" w:hAnsi="Arial" w:eastAsia="Arial" w:cs="Arial"/>
-          <w:color w:val="000000"/>
-          <w:rtl w:val="0"/>
-          <w:lang w:val="en-US" w:eastAsia="pt-PT" w:bidi="pt-PT"/>
-        </w:rPr>
-        <w:t>atomicamente</w:t>
-      </w:r>
-      <w:r>
-        <w:rPr>
-          <w:rFonts w:ascii="Arial" w:hAnsi="Arial" w:eastAsia="Arial" w:cs="Arial"/>
-          <w:color w:val="000000"/>
-          <w:rtl w:val="0"/>
-          <w:lang w:val="pt-PT" w:eastAsia="pt-PT" w:bidi="pt-PT"/>
-        </w:rPr>
-        <w:t xml:space="preserve"> </w:t>
-      </w:r>
-      <w:r>
-        <w:rPr>
-          <w:rFonts w:ascii="Arial" w:hAnsi="Arial" w:eastAsia="Arial" w:cs="Arial"/>
-          <w:color w:val="000000"/>
-          <w:rtl w:val="0"/>
-          <w:lang w:val="en-US" w:eastAsia="pt-PT" w:bidi="pt-PT"/>
-        </w:rPr>
-        <w:t>e</w:t>
-      </w:r>
-      <w:r>
-        <w:rPr>
-          <w:rFonts w:ascii="Arial" w:hAnsi="Arial" w:eastAsia="Arial" w:cs="Arial"/>
-          <w:color w:val="000000"/>
-          <w:rtl w:val="0"/>
-          <w:lang w:val="pt-PT" w:eastAsia="pt-PT" w:bidi="pt-PT"/>
-        </w:rPr>
-        <w:t xml:space="preserve"> </w:t>
-      </w:r>
-      <w:r>
-        <w:rPr>
-          <w:rFonts w:ascii="Arial" w:hAnsi="Arial" w:eastAsia="Arial" w:cs="Arial"/>
-          <w:color w:val="000000"/>
-          <w:rtl w:val="0"/>
-          <w:lang w:val="en-US" w:eastAsia="pt-PT" w:bidi="pt-PT"/>
-        </w:rPr>
-        <w:t>verifica</w:t>
-      </w:r>
-      <w:r>
-        <w:rPr>
-          <w:rFonts w:ascii="Arial" w:hAnsi="Arial" w:eastAsia="Arial" w:cs="Arial"/>
-          <w:color w:val="000000"/>
-          <w:rtl w:val="0"/>
-          <w:lang w:val="pt-PT" w:eastAsia="pt-PT" w:bidi="pt-PT"/>
-        </w:rPr>
-        <w:t xml:space="preserve"> </w:t>
-      </w:r>
-      <w:r>
-        <w:rPr>
-          <w:rFonts w:ascii="Arial" w:hAnsi="Arial" w:eastAsia="Arial" w:cs="Arial"/>
-          <w:color w:val="000000"/>
-          <w:rtl w:val="0"/>
-          <w:lang w:val="en-US" w:eastAsia="pt-PT" w:bidi="pt-PT"/>
-        </w:rPr>
-        <w:t>pagamento</w:t>
-      </w:r>
-      <w:r>
-        <w:rPr>
-          <w:rFonts w:ascii="Arial" w:hAnsi="Arial" w:eastAsia="Arial" w:cs="Arial"/>
-          <w:color w:val="000000"/>
-          <w:rtl w:val="0"/>
-          <w:lang w:val="pt-PT" w:eastAsia="pt-PT" w:bidi="pt-PT"/>
-        </w:rPr>
-        <w:t xml:space="preserve"> </w:t>
-      </w:r>
-      <w:r>
-        <w:rPr>
-          <w:rFonts w:ascii="Arial" w:hAnsi="Arial" w:eastAsia="Arial" w:cs="Arial"/>
-          <w:color w:val="000000"/>
-          <w:rtl w:val="0"/>
-          <w:lang w:val="en-US" w:eastAsia="pt-PT" w:bidi="pt-PT"/>
-        </w:rPr>
-        <w:t>antes</w:t>
-      </w:r>
-      <w:r>
-        <w:rPr>
-          <w:rFonts w:ascii="Arial" w:hAnsi="Arial" w:eastAsia="Arial" w:cs="Arial"/>
-          <w:color w:val="000000"/>
-          <w:rtl w:val="0"/>
-          <w:lang w:val="pt-PT" w:eastAsia="pt-PT" w:bidi="pt-PT"/>
-        </w:rPr>
-        <w:t xml:space="preserve"> </w:t>
-      </w:r>
-      <w:r>
-        <w:rPr>
-          <w:rFonts w:ascii="Arial" w:hAnsi="Arial" w:eastAsia="Arial" w:cs="Arial"/>
-          <w:color w:val="000000"/>
-          <w:rtl w:val="0"/>
-          <w:lang w:val="en-US" w:eastAsia="pt-PT" w:bidi="pt-PT"/>
-        </w:rPr>
-        <w:t>do</w:t>
-      </w:r>
-      <w:r>
-        <w:rPr>
-          <w:rFonts w:ascii="Arial" w:hAnsi="Arial" w:eastAsia="Arial" w:cs="Arial"/>
-          <w:color w:val="000000"/>
-          <w:rtl w:val="0"/>
-          <w:lang w:val="pt-PT" w:eastAsia="pt-PT" w:bidi="pt-PT"/>
-        </w:rPr>
-        <w:t xml:space="preserve"> </w:t>
-      </w:r>
-      <w:r>
-        <w:rPr>
-          <w:rFonts w:ascii="Arial" w:hAnsi="Arial" w:eastAsia="Arial" w:cs="Arial"/>
-          <w:color w:val="000000"/>
-          <w:rtl w:val="0"/>
-          <w:lang w:val="en-US" w:eastAsia="pt-PT" w:bidi="pt-PT"/>
-        </w:rPr>
-        <w:t>envio.</w:t>
-      </w:r>
-      <w:r>
-        <w:rPr>
-          <w:rFonts w:ascii="Arial" w:hAnsi="Arial" w:eastAsia="Arial" w:cs="Arial"/>
-          <w:color w:val="000000"/>
-          <w:rtl w:val="0"/>
-          <w:lang w:val="pt-PT" w:eastAsia="pt-PT" w:bidi="pt-PT"/>
-        </w:rPr>
-        <w:t xml:space="preserve"> </w:t>
-      </w:r>
-      <w:r>
-        <w:rPr>
-          <w:rFonts w:ascii="Arial" w:hAnsi="Arial" w:eastAsia="Arial" w:cs="Arial"/>
-          <w:color w:val="000000"/>
-          <w:rtl w:val="0"/>
-          <w:lang w:val="en-US" w:eastAsia="pt-PT" w:bidi="pt-PT"/>
-        </w:rPr>
-        <w:t>Hook</w:t>
-      </w:r>
-      <w:r>
-        <w:rPr>
-          <w:rFonts w:ascii="Arial" w:hAnsi="Arial" w:eastAsia="Arial" w:cs="Arial"/>
-          <w:color w:val="000000"/>
-          <w:rtl w:val="0"/>
-          <w:lang w:val="pt-PT" w:eastAsia="pt-PT" w:bidi="pt-PT"/>
-        </w:rPr>
-        <w:t xml:space="preserve"> </w:t>
-      </w:r>
-      <w:r>
-        <w:rPr>
-          <w:rFonts w:ascii="Courier New" w:hAnsi="Courier New" w:eastAsia="Courier New" w:cs="Courier New"/>
-          <w:color w:val="000000"/>
-          <w:rtl w:val="0"/>
-          <w:lang w:val="en-US" w:eastAsia="pt-PT" w:bidi="pt-PT"/>
-        </w:rPr>
-        <w:t>wcip_process_print_job</w:t>
-      </w:r>
-      <w:r>
-        <w:rPr>
-          <w:rFonts w:ascii="Arial" w:hAnsi="Arial" w:eastAsia="Arial" w:cs="Arial"/>
-          <w:color w:val="000000"/>
-          <w:rtl w:val="0"/>
-          <w:lang w:val="pt-PT" w:eastAsia="pt-PT" w:bidi="pt-PT"/>
-        </w:rPr>
-        <w:t xml:space="preserve">, </w:t>
-      </w:r>
-      <w:r>
-        <w:rPr>
-          <w:rFonts w:ascii="Arial" w:hAnsi="Arial" w:eastAsia="Arial" w:cs="Arial"/>
-          <w:color w:val="000000"/>
-          <w:rtl w:val="0"/>
-          <w:lang w:val="en-US" w:eastAsia="pt-PT" w:bidi="pt-PT"/>
-        </w:rPr>
-        <w:t>grupo</w:t>
-      </w:r>
-      <w:r>
-        <w:rPr>
-          <w:rFonts w:ascii="Arial" w:hAnsi="Arial" w:eastAsia="Arial" w:cs="Arial"/>
-          <w:color w:val="000000"/>
-          <w:rtl w:val="0"/>
-          <w:lang w:val="pt-PT" w:eastAsia="pt-PT" w:bidi="pt-PT"/>
-        </w:rPr>
-        <w:t xml:space="preserve"> </w:t>
-      </w:r>
-      <w:r>
-        <w:rPr>
-          <w:rFonts w:ascii="Arial" w:hAnsi="Arial" w:eastAsia="Arial" w:cs="Arial"/>
-          <w:color w:val="000000"/>
-          <w:rtl w:val="0"/>
-          <w:lang w:val="en-US" w:eastAsia="pt-PT" w:bidi="pt-PT"/>
-        </w:rPr>
-        <w:t>wc-invoice-printer</w:t>
-      </w:r>
-      <w:r>
-        <w:rPr>
-          <w:rFonts w:ascii="Arial" w:hAnsi="Arial" w:eastAsia="Arial" w:cs="Arial"/>
-          <w:color w:val="000000"/>
-          <w:rtl w:val="0"/>
-          <w:lang w:val="pt-PT" w:eastAsia="pt-PT" w:bidi="pt-PT"/>
-        </w:rPr>
-        <w:t xml:space="preserve">, </w:t>
-      </w:r>
-      <w:r>
-        <w:rPr>
-          <w:rFonts w:ascii="Courier New" w:hAnsi="Courier New" w:eastAsia="Courier New" w:cs="Courier New"/>
-          <w:color w:val="000000"/>
-          <w:rtl w:val="0"/>
-          <w:lang w:val="en-US" w:eastAsia="pt-PT" w:bidi="pt-PT"/>
-        </w:rPr>
-        <w:t>job_id.</w:t>
-      </w:r>
-      <w:r>
-        <w:rPr>
-          <w:rFonts w:ascii="Arial" w:hAnsi="Arial" w:eastAsia="Arial" w:cs="Arial"/>
-          <w:color w:val="000000"/>
-          <w:rtl w:val="0"/>
-          <w:lang w:val="pt-PT" w:eastAsia="pt-PT" w:bidi="pt-PT"/>
-        </w:rPr>
-        <w:t xml:space="preserve"> </w:t>
-      </w:r>
-      <w:r>
-        <w:rPr>
-          <w:rFonts w:ascii="Arial" w:hAnsi="Arial" w:eastAsia="Arial" w:cs="Arial"/>
-          <w:color w:val="000000"/>
-          <w:rtl w:val="0"/>
-          <w:lang w:val="en-US" w:eastAsia="pt-PT" w:bidi="pt-PT"/>
-        </w:rPr>
-        <w:t>Recupera</w:t>
-      </w:r>
-      <w:r>
-        <w:rPr>
-          <w:rFonts w:ascii="Arial" w:hAnsi="Arial" w:eastAsia="Arial" w:cs="Arial"/>
-          <w:color w:val="000000"/>
-          <w:rtl w:val="0"/>
-          <w:lang w:val="pt-PT" w:eastAsia="pt-PT" w:bidi="pt-PT"/>
-        </w:rPr>
-        <w:t>çã</w:t>
-      </w:r>
-      <w:r>
-        <w:rPr>
-          <w:rFonts w:ascii="Arial" w:hAnsi="Arial" w:eastAsia="Arial" w:cs="Arial"/>
-          <w:color w:val="000000"/>
-          <w:rtl w:val="0"/>
-          <w:lang w:val="en-US" w:eastAsia="pt-PT" w:bidi="pt-PT"/>
-        </w:rPr>
-        <w:t>o</w:t>
-      </w:r>
-      <w:r>
-        <w:rPr>
-          <w:rFonts w:ascii="Arial" w:hAnsi="Arial" w:eastAsia="Arial" w:cs="Arial"/>
-          <w:color w:val="000000"/>
-          <w:rtl w:val="0"/>
-          <w:lang w:val="pt-PT" w:eastAsia="pt-PT" w:bidi="pt-PT"/>
-        </w:rPr>
-        <w:t xml:space="preserve"> </w:t>
-      </w:r>
-      <w:r>
-        <w:rPr>
-          <w:rFonts w:ascii="Arial" w:hAnsi="Arial" w:eastAsia="Arial" w:cs="Arial"/>
-          <w:color w:val="000000"/>
-          <w:rtl w:val="0"/>
-          <w:lang w:val="en-US" w:eastAsia="pt-PT" w:bidi="pt-PT"/>
-        </w:rPr>
-        <w:t>at</w:t>
-      </w:r>
-      <w:r>
-        <w:rPr>
-          <w:rFonts w:ascii="Arial" w:hAnsi="Arial" w:eastAsia="Arial" w:cs="Arial"/>
-          <w:color w:val="000000"/>
-          <w:rtl w:val="0"/>
-          <w:lang w:val="pt-PT" w:eastAsia="pt-PT" w:bidi="pt-PT"/>
-        </w:rPr>
-        <w:t xml:space="preserve">é </w:t>
-      </w:r>
-      <w:r>
-        <w:rPr>
-          <w:rFonts w:ascii="Arial" w:hAnsi="Arial" w:eastAsia="Arial" w:cs="Arial"/>
-          <w:color w:val="000000"/>
-          <w:rtl w:val="0"/>
-          <w:lang w:val="en-US" w:eastAsia="pt-PT" w:bidi="pt-PT"/>
-        </w:rPr>
-        <w:t>100</w:t>
-      </w:r>
-      <w:r>
-        <w:rPr>
-          <w:rFonts w:ascii="Arial" w:hAnsi="Arial" w:eastAsia="Arial" w:cs="Arial"/>
-          <w:color w:val="000000"/>
-          <w:rtl w:val="0"/>
-          <w:lang w:val="pt-PT" w:eastAsia="pt-PT" w:bidi="pt-PT"/>
-        </w:rPr>
-        <w:t xml:space="preserve"> </w:t>
-      </w:r>
-      <w:r>
-        <w:rPr>
-          <w:rFonts w:ascii="Arial" w:hAnsi="Arial" w:eastAsia="Arial" w:cs="Arial"/>
-          <w:color w:val="000000"/>
-          <w:rtl w:val="0"/>
-          <w:lang w:val="en-US" w:eastAsia="pt-PT" w:bidi="pt-PT"/>
-        </w:rPr>
-        <w:t>com</w:t>
-      </w:r>
-      <w:r>
-        <w:rPr>
-          <w:rFonts w:ascii="Arial" w:hAnsi="Arial" w:eastAsia="Arial" w:cs="Arial"/>
-          <w:color w:val="000000"/>
-          <w:rtl w:val="0"/>
-          <w:lang w:val="pt-PT" w:eastAsia="pt-PT" w:bidi="pt-PT"/>
-        </w:rPr>
-        <w:t xml:space="preserve"> </w:t>
-      </w:r>
-      <w:r>
-        <w:rPr>
-          <w:rFonts w:ascii="Arial" w:hAnsi="Arial" w:eastAsia="Arial" w:cs="Arial"/>
-          <w:color w:val="000000"/>
-          <w:rtl w:val="0"/>
-          <w:lang w:val="en-US" w:eastAsia="pt-PT" w:bidi="pt-PT"/>
-        </w:rPr>
-        <w:t>cursor</w:t>
-      </w:r>
-      <w:r>
-        <w:rPr>
-          <w:rFonts w:ascii="Arial" w:hAnsi="Arial" w:eastAsia="Arial" w:cs="Arial"/>
-          <w:color w:val="000000"/>
-          <w:rtl w:val="0"/>
-          <w:lang w:val="pt-PT" w:eastAsia="pt-PT" w:bidi="pt-PT"/>
-        </w:rPr>
-        <w:t xml:space="preserve"> </w:t>
-      </w:r>
-      <w:r>
-        <w:rPr>
-          <w:rFonts w:ascii="Arial" w:hAnsi="Arial" w:eastAsia="Arial" w:cs="Arial"/>
-          <w:color w:val="000000"/>
-          <w:rtl w:val="0"/>
-          <w:lang w:val="en-US" w:eastAsia="pt-PT" w:bidi="pt-PT"/>
-        </w:rPr>
-        <w:t>guardado</w:t>
-      </w:r>
-      <w:r>
-        <w:rPr>
-          <w:rFonts w:ascii="Arial" w:hAnsi="Arial" w:eastAsia="Arial" w:cs="Arial"/>
-          <w:color w:val="000000"/>
-          <w:rtl w:val="0"/>
-          <w:lang w:val="pt-PT" w:eastAsia="pt-PT" w:bidi="pt-PT"/>
-        </w:rPr>
-        <w:t xml:space="preserve">; </w:t>
-      </w:r>
-      <w:r>
-        <w:rPr>
-          <w:rFonts w:ascii="Arial" w:hAnsi="Arial" w:eastAsia="Arial" w:cs="Arial"/>
-          <w:color w:val="000000"/>
-          <w:rtl w:val="0"/>
-          <w:lang w:val="en-US" w:eastAsia="pt-PT" w:bidi="pt-PT"/>
-        </w:rPr>
-        <w:t>queued</w:t>
-      </w:r>
-      <w:r>
-        <w:rPr>
-          <w:rFonts w:ascii="Arial" w:hAnsi="Arial" w:eastAsia="Arial" w:cs="Arial"/>
-          <w:color w:val="000000"/>
-          <w:rtl w:val="0"/>
-          <w:lang w:val="pt-PT" w:eastAsia="pt-PT" w:bidi="pt-PT"/>
-        </w:rPr>
-        <w:t xml:space="preserve"> </w:t>
-      </w:r>
-      <w:r>
-        <w:rPr>
-          <w:rFonts w:ascii="Arial" w:hAnsi="Arial" w:eastAsia="Arial" w:cs="Arial"/>
-          <w:color w:val="000000"/>
-          <w:rtl w:val="0"/>
-          <w:lang w:val="en-US" w:eastAsia="pt-PT" w:bidi="pt-PT"/>
-        </w:rPr>
-        <w:t>sem</w:t>
-      </w:r>
-      <w:r>
-        <w:rPr>
-          <w:rFonts w:ascii="Arial" w:hAnsi="Arial" w:eastAsia="Arial" w:cs="Arial"/>
-          <w:color w:val="000000"/>
-          <w:rtl w:val="0"/>
-          <w:lang w:val="pt-PT" w:eastAsia="pt-PT" w:bidi="pt-PT"/>
-        </w:rPr>
-        <w:t xml:space="preserve"> </w:t>
-      </w:r>
-      <w:r>
-        <w:rPr>
-          <w:rFonts w:ascii="Arial" w:hAnsi="Arial" w:eastAsia="Arial" w:cs="Arial"/>
-          <w:color w:val="000000"/>
-          <w:rtl w:val="0"/>
-          <w:lang w:val="en-US" w:eastAsia="pt-PT" w:bidi="pt-PT"/>
-        </w:rPr>
-        <w:t>a</w:t>
-      </w:r>
-      <w:r>
-        <w:rPr>
-          <w:rFonts w:ascii="Arial" w:hAnsi="Arial" w:eastAsia="Arial" w:cs="Arial"/>
-          <w:color w:val="000000"/>
-          <w:rtl w:val="0"/>
-          <w:lang w:val="pt-PT" w:eastAsia="pt-PT" w:bidi="pt-PT"/>
-        </w:rPr>
-        <w:t>çã</w:t>
-      </w:r>
-      <w:r>
-        <w:rPr>
-          <w:rFonts w:ascii="Arial" w:hAnsi="Arial" w:eastAsia="Arial" w:cs="Arial"/>
-          <w:color w:val="000000"/>
-          <w:rtl w:val="0"/>
-          <w:lang w:val="en-US" w:eastAsia="pt-PT" w:bidi="pt-PT"/>
-        </w:rPr>
-        <w:t>o</w:t>
-      </w:r>
-      <w:r>
-        <w:rPr>
-          <w:rFonts w:ascii="Arial" w:hAnsi="Arial" w:eastAsia="Arial" w:cs="Arial"/>
-          <w:color w:val="000000"/>
-          <w:rtl w:val="0"/>
-          <w:lang w:val="pt-PT" w:eastAsia="pt-PT" w:bidi="pt-PT"/>
-        </w:rPr>
-        <w:t xml:space="preserve"> é </w:t>
-      </w:r>
-      <w:r>
-        <w:rPr>
-          <w:rFonts w:ascii="Arial" w:hAnsi="Arial" w:eastAsia="Arial" w:cs="Arial"/>
-          <w:color w:val="000000"/>
-          <w:rtl w:val="0"/>
-          <w:lang w:val="en-US" w:eastAsia="pt-PT" w:bidi="pt-PT"/>
-        </w:rPr>
-        <w:t>reagendado</w:t>
-      </w:r>
-      <w:r>
-        <w:rPr>
-          <w:rFonts w:ascii="Arial" w:hAnsi="Arial" w:eastAsia="Arial" w:cs="Arial"/>
-          <w:color w:val="000000"/>
-          <w:rtl w:val="0"/>
-          <w:lang w:val="pt-PT" w:eastAsia="pt-PT" w:bidi="pt-PT"/>
-        </w:rPr>
-        <w:t xml:space="preserve">, </w:t>
-      </w:r>
-      <w:r>
-        <w:rPr>
-          <w:rFonts w:ascii="Arial" w:hAnsi="Arial" w:eastAsia="Arial" w:cs="Arial"/>
-          <w:color w:val="000000"/>
-          <w:rtl w:val="0"/>
-          <w:lang w:val="en-US" w:eastAsia="pt-PT" w:bidi="pt-PT"/>
-        </w:rPr>
-        <w:t>processing</w:t>
-      </w:r>
-      <w:r>
-        <w:rPr>
-          <w:rFonts w:ascii="Arial" w:hAnsi="Arial" w:eastAsia="Arial" w:cs="Arial"/>
-          <w:color w:val="000000"/>
-          <w:rtl w:val="0"/>
-          <w:lang w:val="pt-PT" w:eastAsia="pt-PT" w:bidi="pt-PT"/>
-        </w:rPr>
-        <w:t xml:space="preserve"> </w:t>
-      </w:r>
-      <w:r>
-        <w:rPr>
-          <w:rFonts w:ascii="Arial" w:hAnsi="Arial" w:eastAsia="Arial" w:cs="Arial"/>
-          <w:color w:val="000000"/>
-          <w:rtl w:val="0"/>
-          <w:lang w:val="en-US" w:eastAsia="pt-PT" w:bidi="pt-PT"/>
-        </w:rPr>
-        <w:t>superior</w:t>
-      </w:r>
-      <w:r>
-        <w:rPr>
-          <w:rFonts w:ascii="Arial" w:hAnsi="Arial" w:eastAsia="Arial" w:cs="Arial"/>
-          <w:color w:val="000000"/>
-          <w:rtl w:val="0"/>
-          <w:lang w:val="pt-PT" w:eastAsia="pt-PT" w:bidi="pt-PT"/>
-        </w:rPr>
-        <w:t xml:space="preserve"> </w:t>
-      </w:r>
-      <w:r>
-        <w:rPr>
-          <w:rFonts w:ascii="Arial" w:hAnsi="Arial" w:eastAsia="Arial" w:cs="Arial"/>
-          <w:color w:val="000000"/>
-          <w:rtl w:val="0"/>
-          <w:lang w:val="en-US" w:eastAsia="pt-PT" w:bidi="pt-PT"/>
-        </w:rPr>
-        <w:t>a</w:t>
-      </w:r>
-      <w:r>
-        <w:rPr>
-          <w:rFonts w:ascii="Arial" w:hAnsi="Arial" w:eastAsia="Arial" w:cs="Arial"/>
-          <w:color w:val="000000"/>
-          <w:rtl w:val="0"/>
-          <w:lang w:val="pt-PT" w:eastAsia="pt-PT" w:bidi="pt-PT"/>
-        </w:rPr>
-        <w:t xml:space="preserve"> </w:t>
-      </w:r>
-      <w:r>
-        <w:rPr>
-          <w:rFonts w:ascii="Arial" w:hAnsi="Arial" w:eastAsia="Arial" w:cs="Arial"/>
-          <w:color w:val="000000"/>
-          <w:rtl w:val="0"/>
-          <w:lang w:val="en-US" w:eastAsia="pt-PT" w:bidi="pt-PT"/>
-        </w:rPr>
-        <w:t>dez</w:t>
-      </w:r>
-      <w:r>
-        <w:rPr>
-          <w:rFonts w:ascii="Arial" w:hAnsi="Arial" w:eastAsia="Arial" w:cs="Arial"/>
-          <w:color w:val="000000"/>
-          <w:rtl w:val="0"/>
-          <w:lang w:val="pt-PT" w:eastAsia="pt-PT" w:bidi="pt-PT"/>
-        </w:rPr>
-        <w:t xml:space="preserve"> </w:t>
-      </w:r>
-      <w:r>
-        <w:rPr>
-          <w:rFonts w:ascii="Arial" w:hAnsi="Arial" w:eastAsia="Arial" w:cs="Arial"/>
-          <w:color w:val="000000"/>
-          <w:rtl w:val="0"/>
-          <w:lang w:val="en-US" w:eastAsia="pt-PT" w:bidi="pt-PT"/>
-        </w:rPr>
-        <w:t>minutos</w:t>
-      </w:r>
-      <w:r>
-        <w:rPr>
-          <w:rFonts w:ascii="Arial" w:hAnsi="Arial" w:eastAsia="Arial" w:cs="Arial"/>
-          <w:color w:val="000000"/>
-          <w:rtl w:val="0"/>
-          <w:lang w:val="pt-PT" w:eastAsia="pt-PT" w:bidi="pt-PT"/>
-        </w:rPr>
-        <w:t xml:space="preserve"> </w:t>
-      </w:r>
-      <w:r>
-        <w:rPr>
-          <w:rFonts w:ascii="Arial" w:hAnsi="Arial" w:eastAsia="Arial" w:cs="Arial"/>
-          <w:color w:val="000000"/>
-          <w:rtl w:val="0"/>
-          <w:lang w:val="en-US" w:eastAsia="pt-PT" w:bidi="pt-PT"/>
-        </w:rPr>
-        <w:t>sem</w:t>
-      </w:r>
-      <w:r>
-        <w:rPr>
-          <w:rFonts w:ascii="Arial" w:hAnsi="Arial" w:eastAsia="Arial" w:cs="Arial"/>
-          <w:color w:val="000000"/>
-          <w:rtl w:val="0"/>
-          <w:lang w:val="pt-PT" w:eastAsia="pt-PT" w:bidi="pt-PT"/>
-        </w:rPr>
-        <w:t xml:space="preserve"> </w:t>
-      </w:r>
-      <w:r>
-        <w:rPr>
-          <w:rFonts w:ascii="Arial" w:hAnsi="Arial" w:eastAsia="Arial" w:cs="Arial"/>
-          <w:color w:val="000000"/>
-          <w:rtl w:val="0"/>
-          <w:lang w:val="en-US" w:eastAsia="pt-PT" w:bidi="pt-PT"/>
-        </w:rPr>
-        <w:t>a</w:t>
-      </w:r>
-      <w:r>
-        <w:rPr>
-          <w:rFonts w:ascii="Arial" w:hAnsi="Arial" w:eastAsia="Arial" w:cs="Arial"/>
-          <w:color w:val="000000"/>
-          <w:rtl w:val="0"/>
-          <w:lang w:val="pt-PT" w:eastAsia="pt-PT" w:bidi="pt-PT"/>
-        </w:rPr>
-        <w:t>çã</w:t>
-      </w:r>
-      <w:r>
-        <w:rPr>
-          <w:rFonts w:ascii="Arial" w:hAnsi="Arial" w:eastAsia="Arial" w:cs="Arial"/>
-          <w:color w:val="000000"/>
-          <w:rtl w:val="0"/>
-          <w:lang w:val="en-US" w:eastAsia="pt-PT" w:bidi="pt-PT"/>
-        </w:rPr>
-        <w:t>o</w:t>
-      </w:r>
-      <w:r>
-        <w:rPr>
-          <w:rFonts w:ascii="Arial" w:hAnsi="Arial" w:eastAsia="Arial" w:cs="Arial"/>
-          <w:color w:val="000000"/>
-          <w:rtl w:val="0"/>
-          <w:lang w:val="pt-PT" w:eastAsia="pt-PT" w:bidi="pt-PT"/>
-        </w:rPr>
-        <w:t xml:space="preserve"> </w:t>
-      </w:r>
-      <w:r>
-        <w:rPr>
-          <w:rFonts w:ascii="Arial" w:hAnsi="Arial" w:eastAsia="Arial" w:cs="Arial"/>
-          <w:color w:val="000000"/>
-          <w:rtl w:val="0"/>
-          <w:lang w:val="en-US" w:eastAsia="pt-PT" w:bidi="pt-PT"/>
-        </w:rPr>
-        <w:t>ativa</w:t>
-      </w:r>
-      <w:r>
-        <w:rPr>
-          <w:rFonts w:ascii="Arial" w:hAnsi="Arial" w:eastAsia="Arial" w:cs="Arial"/>
-          <w:color w:val="000000"/>
-          <w:rtl w:val="0"/>
-          <w:lang w:val="pt-PT" w:eastAsia="pt-PT" w:bidi="pt-PT"/>
-        </w:rPr>
-        <w:t xml:space="preserve"> </w:t>
-      </w:r>
-      <w:r>
-        <w:rPr>
-          <w:rFonts w:ascii="Arial" w:hAnsi="Arial" w:eastAsia="Arial" w:cs="Arial"/>
-          <w:color w:val="000000"/>
-          <w:rtl w:val="0"/>
-          <w:lang w:val="en-US" w:eastAsia="pt-PT" w:bidi="pt-PT"/>
-        </w:rPr>
-        <w:t>torna-se</w:t>
-      </w:r>
-      <w:r>
-        <w:rPr>
-          <w:rFonts w:ascii="Arial" w:hAnsi="Arial" w:eastAsia="Arial" w:cs="Arial"/>
-          <w:color w:val="000000"/>
-          <w:rtl w:val="0"/>
-          <w:lang w:val="pt-PT" w:eastAsia="pt-PT" w:bidi="pt-PT"/>
-        </w:rPr>
-        <w:t xml:space="preserve"> </w:t>
-      </w:r>
-      <w:r>
-        <w:rPr>
-          <w:rFonts w:ascii="Arial" w:hAnsi="Arial" w:eastAsia="Arial" w:cs="Arial"/>
-          <w:color w:val="000000"/>
-          <w:rtl w:val="0"/>
-          <w:lang w:val="en-US" w:eastAsia="pt-PT" w:bidi="pt-PT"/>
-        </w:rPr>
-        <w:t>unknown.</w:t>
+          <w:lang w:val="pt-PT" w:bidi="pt-PT" w:eastAsia="pt-PT"/>
+          <w:color w:val="000000"/>
+          <w:rtl w:val="0"/>
+          <w:rFonts w:ascii="Arial" w:hAnsi="Arial" w:eastAsia="Arial" w:cs="Arial"/>
+        </w:rPr>
+        <w:t>CUPS: Chave única e histórico asseguram uma tarefa automática por encomenda. Manual é repetível. Worker reclama atomicamente e verifica pagamento antes do envio. Hook wcip_process_print_job, grupo wc-invoice-printer, job_id. Recuperação até 100 com cursor guardado; queued sem ação é reagendado, processing superior a dez minutos sem ação ativa torna-se unknown.</w:t>
       </w:r>
     </w:p>
     <w:tbl>
@@ -19317,7 +13486,7 @@
               <w:left w:w="100" w:type="dxa"/>
               <w:right w:w="100" w:type="dxa"/>
             </w:tcMar>
-            <w:shd w:fill="E7EDF2"/>
+            <w:shd w:fill="D9D9D9" w:val="clear"/>
           </w:tcPr>
           <w:p>
             <w:pPr>
@@ -19349,7 +13518,7 @@
               <w:left w:w="100" w:type="dxa"/>
               <w:right w:w="100" w:type="dxa"/>
             </w:tcMar>
-            <w:shd w:fill="E7EDF2"/>
+            <w:shd w:fill="D9D9D9" w:val="clear"/>
           </w:tcPr>
           <w:p>
             <w:pPr>
@@ -20911,790 +15080,16 @@
     <w:p>
       <w:pPr>
         <w:bidi w:val="0"/>
-        <w:jc w:val="left"/>
+        <w:jc w:val="start"/>
       </w:pPr>
       <w:r>
         <w:rPr>
-          <w:rFonts w:ascii="Arial" w:hAnsi="Arial" w:eastAsia="Arial" w:cs="Arial"/>
-          <w:color w:val="000000"/>
-          <w:rtl w:val="0"/>
-          <w:lang w:val="en-US" w:eastAsia="pt-PT" w:bidi="pt-PT"/>
-        </w:rPr>
-        <w:t>Idioma</w:t>
-      </w:r>
-      <w:r>
-        <w:rPr>
-          <w:rFonts w:ascii="Arial" w:hAnsi="Arial" w:eastAsia="Arial" w:cs="Arial"/>
-          <w:color w:val="000000"/>
-          <w:rtl w:val="0"/>
-          <w:lang w:val="pt-PT" w:eastAsia="pt-PT" w:bidi="pt-PT"/>
-        </w:rPr>
-        <w:t xml:space="preserve"> </w:t>
-      </w:r>
-      <w:r>
-        <w:rPr>
-          <w:rFonts w:ascii="Arial" w:hAnsi="Arial" w:eastAsia="Arial" w:cs="Arial"/>
-          <w:color w:val="000000"/>
-          <w:rtl w:val="0"/>
-          <w:lang w:val="en-US" w:eastAsia="pt-PT" w:bidi="pt-PT"/>
-        </w:rPr>
-        <w:t>do</w:t>
-      </w:r>
-      <w:r>
-        <w:rPr>
-          <w:rFonts w:ascii="Arial" w:hAnsi="Arial" w:eastAsia="Arial" w:cs="Arial"/>
-          <w:color w:val="000000"/>
-          <w:rtl w:val="0"/>
-          <w:lang w:val="pt-PT" w:eastAsia="pt-PT" w:bidi="pt-PT"/>
-        </w:rPr>
-        <w:t xml:space="preserve"> </w:t>
-      </w:r>
-      <w:r>
-        <w:rPr>
-          <w:rFonts w:ascii="Arial" w:hAnsi="Arial" w:eastAsia="Arial" w:cs="Arial"/>
-          <w:color w:val="000000"/>
-          <w:rtl w:val="0"/>
-          <w:lang w:val="en-US" w:eastAsia="pt-PT" w:bidi="pt-PT"/>
-        </w:rPr>
-        <w:t>s</w:t>
-      </w:r>
-      <w:r>
-        <w:rPr>
-          <w:rFonts w:ascii="Arial" w:hAnsi="Arial" w:eastAsia="Arial" w:cs="Arial"/>
-          <w:color w:val="000000"/>
-          <w:rtl w:val="0"/>
-          <w:lang w:val="pt-PT" w:eastAsia="pt-PT" w:bidi="pt-PT"/>
-        </w:rPr>
-        <w:t>í</w:t>
-      </w:r>
-      <w:r>
-        <w:rPr>
-          <w:rFonts w:ascii="Arial" w:hAnsi="Arial" w:eastAsia="Arial" w:cs="Arial"/>
-          <w:color w:val="000000"/>
-          <w:rtl w:val="0"/>
-          <w:lang w:val="en-US" w:eastAsia="pt-PT" w:bidi="pt-PT"/>
-        </w:rPr>
-        <w:t>tio</w:t>
-      </w:r>
-      <w:r>
-        <w:rPr>
-          <w:rFonts w:ascii="Arial" w:hAnsi="Arial" w:eastAsia="Arial" w:cs="Arial"/>
-          <w:color w:val="000000"/>
-          <w:rtl w:val="0"/>
-          <w:lang w:val="pt-PT" w:eastAsia="pt-PT" w:bidi="pt-PT"/>
-        </w:rPr>
-        <w:t xml:space="preserve"> </w:t>
-      </w:r>
-      <w:r>
-        <w:rPr>
-          <w:rFonts w:ascii="Arial" w:hAnsi="Arial" w:eastAsia="Arial" w:cs="Arial"/>
-          <w:color w:val="000000"/>
-          <w:rtl w:val="0"/>
-          <w:lang w:val="en-US" w:eastAsia="pt-PT" w:bidi="pt-PT"/>
-        </w:rPr>
-        <w:t>para</w:t>
-      </w:r>
-      <w:r>
-        <w:rPr>
-          <w:rFonts w:ascii="Arial" w:hAnsi="Arial" w:eastAsia="Arial" w:cs="Arial"/>
-          <w:color w:val="000000"/>
-          <w:rtl w:val="0"/>
-          <w:lang w:val="pt-PT" w:eastAsia="pt-PT" w:bidi="pt-PT"/>
-        </w:rPr>
-        <w:t xml:space="preserve"> </w:t>
-      </w:r>
-      <w:r>
-        <w:rPr>
-          <w:rFonts w:ascii="Arial" w:hAnsi="Arial" w:eastAsia="Arial" w:cs="Arial"/>
-          <w:color w:val="000000"/>
-          <w:rtl w:val="0"/>
-          <w:lang w:val="en-US" w:eastAsia="pt-PT" w:bidi="pt-PT"/>
-        </w:rPr>
-        <w:t>PDF</w:t>
-      </w:r>
-      <w:r>
-        <w:rPr>
-          <w:rFonts w:ascii="Arial" w:hAnsi="Arial" w:eastAsia="Arial" w:cs="Arial"/>
-          <w:color w:val="000000"/>
-          <w:rtl w:val="0"/>
-          <w:lang w:val="pt-PT" w:eastAsia="pt-PT" w:bidi="pt-PT"/>
-        </w:rPr>
-        <w:t xml:space="preserve"> </w:t>
-      </w:r>
-      <w:r>
-        <w:rPr>
-          <w:rFonts w:ascii="Arial" w:hAnsi="Arial" w:eastAsia="Arial" w:cs="Arial"/>
-          <w:color w:val="000000"/>
-          <w:rtl w:val="0"/>
-          <w:lang w:val="en-US" w:eastAsia="pt-PT" w:bidi="pt-PT"/>
-        </w:rPr>
-        <w:t>em</w:t>
-      </w:r>
-      <w:r>
-        <w:rPr>
-          <w:rFonts w:ascii="Arial" w:hAnsi="Arial" w:eastAsia="Arial" w:cs="Arial"/>
-          <w:color w:val="000000"/>
-          <w:rtl w:val="0"/>
-          <w:lang w:val="pt-PT" w:eastAsia="pt-PT" w:bidi="pt-PT"/>
-        </w:rPr>
-        <w:t xml:space="preserve"> </w:t>
-      </w:r>
-      <w:r>
-        <w:rPr>
-          <w:rFonts w:ascii="Arial" w:hAnsi="Arial" w:eastAsia="Arial" w:cs="Arial"/>
-          <w:color w:val="000000"/>
-          <w:rtl w:val="0"/>
-          <w:lang w:val="en-US" w:eastAsia="pt-PT" w:bidi="pt-PT"/>
-        </w:rPr>
-        <w:t>fundo</w:t>
-      </w:r>
-      <w:r>
-        <w:rPr>
-          <w:rFonts w:ascii="Arial" w:hAnsi="Arial" w:eastAsia="Arial" w:cs="Arial"/>
-          <w:color w:val="000000"/>
-          <w:rtl w:val="0"/>
-          <w:lang w:val="pt-PT" w:eastAsia="pt-PT" w:bidi="pt-PT"/>
-        </w:rPr>
-        <w:t xml:space="preserve">, </w:t>
-      </w:r>
-      <w:r>
-        <w:rPr>
-          <w:rFonts w:ascii="Arial" w:hAnsi="Arial" w:eastAsia="Arial" w:cs="Arial"/>
-          <w:color w:val="000000"/>
-          <w:rtl w:val="0"/>
-          <w:lang w:val="en-US" w:eastAsia="pt-PT" w:bidi="pt-PT"/>
-        </w:rPr>
-        <w:t>incluindo</w:t>
-      </w:r>
-      <w:r>
-        <w:rPr>
-          <w:rFonts w:ascii="Arial" w:hAnsi="Arial" w:eastAsia="Arial" w:cs="Arial"/>
-          <w:color w:val="000000"/>
-          <w:rtl w:val="0"/>
-          <w:lang w:val="pt-PT" w:eastAsia="pt-PT" w:bidi="pt-PT"/>
-        </w:rPr>
-        <w:t xml:space="preserve"> </w:t>
-      </w:r>
-      <w:r>
-        <w:rPr>
-          <w:rFonts w:ascii="Arial" w:hAnsi="Arial" w:eastAsia="Arial" w:cs="Arial"/>
-          <w:color w:val="000000"/>
-          <w:rtl w:val="0"/>
-          <w:lang w:val="en-US" w:eastAsia="pt-PT" w:bidi="pt-PT"/>
-        </w:rPr>
-        <w:t>fila</w:t>
-      </w:r>
-      <w:r>
-        <w:rPr>
-          <w:rFonts w:ascii="Arial" w:hAnsi="Arial" w:eastAsia="Arial" w:cs="Arial"/>
-          <w:color w:val="000000"/>
-          <w:rtl w:val="0"/>
-          <w:lang w:val="pt-PT" w:eastAsia="pt-PT" w:bidi="pt-PT"/>
-        </w:rPr>
-        <w:t xml:space="preserve"> </w:t>
-      </w:r>
-      <w:r>
-        <w:rPr>
-          <w:rFonts w:ascii="Arial" w:hAnsi="Arial" w:eastAsia="Arial" w:cs="Arial"/>
-          <w:color w:val="000000"/>
-          <w:rtl w:val="0"/>
-          <w:lang w:val="en-US" w:eastAsia="pt-PT" w:bidi="pt-PT"/>
-        </w:rPr>
-        <w:t>manual</w:t>
-      </w:r>
-      <w:r>
-        <w:rPr>
-          <w:rFonts w:ascii="Arial" w:hAnsi="Arial" w:eastAsia="Arial" w:cs="Arial"/>
-          <w:color w:val="000000"/>
-          <w:rtl w:val="0"/>
-          <w:lang w:val="pt-PT" w:eastAsia="pt-PT" w:bidi="pt-PT"/>
-        </w:rPr>
-        <w:t xml:space="preserve">; </w:t>
-      </w:r>
-      <w:r>
-        <w:rPr>
-          <w:rFonts w:ascii="Arial" w:hAnsi="Arial" w:eastAsia="Arial" w:cs="Arial"/>
-          <w:color w:val="000000"/>
-          <w:rtl w:val="0"/>
-          <w:lang w:val="en-US" w:eastAsia="pt-PT" w:bidi="pt-PT"/>
-        </w:rPr>
-        <w:t>perfil</w:t>
-      </w:r>
-      <w:r>
-        <w:rPr>
-          <w:rFonts w:ascii="Arial" w:hAnsi="Arial" w:eastAsia="Arial" w:cs="Arial"/>
-          <w:color w:val="000000"/>
-          <w:rtl w:val="0"/>
-          <w:lang w:val="pt-PT" w:eastAsia="pt-PT" w:bidi="pt-PT"/>
-        </w:rPr>
-        <w:t xml:space="preserve"> </w:t>
-      </w:r>
-      <w:r>
-        <w:rPr>
-          <w:rFonts w:ascii="Arial" w:hAnsi="Arial" w:eastAsia="Arial" w:cs="Arial"/>
-          <w:color w:val="000000"/>
-          <w:rtl w:val="0"/>
-          <w:lang w:val="en-US" w:eastAsia="pt-PT" w:bidi="pt-PT"/>
-        </w:rPr>
-        <w:t>para</w:t>
-      </w:r>
-      <w:r>
-        <w:rPr>
-          <w:rFonts w:ascii="Arial" w:hAnsi="Arial" w:eastAsia="Arial" w:cs="Arial"/>
-          <w:color w:val="000000"/>
-          <w:rtl w:val="0"/>
-          <w:lang w:val="pt-PT" w:eastAsia="pt-PT" w:bidi="pt-PT"/>
-        </w:rPr>
-        <w:t xml:space="preserve"> </w:t>
-      </w:r>
-      <w:r>
-        <w:rPr>
-          <w:rFonts w:ascii="Arial" w:hAnsi="Arial" w:eastAsia="Arial" w:cs="Arial"/>
-          <w:color w:val="000000"/>
-          <w:rtl w:val="0"/>
-          <w:lang w:val="en-US" w:eastAsia="pt-PT" w:bidi="pt-PT"/>
-        </w:rPr>
-        <w:t>administra</w:t>
-      </w:r>
-      <w:r>
-        <w:rPr>
-          <w:rFonts w:ascii="Arial" w:hAnsi="Arial" w:eastAsia="Arial" w:cs="Arial"/>
-          <w:color w:val="000000"/>
-          <w:rtl w:val="0"/>
-          <w:lang w:val="pt-PT" w:eastAsia="pt-PT" w:bidi="pt-PT"/>
-        </w:rPr>
-        <w:t>çã</w:t>
-      </w:r>
-      <w:r>
-        <w:rPr>
-          <w:rFonts w:ascii="Arial" w:hAnsi="Arial" w:eastAsia="Arial" w:cs="Arial"/>
-          <w:color w:val="000000"/>
-          <w:rtl w:val="0"/>
-          <w:lang w:val="en-US" w:eastAsia="pt-PT" w:bidi="pt-PT"/>
-        </w:rPr>
-        <w:t>o</w:t>
-      </w:r>
-      <w:r>
-        <w:rPr>
-          <w:rFonts w:ascii="Arial" w:hAnsi="Arial" w:eastAsia="Arial" w:cs="Arial"/>
-          <w:color w:val="000000"/>
-          <w:rtl w:val="0"/>
-          <w:lang w:val="pt-PT" w:eastAsia="pt-PT" w:bidi="pt-PT"/>
-        </w:rPr>
-        <w:t xml:space="preserve">, </w:t>
-      </w:r>
-      <w:r>
-        <w:rPr>
-          <w:rFonts w:ascii="Arial" w:hAnsi="Arial" w:eastAsia="Arial" w:cs="Arial"/>
-          <w:color w:val="000000"/>
-          <w:rtl w:val="0"/>
-          <w:lang w:val="en-US" w:eastAsia="pt-PT" w:bidi="pt-PT"/>
-        </w:rPr>
-        <w:t>REST</w:t>
-      </w:r>
-      <w:r>
-        <w:rPr>
-          <w:rFonts w:ascii="Arial" w:hAnsi="Arial" w:eastAsia="Arial" w:cs="Arial"/>
-          <w:color w:val="000000"/>
-          <w:rtl w:val="0"/>
-          <w:lang w:val="pt-PT" w:eastAsia="pt-PT" w:bidi="pt-PT"/>
-        </w:rPr>
-        <w:t xml:space="preserve"> </w:t>
-      </w:r>
-      <w:r>
-        <w:rPr>
-          <w:rFonts w:ascii="Arial" w:hAnsi="Arial" w:eastAsia="Arial" w:cs="Arial"/>
-          <w:color w:val="000000"/>
-          <w:rtl w:val="0"/>
-          <w:lang w:val="en-US" w:eastAsia="pt-PT" w:bidi="pt-PT"/>
-        </w:rPr>
-        <w:t>e</w:t>
-      </w:r>
-      <w:r>
-        <w:rPr>
-          <w:rFonts w:ascii="Arial" w:hAnsi="Arial" w:eastAsia="Arial" w:cs="Arial"/>
-          <w:color w:val="000000"/>
-          <w:rtl w:val="0"/>
-          <w:lang w:val="pt-PT" w:eastAsia="pt-PT" w:bidi="pt-PT"/>
-        </w:rPr>
-        <w:t xml:space="preserve"> </w:t>
-      </w:r>
-      <w:r>
-        <w:rPr>
-          <w:rFonts w:ascii="Arial" w:hAnsi="Arial" w:eastAsia="Arial" w:cs="Arial"/>
-          <w:color w:val="000000"/>
-          <w:rtl w:val="0"/>
-          <w:lang w:val="en-US" w:eastAsia="pt-PT" w:bidi="pt-PT"/>
-        </w:rPr>
-        <w:t>navegador.</w:t>
-      </w:r>
-      <w:r>
-        <w:rPr>
-          <w:rFonts w:ascii="Arial" w:hAnsi="Arial" w:eastAsia="Arial" w:cs="Arial"/>
-          <w:color w:val="000000"/>
-          <w:rtl w:val="0"/>
-          <w:lang w:val="pt-PT" w:eastAsia="pt-PT" w:bidi="pt-PT"/>
-        </w:rPr>
-        <w:t xml:space="preserve"> </w:t>
-      </w:r>
-      <w:r>
-        <w:rPr>
-          <w:rFonts w:ascii="Arial" w:hAnsi="Arial" w:eastAsia="Arial" w:cs="Arial"/>
-          <w:color w:val="000000"/>
-          <w:rtl w:val="0"/>
-          <w:lang w:val="en-US" w:eastAsia="pt-PT" w:bidi="pt-PT"/>
-        </w:rPr>
-        <w:t>Persa</w:t>
-      </w:r>
-      <w:r>
-        <w:rPr>
-          <w:rFonts w:ascii="Arial" w:hAnsi="Arial" w:eastAsia="Arial" w:cs="Arial"/>
-          <w:color w:val="000000"/>
-          <w:rtl w:val="0"/>
-          <w:lang w:val="pt-PT" w:eastAsia="pt-PT" w:bidi="pt-PT"/>
-        </w:rPr>
-        <w:t xml:space="preserve"> </w:t>
-      </w:r>
-      <w:r>
-        <w:rPr>
-          <w:rFonts w:ascii="Arial" w:hAnsi="Arial" w:eastAsia="Arial" w:cs="Arial"/>
-          <w:color w:val="000000"/>
-          <w:rtl w:val="0"/>
-          <w:lang w:val="en-US" w:eastAsia="pt-PT" w:bidi="pt-PT"/>
-        </w:rPr>
-        <w:t>e</w:t>
-      </w:r>
-      <w:r>
-        <w:rPr>
-          <w:rFonts w:ascii="Arial" w:hAnsi="Arial" w:eastAsia="Arial" w:cs="Arial"/>
-          <w:color w:val="000000"/>
-          <w:rtl w:val="0"/>
-          <w:lang w:val="pt-PT" w:eastAsia="pt-PT" w:bidi="pt-PT"/>
-        </w:rPr>
-        <w:t xml:space="preserve"> á</w:t>
-      </w:r>
-      <w:r>
-        <w:rPr>
-          <w:rFonts w:ascii="Arial" w:hAnsi="Arial" w:eastAsia="Arial" w:cs="Arial"/>
-          <w:color w:val="000000"/>
-          <w:rtl w:val="0"/>
-          <w:lang w:val="en-US" w:eastAsia="pt-PT" w:bidi="pt-PT"/>
-        </w:rPr>
-        <w:t>rabe</w:t>
-      </w:r>
-      <w:r>
-        <w:rPr>
-          <w:rFonts w:ascii="Arial" w:hAnsi="Arial" w:eastAsia="Arial" w:cs="Arial"/>
-          <w:color w:val="000000"/>
-          <w:rtl w:val="0"/>
-          <w:lang w:val="pt-PT" w:eastAsia="pt-PT" w:bidi="pt-PT"/>
-        </w:rPr>
-        <w:t xml:space="preserve"> </w:t>
-      </w:r>
-      <w:r>
-        <w:rPr>
-          <w:rFonts w:ascii="Arial" w:hAnsi="Arial" w:eastAsia="Arial" w:cs="Arial"/>
-          <w:color w:val="000000"/>
-          <w:rtl w:val="0"/>
-          <w:lang w:val="en-US" w:eastAsia="pt-PT" w:bidi="pt-PT"/>
-        </w:rPr>
-        <w:t>s</w:t>
-      </w:r>
-      <w:r>
-        <w:rPr>
-          <w:rFonts w:ascii="Arial" w:hAnsi="Arial" w:eastAsia="Arial" w:cs="Arial"/>
-          <w:color w:val="000000"/>
-          <w:rtl w:val="0"/>
-          <w:lang w:val="pt-PT" w:eastAsia="pt-PT" w:bidi="pt-PT"/>
-        </w:rPr>
-        <w:t>ã</w:t>
-      </w:r>
-      <w:r>
-        <w:rPr>
-          <w:rFonts w:ascii="Arial" w:hAnsi="Arial" w:eastAsia="Arial" w:cs="Arial"/>
-          <w:color w:val="000000"/>
-          <w:rtl w:val="0"/>
-          <w:lang w:val="en-US" w:eastAsia="pt-PT" w:bidi="pt-PT"/>
-        </w:rPr>
-        <w:t>o</w:t>
-      </w:r>
-      <w:r>
-        <w:rPr>
-          <w:rFonts w:ascii="Arial" w:hAnsi="Arial" w:eastAsia="Arial" w:cs="Arial"/>
-          <w:color w:val="000000"/>
-          <w:rtl w:val="0"/>
-          <w:lang w:val="pt-PT" w:eastAsia="pt-PT" w:bidi="pt-PT"/>
-        </w:rPr>
-        <w:t xml:space="preserve"> </w:t>
-      </w:r>
-      <w:r>
-        <w:rPr>
-          <w:rFonts w:ascii="Arial" w:hAnsi="Arial" w:eastAsia="Arial" w:cs="Arial"/>
-          <w:color w:val="000000"/>
-          <w:rtl w:val="0"/>
-          <w:lang w:val="en-US" w:eastAsia="pt-PT" w:bidi="pt-PT"/>
-        </w:rPr>
-        <w:t>RTL.</w:t>
-      </w:r>
-      <w:r>
-        <w:rPr>
-          <w:rFonts w:ascii="Arial" w:hAnsi="Arial" w:eastAsia="Arial" w:cs="Arial"/>
-          <w:color w:val="000000"/>
-          <w:rtl w:val="0"/>
-          <w:lang w:val="pt-PT" w:eastAsia="pt-PT" w:bidi="pt-PT"/>
-        </w:rPr>
-        <w:t xml:space="preserve"> </w:t>
-      </w:r>
-      <w:r>
-        <w:rPr>
-          <w:rFonts w:ascii="Arial" w:hAnsi="Arial" w:eastAsia="Arial" w:cs="Arial"/>
-          <w:color w:val="000000"/>
-          <w:rtl w:val="0"/>
-          <w:lang w:val="en-US" w:eastAsia="pt-PT" w:bidi="pt-PT"/>
-        </w:rPr>
-        <w:t>Pr</w:t>
-      </w:r>
-      <w:r>
-        <w:rPr>
-          <w:rFonts w:ascii="Arial" w:hAnsi="Arial" w:eastAsia="Arial" w:cs="Arial"/>
-          <w:color w:val="000000"/>
-          <w:rtl w:val="0"/>
-          <w:lang w:val="pt-PT" w:eastAsia="pt-PT" w:bidi="pt-PT"/>
-        </w:rPr>
-        <w:t>é-</w:t>
-      </w:r>
-      <w:r>
-        <w:rPr>
-          <w:rFonts w:ascii="Arial" w:hAnsi="Arial" w:eastAsia="Arial" w:cs="Arial"/>
-          <w:color w:val="000000"/>
-          <w:rtl w:val="0"/>
-          <w:lang w:val="en-US" w:eastAsia="pt-PT" w:bidi="pt-PT"/>
-        </w:rPr>
-        <w:t>visualiza</w:t>
-      </w:r>
-      <w:r>
-        <w:rPr>
-          <w:rFonts w:ascii="Arial" w:hAnsi="Arial" w:eastAsia="Arial" w:cs="Arial"/>
-          <w:color w:val="000000"/>
-          <w:rtl w:val="0"/>
-          <w:lang w:val="pt-PT" w:eastAsia="pt-PT" w:bidi="pt-PT"/>
-        </w:rPr>
-        <w:t>çã</w:t>
-      </w:r>
-      <w:r>
-        <w:rPr>
-          <w:rFonts w:ascii="Arial" w:hAnsi="Arial" w:eastAsia="Arial" w:cs="Arial"/>
-          <w:color w:val="000000"/>
-          <w:rtl w:val="0"/>
-          <w:lang w:val="en-US" w:eastAsia="pt-PT" w:bidi="pt-PT"/>
-        </w:rPr>
-        <w:t>o</w:t>
-      </w:r>
-      <w:r>
-        <w:rPr>
-          <w:rFonts w:ascii="Arial" w:hAnsi="Arial" w:eastAsia="Arial" w:cs="Arial"/>
-          <w:color w:val="000000"/>
-          <w:rtl w:val="0"/>
-          <w:lang w:val="pt-PT" w:eastAsia="pt-PT" w:bidi="pt-PT"/>
-        </w:rPr>
-        <w:t xml:space="preserve"> </w:t>
-      </w:r>
-      <w:r>
-        <w:rPr>
-          <w:rFonts w:ascii="Arial" w:hAnsi="Arial" w:eastAsia="Arial" w:cs="Arial"/>
-          <w:color w:val="000000"/>
-          <w:rtl w:val="0"/>
-          <w:lang w:val="en-US" w:eastAsia="pt-PT" w:bidi="pt-PT"/>
-        </w:rPr>
-        <w:t>RTL</w:t>
-      </w:r>
-      <w:r>
-        <w:rPr>
-          <w:rFonts w:ascii="Arial" w:hAnsi="Arial" w:eastAsia="Arial" w:cs="Arial"/>
-          <w:color w:val="000000"/>
-          <w:rtl w:val="0"/>
-          <w:lang w:val="pt-PT" w:eastAsia="pt-PT" w:bidi="pt-PT"/>
-        </w:rPr>
-        <w:t xml:space="preserve"> </w:t>
-      </w:r>
-      <w:r>
-        <w:rPr>
-          <w:rFonts w:ascii="Arial" w:hAnsi="Arial" w:eastAsia="Arial" w:cs="Arial"/>
-          <w:color w:val="000000"/>
-          <w:rtl w:val="0"/>
-          <w:lang w:val="en-US" w:eastAsia="pt-PT" w:bidi="pt-PT"/>
-        </w:rPr>
-        <w:t>s</w:t>
-      </w:r>
-      <w:r>
-        <w:rPr>
-          <w:rFonts w:ascii="Arial" w:hAnsi="Arial" w:eastAsia="Arial" w:cs="Arial"/>
-          <w:color w:val="000000"/>
-          <w:rtl w:val="0"/>
-          <w:lang w:val="pt-PT" w:eastAsia="pt-PT" w:bidi="pt-PT"/>
-        </w:rPr>
-        <w:t xml:space="preserve">ó </w:t>
-      </w:r>
-      <w:r>
-        <w:rPr>
-          <w:rFonts w:ascii="Arial" w:hAnsi="Arial" w:eastAsia="Arial" w:cs="Arial"/>
-          <w:color w:val="000000"/>
-          <w:rtl w:val="0"/>
-          <w:lang w:val="en-US" w:eastAsia="pt-PT" w:bidi="pt-PT"/>
-        </w:rPr>
-        <w:t>muda</w:t>
-      </w:r>
-      <w:r>
-        <w:rPr>
-          <w:rFonts w:ascii="Arial" w:hAnsi="Arial" w:eastAsia="Arial" w:cs="Arial"/>
-          <w:color w:val="000000"/>
-          <w:rtl w:val="0"/>
-          <w:lang w:val="pt-PT" w:eastAsia="pt-PT" w:bidi="pt-PT"/>
-        </w:rPr>
-        <w:t xml:space="preserve"> </w:t>
-      </w:r>
-      <w:r>
-        <w:rPr>
-          <w:rFonts w:ascii="Arial" w:hAnsi="Arial" w:eastAsia="Arial" w:cs="Arial"/>
-          <w:color w:val="000000"/>
-          <w:rtl w:val="0"/>
-          <w:lang w:val="en-US" w:eastAsia="pt-PT" w:bidi="pt-PT"/>
-        </w:rPr>
-        <w:t>dire</w:t>
-      </w:r>
-      <w:r>
-        <w:rPr>
-          <w:rFonts w:ascii="Arial" w:hAnsi="Arial" w:eastAsia="Arial" w:cs="Arial"/>
-          <w:color w:val="000000"/>
-          <w:rtl w:val="0"/>
-          <w:lang w:val="pt-PT" w:eastAsia="pt-PT" w:bidi="pt-PT"/>
-        </w:rPr>
-        <w:t>çã</w:t>
-      </w:r>
-      <w:r>
-        <w:rPr>
-          <w:rFonts w:ascii="Arial" w:hAnsi="Arial" w:eastAsia="Arial" w:cs="Arial"/>
-          <w:color w:val="000000"/>
-          <w:rtl w:val="0"/>
-          <w:lang w:val="en-US" w:eastAsia="pt-PT" w:bidi="pt-PT"/>
-        </w:rPr>
-        <w:t>o.</w:t>
-      </w:r>
-      <w:r>
-        <w:rPr>
-          <w:rFonts w:ascii="Arial" w:hAnsi="Arial" w:eastAsia="Arial" w:cs="Arial"/>
-          <w:color w:val="000000"/>
-          <w:rtl w:val="0"/>
-          <w:lang w:val="pt-PT" w:eastAsia="pt-PT" w:bidi="pt-PT"/>
-        </w:rPr>
-        <w:t xml:space="preserve"> </w:t>
-      </w:r>
-      <w:r>
-        <w:rPr>
-          <w:rFonts w:ascii="Arial" w:hAnsi="Arial" w:eastAsia="Arial" w:cs="Arial"/>
-          <w:color w:val="000000"/>
-          <w:rtl w:val="0"/>
-          <w:lang w:val="en-US" w:eastAsia="pt-PT" w:bidi="pt-PT"/>
-        </w:rPr>
-        <w:t>Cat</w:t>
-      </w:r>
-      <w:r>
-        <w:rPr>
-          <w:rFonts w:ascii="Arial" w:hAnsi="Arial" w:eastAsia="Arial" w:cs="Arial"/>
-          <w:color w:val="000000"/>
-          <w:rtl w:val="0"/>
-          <w:lang w:val="pt-PT" w:eastAsia="pt-PT" w:bidi="pt-PT"/>
-        </w:rPr>
-        <w:t>á</w:t>
-      </w:r>
-      <w:r>
-        <w:rPr>
-          <w:rFonts w:ascii="Arial" w:hAnsi="Arial" w:eastAsia="Arial" w:cs="Arial"/>
-          <w:color w:val="000000"/>
-          <w:rtl w:val="0"/>
-          <w:lang w:val="en-US" w:eastAsia="pt-PT" w:bidi="pt-PT"/>
-        </w:rPr>
-        <w:t>logos</w:t>
-      </w:r>
-      <w:r>
-        <w:rPr>
-          <w:rFonts w:ascii="Arial" w:hAnsi="Arial" w:eastAsia="Arial" w:cs="Arial"/>
-          <w:color w:val="000000"/>
-          <w:rtl w:val="0"/>
-          <w:lang w:val="pt-PT" w:eastAsia="pt-PT" w:bidi="pt-PT"/>
-        </w:rPr>
-        <w:t xml:space="preserve"> </w:t>
-      </w:r>
-      <w:r>
-        <w:rPr>
-          <w:rFonts w:ascii="Arial" w:hAnsi="Arial" w:eastAsia="Arial" w:cs="Arial"/>
-          <w:color w:val="000000"/>
-          <w:rtl w:val="0"/>
-          <w:lang w:val="en-US" w:eastAsia="pt-PT" w:bidi="pt-PT"/>
-        </w:rPr>
-        <w:t>traduzem</w:t>
-      </w:r>
-      <w:r>
-        <w:rPr>
-          <w:rFonts w:ascii="Arial" w:hAnsi="Arial" w:eastAsia="Arial" w:cs="Arial"/>
-          <w:color w:val="000000"/>
-          <w:rtl w:val="0"/>
-          <w:lang w:val="pt-PT" w:eastAsia="pt-PT" w:bidi="pt-PT"/>
-        </w:rPr>
-        <w:t xml:space="preserve"> </w:t>
-      </w:r>
-      <w:r>
-        <w:rPr>
-          <w:rFonts w:ascii="Arial" w:hAnsi="Arial" w:eastAsia="Arial" w:cs="Arial"/>
-          <w:color w:val="000000"/>
-          <w:rtl w:val="0"/>
-          <w:lang w:val="en-US" w:eastAsia="pt-PT" w:bidi="pt-PT"/>
-        </w:rPr>
-        <w:t>r</w:t>
-      </w:r>
-      <w:r>
-        <w:rPr>
-          <w:rFonts w:ascii="Arial" w:hAnsi="Arial" w:eastAsia="Arial" w:cs="Arial"/>
-          <w:color w:val="000000"/>
-          <w:rtl w:val="0"/>
-          <w:lang w:val="pt-PT" w:eastAsia="pt-PT" w:bidi="pt-PT"/>
-        </w:rPr>
-        <w:t>ó</w:t>
-      </w:r>
-      <w:r>
-        <w:rPr>
-          <w:rFonts w:ascii="Arial" w:hAnsi="Arial" w:eastAsia="Arial" w:cs="Arial"/>
-          <w:color w:val="000000"/>
-          <w:rtl w:val="0"/>
-          <w:lang w:val="en-US" w:eastAsia="pt-PT" w:bidi="pt-PT"/>
-        </w:rPr>
-        <w:t>tulos</w:t>
-      </w:r>
-      <w:r>
-        <w:rPr>
-          <w:rFonts w:ascii="Arial" w:hAnsi="Arial" w:eastAsia="Arial" w:cs="Arial"/>
-          <w:color w:val="000000"/>
-          <w:rtl w:val="0"/>
-          <w:lang w:val="pt-PT" w:eastAsia="pt-PT" w:bidi="pt-PT"/>
-        </w:rPr>
-        <w:t xml:space="preserve"> </w:t>
-      </w:r>
-      <w:r>
-        <w:rPr>
-          <w:rFonts w:ascii="Arial" w:hAnsi="Arial" w:eastAsia="Arial" w:cs="Arial"/>
-          <w:color w:val="000000"/>
-          <w:rtl w:val="0"/>
-          <w:lang w:val="en-US" w:eastAsia="pt-PT" w:bidi="pt-PT"/>
-        </w:rPr>
-        <w:t>e</w:t>
-      </w:r>
-      <w:r>
-        <w:rPr>
-          <w:rFonts w:ascii="Arial" w:hAnsi="Arial" w:eastAsia="Arial" w:cs="Arial"/>
-          <w:color w:val="000000"/>
-          <w:rtl w:val="0"/>
-          <w:lang w:val="pt-PT" w:eastAsia="pt-PT" w:bidi="pt-PT"/>
-        </w:rPr>
-        <w:t xml:space="preserve"> </w:t>
-      </w:r>
-      <w:r>
-        <w:rPr>
-          <w:rFonts w:ascii="Arial" w:hAnsi="Arial" w:eastAsia="Arial" w:cs="Arial"/>
-          <w:color w:val="000000"/>
-          <w:rtl w:val="0"/>
-          <w:lang w:val="en-US" w:eastAsia="pt-PT" w:bidi="pt-PT"/>
-        </w:rPr>
-        <w:t>amostras</w:t>
-      </w:r>
-      <w:r>
-        <w:rPr>
-          <w:rFonts w:ascii="Arial" w:hAnsi="Arial" w:eastAsia="Arial" w:cs="Arial"/>
-          <w:color w:val="000000"/>
-          <w:rtl w:val="0"/>
-          <w:lang w:val="pt-PT" w:eastAsia="pt-PT" w:bidi="pt-PT"/>
-        </w:rPr>
-        <w:t xml:space="preserve">, </w:t>
-      </w:r>
-      <w:r>
-        <w:rPr>
-          <w:rFonts w:ascii="Arial" w:hAnsi="Arial" w:eastAsia="Arial" w:cs="Arial"/>
-          <w:color w:val="000000"/>
-          <w:rtl w:val="0"/>
-          <w:lang w:val="en-US" w:eastAsia="pt-PT" w:bidi="pt-PT"/>
-        </w:rPr>
-        <w:t>n</w:t>
-      </w:r>
-      <w:r>
-        <w:rPr>
-          <w:rFonts w:ascii="Arial" w:hAnsi="Arial" w:eastAsia="Arial" w:cs="Arial"/>
-          <w:color w:val="000000"/>
-          <w:rtl w:val="0"/>
-          <w:lang w:val="pt-PT" w:eastAsia="pt-PT" w:bidi="pt-PT"/>
-        </w:rPr>
-        <w:t>ã</w:t>
-      </w:r>
-      <w:r>
-        <w:rPr>
-          <w:rFonts w:ascii="Arial" w:hAnsi="Arial" w:eastAsia="Arial" w:cs="Arial"/>
-          <w:color w:val="000000"/>
-          <w:rtl w:val="0"/>
-          <w:lang w:val="en-US" w:eastAsia="pt-PT" w:bidi="pt-PT"/>
-        </w:rPr>
-        <w:t>o</w:t>
-      </w:r>
-      <w:r>
-        <w:rPr>
-          <w:rFonts w:ascii="Arial" w:hAnsi="Arial" w:eastAsia="Arial" w:cs="Arial"/>
-          <w:color w:val="000000"/>
-          <w:rtl w:val="0"/>
-          <w:lang w:val="pt-PT" w:eastAsia="pt-PT" w:bidi="pt-PT"/>
-        </w:rPr>
-        <w:t xml:space="preserve"> </w:t>
-      </w:r>
-      <w:r>
-        <w:rPr>
-          <w:rFonts w:ascii="Arial" w:hAnsi="Arial" w:eastAsia="Arial" w:cs="Arial"/>
-          <w:color w:val="000000"/>
-          <w:rtl w:val="0"/>
-          <w:lang w:val="en-US" w:eastAsia="pt-PT" w:bidi="pt-PT"/>
-        </w:rPr>
-        <w:t>conte</w:t>
-      </w:r>
-      <w:r>
-        <w:rPr>
-          <w:rFonts w:ascii="Arial" w:hAnsi="Arial" w:eastAsia="Arial" w:cs="Arial"/>
-          <w:color w:val="000000"/>
-          <w:rtl w:val="0"/>
-          <w:lang w:val="pt-PT" w:eastAsia="pt-PT" w:bidi="pt-PT"/>
-        </w:rPr>
-        <w:t>ú</w:t>
-      </w:r>
-      <w:r>
-        <w:rPr>
-          <w:rFonts w:ascii="Arial" w:hAnsi="Arial" w:eastAsia="Arial" w:cs="Arial"/>
-          <w:color w:val="000000"/>
-          <w:rtl w:val="0"/>
-          <w:lang w:val="en-US" w:eastAsia="pt-PT" w:bidi="pt-PT"/>
-        </w:rPr>
-        <w:t>do</w:t>
-      </w:r>
-      <w:r>
-        <w:rPr>
-          <w:rFonts w:ascii="Arial" w:hAnsi="Arial" w:eastAsia="Arial" w:cs="Arial"/>
-          <w:color w:val="000000"/>
-          <w:rtl w:val="0"/>
-          <w:lang w:val="pt-PT" w:eastAsia="pt-PT" w:bidi="pt-PT"/>
-        </w:rPr>
-        <w:t xml:space="preserve"> </w:t>
-      </w:r>
-      <w:r>
-        <w:rPr>
-          <w:rFonts w:ascii="Arial" w:hAnsi="Arial" w:eastAsia="Arial" w:cs="Arial"/>
-          <w:color w:val="000000"/>
-          <w:rtl w:val="0"/>
-          <w:lang w:val="en-US" w:eastAsia="pt-PT" w:bidi="pt-PT"/>
-        </w:rPr>
-        <w:t>guardado.</w:t>
+          <w:lang w:val="pt-PT" w:bidi="pt-PT" w:eastAsia="pt-PT"/>
+          <w:color w:val="000000"/>
+          <w:rtl w:val="0"/>
+          <w:rFonts w:ascii="Arial" w:hAnsi="Arial" w:eastAsia="Arial" w:cs="Arial"/>
+        </w:rPr>
+        <w:t>Idioma do sítio para PDF em fundo, incluindo fila manual; perfil para administração, REST e navegador. Persa e árabe são RTL. Pré-visualização RTL só muda direção. Catálogos traduzem rótulos e amostras, não conteúdo guardado.</w:t>
       </w:r>
     </w:p>
     <w:tbl>
@@ -21732,7 +15127,7 @@
               <w:left w:w="100" w:type="dxa"/>
               <w:right w:w="100" w:type="dxa"/>
             </w:tcMar>
-            <w:shd w:fill="E7EDF2"/>
+            <w:shd w:fill="D9D9D9" w:val="clear"/>
           </w:tcPr>
           <w:p>
             <w:pPr>
@@ -21764,7 +15159,7 @@
               <w:left w:w="100" w:type="dxa"/>
               <w:right w:w="100" w:type="dxa"/>
             </w:tcMar>
-            <w:shd w:fill="E7EDF2"/>
+            <w:shd w:fill="D9D9D9" w:val="clear"/>
           </w:tcPr>
           <w:p>
             <w:pPr>
@@ -21796,7 +15191,7 @@
               <w:left w:w="100" w:type="dxa"/>
               <w:right w:w="100" w:type="dxa"/>
             </w:tcMar>
-            <w:shd w:fill="E7EDF2"/>
+            <w:shd w:fill="D9D9D9" w:val="clear"/>
           </w:tcPr>
           <w:p>
             <w:pPr>
@@ -25041,7 +18436,7 @@
           <w:rtl w:val="0"/>
           <w:lang w:val="en-US" w:eastAsia="pt-PT" w:bidi="pt-PT"/>
         </w:rPr>
-        <w:t>PrintNode.</w:t>
+        <w:t>CUPS.</w:t>
       </w:r>
       <w:r>
         <w:rPr>
@@ -27166,682 +20561,14 @@
     <w:p>
       <w:pPr>
         <w:bidi w:val="0"/>
-        <w:jc w:val="left"/>
+        <w:jc w:val="start"/>
       </w:pPr>
       <w:r>
         <w:rPr>
-          <w:rFonts w:ascii="Arial" w:hAnsi="Arial" w:eastAsia="Arial" w:cs="Arial"/>
-          <w:color w:val="000000"/>
-          <w:rtl w:val="0"/>
-          <w:lang w:val="en-US" w:eastAsia="pt-PT" w:bidi="pt-PT"/>
-        </w:rPr>
-        <w:t>Chave</w:t>
-      </w:r>
-      <w:r>
-        <w:rPr>
-          <w:rFonts w:ascii="Arial" w:hAnsi="Arial" w:eastAsia="Arial" w:cs="Arial"/>
-          <w:color w:val="000000"/>
-          <w:rtl w:val="0"/>
-          <w:lang w:val="pt-PT" w:eastAsia="pt-PT" w:bidi="pt-PT"/>
-        </w:rPr>
-        <w:t xml:space="preserve"> </w:t>
-      </w:r>
-      <w:r>
-        <w:rPr>
-          <w:rFonts w:ascii="Arial" w:hAnsi="Arial" w:eastAsia="Arial" w:cs="Arial"/>
-          <w:color w:val="000000"/>
-          <w:rtl w:val="0"/>
-          <w:lang w:val="en-US" w:eastAsia="pt-PT" w:bidi="pt-PT"/>
-        </w:rPr>
-        <w:t>no</w:t>
-      </w:r>
-      <w:r>
-        <w:rPr>
-          <w:rFonts w:ascii="Arial" w:hAnsi="Arial" w:eastAsia="Arial" w:cs="Arial"/>
-          <w:color w:val="000000"/>
-          <w:rtl w:val="0"/>
-          <w:lang w:val="pt-PT" w:eastAsia="pt-PT" w:bidi="pt-PT"/>
-        </w:rPr>
-        <w:t xml:space="preserve"> </w:t>
-      </w:r>
-      <w:r>
-        <w:rPr>
-          <w:rFonts w:ascii="Arial" w:hAnsi="Arial" w:eastAsia="Arial" w:cs="Arial"/>
-          <w:color w:val="000000"/>
-          <w:rtl w:val="0"/>
-          <w:lang w:val="en-US" w:eastAsia="pt-PT" w:bidi="pt-PT"/>
-        </w:rPr>
-        <w:t>servidor.</w:t>
-      </w:r>
-      <w:r>
-        <w:rPr>
-          <w:rFonts w:ascii="Arial" w:hAnsi="Arial" w:eastAsia="Arial" w:cs="Arial"/>
-          <w:color w:val="000000"/>
-          <w:rtl w:val="0"/>
-          <w:lang w:val="pt-PT" w:eastAsia="pt-PT" w:bidi="pt-PT"/>
-        </w:rPr>
-        <w:t xml:space="preserve"> </w:t>
-      </w:r>
-      <w:r>
-        <w:rPr>
-          <w:rFonts w:ascii="Courier New" w:hAnsi="Courier New" w:eastAsia="Courier New" w:cs="Courier New"/>
-          <w:color w:val="000000"/>
-          <w:rtl w:val="0"/>
-          <w:lang w:val="en-US" w:eastAsia="pt-PT" w:bidi="pt-PT"/>
-        </w:rPr>
-        <w:t>WCIP_PRINTNODE_API_KEY</w:t>
-      </w:r>
-      <w:r>
-        <w:rPr>
-          <w:rFonts w:ascii="Arial" w:hAnsi="Arial" w:eastAsia="Arial" w:cs="Arial"/>
-          <w:color w:val="000000"/>
-          <w:rtl w:val="0"/>
-          <w:lang w:val="pt-PT" w:eastAsia="pt-PT" w:bidi="pt-PT"/>
-        </w:rPr>
-        <w:t xml:space="preserve"> </w:t>
-      </w:r>
-      <w:r>
-        <w:rPr>
-          <w:rFonts w:ascii="Arial" w:hAnsi="Arial" w:eastAsia="Arial" w:cs="Arial"/>
-          <w:color w:val="000000"/>
-          <w:rtl w:val="0"/>
-          <w:lang w:val="en-US" w:eastAsia="pt-PT" w:bidi="pt-PT"/>
-        </w:rPr>
-        <w:t>n</w:t>
-      </w:r>
-      <w:r>
-        <w:rPr>
-          <w:rFonts w:ascii="Arial" w:hAnsi="Arial" w:eastAsia="Arial" w:cs="Arial"/>
-          <w:color w:val="000000"/>
-          <w:rtl w:val="0"/>
-          <w:lang w:val="pt-PT" w:eastAsia="pt-PT" w:bidi="pt-PT"/>
-        </w:rPr>
-        <w:t>ã</w:t>
-      </w:r>
-      <w:r>
-        <w:rPr>
-          <w:rFonts w:ascii="Arial" w:hAnsi="Arial" w:eastAsia="Arial" w:cs="Arial"/>
-          <w:color w:val="000000"/>
-          <w:rtl w:val="0"/>
-          <w:lang w:val="en-US" w:eastAsia="pt-PT" w:bidi="pt-PT"/>
-        </w:rPr>
-        <w:t>o</w:t>
-      </w:r>
-      <w:r>
-        <w:rPr>
-          <w:rFonts w:ascii="Arial" w:hAnsi="Arial" w:eastAsia="Arial" w:cs="Arial"/>
-          <w:color w:val="000000"/>
-          <w:rtl w:val="0"/>
-          <w:lang w:val="pt-PT" w:eastAsia="pt-PT" w:bidi="pt-PT"/>
-        </w:rPr>
-        <w:t xml:space="preserve"> </w:t>
-      </w:r>
-      <w:r>
-        <w:rPr>
-          <w:rFonts w:ascii="Arial" w:hAnsi="Arial" w:eastAsia="Arial" w:cs="Arial"/>
-          <w:color w:val="000000"/>
-          <w:rtl w:val="0"/>
-          <w:lang w:val="en-US" w:eastAsia="pt-PT" w:bidi="pt-PT"/>
-        </w:rPr>
-        <w:t>vazio</w:t>
-      </w:r>
-      <w:r>
-        <w:rPr>
-          <w:rFonts w:ascii="Arial" w:hAnsi="Arial" w:eastAsia="Arial" w:cs="Arial"/>
-          <w:color w:val="000000"/>
-          <w:rtl w:val="0"/>
-          <w:lang w:val="pt-PT" w:eastAsia="pt-PT" w:bidi="pt-PT"/>
-        </w:rPr>
-        <w:t xml:space="preserve"> </w:t>
-      </w:r>
-      <w:r>
-        <w:rPr>
-          <w:rFonts w:ascii="Arial" w:hAnsi="Arial" w:eastAsia="Arial" w:cs="Arial"/>
-          <w:color w:val="000000"/>
-          <w:rtl w:val="0"/>
-          <w:lang w:val="en-US" w:eastAsia="pt-PT" w:bidi="pt-PT"/>
-        </w:rPr>
-        <w:t>em</w:t>
-      </w:r>
-      <w:r>
-        <w:rPr>
-          <w:rFonts w:ascii="Arial" w:hAnsi="Arial" w:eastAsia="Arial" w:cs="Arial"/>
-          <w:color w:val="000000"/>
-          <w:rtl w:val="0"/>
-          <w:lang w:val="pt-PT" w:eastAsia="pt-PT" w:bidi="pt-PT"/>
-        </w:rPr>
-        <w:t xml:space="preserve"> </w:t>
-      </w:r>
-      <w:r>
-        <w:rPr>
-          <w:rFonts w:ascii="Arial" w:hAnsi="Arial" w:eastAsia="Arial" w:cs="Arial"/>
-          <w:color w:val="000000"/>
-          <w:rtl w:val="0"/>
-          <w:lang w:val="en-US" w:eastAsia="pt-PT" w:bidi="pt-PT"/>
-        </w:rPr>
-        <w:t>wp-config.php</w:t>
-      </w:r>
-      <w:r>
-        <w:rPr>
-          <w:rFonts w:ascii="Arial" w:hAnsi="Arial" w:eastAsia="Arial" w:cs="Arial"/>
-          <w:color w:val="000000"/>
-          <w:rtl w:val="0"/>
-          <w:lang w:val="pt-PT" w:eastAsia="pt-PT" w:bidi="pt-PT"/>
-        </w:rPr>
-        <w:t xml:space="preserve"> </w:t>
-      </w:r>
-      <w:r>
-        <w:rPr>
-          <w:rFonts w:ascii="Arial" w:hAnsi="Arial" w:eastAsia="Arial" w:cs="Arial"/>
-          <w:color w:val="000000"/>
-          <w:rtl w:val="0"/>
-          <w:lang w:val="en-US" w:eastAsia="pt-PT" w:bidi="pt-PT"/>
-        </w:rPr>
-        <w:t>prevalece.</w:t>
-      </w:r>
-      <w:r>
-        <w:rPr>
-          <w:rFonts w:ascii="Arial" w:hAnsi="Arial" w:eastAsia="Arial" w:cs="Arial"/>
-          <w:color w:val="000000"/>
-          <w:rtl w:val="0"/>
-          <w:lang w:val="pt-PT" w:eastAsia="pt-PT" w:bidi="pt-PT"/>
-        </w:rPr>
-        <w:t xml:space="preserve"> </w:t>
-      </w:r>
-      <w:r>
-        <w:rPr>
-          <w:rFonts w:ascii="Arial" w:hAnsi="Arial" w:eastAsia="Arial" w:cs="Arial"/>
-          <w:color w:val="000000"/>
-          <w:rtl w:val="0"/>
-          <w:lang w:val="en-US" w:eastAsia="pt-PT" w:bidi="pt-PT"/>
-        </w:rPr>
-        <w:t>Chave</w:t>
-      </w:r>
-      <w:r>
-        <w:rPr>
-          <w:rFonts w:ascii="Arial" w:hAnsi="Arial" w:eastAsia="Arial" w:cs="Arial"/>
-          <w:color w:val="000000"/>
-          <w:rtl w:val="0"/>
-          <w:lang w:val="pt-PT" w:eastAsia="pt-PT" w:bidi="pt-PT"/>
-        </w:rPr>
-        <w:t xml:space="preserve"> </w:t>
-      </w:r>
-      <w:r>
-        <w:rPr>
-          <w:rFonts w:ascii="Arial" w:hAnsi="Arial" w:eastAsia="Arial" w:cs="Arial"/>
-          <w:color w:val="000000"/>
-          <w:rtl w:val="0"/>
-          <w:lang w:val="en-US" w:eastAsia="pt-PT" w:bidi="pt-PT"/>
-        </w:rPr>
-        <w:t>DB</w:t>
-      </w:r>
-      <w:r>
-        <w:rPr>
-          <w:rFonts w:ascii="Arial" w:hAnsi="Arial" w:eastAsia="Arial" w:cs="Arial"/>
-          <w:color w:val="000000"/>
-          <w:rtl w:val="0"/>
-          <w:lang w:val="pt-PT" w:eastAsia="pt-PT" w:bidi="pt-PT"/>
-        </w:rPr>
-        <w:t xml:space="preserve"> </w:t>
-      </w:r>
-      <w:r>
-        <w:rPr>
-          <w:rFonts w:ascii="Arial" w:hAnsi="Arial" w:eastAsia="Arial" w:cs="Arial"/>
-          <w:color w:val="000000"/>
-          <w:rtl w:val="0"/>
-          <w:lang w:val="en-US" w:eastAsia="pt-PT" w:bidi="pt-PT"/>
-        </w:rPr>
-        <w:t>sem</w:t>
-      </w:r>
-      <w:r>
-        <w:rPr>
-          <w:rFonts w:ascii="Arial" w:hAnsi="Arial" w:eastAsia="Arial" w:cs="Arial"/>
-          <w:color w:val="000000"/>
-          <w:rtl w:val="0"/>
-          <w:lang w:val="pt-PT" w:eastAsia="pt-PT" w:bidi="pt-PT"/>
-        </w:rPr>
-        <w:t xml:space="preserve"> </w:t>
-      </w:r>
-      <w:r>
-        <w:rPr>
-          <w:rFonts w:ascii="Arial" w:hAnsi="Arial" w:eastAsia="Arial" w:cs="Arial"/>
-          <w:color w:val="000000"/>
-          <w:rtl w:val="0"/>
-          <w:lang w:val="en-US" w:eastAsia="pt-PT" w:bidi="pt-PT"/>
-        </w:rPr>
-        <w:t>cifra</w:t>
-      </w:r>
-      <w:r>
-        <w:rPr>
-          <w:rFonts w:ascii="Arial" w:hAnsi="Arial" w:eastAsia="Arial" w:cs="Arial"/>
-          <w:color w:val="000000"/>
-          <w:rtl w:val="0"/>
-          <w:lang w:val="pt-PT" w:eastAsia="pt-PT" w:bidi="pt-PT"/>
-        </w:rPr>
-        <w:t xml:space="preserve"> </w:t>
-      </w:r>
-      <w:r>
-        <w:rPr>
-          <w:rFonts w:ascii="Arial" w:hAnsi="Arial" w:eastAsia="Arial" w:cs="Arial"/>
-          <w:color w:val="000000"/>
-          <w:rtl w:val="0"/>
-          <w:lang w:val="en-US" w:eastAsia="pt-PT" w:bidi="pt-PT"/>
-        </w:rPr>
-        <w:t>e</w:t>
-      </w:r>
-      <w:r>
-        <w:rPr>
-          <w:rFonts w:ascii="Arial" w:hAnsi="Arial" w:eastAsia="Arial" w:cs="Arial"/>
-          <w:color w:val="000000"/>
-          <w:rtl w:val="0"/>
-          <w:lang w:val="pt-PT" w:eastAsia="pt-PT" w:bidi="pt-PT"/>
-        </w:rPr>
-        <w:t xml:space="preserve"> </w:t>
-      </w:r>
-      <w:r>
-        <w:rPr>
-          <w:rFonts w:ascii="Arial" w:hAnsi="Arial" w:eastAsia="Arial" w:cs="Arial"/>
-          <w:color w:val="000000"/>
-          <w:rtl w:val="0"/>
-          <w:lang w:val="en-US" w:eastAsia="pt-PT" w:bidi="pt-PT"/>
-        </w:rPr>
-        <w:t>presente</w:t>
-      </w:r>
-      <w:r>
-        <w:rPr>
-          <w:rFonts w:ascii="Arial" w:hAnsi="Arial" w:eastAsia="Arial" w:cs="Arial"/>
-          <w:color w:val="000000"/>
-          <w:rtl w:val="0"/>
-          <w:lang w:val="pt-PT" w:eastAsia="pt-PT" w:bidi="pt-PT"/>
-        </w:rPr>
-        <w:t xml:space="preserve"> </w:t>
-      </w:r>
-      <w:r>
-        <w:rPr>
-          <w:rFonts w:ascii="Arial" w:hAnsi="Arial" w:eastAsia="Arial" w:cs="Arial"/>
-          <w:color w:val="000000"/>
-          <w:rtl w:val="0"/>
-          <w:lang w:val="en-US" w:eastAsia="pt-PT" w:bidi="pt-PT"/>
-        </w:rPr>
-        <w:t>em</w:t>
-      </w:r>
-      <w:r>
-        <w:rPr>
-          <w:rFonts w:ascii="Arial" w:hAnsi="Arial" w:eastAsia="Arial" w:cs="Arial"/>
-          <w:color w:val="000000"/>
-          <w:rtl w:val="0"/>
-          <w:lang w:val="pt-PT" w:eastAsia="pt-PT" w:bidi="pt-PT"/>
-        </w:rPr>
-        <w:t xml:space="preserve"> </w:t>
-      </w:r>
-      <w:r>
-        <w:rPr>
-          <w:rFonts w:ascii="Arial" w:hAnsi="Arial" w:eastAsia="Arial" w:cs="Arial"/>
-          <w:color w:val="000000"/>
-          <w:rtl w:val="0"/>
-          <w:lang w:val="en-US" w:eastAsia="pt-PT" w:bidi="pt-PT"/>
-        </w:rPr>
-        <w:t>c</w:t>
-      </w:r>
-      <w:r>
-        <w:rPr>
-          <w:rFonts w:ascii="Arial" w:hAnsi="Arial" w:eastAsia="Arial" w:cs="Arial"/>
-          <w:color w:val="000000"/>
-          <w:rtl w:val="0"/>
-          <w:lang w:val="pt-PT" w:eastAsia="pt-PT" w:bidi="pt-PT"/>
-        </w:rPr>
-        <w:t>ó</w:t>
-      </w:r>
-      <w:r>
-        <w:rPr>
-          <w:rFonts w:ascii="Arial" w:hAnsi="Arial" w:eastAsia="Arial" w:cs="Arial"/>
-          <w:color w:val="000000"/>
-          <w:rtl w:val="0"/>
-          <w:lang w:val="en-US" w:eastAsia="pt-PT" w:bidi="pt-PT"/>
-        </w:rPr>
-        <w:t>pias</w:t>
-      </w:r>
-      <w:r>
-        <w:rPr>
-          <w:rFonts w:ascii="Arial" w:hAnsi="Arial" w:eastAsia="Arial" w:cs="Arial"/>
-          <w:color w:val="000000"/>
-          <w:rtl w:val="0"/>
-          <w:lang w:val="pt-PT" w:eastAsia="pt-PT" w:bidi="pt-PT"/>
-        </w:rPr>
-        <w:t xml:space="preserve">; </w:t>
-      </w:r>
-      <w:r>
-        <w:rPr>
-          <w:rFonts w:ascii="Arial" w:hAnsi="Arial" w:eastAsia="Arial" w:cs="Arial"/>
-          <w:color w:val="000000"/>
-          <w:rtl w:val="0"/>
-          <w:lang w:val="en-US" w:eastAsia="pt-PT" w:bidi="pt-PT"/>
-        </w:rPr>
-        <w:t>REST</w:t>
-      </w:r>
-      <w:r>
-        <w:rPr>
-          <w:rFonts w:ascii="Arial" w:hAnsi="Arial" w:eastAsia="Arial" w:cs="Arial"/>
-          <w:color w:val="000000"/>
-          <w:rtl w:val="0"/>
-          <w:lang w:val="pt-PT" w:eastAsia="pt-PT" w:bidi="pt-PT"/>
-        </w:rPr>
-        <w:t xml:space="preserve"> </w:t>
-      </w:r>
-      <w:r>
-        <w:rPr>
-          <w:rFonts w:ascii="Arial" w:hAnsi="Arial" w:eastAsia="Arial" w:cs="Arial"/>
-          <w:color w:val="000000"/>
-          <w:rtl w:val="0"/>
-          <w:lang w:val="en-US" w:eastAsia="pt-PT" w:bidi="pt-PT"/>
-        </w:rPr>
-        <w:t>n</w:t>
-      </w:r>
-      <w:r>
-        <w:rPr>
-          <w:rFonts w:ascii="Arial" w:hAnsi="Arial" w:eastAsia="Arial" w:cs="Arial"/>
-          <w:color w:val="000000"/>
-          <w:rtl w:val="0"/>
-          <w:lang w:val="pt-PT" w:eastAsia="pt-PT" w:bidi="pt-PT"/>
-        </w:rPr>
-        <w:t>ã</w:t>
-      </w:r>
-      <w:r>
-        <w:rPr>
-          <w:rFonts w:ascii="Arial" w:hAnsi="Arial" w:eastAsia="Arial" w:cs="Arial"/>
-          <w:color w:val="000000"/>
-          <w:rtl w:val="0"/>
-          <w:lang w:val="en-US" w:eastAsia="pt-PT" w:bidi="pt-PT"/>
-        </w:rPr>
-        <w:t>o</w:t>
-      </w:r>
-      <w:r>
-        <w:rPr>
-          <w:rFonts w:ascii="Arial" w:hAnsi="Arial" w:eastAsia="Arial" w:cs="Arial"/>
-          <w:color w:val="000000"/>
-          <w:rtl w:val="0"/>
-          <w:lang w:val="pt-PT" w:eastAsia="pt-PT" w:bidi="pt-PT"/>
-        </w:rPr>
-        <w:t xml:space="preserve"> </w:t>
-      </w:r>
-      <w:r>
-        <w:rPr>
-          <w:rFonts w:ascii="Arial" w:hAnsi="Arial" w:eastAsia="Arial" w:cs="Arial"/>
-          <w:color w:val="000000"/>
-          <w:rtl w:val="0"/>
-          <w:lang w:val="en-US" w:eastAsia="pt-PT" w:bidi="pt-PT"/>
-        </w:rPr>
-        <w:t>a</w:t>
-      </w:r>
-      <w:r>
-        <w:rPr>
-          <w:rFonts w:ascii="Arial" w:hAnsi="Arial" w:eastAsia="Arial" w:cs="Arial"/>
-          <w:color w:val="000000"/>
-          <w:rtl w:val="0"/>
-          <w:lang w:val="pt-PT" w:eastAsia="pt-PT" w:bidi="pt-PT"/>
-        </w:rPr>
-        <w:t xml:space="preserve"> </w:t>
-      </w:r>
-      <w:r>
-        <w:rPr>
-          <w:rFonts w:ascii="Arial" w:hAnsi="Arial" w:eastAsia="Arial" w:cs="Arial"/>
-          <w:color w:val="000000"/>
-          <w:rtl w:val="0"/>
-          <w:lang w:val="en-US" w:eastAsia="pt-PT" w:bidi="pt-PT"/>
-        </w:rPr>
-        <w:t>mostra.</w:t>
-      </w:r>
-      <w:r>
-        <w:rPr>
-          <w:rFonts w:ascii="Arial" w:hAnsi="Arial" w:eastAsia="Arial" w:cs="Arial"/>
-          <w:color w:val="000000"/>
-          <w:rtl w:val="0"/>
-          <w:lang w:val="pt-PT" w:eastAsia="pt-PT" w:bidi="pt-PT"/>
-        </w:rPr>
-        <w:t xml:space="preserve"> </w:t>
-      </w:r>
-      <w:r>
-        <w:rPr>
-          <w:rFonts w:ascii="Arial" w:hAnsi="Arial" w:eastAsia="Arial" w:cs="Arial"/>
-          <w:color w:val="000000"/>
-          <w:rtl w:val="0"/>
-          <w:lang w:val="en-US" w:eastAsia="pt-PT" w:bidi="pt-PT"/>
-        </w:rPr>
-        <w:t>PrintNode</w:t>
-      </w:r>
-      <w:r>
-        <w:rPr>
-          <w:rFonts w:ascii="Arial" w:hAnsi="Arial" w:eastAsia="Arial" w:cs="Arial"/>
-          <w:color w:val="000000"/>
-          <w:rtl w:val="0"/>
-          <w:lang w:val="pt-PT" w:eastAsia="pt-PT" w:bidi="pt-PT"/>
-        </w:rPr>
-        <w:t xml:space="preserve"> </w:t>
-      </w:r>
-      <w:r>
-        <w:rPr>
-          <w:rFonts w:ascii="Arial" w:hAnsi="Arial" w:eastAsia="Arial" w:cs="Arial"/>
-          <w:color w:val="000000"/>
-          <w:rtl w:val="0"/>
-          <w:lang w:val="en-US" w:eastAsia="pt-PT" w:bidi="pt-PT"/>
-        </w:rPr>
-        <w:t>recebe</w:t>
-      </w:r>
-      <w:r>
-        <w:rPr>
-          <w:rFonts w:ascii="Arial" w:hAnsi="Arial" w:eastAsia="Arial" w:cs="Arial"/>
-          <w:color w:val="000000"/>
-          <w:rtl w:val="0"/>
-          <w:lang w:val="pt-PT" w:eastAsia="pt-PT" w:bidi="pt-PT"/>
-        </w:rPr>
-        <w:t xml:space="preserve"> </w:t>
-      </w:r>
-      <w:r>
-        <w:rPr>
-          <w:rFonts w:ascii="Arial" w:hAnsi="Arial" w:eastAsia="Arial" w:cs="Arial"/>
-          <w:color w:val="000000"/>
-          <w:rtl w:val="0"/>
-          <w:lang w:val="en-US" w:eastAsia="pt-PT" w:bidi="pt-PT"/>
-        </w:rPr>
-        <w:t>dados</w:t>
-      </w:r>
-      <w:r>
-        <w:rPr>
-          <w:rFonts w:ascii="Arial" w:hAnsi="Arial" w:eastAsia="Arial" w:cs="Arial"/>
-          <w:color w:val="000000"/>
-          <w:rtl w:val="0"/>
-          <w:lang w:val="pt-PT" w:eastAsia="pt-PT" w:bidi="pt-PT"/>
-        </w:rPr>
-        <w:t xml:space="preserve"> </w:t>
-      </w:r>
-      <w:r>
-        <w:rPr>
-          <w:rFonts w:ascii="Arial" w:hAnsi="Arial" w:eastAsia="Arial" w:cs="Arial"/>
-          <w:color w:val="000000"/>
-          <w:rtl w:val="0"/>
-          <w:lang w:val="en-US" w:eastAsia="pt-PT" w:bidi="pt-PT"/>
-        </w:rPr>
-        <w:t>PDF.</w:t>
-      </w:r>
-      <w:r>
-        <w:rPr>
-          <w:rFonts w:ascii="Arial" w:hAnsi="Arial" w:eastAsia="Arial" w:cs="Arial"/>
-          <w:color w:val="000000"/>
-          <w:rtl w:val="0"/>
-          <w:lang w:val="pt-PT" w:eastAsia="pt-PT" w:bidi="pt-PT"/>
-        </w:rPr>
-        <w:t xml:space="preserve"> </w:t>
-      </w:r>
-      <w:r>
-        <w:rPr>
-          <w:rFonts w:ascii="Arial" w:hAnsi="Arial" w:eastAsia="Arial" w:cs="Arial"/>
-          <w:color w:val="000000"/>
-          <w:rtl w:val="0"/>
-          <w:lang w:val="en-US" w:eastAsia="pt-PT" w:bidi="pt-PT"/>
-        </w:rPr>
-        <w:t>Tempor</w:t>
-      </w:r>
-      <w:r>
-        <w:rPr>
-          <w:rFonts w:ascii="Arial" w:hAnsi="Arial" w:eastAsia="Arial" w:cs="Arial"/>
-          <w:color w:val="000000"/>
-          <w:rtl w:val="0"/>
-          <w:lang w:val="pt-PT" w:eastAsia="pt-PT" w:bidi="pt-PT"/>
-        </w:rPr>
-        <w:t>á</w:t>
-      </w:r>
-      <w:r>
-        <w:rPr>
-          <w:rFonts w:ascii="Arial" w:hAnsi="Arial" w:eastAsia="Arial" w:cs="Arial"/>
-          <w:color w:val="000000"/>
-          <w:rtl w:val="0"/>
-          <w:lang w:val="en-US" w:eastAsia="pt-PT" w:bidi="pt-PT"/>
-        </w:rPr>
-        <w:t>rios</w:t>
-      </w:r>
-      <w:r>
-        <w:rPr>
-          <w:rFonts w:ascii="Arial" w:hAnsi="Arial" w:eastAsia="Arial" w:cs="Arial"/>
-          <w:color w:val="000000"/>
-          <w:rtl w:val="0"/>
-          <w:lang w:val="pt-PT" w:eastAsia="pt-PT" w:bidi="pt-PT"/>
-        </w:rPr>
-        <w:t xml:space="preserve"> </w:t>
-      </w:r>
-      <w:r>
-        <w:rPr>
-          <w:rFonts w:ascii="Arial" w:hAnsi="Arial" w:eastAsia="Arial" w:cs="Arial"/>
-          <w:color w:val="000000"/>
-          <w:rtl w:val="0"/>
-          <w:lang w:val="en-US" w:eastAsia="pt-PT" w:bidi="pt-PT"/>
-        </w:rPr>
-        <w:t>privados</w:t>
-      </w:r>
-      <w:r>
-        <w:rPr>
-          <w:rFonts w:ascii="Arial" w:hAnsi="Arial" w:eastAsia="Arial" w:cs="Arial"/>
-          <w:color w:val="000000"/>
-          <w:rtl w:val="0"/>
-          <w:lang w:val="pt-PT" w:eastAsia="pt-PT" w:bidi="pt-PT"/>
-        </w:rPr>
-        <w:t xml:space="preserve"> </w:t>
-      </w:r>
-      <w:r>
-        <w:rPr>
-          <w:rFonts w:ascii="Arial" w:hAnsi="Arial" w:eastAsia="Arial" w:cs="Arial"/>
-          <w:color w:val="000000"/>
-          <w:rtl w:val="0"/>
-          <w:lang w:val="en-US" w:eastAsia="pt-PT" w:bidi="pt-PT"/>
-        </w:rPr>
-        <w:t>s</w:t>
-      </w:r>
-      <w:r>
-        <w:rPr>
-          <w:rFonts w:ascii="Arial" w:hAnsi="Arial" w:eastAsia="Arial" w:cs="Arial"/>
-          <w:color w:val="000000"/>
-          <w:rtl w:val="0"/>
-          <w:lang w:val="pt-PT" w:eastAsia="pt-PT" w:bidi="pt-PT"/>
-        </w:rPr>
-        <w:t>ã</w:t>
-      </w:r>
-      <w:r>
-        <w:rPr>
-          <w:rFonts w:ascii="Arial" w:hAnsi="Arial" w:eastAsia="Arial" w:cs="Arial"/>
-          <w:color w:val="000000"/>
-          <w:rtl w:val="0"/>
-          <w:lang w:val="en-US" w:eastAsia="pt-PT" w:bidi="pt-PT"/>
-        </w:rPr>
-        <w:t>o</w:t>
-      </w:r>
-      <w:r>
-        <w:rPr>
-          <w:rFonts w:ascii="Arial" w:hAnsi="Arial" w:eastAsia="Arial" w:cs="Arial"/>
-          <w:color w:val="000000"/>
-          <w:rtl w:val="0"/>
-          <w:lang w:val="pt-PT" w:eastAsia="pt-PT" w:bidi="pt-PT"/>
-        </w:rPr>
-        <w:t xml:space="preserve"> </w:t>
-      </w:r>
-      <w:r>
-        <w:rPr>
-          <w:rFonts w:ascii="Arial" w:hAnsi="Arial" w:eastAsia="Arial" w:cs="Arial"/>
-          <w:color w:val="000000"/>
-          <w:rtl w:val="0"/>
-          <w:lang w:val="en-US" w:eastAsia="pt-PT" w:bidi="pt-PT"/>
-        </w:rPr>
-        <w:t>limpos</w:t>
-      </w:r>
-      <w:r>
-        <w:rPr>
-          <w:rFonts w:ascii="Arial" w:hAnsi="Arial" w:eastAsia="Arial" w:cs="Arial"/>
-          <w:color w:val="000000"/>
-          <w:rtl w:val="0"/>
-          <w:lang w:val="pt-PT" w:eastAsia="pt-PT" w:bidi="pt-PT"/>
-        </w:rPr>
-        <w:t xml:space="preserve">; </w:t>
-      </w:r>
-      <w:r>
-        <w:rPr>
-          <w:rFonts w:ascii="Arial" w:hAnsi="Arial" w:eastAsia="Arial" w:cs="Arial"/>
-          <w:color w:val="000000"/>
-          <w:rtl w:val="0"/>
-          <w:lang w:val="en-US" w:eastAsia="pt-PT" w:bidi="pt-PT"/>
-        </w:rPr>
-        <w:t>evite</w:t>
-      </w:r>
-      <w:r>
-        <w:rPr>
-          <w:rFonts w:ascii="Arial" w:hAnsi="Arial" w:eastAsia="Arial" w:cs="Arial"/>
-          <w:color w:val="000000"/>
-          <w:rtl w:val="0"/>
-          <w:lang w:val="pt-PT" w:eastAsia="pt-PT" w:bidi="pt-PT"/>
-        </w:rPr>
-        <w:t xml:space="preserve"> </w:t>
-      </w:r>
-      <w:r>
-        <w:rPr>
-          <w:rFonts w:ascii="Arial" w:hAnsi="Arial" w:eastAsia="Arial" w:cs="Arial"/>
-          <w:color w:val="000000"/>
-          <w:rtl w:val="0"/>
-          <w:lang w:val="en-US" w:eastAsia="pt-PT" w:bidi="pt-PT"/>
-        </w:rPr>
-        <w:t>registos</w:t>
-      </w:r>
-      <w:r>
-        <w:rPr>
-          <w:rFonts w:ascii="Arial" w:hAnsi="Arial" w:eastAsia="Arial" w:cs="Arial"/>
-          <w:color w:val="000000"/>
-          <w:rtl w:val="0"/>
-          <w:lang w:val="pt-PT" w:eastAsia="pt-PT" w:bidi="pt-PT"/>
-        </w:rPr>
-        <w:t xml:space="preserve"> </w:t>
-      </w:r>
-      <w:r>
-        <w:rPr>
-          <w:rFonts w:ascii="Arial" w:hAnsi="Arial" w:eastAsia="Arial" w:cs="Arial"/>
-          <w:color w:val="000000"/>
-          <w:rtl w:val="0"/>
-          <w:lang w:val="en-US" w:eastAsia="pt-PT" w:bidi="pt-PT"/>
-        </w:rPr>
-        <w:t>sens</w:t>
-      </w:r>
-      <w:r>
-        <w:rPr>
-          <w:rFonts w:ascii="Arial" w:hAnsi="Arial" w:eastAsia="Arial" w:cs="Arial"/>
-          <w:color w:val="000000"/>
-          <w:rtl w:val="0"/>
-          <w:lang w:val="pt-PT" w:eastAsia="pt-PT" w:bidi="pt-PT"/>
-        </w:rPr>
-        <w:t>í</w:t>
-      </w:r>
-      <w:r>
-        <w:rPr>
-          <w:rFonts w:ascii="Arial" w:hAnsi="Arial" w:eastAsia="Arial" w:cs="Arial"/>
-          <w:color w:val="000000"/>
-          <w:rtl w:val="0"/>
-          <w:lang w:val="en-US" w:eastAsia="pt-PT" w:bidi="pt-PT"/>
-        </w:rPr>
-        <w:t>veis.</w:t>
+          <w:lang w:val="pt-PT" w:bidi="pt-PT"/>
+          <w:rtl w:val="0"/>
+        </w:rPr>
+        <w:t>WCIP_CUPS_PASSWORD como texto não vazio bloqueia o campo da palavra-passe nas definições. A palavra-passe guardada nunca é mostrada nem devolvida ao navegador. Os PDF contêm dados de clientes e são enviados apenas ao servidor CUPS configurado ao usar este destino.</w:t>
       </w:r>
     </w:p>
     <w:p>
@@ -29619,772 +22346,16 @@
     <w:p>
       <w:pPr>
         <w:bidi w:val="0"/>
-        <w:jc w:val="left"/>
+        <w:jc w:val="start"/>
       </w:pPr>
       <w:r>
         <w:rPr>
-          <w:rFonts w:ascii="Arial" w:hAnsi="Arial" w:eastAsia="Arial" w:cs="Arial"/>
-          <w:color w:val="000000"/>
-          <w:rtl w:val="0"/>
-          <w:lang w:val="en-US" w:eastAsia="pt-PT" w:bidi="pt-PT"/>
-        </w:rPr>
-        <w:t>Fila</w:t>
-      </w:r>
-      <w:r>
-        <w:rPr>
-          <w:rFonts w:ascii="Arial" w:hAnsi="Arial" w:eastAsia="Arial" w:cs="Arial"/>
-          <w:color w:val="000000"/>
-          <w:rtl w:val="0"/>
-          <w:lang w:val="pt-PT" w:eastAsia="pt-PT" w:bidi="pt-PT"/>
-        </w:rPr>
-        <w:t xml:space="preserve"> </w:t>
-      </w:r>
-      <w:r>
-        <w:rPr>
-          <w:rFonts w:ascii="Arial" w:hAnsi="Arial" w:eastAsia="Arial" w:cs="Arial"/>
-          <w:color w:val="000000"/>
-          <w:rtl w:val="0"/>
-          <w:lang w:val="en-US" w:eastAsia="pt-PT" w:bidi="pt-PT"/>
-        </w:rPr>
-        <w:t>parada:</w:t>
-      </w:r>
-      <w:r>
-        <w:rPr>
-          <w:rFonts w:ascii="Arial" w:hAnsi="Arial" w:eastAsia="Arial" w:cs="Arial"/>
-          <w:color w:val="000000"/>
-          <w:rtl w:val="0"/>
-          <w:lang w:val="pt-PT" w:eastAsia="pt-PT" w:bidi="pt-PT"/>
-        </w:rPr>
-        <w:t xml:space="preserve"> </w:t>
-      </w:r>
-      <w:r>
-        <w:rPr>
-          <w:rFonts w:ascii="Arial" w:hAnsi="Arial" w:eastAsia="Arial" w:cs="Arial"/>
-          <w:color w:val="000000"/>
-          <w:rtl w:val="0"/>
-          <w:lang w:val="en-US" w:eastAsia="pt-PT" w:bidi="pt-PT"/>
-        </w:rPr>
-        <w:t>Scheduled</w:t>
-      </w:r>
-      <w:r>
-        <w:rPr>
-          <w:rFonts w:ascii="Arial" w:hAnsi="Arial" w:eastAsia="Arial" w:cs="Arial"/>
-          <w:color w:val="000000"/>
-          <w:rtl w:val="0"/>
-          <w:lang w:val="pt-PT" w:eastAsia="pt-PT" w:bidi="pt-PT"/>
-        </w:rPr>
-        <w:t xml:space="preserve"> </w:t>
-      </w:r>
-      <w:r>
-        <w:rPr>
-          <w:rFonts w:ascii="Arial" w:hAnsi="Arial" w:eastAsia="Arial" w:cs="Arial"/>
-          <w:color w:val="000000"/>
-          <w:rtl w:val="0"/>
-          <w:lang w:val="en-US" w:eastAsia="pt-PT" w:bidi="pt-PT"/>
-        </w:rPr>
-        <w:t>Actions</w:t>
-      </w:r>
-      <w:r>
-        <w:rPr>
-          <w:rFonts w:ascii="Arial" w:hAnsi="Arial" w:eastAsia="Arial" w:cs="Arial"/>
-          <w:color w:val="000000"/>
-          <w:rtl w:val="0"/>
-          <w:lang w:val="pt-PT" w:eastAsia="pt-PT" w:bidi="pt-PT"/>
-        </w:rPr>
-        <w:t xml:space="preserve">, </w:t>
-      </w:r>
-      <w:r>
-        <w:rPr>
-          <w:rFonts w:ascii="Arial" w:hAnsi="Arial" w:eastAsia="Arial" w:cs="Arial"/>
-          <w:color w:val="000000"/>
-          <w:rtl w:val="0"/>
-          <w:lang w:val="en-US" w:eastAsia="pt-PT" w:bidi="pt-PT"/>
-        </w:rPr>
-        <w:t>grupo</w:t>
-      </w:r>
-      <w:r>
-        <w:rPr>
-          <w:rFonts w:ascii="Arial" w:hAnsi="Arial" w:eastAsia="Arial" w:cs="Arial"/>
-          <w:color w:val="000000"/>
-          <w:rtl w:val="0"/>
-          <w:lang w:val="pt-PT" w:eastAsia="pt-PT" w:bidi="pt-PT"/>
-        </w:rPr>
-        <w:t xml:space="preserve">, </w:t>
-      </w:r>
-      <w:r>
-        <w:rPr>
-          <w:rFonts w:ascii="Arial" w:hAnsi="Arial" w:eastAsia="Arial" w:cs="Arial"/>
-          <w:color w:val="000000"/>
-          <w:rtl w:val="0"/>
-          <w:lang w:val="en-US" w:eastAsia="pt-PT" w:bidi="pt-PT"/>
-        </w:rPr>
-        <w:t>WP</w:t>
-      </w:r>
-      <w:r>
-        <w:rPr>
-          <w:rFonts w:ascii="Arial" w:hAnsi="Arial" w:eastAsia="Arial" w:cs="Arial"/>
-          <w:color w:val="000000"/>
-          <w:rtl w:val="0"/>
-          <w:lang w:val="pt-PT" w:eastAsia="pt-PT" w:bidi="pt-PT"/>
-        </w:rPr>
-        <w:t xml:space="preserve"> </w:t>
-      </w:r>
-      <w:r>
-        <w:rPr>
-          <w:rFonts w:ascii="Arial" w:hAnsi="Arial" w:eastAsia="Arial" w:cs="Arial"/>
-          <w:color w:val="000000"/>
-          <w:rtl w:val="0"/>
-          <w:lang w:val="en-US" w:eastAsia="pt-PT" w:bidi="pt-PT"/>
-        </w:rPr>
-        <w:t>Cron</w:t>
-      </w:r>
-      <w:r>
-        <w:rPr>
-          <w:rFonts w:ascii="Arial" w:hAnsi="Arial" w:eastAsia="Arial" w:cs="Arial"/>
-          <w:color w:val="000000"/>
-          <w:rtl w:val="0"/>
-          <w:lang w:val="pt-PT" w:eastAsia="pt-PT" w:bidi="pt-PT"/>
-        </w:rPr>
-        <w:t xml:space="preserve">, </w:t>
-      </w:r>
-      <w:r>
-        <w:rPr>
-          <w:rFonts w:ascii="Arial" w:hAnsi="Arial" w:eastAsia="Arial" w:cs="Arial"/>
-          <w:color w:val="000000"/>
-          <w:rtl w:val="0"/>
-          <w:lang w:val="en-US" w:eastAsia="pt-PT" w:bidi="pt-PT"/>
-        </w:rPr>
-        <w:t>loopback.</w:t>
-      </w:r>
-      <w:r>
-        <w:rPr>
-          <w:rFonts w:ascii="Arial" w:hAnsi="Arial" w:eastAsia="Arial" w:cs="Arial"/>
-          <w:color w:val="000000"/>
-          <w:rtl w:val="0"/>
-          <w:lang w:val="pt-PT" w:eastAsia="pt-PT" w:bidi="pt-PT"/>
-        </w:rPr>
-        <w:t xml:space="preserve"> </w:t>
-      </w:r>
-      <w:r>
-        <w:rPr>
-          <w:rFonts w:ascii="Arial" w:hAnsi="Arial" w:eastAsia="Arial" w:cs="Arial"/>
-          <w:color w:val="000000"/>
-          <w:rtl w:val="0"/>
-          <w:lang w:val="en-US" w:eastAsia="pt-PT" w:bidi="pt-PT"/>
-        </w:rPr>
-        <w:t>PDF:</w:t>
-      </w:r>
-      <w:r>
-        <w:rPr>
-          <w:rFonts w:ascii="Arial" w:hAnsi="Arial" w:eastAsia="Arial" w:cs="Arial"/>
-          <w:color w:val="000000"/>
-          <w:rtl w:val="0"/>
-          <w:lang w:val="pt-PT" w:eastAsia="pt-PT" w:bidi="pt-PT"/>
-        </w:rPr>
-        <w:t xml:space="preserve"> </w:t>
-      </w:r>
-      <w:r>
-        <w:rPr>
-          <w:rFonts w:ascii="Arial" w:hAnsi="Arial" w:eastAsia="Arial" w:cs="Arial"/>
-          <w:color w:val="000000"/>
-          <w:rtl w:val="0"/>
-          <w:lang w:val="en-US" w:eastAsia="pt-PT" w:bidi="pt-PT"/>
-        </w:rPr>
-        <w:t>depend</w:t>
-      </w:r>
-      <w:r>
-        <w:rPr>
-          <w:rFonts w:ascii="Arial" w:hAnsi="Arial" w:eastAsia="Arial" w:cs="Arial"/>
-          <w:color w:val="000000"/>
-          <w:rtl w:val="0"/>
-          <w:lang w:val="pt-PT" w:eastAsia="pt-PT" w:bidi="pt-PT"/>
-        </w:rPr>
-        <w:t>ê</w:t>
-      </w:r>
-      <w:r>
-        <w:rPr>
-          <w:rFonts w:ascii="Arial" w:hAnsi="Arial" w:eastAsia="Arial" w:cs="Arial"/>
-          <w:color w:val="000000"/>
-          <w:rtl w:val="0"/>
-          <w:lang w:val="en-US" w:eastAsia="pt-PT" w:bidi="pt-PT"/>
-        </w:rPr>
-        <w:t>ncias</w:t>
-      </w:r>
-      <w:r>
-        <w:rPr>
-          <w:rFonts w:ascii="Arial" w:hAnsi="Arial" w:eastAsia="Arial" w:cs="Arial"/>
-          <w:color w:val="000000"/>
-          <w:rtl w:val="0"/>
-          <w:lang w:val="pt-PT" w:eastAsia="pt-PT" w:bidi="pt-PT"/>
-        </w:rPr>
-        <w:t xml:space="preserve">, </w:t>
-      </w:r>
-      <w:r>
-        <w:rPr>
-          <w:rFonts w:ascii="Arial" w:hAnsi="Arial" w:eastAsia="Arial" w:cs="Arial"/>
-          <w:color w:val="000000"/>
-          <w:rtl w:val="0"/>
-          <w:lang w:val="en-US" w:eastAsia="pt-PT" w:bidi="pt-PT"/>
-        </w:rPr>
-        <w:t>extens</w:t>
-      </w:r>
-      <w:r>
-        <w:rPr>
-          <w:rFonts w:ascii="Arial" w:hAnsi="Arial" w:eastAsia="Arial" w:cs="Arial"/>
-          <w:color w:val="000000"/>
-          <w:rtl w:val="0"/>
-          <w:lang w:val="pt-PT" w:eastAsia="pt-PT" w:bidi="pt-PT"/>
-        </w:rPr>
-        <w:t>õ</w:t>
-      </w:r>
-      <w:r>
-        <w:rPr>
-          <w:rFonts w:ascii="Arial" w:hAnsi="Arial" w:eastAsia="Arial" w:cs="Arial"/>
-          <w:color w:val="000000"/>
-          <w:rtl w:val="0"/>
-          <w:lang w:val="en-US" w:eastAsia="pt-PT" w:bidi="pt-PT"/>
-        </w:rPr>
-        <w:t>es</w:t>
-      </w:r>
-      <w:r>
-        <w:rPr>
-          <w:rFonts w:ascii="Arial" w:hAnsi="Arial" w:eastAsia="Arial" w:cs="Arial"/>
-          <w:color w:val="000000"/>
-          <w:rtl w:val="0"/>
-          <w:lang w:val="pt-PT" w:eastAsia="pt-PT" w:bidi="pt-PT"/>
-        </w:rPr>
-        <w:t xml:space="preserve">, </w:t>
-      </w:r>
-      <w:r>
-        <w:rPr>
-          <w:rFonts w:ascii="Arial" w:hAnsi="Arial" w:eastAsia="Arial" w:cs="Arial"/>
-          <w:color w:val="000000"/>
-          <w:rtl w:val="0"/>
-          <w:lang w:val="en-US" w:eastAsia="pt-PT" w:bidi="pt-PT"/>
-        </w:rPr>
-        <w:t>fontes</w:t>
-      </w:r>
-      <w:r>
-        <w:rPr>
-          <w:rFonts w:ascii="Arial" w:hAnsi="Arial" w:eastAsia="Arial" w:cs="Arial"/>
-          <w:color w:val="000000"/>
-          <w:rtl w:val="0"/>
-          <w:lang w:val="pt-PT" w:eastAsia="pt-PT" w:bidi="pt-PT"/>
-        </w:rPr>
-        <w:t xml:space="preserve">, </w:t>
-      </w:r>
-      <w:r>
-        <w:rPr>
-          <w:rFonts w:ascii="Arial" w:hAnsi="Arial" w:eastAsia="Arial" w:cs="Arial"/>
-          <w:color w:val="000000"/>
-          <w:rtl w:val="0"/>
-          <w:lang w:val="en-US" w:eastAsia="pt-PT" w:bidi="pt-PT"/>
-        </w:rPr>
-        <w:t>mem</w:t>
-      </w:r>
-      <w:r>
-        <w:rPr>
-          <w:rFonts w:ascii="Arial" w:hAnsi="Arial" w:eastAsia="Arial" w:cs="Arial"/>
-          <w:color w:val="000000"/>
-          <w:rtl w:val="0"/>
-          <w:lang w:val="pt-PT" w:eastAsia="pt-PT" w:bidi="pt-PT"/>
-        </w:rPr>
-        <w:t>ó</w:t>
-      </w:r>
-      <w:r>
-        <w:rPr>
-          <w:rFonts w:ascii="Arial" w:hAnsi="Arial" w:eastAsia="Arial" w:cs="Arial"/>
-          <w:color w:val="000000"/>
-          <w:rtl w:val="0"/>
-          <w:lang w:val="en-US" w:eastAsia="pt-PT" w:bidi="pt-PT"/>
-        </w:rPr>
-        <w:t>ria</w:t>
-      </w:r>
-      <w:r>
-        <w:rPr>
-          <w:rFonts w:ascii="Arial" w:hAnsi="Arial" w:eastAsia="Arial" w:cs="Arial"/>
-          <w:color w:val="000000"/>
-          <w:rtl w:val="0"/>
-          <w:lang w:val="pt-PT" w:eastAsia="pt-PT" w:bidi="pt-PT"/>
-        </w:rPr>
-        <w:t xml:space="preserve"> </w:t>
-      </w:r>
-      <w:r>
-        <w:rPr>
-          <w:rFonts w:ascii="Arial" w:hAnsi="Arial" w:eastAsia="Arial" w:cs="Arial"/>
-          <w:color w:val="000000"/>
-          <w:rtl w:val="0"/>
-          <w:lang w:val="en-US" w:eastAsia="pt-PT" w:bidi="pt-PT"/>
-        </w:rPr>
-        <w:t>e</w:t>
-      </w:r>
-      <w:r>
-        <w:rPr>
-          <w:rFonts w:ascii="Arial" w:hAnsi="Arial" w:eastAsia="Arial" w:cs="Arial"/>
-          <w:color w:val="000000"/>
-          <w:rtl w:val="0"/>
-          <w:lang w:val="pt-PT" w:eastAsia="pt-PT" w:bidi="pt-PT"/>
-        </w:rPr>
-        <w:t xml:space="preserve"> </w:t>
-      </w:r>
-      <w:r>
-        <w:rPr>
-          <w:rFonts w:ascii="Arial" w:hAnsi="Arial" w:eastAsia="Arial" w:cs="Arial"/>
-          <w:color w:val="000000"/>
-          <w:rtl w:val="0"/>
-          <w:lang w:val="en-US" w:eastAsia="pt-PT" w:bidi="pt-PT"/>
-        </w:rPr>
-        <w:t>permiss</w:t>
-      </w:r>
-      <w:r>
-        <w:rPr>
-          <w:rFonts w:ascii="Arial" w:hAnsi="Arial" w:eastAsia="Arial" w:cs="Arial"/>
-          <w:color w:val="000000"/>
-          <w:rtl w:val="0"/>
-          <w:lang w:val="pt-PT" w:eastAsia="pt-PT" w:bidi="pt-PT"/>
-        </w:rPr>
-        <w:t>õ</w:t>
-      </w:r>
-      <w:r>
-        <w:rPr>
-          <w:rFonts w:ascii="Arial" w:hAnsi="Arial" w:eastAsia="Arial" w:cs="Arial"/>
-          <w:color w:val="000000"/>
-          <w:rtl w:val="0"/>
-          <w:lang w:val="en-US" w:eastAsia="pt-PT" w:bidi="pt-PT"/>
-        </w:rPr>
-        <w:t>es</w:t>
-      </w:r>
-      <w:r>
-        <w:rPr>
-          <w:rFonts w:ascii="Arial" w:hAnsi="Arial" w:eastAsia="Arial" w:cs="Arial"/>
-          <w:color w:val="000000"/>
-          <w:rtl w:val="0"/>
-          <w:lang w:val="pt-PT" w:eastAsia="pt-PT" w:bidi="pt-PT"/>
-        </w:rPr>
-        <w:t xml:space="preserve"> </w:t>
-      </w:r>
-      <w:r>
-        <w:rPr>
-          <w:rFonts w:ascii="Arial" w:hAnsi="Arial" w:eastAsia="Arial" w:cs="Arial"/>
-          <w:color w:val="000000"/>
-          <w:rtl w:val="0"/>
-          <w:lang w:val="en-US" w:eastAsia="pt-PT" w:bidi="pt-PT"/>
-        </w:rPr>
-        <w:t>tempor</w:t>
-      </w:r>
-      <w:r>
-        <w:rPr>
-          <w:rFonts w:ascii="Arial" w:hAnsi="Arial" w:eastAsia="Arial" w:cs="Arial"/>
-          <w:color w:val="000000"/>
-          <w:rtl w:val="0"/>
-          <w:lang w:val="pt-PT" w:eastAsia="pt-PT" w:bidi="pt-PT"/>
-        </w:rPr>
-        <w:t>á</w:t>
-      </w:r>
-      <w:r>
-        <w:rPr>
-          <w:rFonts w:ascii="Arial" w:hAnsi="Arial" w:eastAsia="Arial" w:cs="Arial"/>
-          <w:color w:val="000000"/>
-          <w:rtl w:val="0"/>
-          <w:lang w:val="en-US" w:eastAsia="pt-PT" w:bidi="pt-PT"/>
-        </w:rPr>
-        <w:t>rias.</w:t>
-      </w:r>
-      <w:r>
-        <w:rPr>
-          <w:rFonts w:ascii="Arial" w:hAnsi="Arial" w:eastAsia="Arial" w:cs="Arial"/>
-          <w:color w:val="000000"/>
-          <w:rtl w:val="0"/>
-          <w:lang w:val="pt-PT" w:eastAsia="pt-PT" w:bidi="pt-PT"/>
-        </w:rPr>
-        <w:t xml:space="preserve"> </w:t>
-      </w:r>
-      <w:r>
-        <w:rPr>
-          <w:rFonts w:ascii="Arial" w:hAnsi="Arial" w:eastAsia="Arial" w:cs="Arial"/>
-          <w:color w:val="000000"/>
-          <w:rtl w:val="0"/>
-          <w:lang w:val="en-US" w:eastAsia="pt-PT" w:bidi="pt-PT"/>
-        </w:rPr>
-        <w:t>Impressora</w:t>
-      </w:r>
-      <w:r>
-        <w:rPr>
-          <w:rFonts w:ascii="Arial" w:hAnsi="Arial" w:eastAsia="Arial" w:cs="Arial"/>
-          <w:color w:val="000000"/>
-          <w:rtl w:val="0"/>
-          <w:lang w:val="pt-PT" w:eastAsia="pt-PT" w:bidi="pt-PT"/>
-        </w:rPr>
-        <w:t xml:space="preserve"> </w:t>
-      </w:r>
-      <w:r>
-        <w:rPr>
-          <w:rFonts w:ascii="Arial" w:hAnsi="Arial" w:eastAsia="Arial" w:cs="Arial"/>
-          <w:color w:val="000000"/>
-          <w:rtl w:val="0"/>
-          <w:lang w:val="en-US" w:eastAsia="pt-PT" w:bidi="pt-PT"/>
-        </w:rPr>
-        <w:t>local</w:t>
-      </w:r>
-      <w:r>
-        <w:rPr>
-          <w:rFonts w:ascii="Arial" w:hAnsi="Arial" w:eastAsia="Arial" w:cs="Arial"/>
-          <w:color w:val="000000"/>
-          <w:rtl w:val="0"/>
-          <w:lang w:val="pt-PT" w:eastAsia="pt-PT" w:bidi="pt-PT"/>
-        </w:rPr>
-        <w:t xml:space="preserve"> </w:t>
-      </w:r>
-      <w:r>
-        <w:rPr>
-          <w:rFonts w:ascii="Arial" w:hAnsi="Arial" w:eastAsia="Arial" w:cs="Arial"/>
-          <w:color w:val="000000"/>
-          <w:rtl w:val="0"/>
-          <w:lang w:val="en-US" w:eastAsia="pt-PT" w:bidi="pt-PT"/>
-        </w:rPr>
-        <w:t>no</w:t>
-      </w:r>
-      <w:r>
-        <w:rPr>
-          <w:rFonts w:ascii="Arial" w:hAnsi="Arial" w:eastAsia="Arial" w:cs="Arial"/>
-          <w:color w:val="000000"/>
-          <w:rtl w:val="0"/>
-          <w:lang w:val="pt-PT" w:eastAsia="pt-PT" w:bidi="pt-PT"/>
-        </w:rPr>
-        <w:t xml:space="preserve"> </w:t>
-      </w:r>
-      <w:r>
-        <w:rPr>
-          <w:rFonts w:ascii="Arial" w:hAnsi="Arial" w:eastAsia="Arial" w:cs="Arial"/>
-          <w:color w:val="000000"/>
-          <w:rtl w:val="0"/>
-          <w:lang w:val="en-US" w:eastAsia="pt-PT" w:bidi="pt-PT"/>
-        </w:rPr>
-        <w:t>di</w:t>
-      </w:r>
-      <w:r>
-        <w:rPr>
-          <w:rFonts w:ascii="Arial" w:hAnsi="Arial" w:eastAsia="Arial" w:cs="Arial"/>
-          <w:color w:val="000000"/>
-          <w:rtl w:val="0"/>
-          <w:lang w:val="pt-PT" w:eastAsia="pt-PT" w:bidi="pt-PT"/>
-        </w:rPr>
-        <w:t>á</w:t>
-      </w:r>
-      <w:r>
-        <w:rPr>
-          <w:rFonts w:ascii="Arial" w:hAnsi="Arial" w:eastAsia="Arial" w:cs="Arial"/>
-          <w:color w:val="000000"/>
-          <w:rtl w:val="0"/>
-          <w:lang w:val="en-US" w:eastAsia="pt-PT" w:bidi="pt-PT"/>
-        </w:rPr>
-        <w:t>logo</w:t>
-      </w:r>
-      <w:r>
-        <w:rPr>
-          <w:rFonts w:ascii="Arial" w:hAnsi="Arial" w:eastAsia="Arial" w:cs="Arial"/>
-          <w:color w:val="000000"/>
-          <w:rtl w:val="0"/>
-          <w:lang w:val="pt-PT" w:eastAsia="pt-PT" w:bidi="pt-PT"/>
-        </w:rPr>
-        <w:t xml:space="preserve"> </w:t>
-      </w:r>
-      <w:r>
-        <w:rPr>
-          <w:rFonts w:ascii="Arial" w:hAnsi="Arial" w:eastAsia="Arial" w:cs="Arial"/>
-          <w:color w:val="000000"/>
-          <w:rtl w:val="0"/>
-          <w:lang w:val="en-US" w:eastAsia="pt-PT" w:bidi="pt-PT"/>
-        </w:rPr>
-        <w:t>sistema</w:t>
-      </w:r>
-      <w:r>
-        <w:rPr>
-          <w:rFonts w:ascii="Arial" w:hAnsi="Arial" w:eastAsia="Arial" w:cs="Arial"/>
-          <w:color w:val="000000"/>
-          <w:rtl w:val="0"/>
-          <w:lang w:val="pt-PT" w:eastAsia="pt-PT" w:bidi="pt-PT"/>
-        </w:rPr>
-        <w:t xml:space="preserve">; </w:t>
-      </w:r>
-      <w:r>
-        <w:rPr>
-          <w:rFonts w:ascii="Arial" w:hAnsi="Arial" w:eastAsia="Arial" w:cs="Arial"/>
-          <w:color w:val="000000"/>
-          <w:rtl w:val="0"/>
-          <w:lang w:val="en-US" w:eastAsia="pt-PT" w:bidi="pt-PT"/>
-        </w:rPr>
-        <w:t>atualiza</w:t>
-      </w:r>
-      <w:r>
-        <w:rPr>
-          <w:rFonts w:ascii="Arial" w:hAnsi="Arial" w:eastAsia="Arial" w:cs="Arial"/>
-          <w:color w:val="000000"/>
-          <w:rtl w:val="0"/>
-          <w:lang w:val="pt-PT" w:eastAsia="pt-PT" w:bidi="pt-PT"/>
-        </w:rPr>
-        <w:t>çã</w:t>
-      </w:r>
-      <w:r>
-        <w:rPr>
-          <w:rFonts w:ascii="Arial" w:hAnsi="Arial" w:eastAsia="Arial" w:cs="Arial"/>
-          <w:color w:val="000000"/>
-          <w:rtl w:val="0"/>
-          <w:lang w:val="en-US" w:eastAsia="pt-PT" w:bidi="pt-PT"/>
-        </w:rPr>
-        <w:t>o</w:t>
-      </w:r>
-      <w:r>
-        <w:rPr>
-          <w:rFonts w:ascii="Arial" w:hAnsi="Arial" w:eastAsia="Arial" w:cs="Arial"/>
-          <w:color w:val="000000"/>
-          <w:rtl w:val="0"/>
-          <w:lang w:val="pt-PT" w:eastAsia="pt-PT" w:bidi="pt-PT"/>
-        </w:rPr>
-        <w:t xml:space="preserve"> </w:t>
-      </w:r>
-      <w:r>
-        <w:rPr>
-          <w:rFonts w:ascii="Arial" w:hAnsi="Arial" w:eastAsia="Arial" w:cs="Arial"/>
-          <w:color w:val="000000"/>
-          <w:rtl w:val="0"/>
-          <w:lang w:val="en-US" w:eastAsia="pt-PT" w:bidi="pt-PT"/>
-        </w:rPr>
-        <w:t>s</w:t>
-      </w:r>
-      <w:r>
-        <w:rPr>
-          <w:rFonts w:ascii="Arial" w:hAnsi="Arial" w:eastAsia="Arial" w:cs="Arial"/>
-          <w:color w:val="000000"/>
-          <w:rtl w:val="0"/>
-          <w:lang w:val="pt-PT" w:eastAsia="pt-PT" w:bidi="pt-PT"/>
-        </w:rPr>
-        <w:t xml:space="preserve">ó </w:t>
-      </w:r>
-      <w:r>
-        <w:rPr>
-          <w:rFonts w:ascii="Arial" w:hAnsi="Arial" w:eastAsia="Arial" w:cs="Arial"/>
-          <w:color w:val="000000"/>
-          <w:rtl w:val="0"/>
-          <w:lang w:val="en-US" w:eastAsia="pt-PT" w:bidi="pt-PT"/>
-        </w:rPr>
-        <w:t>descobre</w:t>
-      </w:r>
-      <w:r>
-        <w:rPr>
-          <w:rFonts w:ascii="Arial" w:hAnsi="Arial" w:eastAsia="Arial" w:cs="Arial"/>
-          <w:color w:val="000000"/>
-          <w:rtl w:val="0"/>
-          <w:lang w:val="pt-PT" w:eastAsia="pt-PT" w:bidi="pt-PT"/>
-        </w:rPr>
-        <w:t xml:space="preserve"> </w:t>
-      </w:r>
-      <w:r>
-        <w:rPr>
-          <w:rFonts w:ascii="Arial" w:hAnsi="Arial" w:eastAsia="Arial" w:cs="Arial"/>
-          <w:color w:val="000000"/>
-          <w:rtl w:val="0"/>
-          <w:lang w:val="en-US" w:eastAsia="pt-PT" w:bidi="pt-PT"/>
-        </w:rPr>
-        <w:t>PrintNode.</w:t>
-      </w:r>
-      <w:r>
-        <w:rPr>
-          <w:rFonts w:ascii="Arial" w:hAnsi="Arial" w:eastAsia="Arial" w:cs="Arial"/>
-          <w:color w:val="000000"/>
-          <w:rtl w:val="0"/>
-          <w:lang w:val="pt-PT" w:eastAsia="pt-PT" w:bidi="pt-PT"/>
-        </w:rPr>
-        <w:t xml:space="preserve"> </w:t>
-      </w:r>
-      <w:r>
-        <w:rPr>
-          <w:rFonts w:ascii="Arial" w:hAnsi="Arial" w:eastAsia="Arial" w:cs="Arial"/>
-          <w:color w:val="000000"/>
-          <w:rtl w:val="0"/>
-          <w:lang w:val="en-US" w:eastAsia="pt-PT" w:bidi="pt-PT"/>
-        </w:rPr>
-        <w:t>Examine</w:t>
-      </w:r>
-      <w:r>
-        <w:rPr>
-          <w:rFonts w:ascii="Arial" w:hAnsi="Arial" w:eastAsia="Arial" w:cs="Arial"/>
-          <w:color w:val="000000"/>
-          <w:rtl w:val="0"/>
-          <w:lang w:val="pt-PT" w:eastAsia="pt-PT" w:bidi="pt-PT"/>
-        </w:rPr>
-        <w:t xml:space="preserve"> </w:t>
-      </w:r>
-      <w:r>
-        <w:rPr>
-          <w:rFonts w:ascii="Arial" w:hAnsi="Arial" w:eastAsia="Arial" w:cs="Arial"/>
-          <w:color w:val="000000"/>
-          <w:rtl w:val="0"/>
-          <w:lang w:val="en-US" w:eastAsia="pt-PT" w:bidi="pt-PT"/>
-        </w:rPr>
-        <w:t>hist</w:t>
-      </w:r>
-      <w:r>
-        <w:rPr>
-          <w:rFonts w:ascii="Arial" w:hAnsi="Arial" w:eastAsia="Arial" w:cs="Arial"/>
-          <w:color w:val="000000"/>
-          <w:rtl w:val="0"/>
-          <w:lang w:val="pt-PT" w:eastAsia="pt-PT" w:bidi="pt-PT"/>
-        </w:rPr>
-        <w:t>ó</w:t>
-      </w:r>
-      <w:r>
-        <w:rPr>
-          <w:rFonts w:ascii="Arial" w:hAnsi="Arial" w:eastAsia="Arial" w:cs="Arial"/>
-          <w:color w:val="000000"/>
-          <w:rtl w:val="0"/>
-          <w:lang w:val="en-US" w:eastAsia="pt-PT" w:bidi="pt-PT"/>
-        </w:rPr>
-        <w:t>rico</w:t>
-      </w:r>
-      <w:r>
-        <w:rPr>
-          <w:rFonts w:ascii="Arial" w:hAnsi="Arial" w:eastAsia="Arial" w:cs="Arial"/>
-          <w:color w:val="000000"/>
-          <w:rtl w:val="0"/>
-          <w:lang w:val="pt-PT" w:eastAsia="pt-PT" w:bidi="pt-PT"/>
-        </w:rPr>
-        <w:t xml:space="preserve"> </w:t>
-      </w:r>
-      <w:r>
-        <w:rPr>
-          <w:rFonts w:ascii="Arial" w:hAnsi="Arial" w:eastAsia="Arial" w:cs="Arial"/>
-          <w:color w:val="000000"/>
-          <w:rtl w:val="0"/>
-          <w:lang w:val="en-US" w:eastAsia="pt-PT" w:bidi="pt-PT"/>
-        </w:rPr>
-        <w:t>antes</w:t>
-      </w:r>
-      <w:r>
-        <w:rPr>
-          <w:rFonts w:ascii="Arial" w:hAnsi="Arial" w:eastAsia="Arial" w:cs="Arial"/>
-          <w:color w:val="000000"/>
-          <w:rtl w:val="0"/>
-          <w:lang w:val="pt-PT" w:eastAsia="pt-PT" w:bidi="pt-PT"/>
-        </w:rPr>
-        <w:t xml:space="preserve"> </w:t>
-      </w:r>
-      <w:r>
-        <w:rPr>
-          <w:rFonts w:ascii="Arial" w:hAnsi="Arial" w:eastAsia="Arial" w:cs="Arial"/>
-          <w:color w:val="000000"/>
-          <w:rtl w:val="0"/>
-          <w:lang w:val="en-US" w:eastAsia="pt-PT" w:bidi="pt-PT"/>
-        </w:rPr>
-        <w:t>de</w:t>
-      </w:r>
-      <w:r>
-        <w:rPr>
-          <w:rFonts w:ascii="Arial" w:hAnsi="Arial" w:eastAsia="Arial" w:cs="Arial"/>
-          <w:color w:val="000000"/>
-          <w:rtl w:val="0"/>
-          <w:lang w:val="pt-PT" w:eastAsia="pt-PT" w:bidi="pt-PT"/>
-        </w:rPr>
-        <w:t xml:space="preserve"> </w:t>
-      </w:r>
-      <w:r>
-        <w:rPr>
-          <w:rFonts w:ascii="Arial" w:hAnsi="Arial" w:eastAsia="Arial" w:cs="Arial"/>
-          <w:color w:val="000000"/>
-          <w:rtl w:val="0"/>
-          <w:lang w:val="en-US" w:eastAsia="pt-PT" w:bidi="pt-PT"/>
-        </w:rPr>
-        <w:t>repetir</w:t>
-      </w:r>
-      <w:r>
-        <w:rPr>
-          <w:rFonts w:ascii="Arial" w:hAnsi="Arial" w:eastAsia="Arial" w:cs="Arial"/>
-          <w:color w:val="000000"/>
-          <w:rtl w:val="0"/>
-          <w:lang w:val="pt-PT" w:eastAsia="pt-PT" w:bidi="pt-PT"/>
-        </w:rPr>
-        <w:t xml:space="preserve"> </w:t>
-      </w:r>
-      <w:r>
-        <w:rPr>
-          <w:rFonts w:ascii="Arial" w:hAnsi="Arial" w:eastAsia="Arial" w:cs="Arial"/>
-          <w:color w:val="000000"/>
-          <w:rtl w:val="0"/>
-          <w:lang w:val="en-US" w:eastAsia="pt-PT" w:bidi="pt-PT"/>
-        </w:rPr>
-        <w:t>unknown</w:t>
-      </w:r>
-      <w:r>
-        <w:rPr>
-          <w:rFonts w:ascii="Arial" w:hAnsi="Arial" w:eastAsia="Arial" w:cs="Arial"/>
-          <w:color w:val="000000"/>
-          <w:rtl w:val="0"/>
-          <w:lang w:val="pt-PT" w:eastAsia="pt-PT" w:bidi="pt-PT"/>
-        </w:rPr>
-        <w:t xml:space="preserve"> </w:t>
-      </w:r>
-      <w:r>
-        <w:rPr>
-          <w:rFonts w:ascii="Arial" w:hAnsi="Arial" w:eastAsia="Arial" w:cs="Arial"/>
-          <w:color w:val="000000"/>
-          <w:rtl w:val="0"/>
-          <w:lang w:val="en-US" w:eastAsia="pt-PT" w:bidi="pt-PT"/>
-        </w:rPr>
-        <w:t>ou</w:t>
-      </w:r>
-      <w:r>
-        <w:rPr>
-          <w:rFonts w:ascii="Arial" w:hAnsi="Arial" w:eastAsia="Arial" w:cs="Arial"/>
-          <w:color w:val="000000"/>
-          <w:rtl w:val="0"/>
-          <w:lang w:val="pt-PT" w:eastAsia="pt-PT" w:bidi="pt-PT"/>
-        </w:rPr>
-        <w:t xml:space="preserve"> </w:t>
-      </w:r>
-      <w:r>
-        <w:rPr>
-          <w:rFonts w:ascii="Arial" w:hAnsi="Arial" w:eastAsia="Arial" w:cs="Arial"/>
-          <w:color w:val="000000"/>
-          <w:rtl w:val="0"/>
-          <w:lang w:val="en-US" w:eastAsia="pt-PT" w:bidi="pt-PT"/>
-        </w:rPr>
-        <w:t>submitted</w:t>
-      </w:r>
-      <w:r>
-        <w:rPr>
-          <w:rFonts w:ascii="Arial" w:hAnsi="Arial" w:eastAsia="Arial" w:cs="Arial"/>
-          <w:color w:val="000000"/>
-          <w:rtl w:val="0"/>
-          <w:lang w:val="pt-PT" w:eastAsia="pt-PT" w:bidi="pt-PT"/>
-        </w:rPr>
-        <w:t xml:space="preserve"> </w:t>
-      </w:r>
-      <w:r>
-        <w:rPr>
-          <w:rFonts w:ascii="Arial" w:hAnsi="Arial" w:eastAsia="Arial" w:cs="Arial"/>
-          <w:color w:val="000000"/>
-          <w:rtl w:val="0"/>
-          <w:lang w:val="en-US" w:eastAsia="pt-PT" w:bidi="pt-PT"/>
-        </w:rPr>
-        <w:t>sem</w:t>
-      </w:r>
-      <w:r>
-        <w:rPr>
-          <w:rFonts w:ascii="Arial" w:hAnsi="Arial" w:eastAsia="Arial" w:cs="Arial"/>
-          <w:color w:val="000000"/>
-          <w:rtl w:val="0"/>
-          <w:lang w:val="pt-PT" w:eastAsia="pt-PT" w:bidi="pt-PT"/>
-        </w:rPr>
-        <w:t xml:space="preserve"> </w:t>
-      </w:r>
-      <w:r>
-        <w:rPr>
-          <w:rFonts w:ascii="Arial" w:hAnsi="Arial" w:eastAsia="Arial" w:cs="Arial"/>
-          <w:color w:val="000000"/>
-          <w:rtl w:val="0"/>
-          <w:lang w:val="en-US" w:eastAsia="pt-PT" w:bidi="pt-PT"/>
-        </w:rPr>
-        <w:t>papel.</w:t>
+          <w:lang w:val="pt-PT" w:bidi="pt-PT" w:eastAsia="pt-PT"/>
+          <w:color w:val="000000"/>
+          <w:rtl w:val="0"/>
+          <w:rFonts w:ascii="Arial" w:hAnsi="Arial" w:eastAsia="Arial" w:cs="Arial"/>
+        </w:rPr>
+        <w:t>Se o agente ficar em espera, verifique última ligação, computador ativo, HTTPS, palavra-passe de aplicação e fila idêntica. Para CUPS verifique Scheduled Actions, WP Cron e rede. Antes de repetir unknown, veja spooler, diário e papel. Para PDF verifique extensões, fontes, memória e permissões temporárias.</w:t>
       </w:r>
     </w:p>
     <w:p>
@@ -31055,7 +23026,7 @@
               <w:left w:w="100" w:type="dxa"/>
               <w:right w:w="100" w:type="dxa"/>
             </w:tcMar>
-            <w:shd w:fill="E7EDF2"/>
+            <w:shd w:fill="D9D9D9" w:val="clear"/>
           </w:tcPr>
           <w:p>
             <w:pPr>
@@ -31087,7 +23058,7 @@
               <w:left w:w="100" w:type="dxa"/>
               <w:right w:w="100" w:type="dxa"/>
             </w:tcMar>
-            <w:shd w:fill="E7EDF2"/>
+            <w:shd w:fill="D9D9D9" w:val="clear"/>
           </w:tcPr>
           <w:p>
             <w:pPr>
@@ -31636,9 +23607,1257 @@
         <w:spacing w:after="40"/>
       </w:pPr>
     </w:p>
+    <w:p>
+      <w:pPr>
+        <w:pStyle w:val="Heading1"/>
+        <w:bidi w:val="0"/>
+        <w:jc w:val="start"/>
+      </w:pPr>
+      <w:r>
+        <w:rPr>
+          <w:lang w:val="pt-PT" w:bidi="pt-PT"/>
+          <w:rtl w:val="0"/>
+        </w:rPr>
+        <w:t>Operações e contratos de extensão</w:t>
+      </w:r>
+    </w:p>
+    <w:p>
+      <w:pPr>
+        <w:bidi w:val="0"/>
+        <w:jc w:val="start"/>
+      </w:pPr>
+      <w:r>
+        <w:rPr>
+          <w:lang w:val="pt-PT" w:bidi="pt-PT"/>
+          <w:rtl w:val="0"/>
+        </w:rPr>
+        <w:t>Pré-visualize antes de selecionar pedidos antigos. A pré-visualização não imprime. Datas UTC, máximo 31 dias.</w:t>
+      </w:r>
+    </w:p>
+    <w:p>
+      <w:pPr>
+        <w:bidi w:val="0"/>
+        <w:jc w:val="start"/>
+      </w:pPr>
+      <w:r>
+        <w:rPr>
+          <w:lang w:val="pt-PT" w:bidi="pt-PT"/>
+          <w:rtl w:val="0"/>
+        </w:rPr>
+        <w:t>Preparação guardada separadamente. Pagamento, estado e datas WooCommerce não mudam.</w:t>
+      </w:r>
+    </w:p>
+    <w:p>
+      <w:pPr>
+        <w:bidi w:val="0"/>
+        <w:jc w:val="start"/>
+      </w:pPr>
+      <w:r>
+        <w:rPr>
+          <w:lang w:val="pt-PT" w:bidi="pt-PT"/>
+          <w:rtl w:val="0"/>
+        </w:rPr>
+        <w:t>Use leitor de teclado ou introduza referência. Requer sessão; leitura não confirma impressão física.</w:t>
+      </w:r>
+    </w:p>
+    <w:p>
+      <w:pPr>
+        <w:bidi w:val="0"/>
+        <w:jc w:val="start"/>
+      </w:pPr>
+      <w:r>
+        <w:rPr>
+          <w:lang w:val="pt-PT" w:bidi="pt-PT"/>
+          <w:rtl w:val="0"/>
+        </w:rPr>
+        <w:t>Exportação desativada. O recetor deve implementar HMAC, proteção contra repetição e recibos idempotentes. Aceitação não prova envio. Segredos não cifrados na base; use WCIP_EXPORT_SIGNING_SECRET.</w:t>
+      </w:r>
+    </w:p>
+    <w:p>
+      <w:pPr>
+        <w:pStyle w:val="Code"/>
+        <w:bidi w:val="0"/>
+        <w:jc w:val="start"/>
+      </w:pPr>
+      <w:r>
+        <w:rPr>
+          <w:lang w:val="pt-PT" w:bidi="pt-PT"/>
+          <w:rtl w:val="0"/>
+        </w:rPr>
+        <w:t>1.4.0 · 2026-10-10 · c894eb05d2120a4bba09aa3500fe2842a0e48d74</w:t>
+      </w:r>
+    </w:p>
+    <w:p>
+      <w:pPr>
+        <w:pStyle w:val="Code"/>
+        <w:bidi w:val="0"/>
+        <w:jc w:val="start"/>
+      </w:pPr>
+      <w:r>
+        <w:rPr>
+          <w:lang w:val="pt-PT" w:bidi="pt-PT"/>
+          <w:rtl w:val="0"/>
+        </w:rPr>
+        <w:t>docs/operations.md · REMEDIATION_TRACEABILITY.md</w:t>
+      </w:r>
+    </w:p>
+    <w:tbl>
+      <w:tblPr>
+        <w:tblW w:type="auto" w:w="0"/>
+        <w:tblLook w:firstColumn="1" w:firstRow="1" w:lastColumn="0" w:lastRow="0" w:noHBand="0" w:noVBand="1" w:val="04A0"/>
+        <w:tblBorders>
+          <w:top w:val="single" w:sz="4" w:color="D9D9D9"/>
+          <w:left w:val="single" w:sz="4" w:color="D9D9D9"/>
+          <w:bottom w:val="single" w:sz="4" w:color="D9D9D9"/>
+          <w:right w:val="single" w:sz="4" w:color="D9D9D9"/>
+          <w:insideH w:val="single" w:sz="4" w:color="D9D9D9"/>
+          <w:insideV w:val="single" w:sz="4" w:color="D9D9D9"/>
+        </w:tblBorders>
+      </w:tblPr>
+      <w:tblGrid>
+        <w:gridCol w:w="5112"/>
+        <w:gridCol w:w="5112"/>
+      </w:tblGrid>
+      <w:tr>
+        <w:trPr>
+          <w:tblHeader/>
+          <w:cantSplit/>
+        </w:trPr>
+        <w:tc>
+          <w:tcPr>
+            <w:tcW w:type="dxa" w:w="5112"/>
+            <w:vAlign w:val="center"/>
+            <w:shd w:fill="D9D9D9" w:val="clear"/>
+          </w:tcPr>
+          <w:p>
+            <w:pPr>
+              <w:bidi w:val="0"/>
+              <w:jc w:val="start"/>
+            </w:pPr>
+            <w:r>
+              <w:rPr>
+                <w:lang w:val="pt-PT" w:bidi="pt-PT"/>
+                <w:b/>
+                <w:rtl w:val="0"/>
+              </w:rPr>
+              <w:t>Hook</w:t>
+            </w:r>
+          </w:p>
+        </w:tc>
+        <w:tc>
+          <w:tcPr>
+            <w:tcW w:type="dxa" w:w="5112"/>
+            <w:vAlign w:val="center"/>
+            <w:shd w:fill="D9D9D9" w:val="clear"/>
+          </w:tcPr>
+          <w:p>
+            <w:pPr>
+              <w:bidi w:val="0"/>
+              <w:jc w:val="start"/>
+            </w:pPr>
+            <w:r>
+              <w:rPr>
+                <w:lang w:val="pt-PT" w:bidi="pt-PT"/>
+                <w:b/>
+                <w:rtl w:val="0"/>
+              </w:rPr>
+              <w:t>Tipo e argumentos</w:t>
+            </w:r>
+          </w:p>
+        </w:tc>
+      </w:tr>
+      <w:tr>
+        <w:trPr>
+          <w:cantSplit/>
+        </w:trPr>
+        <w:tc>
+          <w:tcPr>
+            <w:tcW w:type="dxa" w:w="5112"/>
+            <w:vAlign w:val="center"/>
+          </w:tcPr>
+          <w:p>
+            <w:pPr>
+              <w:bidi w:val="0"/>
+              <w:jc w:val="start"/>
+            </w:pPr>
+            <w:r>
+              <w:rPr>
+                <w:lang w:val="pt-PT" w:bidi="pt-PT"/>
+                <w:rtl w:val="0"/>
+              </w:rPr>
+              <w:t>wcip_payment_method_semantics</w:t>
+            </w:r>
+          </w:p>
+        </w:tc>
+        <w:tc>
+          <w:tcPr>
+            <w:tcW w:type="dxa" w:w="5112"/>
+            <w:vAlign w:val="center"/>
+          </w:tcPr>
+          <w:p>
+            <w:r>
+              <w:t>string, WC_Order, gateway → string</w:t>
+            </w:r>
+          </w:p>
+        </w:tc>
+      </w:tr>
+      <w:tr>
+        <w:trPr>
+          <w:cantSplit/>
+        </w:trPr>
+        <w:tc>
+          <w:tcPr>
+            <w:tcW w:type="dxa" w:w="5112"/>
+            <w:vAlign w:val="center"/>
+          </w:tcPr>
+          <w:p>
+            <w:pPr>
+              <w:bidi w:val="0"/>
+              <w:jc w:val="start"/>
+            </w:pPr>
+            <w:r>
+              <w:rPr>
+                <w:lang w:val="pt-PT" w:bidi="pt-PT"/>
+                <w:rtl w:val="0"/>
+              </w:rPr>
+              <w:t>wcip_payment_confirmed</w:t>
+            </w:r>
+          </w:p>
+        </w:tc>
+        <w:tc>
+          <w:tcPr>
+            <w:tcW w:type="dxa" w:w="5112"/>
+            <w:vAlign w:val="center"/>
+          </w:tcPr>
+          <w:p>
+            <w:r>
+              <w:t>bool, WC_Order, semantics → bool</w:t>
+            </w:r>
+          </w:p>
+        </w:tc>
+      </w:tr>
+      <w:tr>
+        <w:trPr>
+          <w:cantSplit/>
+        </w:trPr>
+        <w:tc>
+          <w:tcPr>
+            <w:tcW w:type="dxa" w:w="5112"/>
+            <w:vAlign w:val="center"/>
+          </w:tcPr>
+          <w:p>
+            <w:pPr>
+              <w:bidi w:val="0"/>
+              <w:jc w:val="start"/>
+            </w:pPr>
+            <w:r>
+              <w:rPr>
+                <w:lang w:val="pt-PT" w:bidi="pt-PT"/>
+                <w:rtl w:val="0"/>
+              </w:rPr>
+              <w:t>wcip_fulfillment_eligible</w:t>
+            </w:r>
+          </w:p>
+        </w:tc>
+        <w:tc>
+          <w:tcPr>
+            <w:tcW w:type="dxa" w:w="5112"/>
+            <w:vAlign w:val="center"/>
+          </w:tcPr>
+          <w:p>
+            <w:pPr>
+              <w:bidi w:val="0"/>
+              <w:jc w:val="start"/>
+            </w:pPr>
+            <w:r>
+              <w:rPr>
+                <w:lang w:val="pt-PT" w:bidi="pt-PT"/>
+                <w:rtl w:val="0"/>
+              </w:rPr>
+              <w:t>bool, WC_Order → bool</w:t>
+            </w:r>
+          </w:p>
+        </w:tc>
+      </w:tr>
+      <w:tr>
+        <w:trPr>
+          <w:cantSplit/>
+        </w:trPr>
+        <w:tc>
+          <w:tcPr>
+            <w:tcW w:type="dxa" w:w="5112"/>
+            <w:vAlign w:val="center"/>
+          </w:tcPr>
+          <w:p>
+            <w:pPr>
+              <w:bidi w:val="0"/>
+              <w:jc w:val="start"/>
+            </w:pPr>
+            <w:r>
+              <w:rPr>
+                <w:lang w:val="pt-PT" w:bidi="pt-PT"/>
+                <w:rtl w:val="0"/>
+              </w:rPr>
+              <w:t>wcip_recipient_data</w:t>
+            </w:r>
+          </w:p>
+        </w:tc>
+        <w:tc>
+          <w:tcPr>
+            <w:tcW w:type="dxa" w:w="5112"/>
+            <w:vAlign w:val="center"/>
+          </w:tcPr>
+          <w:p>
+            <w:pPr>
+              <w:bidi w:val="0"/>
+              <w:jc w:val="start"/>
+            </w:pPr>
+            <w:r>
+              <w:rPr>
+                <w:lang w:val="pt-PT" w:bidi="pt-PT"/>
+                <w:rtl w:val="0"/>
+              </w:rPr>
+              <w:t>array, WC_Order → array</w:t>
+            </w:r>
+          </w:p>
+        </w:tc>
+      </w:tr>
+      <w:tr>
+        <w:trPr>
+          <w:cantSplit/>
+        </w:trPr>
+        <w:tc>
+          <w:tcPr>
+            <w:tcW w:type="dxa" w:w="5112"/>
+            <w:vAlign w:val="center"/>
+          </w:tcPr>
+          <w:p>
+            <w:pPr>
+              <w:bidi w:val="0"/>
+              <w:jc w:val="start"/>
+            </w:pPr>
+            <w:r>
+              <w:rPr>
+                <w:lang w:val="pt-PT" w:bidi="pt-PT"/>
+                <w:rtl w:val="0"/>
+              </w:rPr>
+              <w:t>wcip_item_weight</w:t>
+            </w:r>
+          </w:p>
+        </w:tc>
+        <w:tc>
+          <w:tcPr>
+            <w:tcW w:type="dxa" w:w="5112"/>
+            <w:vAlign w:val="center"/>
+          </w:tcPr>
+          <w:p>
+            <w:r>
+              <w:t>array, WC_Order_Item_Product, quantity → array</w:t>
+            </w:r>
+          </w:p>
+        </w:tc>
+      </w:tr>
+      <w:tr>
+        <w:trPr>
+          <w:cantSplit/>
+        </w:trPr>
+        <w:tc>
+          <w:tcPr>
+            <w:tcW w:type="dxa" w:w="5112"/>
+            <w:vAlign w:val="center"/>
+          </w:tcPr>
+          <w:p>
+            <w:pPr>
+              <w:bidi w:val="0"/>
+              <w:jc w:val="start"/>
+            </w:pPr>
+            <w:r>
+              <w:rPr>
+                <w:lang w:val="pt-PT" w:bidi="pt-PT"/>
+                <w:rtl w:val="0"/>
+              </w:rPr>
+              <w:t>wcip_print_filter_query_args</w:t>
+            </w:r>
+          </w:p>
+        </w:tc>
+        <w:tc>
+          <w:tcPr>
+            <w:tcW w:type="dxa" w:w="5112"/>
+            <w:vAlign w:val="center"/>
+          </w:tcPr>
+          <w:p>
+            <w:pPr>
+              <w:bidi w:val="0"/>
+              <w:jc w:val="start"/>
+            </w:pPr>
+            <w:r>
+              <w:rPr>
+                <w:lang w:val="pt-PT" w:bidi="pt-PT"/>
+                <w:rtl w:val="0"/>
+              </w:rPr>
+              <w:t>array → array</w:t>
+            </w:r>
+          </w:p>
+        </w:tc>
+      </w:tr>
+      <w:tr>
+        <w:trPr>
+          <w:cantSplit/>
+        </w:trPr>
+        <w:tc>
+          <w:tcPr>
+            <w:tcW w:type="dxa" w:w="5112"/>
+            <w:vAlign w:val="center"/>
+          </w:tcPr>
+          <w:p>
+            <w:pPr>
+              <w:bidi w:val="0"/>
+              <w:jc w:val="start"/>
+            </w:pPr>
+            <w:r>
+              <w:rPr>
+                <w:lang w:val="pt-PT" w:bidi="pt-PT"/>
+                <w:rtl w:val="0"/>
+              </w:rPr>
+              <w:t>wcip_can_access_order</w:t>
+            </w:r>
+          </w:p>
+        </w:tc>
+        <w:tc>
+          <w:tcPr>
+            <w:tcW w:type="dxa" w:w="5112"/>
+            <w:vAlign w:val="center"/>
+          </w:tcPr>
+          <w:p>
+            <w:pPr>
+              <w:bidi w:val="0"/>
+              <w:jc w:val="start"/>
+            </w:pPr>
+            <w:r>
+              <w:rPr>
+                <w:lang w:val="pt-PT" w:bidi="pt-PT"/>
+                <w:rtl w:val="0"/>
+              </w:rPr>
+              <w:t>bool, WC_Order, capability → bool</w:t>
+            </w:r>
+          </w:p>
+        </w:tc>
+      </w:tr>
+      <w:tr>
+        <w:trPr>
+          <w:cantSplit/>
+        </w:trPr>
+        <w:tc>
+          <w:tcPr>
+            <w:tcW w:type="dxa" w:w="5112"/>
+            <w:vAlign w:val="center"/>
+          </w:tcPr>
+          <w:p>
+            <w:pPr>
+              <w:bidi w:val="0"/>
+              <w:jc w:val="start"/>
+            </w:pPr>
+            <w:r>
+              <w:rPr>
+                <w:lang w:val="pt-PT" w:bidi="pt-PT"/>
+                <w:rtl w:val="0"/>
+              </w:rPr>
+              <w:t>wcip_print_confirmed</w:t>
+            </w:r>
+          </w:p>
+        </w:tc>
+        <w:tc>
+          <w:tcPr>
+            <w:tcW w:type="dxa" w:w="5112"/>
+            <w:vAlign w:val="center"/>
+          </w:tcPr>
+          <w:p>
+            <w:pPr>
+              <w:bidi w:val="0"/>
+              <w:jc w:val="start"/>
+            </w:pPr>
+            <w:r>
+              <w:rPr>
+                <w:lang w:val="pt-PT" w:bidi="pt-PT"/>
+                <w:rtl w:val="0"/>
+              </w:rPr>
+              <w:t>job array; after commit</w:t>
+            </w:r>
+          </w:p>
+        </w:tc>
+      </w:tr>
+      <w:tr>
+        <w:trPr>
+          <w:cantSplit/>
+        </w:trPr>
+        <w:tc>
+          <w:tcPr>
+            <w:tcW w:type="dxa" w:w="5112"/>
+            <w:vAlign w:val="center"/>
+          </w:tcPr>
+          <w:p>
+            <w:pPr>
+              <w:bidi w:val="0"/>
+              <w:jc w:val="start"/>
+            </w:pPr>
+            <w:r>
+              <w:rPr>
+                <w:lang w:val="pt-PT" w:bidi="pt-PT"/>
+                <w:rtl w:val="0"/>
+              </w:rPr>
+              <w:t>wcip_fulfillment_changed</w:t>
+            </w:r>
+          </w:p>
+        </w:tc>
+        <w:tc>
+          <w:tcPr>
+            <w:tcW w:type="dxa" w:w="5112"/>
+            <w:vAlign w:val="center"/>
+          </w:tcPr>
+          <w:p>
+            <w:pPr>
+              <w:bidi w:val="0"/>
+              <w:jc w:val="start"/>
+            </w:pPr>
+            <w:r>
+              <w:rPr>
+                <w:lang w:val="pt-PT" w:bidi="pt-PT"/>
+                <w:rtl w:val="0"/>
+              </w:rPr>
+              <w:t>state array, event string; after commit</w:t>
+            </w:r>
+          </w:p>
+        </w:tc>
+      </w:tr>
+      <w:tr>
+        <w:trPr>
+          <w:cantSplit/>
+        </w:trPr>
+        <w:tc>
+          <w:tcPr>
+            <w:tcW w:type="dxa" w:w="5112"/>
+            <w:vAlign w:val="center"/>
+          </w:tcPr>
+          <w:p>
+            <w:pPr>
+              <w:bidi w:val="0"/>
+              <w:jc w:val="start"/>
+            </w:pPr>
+            <w:r>
+              <w:rPr>
+                <w:lang w:val="pt-PT" w:bidi="pt-PT"/>
+                <w:rtl w:val="0"/>
+              </w:rPr>
+              <w:t>wcip_export_adapter</w:t>
+            </w:r>
+          </w:p>
+        </w:tc>
+        <w:tc>
+          <w:tcPr>
+            <w:tcW w:type="dxa" w:w="5112"/>
+            <w:vAlign w:val="center"/>
+          </w:tcPr>
+          <w:p>
+            <w:pPr>
+              <w:bidi w:val="0"/>
+              <w:jc w:val="start"/>
+            </w:pPr>
+            <w:r>
+              <w:rPr>
+                <w:lang w:val="pt-PT" w:bidi="pt-PT"/>
+                <w:rtl w:val="0"/>
+              </w:rPr>
+              <w:t>ExportAdapterInterface, SettingsRepository → adapter</w:t>
+            </w:r>
+          </w:p>
+        </w:tc>
+      </w:tr>
+      <w:tr>
+        <w:trPr>
+          <w:cantSplit/>
+        </w:trPr>
+        <w:tc>
+          <w:tcPr>
+            <w:tcW w:type="dxa" w:w="5112"/>
+            <w:vAlign w:val="center"/>
+          </w:tcPr>
+          <w:p>
+            <w:pPr>
+              <w:bidi w:val="0"/>
+              <w:jc w:val="start"/>
+            </w:pPr>
+            <w:r>
+              <w:rPr>
+                <w:lang w:val="pt-PT" w:bidi="pt-PT"/>
+                <w:rtl w:val="0"/>
+              </w:rPr>
+              <w:t>wcip_export_payload</w:t>
+            </w:r>
+          </w:p>
+        </w:tc>
+        <w:tc>
+          <w:tcPr>
+            <w:tcW w:type="dxa" w:w="5112"/>
+            <w:vAlign w:val="center"/>
+          </w:tcPr>
+          <w:p>
+            <w:pPr>
+              <w:bidi w:val="0"/>
+              <w:jc w:val="start"/>
+            </w:pPr>
+            <w:r>
+              <w:rPr>
+                <w:lang w:val="pt-PT" w:bidi="pt-PT"/>
+                <w:rtl w:val="0"/>
+              </w:rPr>
+              <w:t>array, WC_Order, package_id → array</w:t>
+            </w:r>
+          </w:p>
+        </w:tc>
+      </w:tr>
+    </w:tbl>
+    <w:p>
+      <w:pPr>
+        <w:spacing w:before="0" w:after="0" w:line="20" w:lineRule="exact"/>
+      </w:pPr>
+    </w:p>
+    <w:tbl>
+      <w:tblPr>
+        <w:tblW w:type="auto" w:w="0"/>
+        <w:tblLook w:firstColumn="1" w:firstRow="1" w:lastColumn="0" w:lastRow="0" w:noHBand="0" w:noVBand="1" w:val="04A0"/>
+        <w:tblBorders>
+          <w:top w:val="single" w:sz="4" w:color="D9D9D9"/>
+          <w:left w:val="single" w:sz="4" w:color="D9D9D9"/>
+          <w:bottom w:val="single" w:sz="4" w:color="D9D9D9"/>
+          <w:right w:val="single" w:sz="4" w:color="D9D9D9"/>
+          <w:insideH w:val="single" w:sz="4" w:color="D9D9D9"/>
+          <w:insideV w:val="single" w:sz="4" w:color="D9D9D9"/>
+        </w:tblBorders>
+      </w:tblPr>
+      <w:tblGrid>
+        <w:gridCol w:w="5112"/>
+        <w:gridCol w:w="5112"/>
+      </w:tblGrid>
+      <w:tr>
+        <w:trPr>
+          <w:tblHeader/>
+          <w:cantSplit/>
+        </w:trPr>
+        <w:tc>
+          <w:tcPr>
+            <w:tcW w:type="dxa" w:w="5112"/>
+            <w:vAlign w:val="center"/>
+            <w:shd w:fill="D9D9D9" w:val="clear"/>
+          </w:tcPr>
+          <w:p>
+            <w:pPr>
+              <w:bidi w:val="0"/>
+              <w:jc w:val="start"/>
+            </w:pPr>
+            <w:r>
+              <w:rPr>
+                <w:lang w:val="pt-PT" w:bidi="pt-PT"/>
+                <w:b/>
+                <w:rtl w:val="0"/>
+              </w:rPr>
+              <w:t>Método e rota</w:t>
+            </w:r>
+          </w:p>
+        </w:tc>
+        <w:tc>
+          <w:tcPr>
+            <w:tcW w:type="dxa" w:w="5112"/>
+            <w:vAlign w:val="center"/>
+            <w:shd w:fill="D9D9D9" w:val="clear"/>
+          </w:tcPr>
+          <w:p>
+            <w:pPr>
+              <w:bidi w:val="0"/>
+              <w:jc w:val="start"/>
+            </w:pPr>
+            <w:r>
+              <w:rPr>
+                <w:lang w:val="pt-PT" w:bidi="pt-PT"/>
+                <w:b/>
+                <w:rtl w:val="0"/>
+              </w:rPr>
+              <w:t>Permissão necessária</w:t>
+            </w:r>
+          </w:p>
+        </w:tc>
+      </w:tr>
+      <w:tr>
+        <w:trPr>
+          <w:cantSplit/>
+        </w:trPr>
+        <w:tc>
+          <w:tcPr>
+            <w:tcW w:type="dxa" w:w="5112"/>
+            <w:vAlign w:val="center"/>
+          </w:tcPr>
+          <w:p>
+            <w:pPr>
+              <w:bidi w:val="0"/>
+              <w:jc w:val="start"/>
+            </w:pPr>
+            <w:r>
+              <w:rPr>
+                <w:lang w:val="pt-PT" w:bidi="pt-PT"/>
+                <w:rtl w:val="0"/>
+              </w:rPr>
+              <w:t>POST /reconciliation/preview</w:t>
+            </w:r>
+          </w:p>
+        </w:tc>
+        <w:tc>
+          <w:tcPr>
+            <w:tcW w:type="dxa" w:w="5112"/>
+            <w:vAlign w:val="center"/>
+          </w:tcPr>
+          <w:p>
+            <w:pPr>
+              <w:bidi w:val="0"/>
+              <w:jc w:val="start"/>
+            </w:pPr>
+            <w:r>
+              <w:rPr>
+                <w:lang w:val="pt-PT" w:bidi="pt-PT"/>
+                <w:rtl w:val="0"/>
+              </w:rPr>
+              <w:t>wcip_manage_settings + wcip_print_invoices</w:t>
+            </w:r>
+          </w:p>
+        </w:tc>
+      </w:tr>
+      <w:tr>
+        <w:trPr>
+          <w:cantSplit/>
+        </w:trPr>
+        <w:tc>
+          <w:tcPr>
+            <w:tcW w:type="dxa" w:w="5112"/>
+            <w:vAlign w:val="center"/>
+          </w:tcPr>
+          <w:p>
+            <w:pPr>
+              <w:bidi w:val="0"/>
+              <w:jc w:val="start"/>
+            </w:pPr>
+            <w:r>
+              <w:rPr>
+                <w:lang w:val="pt-PT" w:bidi="pt-PT"/>
+                <w:rtl w:val="0"/>
+              </w:rPr>
+              <w:t>POST /reconciliation/enqueue</w:t>
+            </w:r>
+          </w:p>
+        </w:tc>
+        <w:tc>
+          <w:tcPr>
+            <w:tcW w:type="dxa" w:w="5112"/>
+            <w:vAlign w:val="center"/>
+          </w:tcPr>
+          <w:p>
+            <w:pPr>
+              <w:bidi w:val="0"/>
+              <w:jc w:val="start"/>
+            </w:pPr>
+            <w:r>
+              <w:rPr>
+                <w:lang w:val="pt-PT" w:bidi="pt-PT"/>
+                <w:rtl w:val="0"/>
+              </w:rPr>
+              <w:t>same + user-bound token + confirm:true</w:t>
+            </w:r>
+          </w:p>
+        </w:tc>
+      </w:tr>
+      <w:tr>
+        <w:trPr>
+          <w:cantSplit/>
+        </w:trPr>
+        <w:tc>
+          <w:tcPr>
+            <w:tcW w:type="dxa" w:w="5112"/>
+            <w:vAlign w:val="center"/>
+          </w:tcPr>
+          <w:p>
+            <w:pPr>
+              <w:bidi w:val="0"/>
+              <w:jc w:val="start"/>
+            </w:pPr>
+            <w:r>
+              <w:rPr>
+                <w:lang w:val="pt-PT" w:bidi="pt-PT"/>
+                <w:rtl w:val="0"/>
+              </w:rPr>
+              <w:t>POST /scan</w:t>
+            </w:r>
+          </w:p>
+        </w:tc>
+        <w:tc>
+          <w:tcPr>
+            <w:tcW w:type="dxa" w:w="5112"/>
+            <w:vAlign w:val="center"/>
+          </w:tcPr>
+          <w:p>
+            <w:pPr>
+              <w:bidi w:val="0"/>
+              <w:jc w:val="start"/>
+            </w:pPr>
+            <w:r>
+              <w:rPr>
+                <w:lang w:val="pt-PT" w:bidi="pt-PT"/>
+                <w:rtl w:val="0"/>
+              </w:rPr>
+              <w:t>wcip_scan_orders + order access</w:t>
+            </w:r>
+          </w:p>
+        </w:tc>
+      </w:tr>
+      <w:tr>
+        <w:trPr>
+          <w:cantSplit/>
+        </w:trPr>
+        <w:tc>
+          <w:tcPr>
+            <w:tcW w:type="dxa" w:w="5112"/>
+            <w:vAlign w:val="center"/>
+          </w:tcPr>
+          <w:p>
+            <w:pPr>
+              <w:bidi w:val="0"/>
+              <w:jc w:val="start"/>
+            </w:pPr>
+            <w:r>
+              <w:rPr>
+                <w:lang w:val="pt-PT" w:bidi="pt-PT"/>
+                <w:rtl w:val="0"/>
+              </w:rPr>
+              <w:t>POST /fulfillment/{id}</w:t>
+            </w:r>
+          </w:p>
+        </w:tc>
+        <w:tc>
+          <w:tcPr>
+            <w:tcW w:type="dxa" w:w="5112"/>
+            <w:vAlign w:val="center"/>
+          </w:tcPr>
+          <w:p>
+            <w:pPr>
+              <w:bidi w:val="0"/>
+              <w:jc w:val="start"/>
+            </w:pPr>
+            <w:r>
+              <w:rPr>
+                <w:lang w:val="pt-PT" w:bidi="pt-PT"/>
+                <w:rtl w:val="0"/>
+              </w:rPr>
+              <w:t>wcip_manage_fulfillment + order access + revision</w:t>
+            </w:r>
+          </w:p>
+        </w:tc>
+      </w:tr>
+      <w:tr>
+        <w:trPr>
+          <w:cantSplit/>
+        </w:trPr>
+        <w:tc>
+          <w:tcPr>
+            <w:tcW w:type="dxa" w:w="5112"/>
+            <w:vAlign w:val="center"/>
+          </w:tcPr>
+          <w:p>
+            <w:pPr>
+              <w:bidi w:val="0"/>
+              <w:jc w:val="start"/>
+            </w:pPr>
+            <w:r>
+              <w:rPr>
+                <w:lang w:val="pt-PT" w:bidi="pt-PT"/>
+                <w:rtl w:val="0"/>
+              </w:rPr>
+              <w:t>POST /exports</w:t>
+            </w:r>
+          </w:p>
+        </w:tc>
+        <w:tc>
+          <w:tcPr>
+            <w:tcW w:type="dxa" w:w="5112"/>
+            <w:vAlign w:val="center"/>
+          </w:tcPr>
+          <w:p>
+            <w:pPr>
+              <w:bidi w:val="0"/>
+              <w:jc w:val="start"/>
+            </w:pPr>
+            <w:r>
+              <w:rPr>
+                <w:lang w:val="pt-PT" w:bidi="pt-PT"/>
+                <w:rtl w:val="0"/>
+              </w:rPr>
+              <w:t>wcip_export_orders + order access + event_key</w:t>
+            </w:r>
+          </w:p>
+        </w:tc>
+      </w:tr>
+      <w:tr>
+        <w:trPr>
+          <w:cantSplit/>
+        </w:trPr>
+        <w:tc>
+          <w:tcPr>
+            <w:tcW w:type="dxa" w:w="5112"/>
+            <w:vAlign w:val="center"/>
+          </w:tcPr>
+          <w:p>
+            <w:pPr>
+              <w:bidi w:val="0"/>
+              <w:jc w:val="start"/>
+            </w:pPr>
+            <w:r>
+              <w:rPr>
+                <w:lang w:val="pt-PT" w:bidi="pt-PT"/>
+                <w:rtl w:val="0"/>
+              </w:rPr>
+              <w:t>GET /exports/history</w:t>
+            </w:r>
+          </w:p>
+        </w:tc>
+        <w:tc>
+          <w:tcPr>
+            <w:tcW w:type="dxa" w:w="5112"/>
+            <w:vAlign w:val="center"/>
+          </w:tcPr>
+          <w:p>
+            <w:pPr>
+              <w:bidi w:val="0"/>
+              <w:jc w:val="start"/>
+            </w:pPr>
+            <w:r>
+              <w:rPr>
+                <w:lang w:val="pt-PT" w:bidi="pt-PT"/>
+                <w:rtl w:val="0"/>
+              </w:rPr>
+              <w:t>wcip_export_orders</w:t>
+            </w:r>
+          </w:p>
+        </w:tc>
+      </w:tr>
+      <w:tr>
+        <w:trPr>
+          <w:cantSplit/>
+        </w:trPr>
+        <w:tc>
+          <w:tcPr>
+            <w:tcW w:type="dxa" w:w="5112"/>
+            <w:vAlign w:val="center"/>
+          </w:tcPr>
+          <w:p>
+            <w:pPr>
+              <w:bidi w:val="0"/>
+              <w:jc w:val="start"/>
+            </w:pPr>
+            <w:r>
+              <w:rPr>
+                <w:lang w:val="pt-PT" w:bidi="pt-PT"/>
+                <w:rtl w:val="0"/>
+              </w:rPr>
+              <w:t>POST /exports/test</w:t>
+            </w:r>
+          </w:p>
+        </w:tc>
+        <w:tc>
+          <w:tcPr>
+            <w:tcW w:type="dxa" w:w="5112"/>
+            <w:vAlign w:val="center"/>
+          </w:tcPr>
+          <w:p>
+            <w:pPr>
+              <w:bidi w:val="0"/>
+              <w:jc w:val="start"/>
+            </w:pPr>
+            <w:r>
+              <w:rPr>
+                <w:lang w:val="pt-PT" w:bidi="pt-PT"/>
+                <w:rtl w:val="0"/>
+              </w:rPr>
+              <w:t>wcip_export_orders + wcip_manage_settings</w:t>
+            </w:r>
+          </w:p>
+        </w:tc>
+      </w:tr>
+      <w:tr>
+        <w:trPr>
+          <w:cantSplit/>
+        </w:trPr>
+        <w:tc>
+          <w:tcPr>
+            <w:tcW w:type="dxa" w:w="5112"/>
+            <w:vAlign w:val="center"/>
+          </w:tcPr>
+          <w:p>
+            <w:pPr>
+              <w:bidi w:val="0"/>
+              <w:jc w:val="start"/>
+            </w:pPr>
+            <w:r>
+              <w:rPr>
+                <w:lang w:val="pt-PT" w:bidi="pt-PT"/>
+                <w:rtl w:val="0"/>
+              </w:rPr>
+              <w:t>GET /diagnostics</w:t>
+            </w:r>
+          </w:p>
+        </w:tc>
+        <w:tc>
+          <w:tcPr>
+            <w:tcW w:type="dxa" w:w="5112"/>
+            <w:vAlign w:val="center"/>
+          </w:tcPr>
+          <w:p>
+            <w:pPr>
+              <w:bidi w:val="0"/>
+              <w:jc w:val="start"/>
+            </w:pPr>
+            <w:r>
+              <w:rPr>
+                <w:lang w:val="pt-PT" w:bidi="pt-PT"/>
+                <w:rtl w:val="0"/>
+              </w:rPr>
+              <w:t>wcip_manage_settings + wcip_print_invoices</w:t>
+            </w:r>
+          </w:p>
+        </w:tc>
+      </w:tr>
+    </w:tbl>
+    <w:p>
+      <w:pPr>
+        <w:pStyle w:val="Code"/>
+        <w:bidi w:val="0"/>
+        <w:jc w:val="start"/>
+      </w:pPr>
+      <w:r>
+        <w:rPr>
+          <w:lang w:val="pt-PT" w:bidi="pt-PT"/>
+          <w:rtl w:val="0"/>
+        </w:rPr>
+        <w:t>TemplateDefinition(id, name, description, paper_size, orientation, supports_rtl, file_path, document_type = "invoice")</w:t>
+      </w:r>
+    </w:p>
+    <w:p>
+      <w:pPr>
+        <w:pStyle w:val="Code"/>
+        <w:bidi w:val="0"/>
+        <w:jc w:val="start"/>
+      </w:pPr>
+      <w:r>
+        <w:rPr>
+          <w:lang w:val="pt-PT" w:bidi="pt-PT"/>
+          <w:rtl w:val="0"/>
+        </w:rPr>
+        <w:t>document_type: invoice | shipping_label | packing_list</w:t>
+        <w:br/>
+        <w:t>ExportAdapterInterface: id(), capabilities(), validate_configuration(), test_connection(), submit(payload, idempotency_key)</w:t>
+      </w:r>
+    </w:p>
+    <w:p>
+      <w:pPr>
+        <w:pStyle w:val="Code"/>
+        <w:bidi w:val="0"/>
+        <w:jc w:val="start"/>
+      </w:pPr>
+      <w:r>
+        <w:rPr>
+          <w:lang w:val="pt-PT" w:bidi="pt-PT"/>
+          <w:rtl w:val="0"/>
+        </w:rPr>
+        <w:t>wcip_runtime_leases · wcip_document_references · wcip_fulfillment · wcip_fulfillment_events · wcip_export_outbox</w:t>
+      </w:r>
+    </w:p>
+    <w:p>
+      <w:pPr>
+        <w:bidi w:val="0"/>
+        <w:jc w:val="start"/>
+      </w:pPr>
+      <w:r>
+        <w:rPr>
+          <w:lang w:val="pt-PT" w:bidi="pt-PT" w:eastAsia="pt-PT"/>
+          <w:color w:val="000000"/>
+          <w:rtl w:val="0"/>
+          <w:rFonts w:ascii="Arial" w:hAnsi="Arial" w:eastAsia="Arial" w:cs="Arial"/>
+        </w:rPr>
+        <w:t>1.3.0: Use apenas aplicações e fornecedores abertos sem subscrição ou cobrança obrigatória por tarefa. CUPS substitui o serviço comercial anterior. A atualização elimina credenciais, desativa a automatização, cancela tarefas pendentes e marca as em curso como unknown. O histórico confirmado fica guardado; tarefas antigas não passam para CUPS. Configure CUPS novamente e verifique fila e papel antes de reimprimir. Pare os processos e faça cópia de segurança antes da atualização. Edite DOCX com LibreOffice.</w:t>
+      </w:r>
+    </w:p>
+    <w:p>
+      <w:pPr>
+        <w:pStyle w:val="Code"/>
+        <w:bidi w:val="0"/>
+        <w:spacing w:before="0" w:after="0"/>
+        <w:jc w:val="start"/>
+      </w:pPr>
+      <w:r>
+        <w:rPr>
+          <w:lang w:val="en-US" w:bidi="en-US" w:eastAsia="en-US"/>
+          <w:color w:val="000000"/>
+          <w:rtl w:val="0"/>
+          <w:rFonts w:ascii="Courier New" w:hAnsi="Courier New" w:eastAsia="Courier New" w:cs="Courier New"/>
+        </w:rPr>
+        <w:t>cups_endpoint: HTTPS origin 443/631; cups_printer_id: exact queue</w:t>
+        <w:br/>
+        <w:t>cups_username · cups_password · provider_id=cups</w:t>
+        <w:br/>
+        <w:t>WCIP_CUPS_PASSWORD · WCIP_CUPS_TRUSTED_HOSTS · WCIP_CUPS_CA_BUNDLE</w:t>
+        <w:br/>
+        <w:t>Migration 1.3.0 · schema 1.4.0 · docs/open-source-printing.md</w:t>
+      </w:r>
+    </w:p>
+    <w:p>
+      <w:pPr>
+        <w:pStyle w:val="Heading1"/>
+        <w:bidi w:val="0"/>
+        <w:jc w:val="start"/>
+      </w:pPr>
+      <w:r>
+        <w:rPr>
+          <w:lang w:val="pt-PT" w:bidi="pt-PT" w:eastAsia="pt-PT"/>
+          <w:color w:val="000000"/>
+          <w:rtl w:val="0"/>
+          <w:rFonts w:ascii="Arial" w:hAnsi="Arial" w:eastAsia="Arial" w:cs="Arial"/>
+        </w:rPr>
+        <w:t>Impressão automática em várias plataformas</w:t>
+      </w:r>
+    </w:p>
+    <w:p>
+      <w:pPr>
+        <w:bidi w:val="0"/>
+        <w:jc w:val="start"/>
+      </w:pPr>
+      <w:r>
+        <w:rPr>
+          <w:lang w:val="pt-PT" w:bidi="pt-PT" w:eastAsia="pt-PT"/>
+          <w:color w:val="000000"/>
+          <w:rtl w:val="0"/>
+          <w:rFonts w:ascii="Arial" w:hAnsi="Arial" w:eastAsia="Arial" w:cs="Arial"/>
+        </w:rPr>
+        <w:t>WordPress instala-se em qualquer OS anfitrião compatível, com alojamento partilhado, VPS ou servidor dedicado. Exige extensões PHP declaradas, espaço temporário gravável e HTTPS REST com palavras-passe de aplicação. O anfitrião não precisa de software de impressão ou comandos shell. O computador de impressão precisa de Python 3.10+ e HTTPS de saída: SumatraPDF aberto e gratuito em Windows, CUPS lp em Linux/macOS. Mantenha o computador ativo e a impressora pronta.</w:t>
+      </w:r>
+    </w:p>
+    <w:p>
+      <w:pPr>
+        <w:bidi w:val="0"/>
+        <w:jc w:val="start"/>
+      </w:pPr>
+      <w:r>
+        <w:rPr>
+          <w:lang w:val="pt-PT" w:bidi="pt-PT" w:eastAsia="pt-PT"/>
+          <w:color w:val="000000"/>
+          <w:rtl w:val="0"/>
+          <w:rFonts w:ascii="Arial" w:hAnsi="Arial" w:eastAsia="Arial" w:cs="Arial"/>
+        </w:rPr>
+        <w:t>Crie um utilizador dedicado Agente de impressão e palavra-passe de aplicação. Associe em Printers o ID numérico e a fila lógica com maiúsculas exatas; copie o URL REST apresentado para a configuração local. Associe impressora instalada e caminho executável; passe o segredo pelo ambiente. Confira impressão manual e papel antes de ativar. Em Windows use Task Scheduler na entrada do utilizador de impressão; em Linux/macOS, o gestor de serviços. Mantenha execução contínua sem navegador.</w:t>
+      </w:r>
+    </w:p>
+    <w:p>
+      <w:pPr>
+        <w:bidi w:val="0"/>
+        <w:jc w:val="start"/>
+      </w:pPr>
+      <w:r>
+        <w:rPr>
+          <w:lang w:val="pt-PT" w:bidi="pt-PT" w:eastAsia="pt-PT"/>
+          <w:color w:val="000000"/>
+          <w:rtl w:val="0"/>
+          <w:rFonts w:ascii="Arial" w:hAnsi="Arial" w:eastAsia="Arial" w:cs="Arial"/>
+        </w:rPr>
+        <w:t>Descarregar PDF só permite imprimir após start bem-sucedido. A reserva preparada expira em 600 segundos e pode ser retomada; uma iniciada expirada torna-se unknown. O diário SQLite durável regista a tentativa antes da impressora. Após falha comunica incerteza sem imprimir novamente; repetir recibos não imprime. Preserve o diário nas atualizações e proteja diário/palavra-passe. submitted significa aceitação do spooler, não confirmação de papel.</w:t>
+      </w:r>
+    </w:p>
+    <w:p>
+      <w:pPr>
+        <w:bidi w:val="0"/>
+        <w:jc w:val="start"/>
+      </w:pPr>
+      <w:r>
+        <w:rPr>
+          <w:lang w:val="pt-PT" w:bidi="pt-PT" w:eastAsia="pt-PT"/>
+          <w:color w:val="000000"/>
+          <w:rtl w:val="0"/>
+          <w:rFonts w:ascii="Arial" w:hAnsi="Arial" w:eastAsia="Arial" w:cs="Arial"/>
+        </w:rPr>
+        <w:t>O papel do agente tem apenas read e wcip_run_print_agent. Claim/start/receipt exigem HTTPS, autenticação real com palavra-passe de aplicação, utilizador/fila associados e token atual. O plugin guarda hashes de tokens, valida tamanho/hash PDF e revê elegibilidade antes de start. Amplie o backend com argumentos fixos sem shell; preserve ordem do diário e gestão de incerteza. Teste OS nativos e hardware real antes de instalar.</w:t>
+      </w:r>
+    </w:p>
+    <w:p>
+      <w:pPr>
+        <w:pStyle w:val="Code"/>
+        <w:bidi w:val="0"/>
+        <w:jc w:val="start"/>
+      </w:pPr>
+      <w:r>
+        <w:rPr>
+          <w:lang w:val="en-US" w:bidi="en-US" w:eastAsia="en-US"/>
+          <w:color w:val="000000"/>
+          <w:rtl w:val="0"/>
+          <w:rFonts w:ascii="Courier New" w:hAnsi="Courier New" w:eastAsia="Courier New" w:cs="Courier New"/>
+        </w:rPr>
+        <w:t>automatic_provider: agent | cups</w:t>
+        <w:br/>
+        <w:t>agent_user_id: paired numeric WordPress user ID</w:t>
+        <w:br/>
+        <w:t>agent_queue: Office (exact case, same on both sides)</w:t>
+        <w:br/>
+        <w:t>POST /agent/claim: route</w:t>
+        <w:br/>
+        <w:t>POST /agent/jobs/{id}/start: token</w:t>
+        <w:br/>
+        <w:t>POST /agent/jobs/{id}/receipt: token, outcome</w:t>
+        <w:br/>
+        <w:t>outcome: submitted | unknown | failed</w:t>
+      </w:r>
+    </w:p>
+    <w:p>
+      <w:pPr>
+        <w:pStyle w:val="Code"/>
+        <w:bidi w:val="0"/>
+        <w:jc w:val="start"/>
+      </w:pPr>
+      <w:r>
+        <w:rPr>
+          <w:lang w:val="en-US" w:bidi="en-US" w:eastAsia="en-US"/>
+          <w:color w:val="000000"/>
+          <w:rtl w:val="0"/>
+          <w:rFonts w:ascii="Courier New" w:hAnsi="Courier New" w:eastAsia="Courier New" w:cs="Courier New"/>
+        </w:rPr>
+        <w:t>print-agent/config.example.json -&gt; private config.json</w:t>
+        <w:br/>
+        <w:t>WCIP_AGENT_PASSWORD: WordPress Application Password</w:t>
+        <w:br/>
+        <w:t>Windows: python wcip_agent.py --config config.json</w:t>
+        <w:br/>
+        <w:t>Linux/macOS: python3 wcip_agent.py --config config.json</w:t>
+        <w:br/>
+        <w:t>Local backend: sumatra (Windows) | cups (Linux/macOS)</w:t>
+        <w:br/>
+        <w:t>Backend executable: SumatraPDF.exe | /usr/bin/lp</w:t>
+        <w:br/>
+        <w:t>Queue mapping: route -&gt; printer (local installed name)</w:t>
+        <w:br/>
+        <w:t>Private journal: state.sqlite3 (preserve on restart)</w:t>
+        <w:br/>
+        <w:t>python3 -m unittest discover -s print-agent -p "test_*.py"</w:t>
+        <w:br/>
+        <w:t>docs/cross-platform-printing.md · print-agent/README.md</w:t>
+      </w:r>
+    </w:p>
     <w:sectPr>
       <w:headerReference w:type="default" r:id="rId9"/>
       <w:footerReference w:type="default" r:id="rId10"/>
+      <w:headerReference w:type="first" r:id="rId11"/>
+      <w:footerReference w:type="first" r:id="rId12"/>
+      <w:headerReference w:type="even" r:id="rId13"/>
+      <w:footerReference w:type="even" r:id="rId14"/>
       <w:pgSz w:w="12240" w:h="15840"/>
       <w:pgMar w:top="1008" w:right="1008" w:bottom="1008" w:left="1008" w:header="432" w:footer="432" w:gutter="0"/>
       <w:cols w:space="720"/>
@@ -31672,6 +24891,26 @@
 </w:ftr>
 </file>
 
+<file path=word/footer2.xml><?xml version="1.0" encoding="utf-8"?>
+<w:ftr xmlns:m="http://schemas.openxmlformats.org/officeDocument/2006/math" xmlns:mc="http://schemas.openxmlformats.org/markup-compatibility/2006" xmlns:mo="http://schemas.microsoft.com/office/mac/office/2008/main" xmlns:mv="urn:schemas-microsoft-com:mac:vml" xmlns:o="urn:schemas-microsoft-com:office:office" xmlns:r="http://schemas.openxmlformats.org/officeDocument/2006/relationships" xmlns:v="urn:schemas-microsoft-com:vml" xmlns:w10="urn:schemas-microsoft-com:office:word" xmlns:w14="http://schemas.microsoft.com/office/word/2010/wordml" xmlns:w="http://schemas.openxmlformats.org/wordprocessingml/2006/main" xmlns:wne="http://schemas.microsoft.com/office/word/2006/wordml" xmlns:wp14="http://schemas.microsoft.com/office/word/2010/wordprocessingDrawing" xmlns:wp="http://schemas.openxmlformats.org/drawingml/2006/wordprocessingDrawing" xmlns:wpc="http://schemas.microsoft.com/office/word/2010/wordprocessingCanvas" xmlns:wpg="http://schemas.microsoft.com/office/word/2010/wordprocessingGroup" xmlns:wpi="http://schemas.microsoft.com/office/word/2010/wordprocessingInk" xmlns:wps="http://schemas.microsoft.com/office/word/2010/wordprocessingShape" mc:Ignorable="w14 wp14">
+  <w:p>
+    <w:pPr>
+      <w:pStyle w:val="Footer"/>
+    </w:pPr>
+  </w:p>
+</w:ftr>
+</file>
+
+<file path=word/footer3.xml><?xml version="1.0" encoding="utf-8"?>
+<w:ftr xmlns:m="http://schemas.openxmlformats.org/officeDocument/2006/math" xmlns:mc="http://schemas.openxmlformats.org/markup-compatibility/2006" xmlns:mo="http://schemas.microsoft.com/office/mac/office/2008/main" xmlns:mv="urn:schemas-microsoft-com:mac:vml" xmlns:o="urn:schemas-microsoft-com:office:office" xmlns:r="http://schemas.openxmlformats.org/officeDocument/2006/relationships" xmlns:v="urn:schemas-microsoft-com:vml" xmlns:w10="urn:schemas-microsoft-com:office:word" xmlns:w14="http://schemas.microsoft.com/office/word/2010/wordml" xmlns:w="http://schemas.openxmlformats.org/wordprocessingml/2006/main" xmlns:wne="http://schemas.microsoft.com/office/word/2006/wordml" xmlns:wp14="http://schemas.microsoft.com/office/word/2010/wordprocessingDrawing" xmlns:wp="http://schemas.openxmlformats.org/drawingml/2006/wordprocessingDrawing" xmlns:wpc="http://schemas.microsoft.com/office/word/2010/wordprocessingCanvas" xmlns:wpg="http://schemas.microsoft.com/office/word/2010/wordprocessingGroup" xmlns:wpi="http://schemas.microsoft.com/office/word/2010/wordprocessingInk" xmlns:wps="http://schemas.microsoft.com/office/word/2010/wordprocessingShape" mc:Ignorable="w14 wp14">
+  <w:p>
+    <w:pPr>
+      <w:pStyle w:val="Footer"/>
+    </w:pPr>
+  </w:p>
+</w:ftr>
+</file>
+
 <file path=word/header1.xml><?xml version="1.0" encoding="utf-8"?>
 <w:hdr xmlns:m="http://schemas.openxmlformats.org/officeDocument/2006/math" xmlns:mc="http://schemas.openxmlformats.org/markup-compatibility/2006" xmlns:mo="http://schemas.microsoft.com/office/mac/office/2008/main" xmlns:mv="urn:schemas-microsoft-com:mac:vml" xmlns:o="urn:schemas-microsoft-com:office:office" xmlns:r="http://schemas.openxmlformats.org/officeDocument/2006/relationships" xmlns:v="urn:schemas-microsoft-com:vml" xmlns:w10="urn:schemas-microsoft-com:office:word" xmlns:w14="http://schemas.microsoft.com/office/word/2010/wordml" xmlns:w="http://schemas.openxmlformats.org/wordprocessingml/2006/main" xmlns:wne="http://schemas.microsoft.com/office/word/2006/wordml" xmlns:wp14="http://schemas.microsoft.com/office/word/2010/wordprocessingDrawing" xmlns:wp="http://schemas.openxmlformats.org/drawingml/2006/wordprocessingDrawing" xmlns:wpc="http://schemas.microsoft.com/office/word/2010/wordprocessingCanvas" xmlns:wpg="http://schemas.microsoft.com/office/word/2010/wordprocessingGroup" xmlns:wpi="http://schemas.microsoft.com/office/word/2010/wordprocessingInk" xmlns:wps="http://schemas.microsoft.com/office/word/2010/wordprocessingShape" mc:Ignorable="w14 wp14">
   <w:p>
@@ -31688,8 +24927,28 @@
         <w:rtl w:val="0"/>
         <w:lang w:val="en-US" w:eastAsia="pt-PT" w:bidi="pt-PT"/>
       </w:rPr>
-      <w:t>WooCommerce Invoice Printer  1.1.2</w:t>
+      <w:t>WooCommerce Invoice Printer  1.4.0</w:t>
     </w:r>
+  </w:p>
+</w:hdr>
+</file>
+
+<file path=word/header2.xml><?xml version="1.0" encoding="utf-8"?>
+<w:hdr xmlns:m="http://schemas.openxmlformats.org/officeDocument/2006/math" xmlns:mc="http://schemas.openxmlformats.org/markup-compatibility/2006" xmlns:mo="http://schemas.microsoft.com/office/mac/office/2008/main" xmlns:mv="urn:schemas-microsoft-com:mac:vml" xmlns:o="urn:schemas-microsoft-com:office:office" xmlns:r="http://schemas.openxmlformats.org/officeDocument/2006/relationships" xmlns:v="urn:schemas-microsoft-com:vml" xmlns:w10="urn:schemas-microsoft-com:office:word" xmlns:w14="http://schemas.microsoft.com/office/word/2010/wordml" xmlns:w="http://schemas.openxmlformats.org/wordprocessingml/2006/main" xmlns:wne="http://schemas.microsoft.com/office/word/2006/wordml" xmlns:wp14="http://schemas.microsoft.com/office/word/2010/wordprocessingDrawing" xmlns:wp="http://schemas.openxmlformats.org/drawingml/2006/wordprocessingDrawing" xmlns:wpc="http://schemas.microsoft.com/office/word/2010/wordprocessingCanvas" xmlns:wpg="http://schemas.microsoft.com/office/word/2010/wordprocessingGroup" xmlns:wpi="http://schemas.microsoft.com/office/word/2010/wordprocessingInk" xmlns:wps="http://schemas.microsoft.com/office/word/2010/wordprocessingShape" mc:Ignorable="w14 wp14">
+  <w:p>
+    <w:pPr>
+      <w:pStyle w:val="Header"/>
+    </w:pPr>
+  </w:p>
+</w:hdr>
+</file>
+
+<file path=word/header3.xml><?xml version="1.0" encoding="utf-8"?>
+<w:hdr xmlns:m="http://schemas.openxmlformats.org/officeDocument/2006/math" xmlns:mc="http://schemas.openxmlformats.org/markup-compatibility/2006" xmlns:mo="http://schemas.microsoft.com/office/mac/office/2008/main" xmlns:mv="urn:schemas-microsoft-com:mac:vml" xmlns:o="urn:schemas-microsoft-com:office:office" xmlns:r="http://schemas.openxmlformats.org/officeDocument/2006/relationships" xmlns:v="urn:schemas-microsoft-com:vml" xmlns:w10="urn:schemas-microsoft-com:office:word" xmlns:w14="http://schemas.microsoft.com/office/word/2010/wordml" xmlns:w="http://schemas.openxmlformats.org/wordprocessingml/2006/main" xmlns:wne="http://schemas.microsoft.com/office/word/2006/wordml" xmlns:wp14="http://schemas.microsoft.com/office/word/2010/wordprocessingDrawing" xmlns:wp="http://schemas.openxmlformats.org/drawingml/2006/wordprocessingDrawing" xmlns:wpc="http://schemas.microsoft.com/office/word/2010/wordprocessingCanvas" xmlns:wpg="http://schemas.microsoft.com/office/word/2010/wordprocessingGroup" xmlns:wpi="http://schemas.microsoft.com/office/word/2010/wordprocessingInk" xmlns:wps="http://schemas.microsoft.com/office/word/2010/wordprocessingShape" mc:Ignorable="w14 wp14">
+  <w:p>
+    <w:pPr>
+      <w:pStyle w:val="Header"/>
+    </w:pPr>
   </w:p>
 </w:hdr>
 </file>
